--- a/downloads/teacher/ai-5-week-02.docx
+++ b/downloads/teacher/ai-5-week-02.docx
@@ -2193,6 +2193,396 @@
         <w:t>For your Image-pattern Network Investigation, save the input, procedure, observed result and limitation of this check. Label this worked example as practice; use a different, previously unreviewed case when checking independent understanding.</w:t>
       </w:r>
     </w:p>
+    <w:p>
+      <w:pPr>
+        <w:pStyle w:val="Heading1"/>
+      </w:pPr>
+      <w:r>
+        <w:t>07. Prepare, teach and assess</w:t>
+      </w:r>
+    </w:p>
+    <w:p>
+      <w:r>
+        <w:t>Teaching target: Calculate a dot product by matching feature positions</w:t>
+      </w:r>
+    </w:p>
+    <w:p>
+      <w:r>
+        <w:t>Prepare the labelled worked-case picture, the matching workbook, fictional input cards and a place for individual responses. Check a local Python 3 environment before class; have a paper-trace version ready.</w:t>
+      </w:r>
+    </w:p>
+    <w:tbl>
+      <w:tblPr>
+        <w:tblStyle w:val="LightShading-Accent1"/>
+        <w:tblW w:type="auto" w:w="0"/>
+        <w:tblLook w:firstColumn="1" w:firstRow="1" w:lastColumn="0" w:lastRow="0" w:noHBand="0" w:noVBand="1" w:val="04A0"/>
+      </w:tblPr>
+      <w:tblGrid>
+        <w:gridCol w:w="3408"/>
+        <w:gridCol w:w="3408"/>
+        <w:gridCol w:w="3408"/>
+      </w:tblGrid>
+      <w:tr>
+        <w:trPr>
+          <w:tblHeader/>
+        </w:trPr>
+        <w:tc>
+          <w:tcPr>
+            <w:tcW w:type="dxa" w:w="3408"/>
+          </w:tcPr>
+          <w:p>
+            <w:r>
+              <w:t>Session</w:t>
+            </w:r>
+          </w:p>
+        </w:tc>
+        <w:tc>
+          <w:tcPr>
+            <w:tcW w:type="dxa" w:w="3408"/>
+          </w:tcPr>
+          <w:p>
+            <w:r>
+              <w:t>Plan</w:t>
+            </w:r>
+          </w:p>
+        </w:tc>
+        <w:tc>
+          <w:tcPr>
+            <w:tcW w:type="dxa" w:w="3408"/>
+          </w:tcPr>
+          <w:p>
+            <w:r>
+              <w:t>Resources</w:t>
+            </w:r>
+          </w:p>
+        </w:tc>
+      </w:tr>
+      <w:tr>
+        <w:tc>
+          <w:tcPr>
+            <w:tcW w:type="dxa" w:w="3408"/>
+          </w:tcPr>
+          <w:p>
+            <w:r>
+              <w:t>Session 1 · Understand · 45 min</w:t>
+            </w:r>
+          </w:p>
+        </w:tc>
+        <w:tc>
+          <w:tcPr>
+            <w:tcW w:type="dxa" w:w="3408"/>
+          </w:tcPr>
+          <w:p>
+            <w:r>
+              <w:t>0–7: recall and prerequisite; 7–15: inspect the concrete case and predict; 15–30: teacher models the worked trace; 30–40: learners explain a step using the text and visual; 40–45: check the core idea.</w:t>
+            </w:r>
+          </w:p>
+        </w:tc>
+        <w:tc>
+          <w:tcPr>
+            <w:tcW w:type="dxa" w:w="3408"/>
+          </w:tcPr>
+          <w:p>
+            <w:r>
+              <w:t>Sections 1–6; record the brief recall in the workbook.</w:t>
+            </w:r>
+          </w:p>
+        </w:tc>
+      </w:tr>
+      <w:tr>
+        <w:tc>
+          <w:tcPr>
+            <w:tcW w:type="dxa" w:w="3408"/>
+          </w:tcPr>
+          <w:p>
+            <w:r>
+              <w:t>Session 2 · Practise · 45 min</w:t>
+            </w:r>
+          </w:p>
+        </w:tc>
+        <w:tc>
+          <w:tcPr>
+            <w:tcW w:type="dxa" w:w="3408"/>
+          </w:tcPr>
+          <w:p>
+            <w:r>
+              <w:t>0–5: retrieve the procedure; 5–15: W2 completion practice; 15–23: explain and check with a partner; 23–30: each learner answers the misconception check; 30–40: targeted reteaching or a harder variation; 40–45: prepare the investigation.</w:t>
+            </w:r>
+          </w:p>
+        </w:tc>
+        <w:tc>
+          <w:tcPr>
+            <w:tcW w:type="dxa" w:w="3408"/>
+          </w:tcPr>
+          <w:p>
+            <w:r>
+              <w:t>Sections 7–10; use the matching workbook W2 and misconception check.</w:t>
+            </w:r>
+          </w:p>
+        </w:tc>
+      </w:tr>
+      <w:tr>
+        <w:tc>
+          <w:tcPr>
+            <w:tcW w:type="dxa" w:w="3408"/>
+          </w:tcPr>
+          <w:p>
+            <w:r>
+              <w:t>Session 3 · Investigate and transfer · 45 min</w:t>
+            </w:r>
+          </w:p>
+        </w:tc>
+        <w:tc>
+          <w:tcPr>
+            <w:tcW w:type="dxa" w:w="3408"/>
+          </w:tcPr>
+          <w:p>
+            <w:r>
+              <w:t>0–5: retrieve the decision rule; 5–20: investigate or trace; 20–30: start the independent case; 30–38: connect the project; 38–43: act on feedback; 43–45: plan the return check.</w:t>
+            </w:r>
+          </w:p>
+        </w:tc>
+        <w:tc>
+          <w:tcPr>
+            <w:tcW w:type="dxa" w:w="3408"/>
+          </w:tcPr>
+          <w:p>
+            <w:r>
+              <w:t>Sections 9 and 11–14. Give extra time to finish the full task set; use Section 15 when the week includes a coding lab.</w:t>
+            </w:r>
+          </w:p>
+        </w:tc>
+      </w:tr>
+    </w:tbl>
+    <w:p>
+      <w:r>
+        <w:t>Before class, solve the supported practice: For w = [2, -1] and x = [2, 4], explain why score zero does not mean the input contains no information.</w:t>
+      </w:r>
+    </w:p>
+    <w:p>
+      <w:r>
+        <w:t>Reasoned practice answer: Teacher explanation: Contributions 4 and -4 cancel. The input still contains width 2 and height 4; zero is the combined score.</w:t>
+      </w:r>
+    </w:p>
+    <w:p>
+      <w:r>
+        <w:t>Check every learner before discussion: Use the worked case for Dot products and weighted sums. Proposed explanation: “Multiply the sums instead”. Decide whether this explanation is supported. Point to the step or supplied fact that decides; explain your repair if needed.</w:t>
+      </w:r>
+    </w:p>
+    <w:p>
+      <w:r>
+        <w:t>Misconception repair: The operation is 2 times 4 plus -1 times 2, not (2 - 1) times (4 + 2). That shortcut happens to match for some inputs but is not the rule.</w:t>
+      </w:r>
+    </w:p>
+    <w:p>
+      <w:r>
+        <w:t>Support: read the exact case aloud, enlarge the labelled picture, supply input cards and model only the first deciding step. Accept a spoken explanation or drawing; retain the reasoning goal.</w:t>
+      </w:r>
+    </w:p>
+    <w:p>
+      <w:r>
+        <w:t>Extension: Increase only the right input from 5 to6. Require a prediction and a reason before comparing. Expected result: The score becomes6-6=0. Reason: The right weight is-1, so adding1 to that input lowers the score by1.</w:t>
+      </w:r>
+    </w:p>
+    <w:p>
+      <w:r>
+        <w:t>Independent assessment: withhold the reserved answer until the learner has attempted the new case. Record support separately from correctness.</w:t>
+      </w:r>
+    </w:p>
+    <w:tbl>
+      <w:tblPr>
+        <w:tblStyle w:val="LightShading-Accent1"/>
+        <w:tblW w:type="auto" w:w="0"/>
+        <w:tblLook w:firstColumn="1" w:firstRow="1" w:lastColumn="0" w:lastRow="0" w:noHBand="0" w:noVBand="1" w:val="04A0"/>
+      </w:tblPr>
+      <w:tblGrid>
+        <w:gridCol w:w="2556"/>
+        <w:gridCol w:w="2556"/>
+        <w:gridCol w:w="2556"/>
+        <w:gridCol w:w="2556"/>
+      </w:tblGrid>
+      <w:tr>
+        <w:trPr>
+          <w:tblHeader/>
+        </w:trPr>
+        <w:tc>
+          <w:tcPr>
+            <w:tcW w:type="dxa" w:w="2556"/>
+          </w:tcPr>
+          <w:p>
+            <w:r>
+              <w:t>Criterion</w:t>
+            </w:r>
+          </w:p>
+        </w:tc>
+        <w:tc>
+          <w:tcPr>
+            <w:tcW w:type="dxa" w:w="2556"/>
+          </w:tcPr>
+          <w:p>
+            <w:r>
+              <w:t>Not yet</w:t>
+            </w:r>
+          </w:p>
+        </w:tc>
+        <w:tc>
+          <w:tcPr>
+            <w:tcW w:type="dxa" w:w="2556"/>
+          </w:tcPr>
+          <w:p>
+            <w:r>
+              <w:t>With support</w:t>
+            </w:r>
+          </w:p>
+        </w:tc>
+        <w:tc>
+          <w:tcPr>
+            <w:tcW w:type="dxa" w:w="2556"/>
+          </w:tcPr>
+          <w:p>
+            <w:r>
+              <w:t>Independent</w:t>
+            </w:r>
+          </w:p>
+        </w:tc>
+      </w:tr>
+      <w:tr>
+        <w:tc>
+          <w:tcPr>
+            <w:tcW w:type="dxa" w:w="2556"/>
+          </w:tcPr>
+          <w:p>
+            <w:r>
+              <w:t>Explanation</w:t>
+            </w:r>
+          </w:p>
+        </w:tc>
+        <w:tc>
+          <w:tcPr>
+            <w:tcW w:type="dxa" w:w="2556"/>
+          </w:tcPr>
+          <w:p>
+            <w:r>
+              <w:t>Names an answer without a deciding fact</w:t>
+            </w:r>
+          </w:p>
+        </w:tc>
+        <w:tc>
+          <w:tcPr>
+            <w:tcW w:type="dxa" w:w="2556"/>
+          </w:tcPr>
+          <w:p>
+            <w:r>
+              <w:t>Uses a hint to link fact and decision</w:t>
+            </w:r>
+          </w:p>
+        </w:tc>
+        <w:tc>
+          <w:tcPr>
+            <w:tcW w:type="dxa" w:w="2556"/>
+          </w:tcPr>
+          <w:p>
+            <w:r>
+              <w:t>Explains the deciding fact in own words</w:t>
+            </w:r>
+          </w:p>
+        </w:tc>
+      </w:tr>
+      <w:tr>
+        <w:tc>
+          <w:tcPr>
+            <w:tcW w:type="dxa" w:w="2556"/>
+          </w:tcPr>
+          <w:p>
+            <w:r>
+              <w:t>Trace or test</w:t>
+            </w:r>
+          </w:p>
+        </w:tc>
+        <w:tc>
+          <w:tcPr>
+            <w:tcW w:type="dxa" w:w="2556"/>
+          </w:tcPr>
+          <w:p>
+            <w:r>
+              <w:t>Cannot connect input and result</w:t>
+            </w:r>
+          </w:p>
+        </w:tc>
+        <w:tc>
+          <w:tcPr>
+            <w:tcW w:type="dxa" w:w="2556"/>
+          </w:tcPr>
+          <w:p>
+            <w:r>
+              <w:t>Completes steps with prompts</w:t>
+            </w:r>
+          </w:p>
+        </w:tc>
+        <w:tc>
+          <w:tcPr>
+            <w:tcW w:type="dxa" w:w="2556"/>
+          </w:tcPr>
+          <w:p>
+            <w:r>
+              <w:t>Traces or tests a changed case accurately</w:t>
+            </w:r>
+          </w:p>
+        </w:tc>
+      </w:tr>
+      <w:tr>
+        <w:tc>
+          <w:tcPr>
+            <w:tcW w:type="dxa" w:w="2556"/>
+          </w:tcPr>
+          <w:p>
+            <w:r>
+              <w:t>Limits and revision</w:t>
+            </w:r>
+          </w:p>
+        </w:tc>
+        <w:tc>
+          <w:tcPr>
+            <w:tcW w:type="dxa" w:w="2556"/>
+          </w:tcPr>
+          <w:p>
+            <w:r>
+              <w:t>Claims more than evidence supports</w:t>
+            </w:r>
+          </w:p>
+        </w:tc>
+        <w:tc>
+          <w:tcPr>
+            <w:tcW w:type="dxa" w:w="2556"/>
+          </w:tcPr>
+          <w:p>
+            <w:r>
+              <w:t>Names a limit after a prompt</w:t>
+            </w:r>
+          </w:p>
+        </w:tc>
+        <w:tc>
+          <w:tcPr>
+            <w:tcW w:type="dxa" w:w="2556"/>
+          </w:tcPr>
+          <w:p>
+            <w:r>
+              <w:t>States a defensible limit and useful next test</w:t>
+            </w:r>
+          </w:p>
+        </w:tc>
+      </w:tr>
+    </w:tbl>
+    <w:p>
+      <w:r>
+        <w:t>Project checkpoint: Frame the need. Name the user, the problem, allowed inputs and a safe simple starting method.</w:t>
+      </w:r>
+    </w:p>
+    <w:p>
+      <w:r>
+        <w:t>Use the weekly teacher answer for topic-specific reasoning. A saved progress tick is an activity record; judge mastery from the learner’s explanation and evidence.</w:t>
+      </w:r>
+    </w:p>
     <w:sectPr>
       <w:pgSz w:w="12240" w:h="15840"/>
       <w:pgMar w:top="936" w:right="1008" w:bottom="936" w:left="1008" w:header="720" w:footer="720" w:gutter="0"/>

--- a/downloads/teacher/ai-5-week-02.docx
+++ b/downloads/teacher/ai-5-week-02.docx
@@ -2583,6 +2583,39 @@
         <w:t>Use the weekly teacher answer for topic-specific reasoning. A saved progress tick is an activity record; judge mastery from the learner’s explanation and evidence.</w:t>
       </w:r>
     </w:p>
+    <w:p>
+      <w:pPr>
+        <w:pStyle w:val="Heading1"/>
+      </w:pPr>
+      <w:r>
+        <w:t>08. Use feedback, labs and repair paths</w:t>
+      </w:r>
+    </w:p>
+    <w:p>
+      <w:r>
+        <w:t>Use the two formative questions as supported practice, not as independent mastery scores. Discuss the deciding evidence rather than accepting a guessed selection.</w:t>
+      </w:r>
+    </w:p>
+    <w:p>
+      <w:r>
+        <w:t>The feedback comes from the reviewed public worked case. Do not reveal the separately reserved independent teacher answer until the learner has attempted that case.</w:t>
+      </w:r>
+    </w:p>
+    <w:p>
+      <w:r>
+        <w:t>Ask students to predict before running code. Preserve errors and actual outputs; collect a changed test and an explanation. The branch-boundary and indexing lessons deliberately include failure cases.</w:t>
+      </w:r>
+    </w:p>
+    <w:p>
+      <w:r>
+        <w:t>Use the earlier worked-explanation links to address a specific missing building block, then return to the current question. Adapt this suggestion after observing the learner; it is not an automatic diagnosis.</w:t>
+      </w:r>
+    </w:p>
+    <w:p>
+      <w:r>
+        <w:t>Collect the completed-work portfolio as evidence. Record support separately from correctness, and assess explanation, trace/test and limitations. Progress ticks and quiz selections alone do not establish mastery.</w:t>
+      </w:r>
+    </w:p>
     <w:sectPr>
       <w:pgSz w:w="12240" w:h="15840"/>
       <w:pgMar w:top="936" w:right="1008" w:bottom="936" w:left="1008" w:header="720" w:footer="720" w:gutter="0"/>

--- a/downloads/teacher/ai-5-week-02.docx
+++ b/downloads/teacher/ai-5-week-02.docx
@@ -29,16 +29,39 @@
       </w:r>
     </w:p>
     <w:p>
-      <w:pPr>
-        <w:pStyle w:val="Heading3"/>
-      </w:pPr>
-      <w:r>
-        <w:t>Teach the learning cycle</w:t>
+      <w:r>
+        <w:t>Prepare Dot products and weighted sums: check the target, prerequisites, resources and adaptable teaching schedule.</w:t>
       </w:r>
     </w:p>
     <w:p>
-      <w:r>
-        <w:t>Primary target: Calculate a dot product by matching feature positions</w:t>
+      <w:pPr>
+        <w:pStyle w:val="Heading3"/>
+      </w:pPr>
+      <w:r>
+        <w:t>Teach the learning cycle</w:t>
+      </w:r>
+    </w:p>
+    <w:p>
+      <w:pPr>
+        <w:spacing w:line="336" w:lineRule="auto" w:after="180"/>
+      </w:pPr>
+      <w:r>
+        <w:rPr>
+          <w:b w:val="0"/>
+        </w:rPr>
+        <w:t xml:space="preserve">Primary target: Calculate a </w:t>
+      </w:r>
+      <w:r>
+        <w:rPr>
+          <w:b/>
+        </w:rPr>
+        <w:t>dot product</w:t>
+      </w:r>
+      <w:r>
+        <w:rPr>
+          <w:b w:val="0"/>
+        </w:rPr>
+        <w:t xml:space="preserve"> by matching feature positions</w:t>
       </w:r>
     </w:p>
     <w:tbl>
@@ -185,16 +208,37 @@
       </w:tr>
     </w:tbl>
     <w:p>
-      <w:r>
-        <w:t>This is a starting allocation of 135 minutes, not a validated duration. Preserve all named topics. Schedule extra time for connected examples, the full investigation, independent cases and project building. Repeated copies of a case share one recorded attempt; they are not new evidence.</w:t>
+      <w:pPr>
+        <w:spacing w:line="336" w:lineRule="auto" w:after="180"/>
+      </w:pPr>
+      <w:r>
+        <w:rPr>
+          <w:b w:val="0"/>
+        </w:rPr>
+        <w:t>This is a starting allocation of 135 minutes, not a validated duration. Preserve all named topics. Schedule extra time for connected examples, the full investigation, independent cases and project building.</w:t>
       </w:r>
     </w:p>
     <w:p>
       <w:pPr>
-        <w:pStyle w:val="Heading3"/>
-      </w:pPr>
-      <w:r>
-        <w:t>Retrieval answer guidance</w:t>
+        <w:spacing w:line="336" w:lineRule="auto" w:after="180"/>
+      </w:pPr>
+      <w:r>
+        <w:rPr>
+          <w:b w:val="0"/>
+        </w:rPr>
+        <w:t xml:space="preserve">Repeated copies of a case share one recorded attempt; they are not new </w:t>
+      </w:r>
+      <w:r>
+        <w:rPr>
+          <w:b/>
+        </w:rPr>
+        <w:t>evidence</w:t>
+      </w:r>
+      <w:r>
+        <w:rPr>
+          <w:b w:val="0"/>
+        </w:rPr>
+        <w:t>.</w:t>
       </w:r>
     </w:p>
     <w:p>
@@ -202,86 +246,296 @@
         <w:pStyle w:val="Heading3"/>
       </w:pPr>
       <w:r>
-        <w:t>Representing inputs as vectors</w:t>
+        <w:t>Retrieval answer guidance</w:t>
       </w:r>
     </w:p>
     <w:p>
-      <w:r>
-        <w:t>Without opening the old lesson, explain one key idea from Representing inputs as vectors. Give an example and a mistake that the idea helps you avoid.</w:t>
+      <w:pPr>
+        <w:pStyle w:val="Heading3"/>
+      </w:pPr>
+      <w:r>
+        <w:t>Representing inputs as vectors</w:t>
       </w:r>
     </w:p>
     <w:p>
-      <w:r>
-        <w:t>Look for: Encode a record using a fixed feature order and units</w:t>
+      <w:pPr>
+        <w:spacing w:line="336" w:lineRule="auto" w:after="180"/>
+      </w:pPr>
+      <w:r>
+        <w:rPr>
+          <w:b w:val="0"/>
+        </w:rPr>
+        <w:t xml:space="preserve">Without opening the old lesson, explain one key idea from Representing </w:t>
+      </w:r>
+      <w:r>
+        <w:rPr>
+          <w:b/>
+        </w:rPr>
+        <w:t>input</w:t>
+      </w:r>
+      <w:r>
+        <w:rPr>
+          <w:b w:val="0"/>
+        </w:rPr>
+        <w:t>s as vectors. Give an example and a mistake that the idea helps you avoid.</w:t>
       </w:r>
     </w:p>
     <w:p>
-      <w:r>
-        <w:t>Reference example, not the only acceptable wording: Teacher explanation: A [4, 2], B [2, 4], C [3, 3]. Each has dimension 2. The table has 3 rows and 2 columns.</w:t>
+      <w:pPr>
+        <w:spacing w:line="336" w:lineRule="auto" w:after="180"/>
+      </w:pPr>
+      <w:r>
+        <w:rPr>
+          <w:b w:val="0"/>
+        </w:rPr>
+        <w:t>Look for: Encode a record using a fixed feature order and units</w:t>
       </w:r>
     </w:p>
     <w:p>
-      <w:r>
-        <w:t>Teach the dot product as a traceable sum of signed contributions in two 45-minute sessions. Keep weights fixed throughout each comparison and separate hand-chosen parameters from training. Students should explain a score change using the corresponding coefficient, while retaining the limits of that interpretation.</w:t>
+      <w:pPr>
+        <w:spacing w:line="336" w:lineRule="auto" w:after="180"/>
+      </w:pPr>
+      <w:r>
+        <w:rPr>
+          <w:b w:val="0"/>
+        </w:rPr>
+        <w:t>Reference example, not the only acceptable wording: Teacher explanation: A [4, 2], B [2, 4], C [3, 3]. Each has dimension 2. The table has 3 rows and 2 columns.</w:t>
       </w:r>
     </w:p>
     <w:p>
       <w:pPr>
-        <w:pStyle w:val="Heading3"/>
-      </w:pPr>
-      <w:r>
-        <w:t>Outcomes</w:t>
+        <w:spacing w:line="336" w:lineRule="auto" w:after="180"/>
+      </w:pPr>
+      <w:r>
+        <w:rPr>
+          <w:b w:val="0"/>
+        </w:rPr>
+        <w:t xml:space="preserve">Teach the </w:t>
+      </w:r>
+      <w:r>
+        <w:rPr>
+          <w:b/>
+        </w:rPr>
+        <w:t>dot product</w:t>
+      </w:r>
+      <w:r>
+        <w:rPr>
+          <w:b w:val="0"/>
+        </w:rPr>
+        <w:t xml:space="preserve"> as a traceable sum of signed </w:t>
+      </w:r>
+      <w:r>
+        <w:rPr>
+          <w:b/>
+        </w:rPr>
+        <w:t>contribution</w:t>
+      </w:r>
+      <w:r>
+        <w:rPr>
+          <w:b w:val="0"/>
+        </w:rPr>
+        <w:t xml:space="preserve">s in two 45-minute sessions. Keep </w:t>
+      </w:r>
+      <w:r>
+        <w:rPr>
+          <w:b/>
+        </w:rPr>
+        <w:t>weight</w:t>
+      </w:r>
+      <w:r>
+        <w:rPr>
+          <w:b w:val="0"/>
+        </w:rPr>
+        <w:t xml:space="preserve">s fixed throughout each comparison and separate hand-chosen parameters from </w:t>
+      </w:r>
+      <w:r>
+        <w:rPr>
+          <w:b/>
+        </w:rPr>
+        <w:t>training</w:t>
+      </w:r>
+      <w:r>
+        <w:rPr>
+          <w:b w:val="0"/>
+        </w:rPr>
+        <w:t>.</w:t>
       </w:r>
     </w:p>
     <w:p>
-      <w:r>
-        <w:t>Calculate a dot product by matching feature positions</w:t>
+      <w:pPr>
+        <w:spacing w:line="336" w:lineRule="auto" w:after="180"/>
+      </w:pPr>
+      <w:r>
+        <w:rPr>
+          <w:b w:val="0"/>
+        </w:rPr>
+        <w:t xml:space="preserve">Students should explain a </w:t>
+      </w:r>
+      <w:r>
+        <w:rPr>
+          <w:b/>
+        </w:rPr>
+        <w:t>score</w:t>
+      </w:r>
+      <w:r>
+        <w:rPr>
+          <w:b w:val="0"/>
+        </w:rPr>
+        <w:t xml:space="preserve"> change using the corresponding coefficient, while retaining the limits of that interpretation.</w:t>
       </w:r>
     </w:p>
     <w:p>
-      <w:r>
-        <w:t>Explain how a weight changes a score with other inputs fixed</w:t>
+      <w:pPr>
+        <w:pStyle w:val="Heading3"/>
+      </w:pPr>
+      <w:r>
+        <w:t>Outcomes</w:t>
       </w:r>
     </w:p>
     <w:p>
-      <w:r>
-        <w:t>Distinguish a weighted score from a probability or trained model</w:t>
+      <w:pPr>
+        <w:spacing w:line="336" w:lineRule="auto" w:after="180"/>
+      </w:pPr>
+      <w:r>
+        <w:rPr>
+          <w:b w:val="0"/>
+        </w:rPr>
+        <w:t xml:space="preserve">Calculate a </w:t>
+      </w:r>
+      <w:r>
+        <w:rPr>
+          <w:b/>
+        </w:rPr>
+        <w:t>dot product</w:t>
+      </w:r>
+      <w:r>
+        <w:rPr>
+          <w:b w:val="0"/>
+        </w:rPr>
+        <w:t xml:space="preserve"> by matching feature positions</w:t>
       </w:r>
     </w:p>
     <w:p>
       <w:pPr>
-        <w:pStyle w:val="Heading3"/>
-      </w:pPr>
-      <w:r>
-        <w:t>Preparation</w:t>
+        <w:spacing w:line="336" w:lineRule="auto" w:after="180"/>
+      </w:pPr>
+      <w:r>
+        <w:rPr>
+          <w:b w:val="0"/>
+        </w:rPr>
+        <w:t xml:space="preserve">Explain how a </w:t>
+      </w:r>
+      <w:r>
+        <w:rPr>
+          <w:b/>
+        </w:rPr>
+        <w:t>weight</w:t>
+      </w:r>
+      <w:r>
+        <w:rPr>
+          <w:b w:val="0"/>
+        </w:rPr>
+        <w:t xml:space="preserve"> changes a </w:t>
+      </w:r>
+      <w:r>
+        <w:rPr>
+          <w:b/>
+        </w:rPr>
+        <w:t>score</w:t>
+      </w:r>
+      <w:r>
+        <w:rPr>
+          <w:b w:val="0"/>
+        </w:rPr>
+        <w:t xml:space="preserve"> with other </w:t>
+      </w:r>
+      <w:r>
+        <w:rPr>
+          <w:b/>
+        </w:rPr>
+        <w:t>input</w:t>
+      </w:r>
+      <w:r>
+        <w:rPr>
+          <w:b w:val="0"/>
+        </w:rPr>
+        <w:t>s fixed</w:t>
       </w:r>
     </w:p>
     <w:p>
-      <w:r>
-        <w:t>Printed lesson and workbook; paper and pencil</w:t>
+      <w:pPr>
+        <w:spacing w:line="336" w:lineRule="auto" w:after="180"/>
+      </w:pPr>
+      <w:r>
+        <w:rPr>
+          <w:b w:val="0"/>
+        </w:rPr>
+        <w:t xml:space="preserve">Distinguish a </w:t>
+      </w:r>
+      <w:r>
+        <w:rPr>
+          <w:b/>
+        </w:rPr>
+        <w:t>weight</w:t>
+      </w:r>
+      <w:r>
+        <w:rPr>
+          <w:b w:val="0"/>
+        </w:rPr>
+        <w:t xml:space="preserve">ed </w:t>
+      </w:r>
+      <w:r>
+        <w:rPr>
+          <w:b/>
+        </w:rPr>
+        <w:t>score</w:t>
+      </w:r>
+      <w:r>
+        <w:rPr>
+          <w:b w:val="0"/>
+        </w:rPr>
+        <w:t xml:space="preserve"> from a probability or trained model</w:t>
       </w:r>
     </w:p>
     <w:p>
-      <w:r>
-        <w:t>Calculator and optional local Python 3 editor; no packages or AI accounts needed</w:t>
+      <w:pPr>
+        <w:pStyle w:val="Heading3"/>
+      </w:pPr>
+      <w:r>
+        <w:t>Preparation</w:t>
       </w:r>
     </w:p>
     <w:p>
-      <w:r>
-        <w:t>Use the fictional examples supplied; prepare the fresh retry before class</w:t>
+      <w:pPr>
+        <w:spacing w:line="336" w:lineRule="auto" w:after="180"/>
+      </w:pPr>
+      <w:r>
+        <w:rPr>
+          <w:b w:val="0"/>
+        </w:rPr>
+        <w:t>Printed lesson and workbook; paper and pencil</w:t>
       </w:r>
     </w:p>
     <w:p>
       <w:pPr>
-        <w:pStyle w:val="Heading3"/>
-      </w:pPr>
-      <w:r>
-        <w:t>Prerequisite answer</w:t>
+        <w:spacing w:line="336" w:lineRule="auto" w:after="180"/>
+      </w:pPr>
+      <w:r>
+        <w:rPr>
+          <w:b w:val="0"/>
+        </w:rPr>
+        <w:t>Calculator and optional local Python 3 editor; no packages or AI accounts needed</w:t>
       </w:r>
     </w:p>
     <w:p>
-      <w:r>
-        <w:t>Their components assign different values to width and height. A calculation using different weights for those features can produce different results.</w:t>
+      <w:pPr>
+        <w:spacing w:line="336" w:lineRule="auto" w:after="180"/>
+      </w:pPr>
+      <w:r>
+        <w:rPr>
+          <w:b w:val="0"/>
+        </w:rPr>
+        <w:t>Use the fictional examples supplied; prepare the fresh retry before class</w:t>
       </w:r>
     </w:p>
     <w:p>
@@ -289,50 +543,428 @@
         <w:pStyle w:val="Heading3"/>
       </w:pPr>
       <w:r>
-        <w:t>End goal for the pictorial case</w:t>
+        <w:t>Prerequisite answer</w:t>
       </w:r>
     </w:p>
     <w:p>
-      <w:r>
-        <w:t>By the end, I can explain dot products and weighted sums using a traced example and a stated limitation.</w:t>
+      <w:pPr>
+        <w:spacing w:line="336" w:lineRule="auto" w:after="180"/>
+      </w:pPr>
+      <w:r>
+        <w:rPr>
+          <w:b w:val="0"/>
+        </w:rPr>
+        <w:t xml:space="preserve">Their components assign different values to width and height. A calculation using different </w:t>
+      </w:r>
+      <w:r>
+        <w:rPr>
+          <w:b/>
+        </w:rPr>
+        <w:t>weight</w:t>
+      </w:r>
+      <w:r>
+        <w:rPr>
+          <w:b w:val="0"/>
+        </w:rPr>
+        <w:t>s for those features can produce different results.</w:t>
       </w:r>
     </w:p>
     <w:p>
-      <w:r>
-        <w:t>This added worked case illustrates the week’s main idea. Retain all original and connected topics; schedule its practice within the teaching cycle.</w:t>
+      <w:pPr>
+        <w:pStyle w:val="Heading3"/>
+      </w:pPr>
+      <w:r>
+        <w:t>End goal for the pictorial case</w:t>
       </w:r>
     </w:p>
     <w:p>
       <w:pPr>
-        <w:pStyle w:val="Heading1"/>
-      </w:pPr>
-      <w:r>
-        <w:t>02. Explain and model the mechanism</w:t>
+        <w:spacing w:line="336" w:lineRule="auto" w:after="180"/>
+      </w:pPr>
+      <w:r>
+        <w:rPr>
+          <w:b w:val="0"/>
+        </w:rPr>
+        <w:t xml:space="preserve">By the end, I can explain </w:t>
+      </w:r>
+      <w:r>
+        <w:rPr>
+          <w:b/>
+        </w:rPr>
+        <w:t>dot product</w:t>
+      </w:r>
+      <w:r>
+        <w:rPr>
+          <w:b w:val="0"/>
+        </w:rPr>
+        <w:t xml:space="preserve">s and </w:t>
+      </w:r>
+      <w:r>
+        <w:rPr>
+          <w:b/>
+        </w:rPr>
+        <w:t>weight</w:t>
+      </w:r>
+      <w:r>
+        <w:rPr>
+          <w:b w:val="0"/>
+        </w:rPr>
+        <w:t>ed sums using a traced example and a stated limitation.</w:t>
       </w:r>
     </w:p>
     <w:p>
-      <w:r>
-        <w:t>A small model can combine several measurements into one score. Let x = [4, 2] contain fictional width and height measurements in cm. Set weights w = [2, -1]. Multiply matching positions, then add: s = (2 times 4) + (-1 times 2) = 6. The letter x names the input vector.</w:t>
+      <w:pPr>
+        <w:spacing w:line="336" w:lineRule="auto" w:after="180"/>
+      </w:pPr>
+      <w:r>
+        <w:rPr>
+          <w:b w:val="0"/>
+        </w:rPr>
+        <w:t>This added worked case illustrates the week’s main idea. Retain all original and connected topics; schedule its practice within the teaching cycle.</w:t>
       </w:r>
     </w:p>
     <w:p>
-      <w:r>
-        <w:t>We call this calculation a dot product, written w dot x. The vectors must have the same number of components. Each weight belongs to one named feature. These hand-selected weights demonstrate a computation; no training has happened. The result 6 is a score, not a probability or a claim that this parcel is safe.</w:t>
+      <w:pPr>
+        <w:pStyle w:val="Heading1"/>
+      </w:pPr>
+      <w:r>
+        <w:t>02. Explain and model the mechanism</w:t>
       </w:r>
     </w:p>
     <w:p>
       <w:r>
-        <w:t>The coefficients carry score-per-cm units in this example, making both contributions compatible score units. A weighted sum needs a consistent definition of units.</w:t>
+        <w:t>Model Dot products and weighted sums using the supplied case, labelled mechanism and reasoning. Make the scope of each conclusion explicit.</w:t>
       </w:r>
     </w:p>
     <w:p>
-      <w:r>
-        <w:t>Keep w = [2, -1] fixed. For A = [4, 2], the score is 6. For B = [2, 4], it is 4 - 4 = 0. For C = [3, 3], it is 6 - 3 = 3. Swapping input positions without swapping their matching weights changes the computation. A zero score can come from cancellation, even when neither input is zero.</w:t>
+      <w:pPr>
+        <w:spacing w:line="336" w:lineRule="auto" w:after="180"/>
+      </w:pPr>
+      <w:r>
+        <w:rPr>
+          <w:b w:val="0"/>
+        </w:rPr>
+        <w:t xml:space="preserve">A small model can combine several measurements into one </w:t>
+      </w:r>
+      <w:r>
+        <w:rPr>
+          <w:b/>
+        </w:rPr>
+        <w:t>score</w:t>
+      </w:r>
+      <w:r>
+        <w:rPr>
+          <w:b w:val="0"/>
+        </w:rPr>
+        <w:t xml:space="preserve">. Let x = [4, 2] contain fictional width and height measurements in cm. Set </w:t>
+      </w:r>
+      <w:r>
+        <w:rPr>
+          <w:b/>
+        </w:rPr>
+        <w:t>weight</w:t>
+      </w:r>
+      <w:r>
+        <w:rPr>
+          <w:b w:val="0"/>
+        </w:rPr>
+        <w:t>s w = [2, -1].</w:t>
       </w:r>
     </w:p>
     <w:p>
-      <w:r>
-        <w:t>The length check matters: Python zip alone stops at the shorter list and could silently omit a feature. The function assumes numeric inputs already validated under the schema. First predict the three printed values on paper, then compare.</w:t>
+      <w:pPr>
+        <w:spacing w:line="336" w:lineRule="auto" w:after="180"/>
+      </w:pPr>
+      <w:r>
+        <w:rPr>
+          <w:b w:val="0"/>
+        </w:rPr>
+        <w:t xml:space="preserve">Multiply matching positions, then add: s = (2 times 4) + (-1 times 2) = 6. The letter x names the </w:t>
+      </w:r>
+      <w:r>
+        <w:rPr>
+          <w:b/>
+        </w:rPr>
+        <w:t>input</w:t>
+      </w:r>
+      <w:r>
+        <w:rPr>
+          <w:b w:val="0"/>
+        </w:rPr>
+        <w:t xml:space="preserve"> vector.</w:t>
+      </w:r>
+    </w:p>
+    <w:p>
+      <w:pPr>
+        <w:pStyle w:val="Heading3"/>
+      </w:pPr>
+      <w:r>
+        <w:t>Explain Dot products and weighted sums · 1</w:t>
+      </w:r>
+    </w:p>
+    <w:p>
+      <w:pPr>
+        <w:spacing w:line="336" w:lineRule="auto" w:after="180"/>
+      </w:pPr>
+      <w:r>
+        <w:rPr>
+          <w:b w:val="0"/>
+        </w:rPr>
+        <w:t xml:space="preserve">We call this calculation a </w:t>
+      </w:r>
+      <w:r>
+        <w:rPr>
+          <w:b/>
+        </w:rPr>
+        <w:t>dot product</w:t>
+      </w:r>
+      <w:r>
+        <w:rPr>
+          <w:b w:val="0"/>
+        </w:rPr>
+        <w:t xml:space="preserve">, written w dot x. The vectors must have the same number of components. Each </w:t>
+      </w:r>
+      <w:r>
+        <w:rPr>
+          <w:b/>
+        </w:rPr>
+        <w:t>weight</w:t>
+      </w:r>
+      <w:r>
+        <w:rPr>
+          <w:b w:val="0"/>
+        </w:rPr>
+        <w:t xml:space="preserve"> belongs to one named feature.</w:t>
+      </w:r>
+    </w:p>
+    <w:p>
+      <w:pPr>
+        <w:spacing w:line="336" w:lineRule="auto" w:after="180"/>
+      </w:pPr>
+      <w:r>
+        <w:rPr>
+          <w:b w:val="0"/>
+        </w:rPr>
+        <w:t xml:space="preserve">These hand-selected </w:t>
+      </w:r>
+      <w:r>
+        <w:rPr>
+          <w:b/>
+        </w:rPr>
+        <w:t>weight</w:t>
+      </w:r>
+      <w:r>
+        <w:rPr>
+          <w:b w:val="0"/>
+        </w:rPr>
+        <w:t xml:space="preserve">s demonstrate a computation; no </w:t>
+      </w:r>
+      <w:r>
+        <w:rPr>
+          <w:b/>
+        </w:rPr>
+        <w:t>training</w:t>
+      </w:r>
+      <w:r>
+        <w:rPr>
+          <w:b w:val="0"/>
+        </w:rPr>
+        <w:t xml:space="preserve"> has happened. The result 6 is a </w:t>
+      </w:r>
+      <w:r>
+        <w:rPr>
+          <w:b/>
+        </w:rPr>
+        <w:t>score</w:t>
+      </w:r>
+      <w:r>
+        <w:rPr>
+          <w:b w:val="0"/>
+        </w:rPr>
+        <w:t>, not a probability or a claim that this parcel is safe.</w:t>
+      </w:r>
+    </w:p>
+    <w:p>
+      <w:pPr>
+        <w:spacing w:line="336" w:lineRule="auto" w:after="180"/>
+      </w:pPr>
+      <w:r>
+        <w:rPr>
+          <w:b w:val="0"/>
+        </w:rPr>
+        <w:t xml:space="preserve">The coefficients carry </w:t>
+      </w:r>
+      <w:r>
+        <w:rPr>
+          <w:b/>
+        </w:rPr>
+        <w:t>score</w:t>
+      </w:r>
+      <w:r>
+        <w:rPr>
+          <w:b w:val="0"/>
+        </w:rPr>
+        <w:t xml:space="preserve">-per-cm units in this example, making both </w:t>
+      </w:r>
+      <w:r>
+        <w:rPr>
+          <w:b/>
+        </w:rPr>
+        <w:t>contribution</w:t>
+      </w:r>
+      <w:r>
+        <w:rPr>
+          <w:b w:val="0"/>
+        </w:rPr>
+        <w:t xml:space="preserve">s compatible </w:t>
+      </w:r>
+      <w:r>
+        <w:rPr>
+          <w:b/>
+        </w:rPr>
+        <w:t>score</w:t>
+      </w:r>
+      <w:r>
+        <w:rPr>
+          <w:b w:val="0"/>
+        </w:rPr>
+        <w:t xml:space="preserve"> units. A </w:t>
+      </w:r>
+      <w:r>
+        <w:rPr>
+          <w:b/>
+        </w:rPr>
+        <w:t>weight</w:t>
+      </w:r>
+      <w:r>
+        <w:rPr>
+          <w:b w:val="0"/>
+        </w:rPr>
+        <w:t>ed sum needs a consistent definition of units.</w:t>
+      </w:r>
+    </w:p>
+    <w:p>
+      <w:pPr>
+        <w:pStyle w:val="Heading3"/>
+      </w:pPr>
+      <w:r>
+        <w:t>Explain Dot products and weighted sums · 2</w:t>
+      </w:r>
+    </w:p>
+    <w:p>
+      <w:pPr>
+        <w:spacing w:line="336" w:lineRule="auto" w:after="180"/>
+      </w:pPr>
+      <w:r>
+        <w:rPr>
+          <w:b w:val="0"/>
+        </w:rPr>
+        <w:t xml:space="preserve">Keep w = [2, -1] fixed. For A = [4, 2], the </w:t>
+      </w:r>
+      <w:r>
+        <w:rPr>
+          <w:b/>
+        </w:rPr>
+        <w:t>score</w:t>
+      </w:r>
+      <w:r>
+        <w:rPr>
+          <w:b w:val="0"/>
+        </w:rPr>
+        <w:t xml:space="preserve"> is 6. For B = [2, 4], it is 4 - 4 = 0. For C = [3, 3], it is 6 - 3 = 3. Swapping </w:t>
+      </w:r>
+      <w:r>
+        <w:rPr>
+          <w:b/>
+        </w:rPr>
+        <w:t>input</w:t>
+      </w:r>
+      <w:r>
+        <w:rPr>
+          <w:b w:val="0"/>
+        </w:rPr>
+        <w:t xml:space="preserve"> positions without swapping their matching </w:t>
+      </w:r>
+      <w:r>
+        <w:rPr>
+          <w:b/>
+        </w:rPr>
+        <w:t>weight</w:t>
+      </w:r>
+      <w:r>
+        <w:rPr>
+          <w:b w:val="0"/>
+        </w:rPr>
+        <w:t>s changes the computation.</w:t>
+      </w:r>
+    </w:p>
+    <w:p>
+      <w:pPr>
+        <w:spacing w:line="336" w:lineRule="auto" w:after="180"/>
+      </w:pPr>
+      <w:r>
+        <w:rPr>
+          <w:b w:val="0"/>
+        </w:rPr>
+        <w:t xml:space="preserve">A zero </w:t>
+      </w:r>
+      <w:r>
+        <w:rPr>
+          <w:b/>
+        </w:rPr>
+        <w:t>score</w:t>
+      </w:r>
+      <w:r>
+        <w:rPr>
+          <w:b w:val="0"/>
+        </w:rPr>
+        <w:t xml:space="preserve"> can come from cancellation, even when neither </w:t>
+      </w:r>
+      <w:r>
+        <w:rPr>
+          <w:b/>
+        </w:rPr>
+        <w:t>input</w:t>
+      </w:r>
+      <w:r>
+        <w:rPr>
+          <w:b w:val="0"/>
+        </w:rPr>
+        <w:t xml:space="preserve"> is zero.</w:t>
+      </w:r>
+    </w:p>
+    <w:p>
+      <w:pPr>
+        <w:spacing w:line="336" w:lineRule="auto" w:after="180"/>
+      </w:pPr>
+      <w:r>
+        <w:rPr>
+          <w:b w:val="0"/>
+        </w:rPr>
+        <w:t xml:space="preserve">The length check matters: Python zip alone stops at the shorter list and could silently omit a feature. The function assumes numeric </w:t>
+      </w:r>
+      <w:r>
+        <w:rPr>
+          <w:b/>
+        </w:rPr>
+        <w:t>input</w:t>
+      </w:r>
+      <w:r>
+        <w:rPr>
+          <w:b w:val="0"/>
+        </w:rPr>
+        <w:t>s already validated under the schema.</w:t>
+      </w:r>
+    </w:p>
+    <w:p>
+      <w:pPr>
+        <w:spacing w:line="336" w:lineRule="auto" w:after="180"/>
+      </w:pPr>
+      <w:r>
+        <w:rPr>
+          <w:b w:val="0"/>
+        </w:rPr>
+        <w:t>First predict the three printed values on paper, then compare.</w:t>
       </w:r>
     </w:p>
     <w:tbl>
@@ -616,21 +1248,91 @@
       </w:r>
     </w:p>
     <w:p>
-      <w:r>
-        <w:t>Guided: [4, 3] gives 8 and -3, total 5, down 1 from 6 because height rose by 1 with coefficient -1. Exit: the score has no supplied probability mapping, fitted probability model or calibration evidence. Multiplying it by ten does not create a supported probability.</w:t>
+      <w:pPr>
+        <w:spacing w:line="336" w:lineRule="auto" w:after="180"/>
+      </w:pPr>
+      <w:r>
+        <w:rPr>
+          <w:b w:val="0"/>
+        </w:rPr>
+        <w:t xml:space="preserve">Guided: [4, 3] gives 8 and -3, total 5, down 1 from 6 because height rose by 1 with coefficient -1. Exit: the </w:t>
+      </w:r>
+      <w:r>
+        <w:rPr>
+          <w:b/>
+        </w:rPr>
+        <w:t>score</w:t>
+      </w:r>
+      <w:r>
+        <w:rPr>
+          <w:b w:val="0"/>
+        </w:rPr>
+        <w:t xml:space="preserve"> has no supplied probability mapping, fitted probability model or calibration </w:t>
+      </w:r>
+      <w:r>
+        <w:rPr>
+          <w:b/>
+        </w:rPr>
+        <w:t>evidence</w:t>
+      </w:r>
+      <w:r>
+        <w:rPr>
+          <w:b w:val="0"/>
+        </w:rPr>
+        <w:t>.</w:t>
       </w:r>
     </w:p>
     <w:p>
       <w:pPr>
-        <w:pStyle w:val="Heading3"/>
-      </w:pPr>
-      <w:r>
-        <w:t>Model the reasoning aloud</w:t>
+        <w:spacing w:line="336" w:lineRule="auto" w:after="180"/>
+      </w:pPr>
+      <w:r>
+        <w:rPr>
+          <w:b w:val="0"/>
+        </w:rPr>
+        <w:t>Multiplying it by ten does not create a supported probability.</w:t>
       </w:r>
     </w:p>
     <w:p>
-      <w:r>
-        <w:t>Use the complete worked example below before asking learners to complete W2. Reveal a small part, invite a prediction, then explain the deciding step. These teacher notes contain solutions; do not reveal the independent case answer during modelling.</w:t>
+      <w:pPr>
+        <w:pStyle w:val="Heading3"/>
+      </w:pPr>
+      <w:r>
+        <w:t>Model the reasoning aloud</w:t>
+      </w:r>
+    </w:p>
+    <w:p>
+      <w:pPr>
+        <w:spacing w:line="336" w:lineRule="auto" w:after="180"/>
+      </w:pPr>
+      <w:r>
+        <w:rPr>
+          <w:b w:val="0"/>
+        </w:rPr>
+        <w:t xml:space="preserve">Use the complete worked example below before asking learners to complete W2. Reveal a small part, invite a </w:t>
+      </w:r>
+      <w:r>
+        <w:rPr>
+          <w:b/>
+        </w:rPr>
+        <w:t>prediction</w:t>
+      </w:r>
+      <w:r>
+        <w:rPr>
+          <w:b w:val="0"/>
+        </w:rPr>
+        <w:t>, then explain the deciding step.</w:t>
+      </w:r>
+    </w:p>
+    <w:p>
+      <w:pPr>
+        <w:spacing w:line="336" w:lineRule="auto" w:after="180"/>
+      </w:pPr>
+      <w:r>
+        <w:rPr>
+          <w:b w:val="0"/>
+        </w:rPr>
+        <w:t>These teacher notes contain solutions; do not reveal the independent case answer during modelling.</w:t>
       </w:r>
     </w:p>
     <w:p>
@@ -920,7 +1622,13 @@
       </w:tr>
     </w:tbl>
     <w:p>
-      <w:r>
+      <w:pPr>
+        <w:spacing w:line="336" w:lineRule="auto" w:after="180"/>
+      </w:pPr>
+      <w:r>
+        <w:rPr>
+          <w:b w:val="0"/>
+        </w:rPr>
         <w:t>Use the diagram and verbal explanation together. Ask learners to match a sentence to a specific visual step; do not assign learners fixed visual or auditory learning styles.</w:t>
       </w:r>
     </w:p>
@@ -933,8 +1641,62 @@
       </w:r>
     </w:p>
     <w:p>
-      <w:r>
-        <w:t>Draw each input’s contribution to a toy weighted brightness score.</w:t>
+      <w:pPr>
+        <w:spacing w:line="336" w:lineRule="auto" w:after="180"/>
+      </w:pPr>
+      <w:r>
+        <w:rPr>
+          <w:b w:val="0"/>
+        </w:rPr>
+        <w:t xml:space="preserve">Draw each </w:t>
+      </w:r>
+      <w:r>
+        <w:rPr>
+          <w:b/>
+        </w:rPr>
+        <w:t>input</w:t>
+      </w:r>
+      <w:r>
+        <w:rPr>
+          <w:b w:val="0"/>
+        </w:rPr>
+        <w:t xml:space="preserve">’s </w:t>
+      </w:r>
+      <w:r>
+        <w:rPr>
+          <w:b/>
+        </w:rPr>
+        <w:t>contribution</w:t>
+      </w:r>
+      <w:r>
+        <w:rPr>
+          <w:b w:val="0"/>
+        </w:rPr>
+        <w:t xml:space="preserve"> to a toy </w:t>
+      </w:r>
+      <w:r>
+        <w:rPr>
+          <w:b/>
+        </w:rPr>
+        <w:t>weight</w:t>
+      </w:r>
+      <w:r>
+        <w:rPr>
+          <w:b w:val="0"/>
+        </w:rPr>
+        <w:t xml:space="preserve">ed brightness </w:t>
+      </w:r>
+      <w:r>
+        <w:rPr>
+          <w:b/>
+        </w:rPr>
+        <w:t>score</w:t>
+      </w:r>
+      <w:r>
+        <w:rPr>
+          <w:b w:val="0"/>
+        </w:rPr>
+        <w:t>.</w:t>
       </w:r>
     </w:p>
     <w:p>
@@ -946,13 +1708,85 @@
       </w:r>
     </w:p>
     <w:p>
-      <w:r>
-        <w:t>Inputs [2, 5]; weights [3,-1]; no bias. Score is 2×3+5×(-1).</w:t>
+      <w:pPr>
+        <w:pStyle w:val="Heading3"/>
+      </w:pPr>
+      <w:r>
+        <w:t>Supplied facts</w:t>
       </w:r>
     </w:p>
     <w:p>
-      <w:r>
-        <w:t>All inputs and outcomes in this worked example are invented classroom data; no real model run is claimed.</w:t>
+      <w:pPr>
+        <w:spacing w:line="336" w:lineRule="auto" w:after="180"/>
+        <w:shd w:fill="F1F6FC"/>
+      </w:pPr>
+      <w:r>
+        <w:rPr>
+          <w:b/>
+        </w:rPr>
+        <w:t>Input</w:t>
+      </w:r>
+      <w:r>
+        <w:rPr>
+          <w:b w:val="0"/>
+        </w:rPr>
+        <w:t xml:space="preserve">s [2, 5]; </w:t>
+      </w:r>
+      <w:r>
+        <w:rPr>
+          <w:b/>
+        </w:rPr>
+        <w:t>weight</w:t>
+      </w:r>
+      <w:r>
+        <w:rPr>
+          <w:b w:val="0"/>
+        </w:rPr>
+        <w:t xml:space="preserve">s [3,-1]; no bias. </w:t>
+      </w:r>
+      <w:r>
+        <w:rPr>
+          <w:b/>
+        </w:rPr>
+        <w:t>Score</w:t>
+      </w:r>
+      <w:r>
+        <w:rPr>
+          <w:b w:val="0"/>
+        </w:rPr>
+        <w:t xml:space="preserve"> is 2×3+5×(-1).</w:t>
+      </w:r>
+    </w:p>
+    <w:p>
+      <w:pPr>
+        <w:pStyle w:val="Heading3"/>
+      </w:pPr>
+      <w:r>
+        <w:t>Supplied facts</w:t>
+      </w:r>
+    </w:p>
+    <w:p>
+      <w:pPr>
+        <w:spacing w:line="336" w:lineRule="auto" w:after="180"/>
+        <w:shd w:fill="F1F6FC"/>
+      </w:pPr>
+      <w:r>
+        <w:rPr>
+          <w:b w:val="0"/>
+        </w:rPr>
+        <w:t xml:space="preserve">All </w:t>
+      </w:r>
+      <w:r>
+        <w:rPr>
+          <w:b/>
+        </w:rPr>
+        <w:t>input</w:t>
+      </w:r>
+      <w:r>
+        <w:rPr>
+          <w:b w:val="0"/>
+        </w:rPr>
+        <w:t>s and outcomes in this worked example are invented classroom data; no real model run is claimed.</w:t>
       </w:r>
     </w:p>
     <w:p>
@@ -1151,21 +1985,107 @@
       </w:r>
     </w:p>
     <w:p>
-      <w:r>
-        <w:t>A weight controls how strongly an input contributes to the score. The left connection adds three times its measurement; the negative right connection subtracts its measurement. Calculate each contribution before adding them. This dot product is a signed score; it becomes a probability only if a separate, justified transformation and interpretation are supplied.</w:t>
+      <w:pPr>
+        <w:pStyle w:val="Heading3"/>
+      </w:pPr>
+      <w:r>
+        <w:t>Why the result follows</w:t>
       </w:r>
     </w:p>
     <w:p>
       <w:pPr>
-        <w:pStyle w:val="Heading3"/>
-      </w:pPr>
-      <w:r>
-        <w:t>What this example does not establish</w:t>
+        <w:spacing w:line="336" w:lineRule="auto" w:after="180"/>
+        <w:shd w:fill="F1F6FC"/>
+      </w:pPr>
+      <w:r>
+        <w:rPr>
+          <w:b w:val="0"/>
+        </w:rPr>
+        <w:t xml:space="preserve">A </w:t>
+      </w:r>
+      <w:r>
+        <w:rPr>
+          <w:b/>
+        </w:rPr>
+        <w:t>weight</w:t>
+      </w:r>
+      <w:r>
+        <w:rPr>
+          <w:b w:val="0"/>
+        </w:rPr>
+        <w:t xml:space="preserve"> controls how strongly an </w:t>
+      </w:r>
+      <w:r>
+        <w:rPr>
+          <w:b/>
+        </w:rPr>
+        <w:t>input</w:t>
+      </w:r>
+      <w:r>
+        <w:rPr>
+          <w:b w:val="0"/>
+        </w:rPr>
+        <w:t xml:space="preserve"> contributes to the </w:t>
+      </w:r>
+      <w:r>
+        <w:rPr>
+          <w:b/>
+        </w:rPr>
+        <w:t>score</w:t>
+      </w:r>
+      <w:r>
+        <w:rPr>
+          <w:b w:val="0"/>
+        </w:rPr>
+        <w:t xml:space="preserve">. The left connection adds three times its measurement; the negative right connection subtracts its measurement. Calculate each </w:t>
+      </w:r>
+      <w:r>
+        <w:rPr>
+          <w:b/>
+        </w:rPr>
+        <w:t>contribution</w:t>
+      </w:r>
+      <w:r>
+        <w:rPr>
+          <w:b w:val="0"/>
+        </w:rPr>
+        <w:t xml:space="preserve"> before adding them.</w:t>
       </w:r>
     </w:p>
     <w:p>
-      <w:r>
-        <w:t>These declared weights are hand-chosen toy parameters; no network training or calibrated probability is claimed.</w:t>
+      <w:pPr>
+        <w:spacing w:line="336" w:lineRule="auto" w:after="180"/>
+        <w:shd w:fill="F1F6FC"/>
+      </w:pPr>
+      <w:r>
+        <w:rPr>
+          <w:b w:val="0"/>
+        </w:rPr>
+        <w:t xml:space="preserve">This </w:t>
+      </w:r>
+      <w:r>
+        <w:rPr>
+          <w:b/>
+        </w:rPr>
+        <w:t>dot product</w:t>
+      </w:r>
+      <w:r>
+        <w:rPr>
+          <w:b w:val="0"/>
+        </w:rPr>
+        <w:t xml:space="preserve"> is a signed </w:t>
+      </w:r>
+      <w:r>
+        <w:rPr>
+          <w:b/>
+        </w:rPr>
+        <w:t>score</w:t>
+      </w:r>
+      <w:r>
+        <w:rPr>
+          <w:b w:val="0"/>
+        </w:rPr>
+        <w:t>; it becomes a probability only if a separate, justified transformation and interpretation are supplied.</w:t>
       </w:r>
     </w:p>
     <w:p>
@@ -1173,22 +2093,59 @@
         <w:pStyle w:val="Heading3"/>
       </w:pPr>
       <w:r>
-        <w:t>Change one thing in the pictured case</w:t>
+        <w:t>What this example does not establish</w:t>
       </w:r>
     </w:p>
     <w:p>
-      <w:r>
-        <w:t>Change: Increase only the right input from 5 to6.</w:t>
+      <w:pPr>
+        <w:pStyle w:val="Heading3"/>
+      </w:pPr>
+      <w:r>
+        <w:t>Keep the stated limit</w:t>
       </w:r>
     </w:p>
     <w:p>
-      <w:r>
-        <w:t>Prediction: The score becomes6-6=0.</w:t>
+      <w:pPr>
+        <w:spacing w:line="336" w:lineRule="auto" w:after="180"/>
+        <w:shd w:fill="FFF5E6"/>
+      </w:pPr>
+      <w:r>
+        <w:rPr>
+          <w:b w:val="0"/>
+        </w:rPr>
+        <w:t xml:space="preserve">These declared </w:t>
+      </w:r>
+      <w:r>
+        <w:rPr>
+          <w:b/>
+        </w:rPr>
+        <w:t>weight</w:t>
+      </w:r>
+      <w:r>
+        <w:rPr>
+          <w:b w:val="0"/>
+        </w:rPr>
+        <w:t xml:space="preserve">s are hand-chosen toy parameters; no network </w:t>
+      </w:r>
+      <w:r>
+        <w:rPr>
+          <w:b/>
+        </w:rPr>
+        <w:t>training</w:t>
+      </w:r>
+      <w:r>
+        <w:rPr>
+          <w:b w:val="0"/>
+        </w:rPr>
+        <w:t xml:space="preserve"> or calibrated probability is claimed.</w:t>
       </w:r>
     </w:p>
     <w:p>
-      <w:r>
-        <w:t>Reason: The right weight is-1, so adding1 to that input lowers the score by1.</w:t>
+      <w:pPr>
+        <w:pStyle w:val="Heading3"/>
+      </w:pPr>
+      <w:r>
+        <w:t>Change one thing in the pictured case</w:t>
       </w:r>
     </w:p>
     <w:p>
@@ -1196,20 +2153,200 @@
         <w:pStyle w:val="Heading3"/>
       </w:pPr>
       <w:r>
-        <w:t>Ask while showing the picture</w:t>
+        <w:t>Change one thing</w:t>
       </w:r>
     </w:p>
     <w:p>
-      <w:r>
-        <w:t>Cover the result. Ask learners to name the inputs and predict the next step. Uncover one step, connect the icon to the actual procedure, and explain its evidence. Then change the supplied condition and compare. The picture is a representation; it does not document execution of a real AI model.</w:t>
+      <w:pPr>
+        <w:spacing w:line="336" w:lineRule="auto" w:after="180"/>
+        <w:shd w:fill="F5F1FB"/>
+      </w:pPr>
+      <w:r>
+        <w:rPr>
+          <w:b w:val="0"/>
+        </w:rPr>
+        <w:t xml:space="preserve">Change: Increase only the right </w:t>
+      </w:r>
+      <w:r>
+        <w:rPr>
+          <w:b/>
+        </w:rPr>
+        <w:t>input</w:t>
+      </w:r>
+      <w:r>
+        <w:rPr>
+          <w:b w:val="0"/>
+        </w:rPr>
+        <w:t xml:space="preserve"> from 5 to6.</w:t>
       </w:r>
     </w:p>
     <w:p>
       <w:pPr>
+        <w:pStyle w:val="Heading3"/>
+      </w:pPr>
+      <w:r>
+        <w:t>Predicted result</w:t>
+      </w:r>
+    </w:p>
+    <w:p>
+      <w:pPr>
+        <w:spacing w:line="336" w:lineRule="auto" w:after="180"/>
+        <w:shd w:fill="F1F6FC"/>
+      </w:pPr>
+      <w:r>
+        <w:rPr>
+          <w:b/>
+        </w:rPr>
+        <w:t>Prediction</w:t>
+      </w:r>
+      <w:r>
+        <w:rPr>
+          <w:b w:val="0"/>
+        </w:rPr>
+        <w:t xml:space="preserve">: The </w:t>
+      </w:r>
+      <w:r>
+        <w:rPr>
+          <w:b/>
+        </w:rPr>
+        <w:t>score</w:t>
+      </w:r>
+      <w:r>
+        <w:rPr>
+          <w:b w:val="0"/>
+        </w:rPr>
+        <w:t xml:space="preserve"> becomes6-6=0.</w:t>
+      </w:r>
+    </w:p>
+    <w:p>
+      <w:pPr>
+        <w:pStyle w:val="Heading3"/>
+      </w:pPr>
+      <w:r>
+        <w:t>Why the result follows</w:t>
+      </w:r>
+    </w:p>
+    <w:p>
+      <w:pPr>
+        <w:spacing w:line="336" w:lineRule="auto" w:after="180"/>
+        <w:shd w:fill="F1F6FC"/>
+      </w:pPr>
+      <w:r>
+        <w:rPr>
+          <w:b w:val="0"/>
+        </w:rPr>
+        <w:t xml:space="preserve">Reason: The right </w:t>
+      </w:r>
+      <w:r>
+        <w:rPr>
+          <w:b/>
+        </w:rPr>
+        <w:t>weight</w:t>
+      </w:r>
+      <w:r>
+        <w:rPr>
+          <w:b w:val="0"/>
+        </w:rPr>
+        <w:t xml:space="preserve"> is-1, so adding1 to that </w:t>
+      </w:r>
+      <w:r>
+        <w:rPr>
+          <w:b/>
+        </w:rPr>
+        <w:t>input</w:t>
+      </w:r>
+      <w:r>
+        <w:rPr>
+          <w:b w:val="0"/>
+        </w:rPr>
+        <w:t xml:space="preserve"> lowers the </w:t>
+      </w:r>
+      <w:r>
+        <w:rPr>
+          <w:b/>
+        </w:rPr>
+        <w:t>score</w:t>
+      </w:r>
+      <w:r>
+        <w:rPr>
+          <w:b w:val="0"/>
+        </w:rPr>
+        <w:t xml:space="preserve"> by1.</w:t>
+      </w:r>
+    </w:p>
+    <w:p>
+      <w:pPr>
+        <w:pStyle w:val="Heading3"/>
+      </w:pPr>
+      <w:r>
+        <w:t>Ask while showing the picture</w:t>
+      </w:r>
+    </w:p>
+    <w:p>
+      <w:pPr>
+        <w:pStyle w:val="Heading3"/>
+      </w:pPr>
+      <w:r>
+        <w:t>Ask while showing the picture · 3</w:t>
+      </w:r>
+    </w:p>
+    <w:p>
+      <w:pPr>
+        <w:spacing w:line="336" w:lineRule="auto" w:after="180"/>
+      </w:pPr>
+      <w:r>
+        <w:rPr>
+          <w:b w:val="0"/>
+        </w:rPr>
+        <w:t xml:space="preserve">Cover the result. Ask learners to name the </w:t>
+      </w:r>
+      <w:r>
+        <w:rPr>
+          <w:b/>
+        </w:rPr>
+        <w:t>input</w:t>
+      </w:r>
+      <w:r>
+        <w:rPr>
+          <w:b w:val="0"/>
+        </w:rPr>
+        <w:t xml:space="preserve">s and predict the next step. Uncover one step, connect the icon to the actual procedure, and explain its </w:t>
+      </w:r>
+      <w:r>
+        <w:rPr>
+          <w:b/>
+        </w:rPr>
+        <w:t>evidence</w:t>
+      </w:r>
+      <w:r>
+        <w:rPr>
+          <w:b w:val="0"/>
+        </w:rPr>
+        <w:t>. Then change the supplied condition and compare.</w:t>
+      </w:r>
+    </w:p>
+    <w:p>
+      <w:pPr>
+        <w:spacing w:line="336" w:lineRule="auto" w:after="180"/>
+      </w:pPr>
+      <w:r>
+        <w:rPr>
+          <w:b w:val="0"/>
+        </w:rPr>
+        <w:t>The picture is a representation; it does not document execution of a real AI model.</w:t>
+      </w:r>
+    </w:p>
+    <w:p>
+      <w:pPr>
         <w:pStyle w:val="Heading1"/>
       </w:pPr>
       <w:r>
         <w:t>03. Demonstrate and guide practice</w:t>
+      </w:r>
+    </w:p>
+    <w:p>
+      <w:r>
+        <w:t>Demonstrate Dot products and weighted sums, reduce support deliberately and check individual reasoning before discussing answers.</w:t>
       </w:r>
     </w:p>
     <w:tbl>
@@ -1425,36 +2562,136 @@
       </w:tr>
     </w:tbl>
     <w:p>
-      <w:r>
-        <w:t>Use the worked example in Sections 3 and 6. Collect a prediction before revealing its result; ask the learner to point to each intermediate fact.</w:t>
+      <w:pPr>
+        <w:spacing w:line="336" w:lineRule="auto" w:after="180"/>
+      </w:pPr>
+      <w:r>
+        <w:rPr>
+          <w:b w:val="0"/>
+        </w:rPr>
+        <w:t xml:space="preserve">Use the worked example in Sections 3 and 6. Collect a </w:t>
+      </w:r>
+      <w:r>
+        <w:rPr>
+          <w:b/>
+        </w:rPr>
+        <w:t>prediction</w:t>
+      </w:r>
+      <w:r>
+        <w:rPr>
+          <w:b w:val="0"/>
+        </w:rPr>
+        <w:t xml:space="preserve"> before revealing its result; ask the learner to point to each intermediate fact.</w:t>
       </w:r>
     </w:p>
     <w:p>
-      <w:r>
-        <w:t>Provide three labelled contribution boxes and a number line for signed addition. Extension: permute both inputs and matching weights together and show that the sum is preserved; then permute only one to expose a schema mismatch.</w:t>
+      <w:pPr>
+        <w:spacing w:line="336" w:lineRule="auto" w:after="180"/>
+      </w:pPr>
+      <w:r>
+        <w:rPr>
+          <w:b w:val="0"/>
+        </w:rPr>
+        <w:t xml:space="preserve">Provide three labelled </w:t>
+      </w:r>
+      <w:r>
+        <w:rPr>
+          <w:b/>
+        </w:rPr>
+        <w:t>contribution</w:t>
+      </w:r>
+      <w:r>
+        <w:rPr>
+          <w:b w:val="0"/>
+        </w:rPr>
+        <w:t xml:space="preserve"> boxes and a number line for signed addition.</w:t>
       </w:r>
     </w:p>
     <w:p>
       <w:pPr>
-        <w:pStyle w:val="Heading3"/>
-      </w:pPr>
-      <w:r>
-        <w:t>Reduce help deliberately</w:t>
+        <w:spacing w:line="336" w:lineRule="auto" w:after="180"/>
+      </w:pPr>
+      <w:r>
+        <w:rPr>
+          <w:b w:val="0"/>
+        </w:rPr>
+        <w:t xml:space="preserve">Extension: permute both </w:t>
+      </w:r>
+      <w:r>
+        <w:rPr>
+          <w:b/>
+        </w:rPr>
+        <w:t>input</w:t>
+      </w:r>
+      <w:r>
+        <w:rPr>
+          <w:b w:val="0"/>
+        </w:rPr>
+        <w:t xml:space="preserve">s and matching </w:t>
+      </w:r>
+      <w:r>
+        <w:rPr>
+          <w:b/>
+        </w:rPr>
+        <w:t>weight</w:t>
+      </w:r>
+      <w:r>
+        <w:rPr>
+          <w:b w:val="0"/>
+        </w:rPr>
+        <w:t>s together and show that the sum is preserved; then permute only one to expose a schema mismatch.</w:t>
       </w:r>
     </w:p>
     <w:p>
-      <w:r>
-        <w:t>Completion task: For w = [2, -1] and x = [2, 4], explain why score zero does not mean the input contains no information.</w:t>
+      <w:pPr>
+        <w:pStyle w:val="Heading3"/>
+      </w:pPr>
+      <w:r>
+        <w:t>Reduce help deliberately</w:t>
       </w:r>
     </w:p>
     <w:p>
-      <w:r>
-        <w:t>Teacher check: Teacher explanation: Contributions 4 and -4 cancel. The input still contains width 2 and height 4; zero is the combined score.</w:t>
+      <w:pPr>
+        <w:pStyle w:val="Heading3"/>
+      </w:pPr>
+      <w:r>
+        <w:t>Completion practice</w:t>
       </w:r>
     </w:p>
     <w:p>
-      <w:r>
-        <w:t>Start by identifying the given inputs together. Leave the intermediate steps blank. If needed, model one step, then withdraw that help on the next step. Move to a full trace only when the partial trace is understood. For partners, alternate explainer and checker; collect a response from every learner before discussion.</w:t>
+      <w:pPr>
+        <w:spacing w:line="336" w:lineRule="auto" w:after="180"/>
+        <w:shd w:fill="F5F1FB"/>
+      </w:pPr>
+      <w:r>
+        <w:rPr>
+          <w:b w:val="0"/>
+        </w:rPr>
+        <w:t xml:space="preserve">Completion task: For w = [2, -1] and x = [2, 4], explain why </w:t>
+      </w:r>
+      <w:r>
+        <w:rPr>
+          <w:b/>
+        </w:rPr>
+        <w:t>score</w:t>
+      </w:r>
+      <w:r>
+        <w:rPr>
+          <w:b w:val="0"/>
+        </w:rPr>
+        <w:t xml:space="preserve"> zero does not mean the </w:t>
+      </w:r>
+      <w:r>
+        <w:rPr>
+          <w:b/>
+        </w:rPr>
+        <w:t>input</w:t>
+      </w:r>
+      <w:r>
+        <w:rPr>
+          <w:b w:val="0"/>
+        </w:rPr>
+        <w:t xml:space="preserve"> contains no information.</w:t>
       </w:r>
     </w:p>
     <w:p>
@@ -1462,22 +2699,89 @@
         <w:pStyle w:val="Heading3"/>
       </w:pPr>
       <w:r>
-        <w:t>Individual reasoning check</w:t>
+        <w:t>Reasoning to listen for</w:t>
       </w:r>
     </w:p>
     <w:p>
-      <w:r>
-        <w:t>Use the worked case for Dot products and weighted sums. Proposed explanation: “Multiply the sums instead”. Decide whether this explanation is supported. Point to the step or supplied fact that decides; explain your repair if needed.</w:t>
+      <w:pPr>
+        <w:spacing w:line="336" w:lineRule="auto" w:after="180"/>
+        <w:shd w:fill="F1F6FC"/>
+      </w:pPr>
+      <w:r>
+        <w:rPr>
+          <w:b w:val="0"/>
+        </w:rPr>
+        <w:t xml:space="preserve">Teacher check: Teacher explanation: </w:t>
+      </w:r>
+      <w:r>
+        <w:rPr>
+          <w:b/>
+        </w:rPr>
+        <w:t>Contribution</w:t>
+      </w:r>
+      <w:r>
+        <w:rPr>
+          <w:b w:val="0"/>
+        </w:rPr>
+        <w:t xml:space="preserve">s 4 and -4 cancel. The </w:t>
+      </w:r>
+      <w:r>
+        <w:rPr>
+          <w:b/>
+        </w:rPr>
+        <w:t>input</w:t>
+      </w:r>
+      <w:r>
+        <w:rPr>
+          <w:b w:val="0"/>
+        </w:rPr>
+        <w:t xml:space="preserve"> still contains width 2 and height 4; zero is the combined </w:t>
+      </w:r>
+      <w:r>
+        <w:rPr>
+          <w:b/>
+        </w:rPr>
+        <w:t>score</w:t>
+      </w:r>
+      <w:r>
+        <w:rPr>
+          <w:b w:val="0"/>
+        </w:rPr>
+        <w:t>.</w:t>
       </w:r>
     </w:p>
     <w:p>
-      <w:r>
-        <w:t>Expected correction: The operation is 2 times 4 plus -1 times 2, not (2 - 1) times (4 + 2). That shortcut happens to match for some inputs but is not the rule.</w:t>
+      <w:pPr>
+        <w:spacing w:line="336" w:lineRule="auto" w:after="180"/>
+      </w:pPr>
+      <w:r>
+        <w:rPr>
+          <w:b w:val="0"/>
+        </w:rPr>
+        <w:t xml:space="preserve">Start by identifying the given </w:t>
+      </w:r>
+      <w:r>
+        <w:rPr>
+          <w:b/>
+        </w:rPr>
+        <w:t>input</w:t>
+      </w:r>
+      <w:r>
+        <w:rPr>
+          <w:b w:val="0"/>
+        </w:rPr>
+        <w:t>s together. Leave the intermediate steps blank. If needed, model one step, then withdraw that help on the next step. Move to a full trace only when the partial trace is understood.</w:t>
       </w:r>
     </w:p>
     <w:p>
-      <w:r>
-        <w:t>Collect explanations, not only yes/no votes. If a misunderstanding is common, re-model the relevant step for the class. If it affects a few learners, give a short targeted group explanation while others solve a more demanding variation.</w:t>
+      <w:pPr>
+        <w:spacing w:line="336" w:lineRule="auto" w:after="180"/>
+      </w:pPr>
+      <w:r>
+        <w:rPr>
+          <w:b w:val="0"/>
+        </w:rPr>
+        <w:t>For partners, alternate explainer and checker; collect a response from every learner before discussion.</w:t>
       </w:r>
     </w:p>
     <w:p>
@@ -1485,63 +2789,487 @@
         <w:pStyle w:val="Heading3"/>
       </w:pPr>
       <w:r>
-        <w:t>Pictorial practice question</w:t>
+        <w:t>Individual reasoning check</w:t>
       </w:r>
     </w:p>
     <w:p>
-      <w:r>
-        <w:t>Which connection explains why more right brightness lowers this score? Point to the relevant step in the picture, then write the changed result and the rule or evidence that supports it.</w:t>
+      <w:pPr>
+        <w:spacing w:line="336" w:lineRule="auto" w:after="180"/>
+      </w:pPr>
+      <w:r>
+        <w:rPr>
+          <w:b w:val="0"/>
+        </w:rPr>
+        <w:t xml:space="preserve">Use the worked case for </w:t>
+      </w:r>
+      <w:r>
+        <w:rPr>
+          <w:b/>
+        </w:rPr>
+        <w:t>Dot product</w:t>
+      </w:r>
+      <w:r>
+        <w:rPr>
+          <w:b w:val="0"/>
+        </w:rPr>
+        <w:t xml:space="preserve">s and </w:t>
+      </w:r>
+      <w:r>
+        <w:rPr>
+          <w:b/>
+        </w:rPr>
+        <w:t>weight</w:t>
+      </w:r>
+      <w:r>
+        <w:rPr>
+          <w:b w:val="0"/>
+        </w:rPr>
+        <w:t>ed sums. Proposed explanation: “Multiply the sums instead”. Decide whether this explanation is supported.</w:t>
       </w:r>
     </w:p>
     <w:p>
       <w:pPr>
-        <w:pStyle w:val="Heading3"/>
-      </w:pPr>
-      <w:r>
-        <w:t>Reasoned teacher answer</w:t>
+        <w:spacing w:line="336" w:lineRule="auto" w:after="180"/>
+      </w:pPr>
+      <w:r>
+        <w:rPr>
+          <w:b w:val="0"/>
+        </w:rPr>
+        <w:t>Point to the step or supplied fact that decides; explain your repair if needed.</w:t>
       </w:r>
     </w:p>
     <w:p>
-      <w:r>
-        <w:t>The right connection has negative weight-1. Its contribution changes from-5 to-6 while the left contribution stays6. Changed-case check: The score becomes6-6=0. The right weight is-1, so adding1 to that input lowers the score by1.</w:t>
+      <w:pPr>
+        <w:pStyle w:val="Heading3"/>
+      </w:pPr>
+      <w:r>
+        <w:t>Expected repair</w:t>
       </w:r>
     </w:p>
     <w:p>
-      <w:r>
-        <w:t>Changed-case reasoning: The score becomes6-6=0. The right weight is-1, so adding1 to that input lowers the score by1.</w:t>
+      <w:pPr>
+        <w:spacing w:line="336" w:lineRule="auto" w:after="180"/>
+        <w:shd w:fill="F1F6FC"/>
+      </w:pPr>
+      <w:r>
+        <w:rPr>
+          <w:b w:val="0"/>
+        </w:rPr>
+        <w:t xml:space="preserve">Expected correction: The operation is 2 times 4 plus -1 times 2, not (2 - 1) times (4 + 2). That shortcut happens to match for some </w:t>
+      </w:r>
+      <w:r>
+        <w:rPr>
+          <w:b/>
+        </w:rPr>
+        <w:t>input</w:t>
+      </w:r>
+      <w:r>
+        <w:rPr>
+          <w:b w:val="0"/>
+        </w:rPr>
+        <w:t>s but is not the rule.</w:t>
       </w:r>
     </w:p>
     <w:p>
-      <w:r>
-        <w:t>Collect each learner’s explanation before discussion. Use the first missing connection between input, deciding step and result to choose support. This question is worked-case practice, not fresh mastery evidence.</w:t>
+      <w:pPr>
+        <w:spacing w:line="336" w:lineRule="auto" w:after="180"/>
+      </w:pPr>
+      <w:r>
+        <w:rPr>
+          <w:b w:val="0"/>
+        </w:rPr>
+        <w:t>Collect explanations, not only yes/no votes. If a misunderstanding is common, re-model the relevant step for the class.</w:t>
       </w:r>
     </w:p>
     <w:p>
       <w:pPr>
-        <w:pStyle w:val="Heading1"/>
-      </w:pPr>
-      <w:r>
-        <w:t>04. Run the investigation and diagnose misconceptions</w:t>
+        <w:spacing w:line="336" w:lineRule="auto" w:after="180"/>
+      </w:pPr>
+      <w:r>
+        <w:rPr>
+          <w:b w:val="0"/>
+        </w:rPr>
+        <w:t>If it affects a few learners, give a short targeted group explanation while others solve a more demanding variation.</w:t>
       </w:r>
     </w:p>
     <w:p>
-      <w:r>
-        <w:t>Multiply the sums instead: The operation is 2 times 4 plus -1 times 2, not (2 - 1) times (4 + 2). That shortcut happens to match for some inputs but is not the rule.</w:t>
+      <w:pPr>
+        <w:pStyle w:val="Heading3"/>
+      </w:pPr>
+      <w:r>
+        <w:t>Pictorial practice question</w:t>
       </w:r>
     </w:p>
     <w:p>
-      <w:r>
-        <w:t>Negative means unimportant: A negative coefficient changes direction. Units, data and the rest of the model affect interpretation.</w:t>
+      <w:pPr>
+        <w:spacing w:line="336" w:lineRule="auto" w:after="180"/>
+      </w:pPr>
+      <w:r>
+        <w:rPr>
+          <w:b w:val="0"/>
+        </w:rPr>
+        <w:t xml:space="preserve">Which connection explains why more right brightness lowers this </w:t>
+      </w:r>
+      <w:r>
+        <w:rPr>
+          <w:b/>
+        </w:rPr>
+        <w:t>score</w:t>
+      </w:r>
+      <w:r>
+        <w:rPr>
+          <w:b w:val="0"/>
+        </w:rPr>
+        <w:t xml:space="preserve">? Point to the relevant step in the picture, then write the changed result and the rule or </w:t>
+      </w:r>
+      <w:r>
+        <w:rPr>
+          <w:b/>
+        </w:rPr>
+        <w:t>evidence</w:t>
+      </w:r>
+      <w:r>
+        <w:rPr>
+          <w:b w:val="0"/>
+        </w:rPr>
+        <w:t xml:space="preserve"> that supports it.</w:t>
       </w:r>
     </w:p>
     <w:p>
-      <w:r>
-        <w:t>The weights have been learned: These values were supplied. Training would require data, an objective and a fitting procedure.</w:t>
+      <w:pPr>
+        <w:pStyle w:val="Heading3"/>
+      </w:pPr>
+      <w:r>
+        <w:t>Reasoned teacher answer</w:t>
       </w:r>
     </w:p>
     <w:p>
-      <w:r>
-        <w:t>Use Section 9 for the evidence ledger. Add a boundary or missing-input case and record the expected response before checking. More successful repeats of one case do not establish wider coverage.</w:t>
+      <w:pPr>
+        <w:spacing w:line="336" w:lineRule="auto" w:after="180"/>
+      </w:pPr>
+      <w:r>
+        <w:rPr>
+          <w:b w:val="0"/>
+        </w:rPr>
+        <w:t xml:space="preserve">The right connection has negative </w:t>
+      </w:r>
+      <w:r>
+        <w:rPr>
+          <w:b/>
+        </w:rPr>
+        <w:t>weight</w:t>
+      </w:r>
+      <w:r>
+        <w:rPr>
+          <w:b w:val="0"/>
+        </w:rPr>
+        <w:t xml:space="preserve">-1. Its </w:t>
+      </w:r>
+      <w:r>
+        <w:rPr>
+          <w:b/>
+        </w:rPr>
+        <w:t>contribution</w:t>
+      </w:r>
+      <w:r>
+        <w:rPr>
+          <w:b w:val="0"/>
+        </w:rPr>
+        <w:t xml:space="preserve"> changes from-5 to-6 while the left </w:t>
+      </w:r>
+      <w:r>
+        <w:rPr>
+          <w:b/>
+        </w:rPr>
+        <w:t>contribution</w:t>
+      </w:r>
+      <w:r>
+        <w:rPr>
+          <w:b w:val="0"/>
+        </w:rPr>
+        <w:t xml:space="preserve"> stays6. Changed-case check: The </w:t>
+      </w:r>
+      <w:r>
+        <w:rPr>
+          <w:b/>
+        </w:rPr>
+        <w:t>score</w:t>
+      </w:r>
+      <w:r>
+        <w:rPr>
+          <w:b w:val="0"/>
+        </w:rPr>
+        <w:t xml:space="preserve"> becomes6-6=0.</w:t>
+      </w:r>
+    </w:p>
+    <w:p>
+      <w:pPr>
+        <w:spacing w:line="336" w:lineRule="auto" w:after="180"/>
+      </w:pPr>
+      <w:r>
+        <w:rPr>
+          <w:b w:val="0"/>
+        </w:rPr>
+        <w:t xml:space="preserve">The right </w:t>
+      </w:r>
+      <w:r>
+        <w:rPr>
+          <w:b/>
+        </w:rPr>
+        <w:t>weight</w:t>
+      </w:r>
+      <w:r>
+        <w:rPr>
+          <w:b w:val="0"/>
+        </w:rPr>
+        <w:t xml:space="preserve"> is-1, so adding1 to that </w:t>
+      </w:r>
+      <w:r>
+        <w:rPr>
+          <w:b/>
+        </w:rPr>
+        <w:t>input</w:t>
+      </w:r>
+      <w:r>
+        <w:rPr>
+          <w:b w:val="0"/>
+        </w:rPr>
+        <w:t xml:space="preserve"> lowers the </w:t>
+      </w:r>
+      <w:r>
+        <w:rPr>
+          <w:b/>
+        </w:rPr>
+        <w:t>score</w:t>
+      </w:r>
+      <w:r>
+        <w:rPr>
+          <w:b w:val="0"/>
+        </w:rPr>
+        <w:t xml:space="preserve"> by1.</w:t>
+      </w:r>
+    </w:p>
+    <w:p>
+      <w:pPr>
+        <w:spacing w:line="336" w:lineRule="auto" w:after="180"/>
+      </w:pPr>
+      <w:r>
+        <w:rPr>
+          <w:b w:val="0"/>
+        </w:rPr>
+        <w:t xml:space="preserve">Changed-case reasoning: The </w:t>
+      </w:r>
+      <w:r>
+        <w:rPr>
+          <w:b/>
+        </w:rPr>
+        <w:t>score</w:t>
+      </w:r>
+      <w:r>
+        <w:rPr>
+          <w:b w:val="0"/>
+        </w:rPr>
+        <w:t xml:space="preserve"> becomes6-6=0. The right </w:t>
+      </w:r>
+      <w:r>
+        <w:rPr>
+          <w:b/>
+        </w:rPr>
+        <w:t>weight</w:t>
+      </w:r>
+      <w:r>
+        <w:rPr>
+          <w:b w:val="0"/>
+        </w:rPr>
+        <w:t xml:space="preserve"> is-1, so adding1 to that </w:t>
+      </w:r>
+      <w:r>
+        <w:rPr>
+          <w:b/>
+        </w:rPr>
+        <w:t>input</w:t>
+      </w:r>
+      <w:r>
+        <w:rPr>
+          <w:b w:val="0"/>
+        </w:rPr>
+        <w:t xml:space="preserve"> lowers the </w:t>
+      </w:r>
+      <w:r>
+        <w:rPr>
+          <w:b/>
+        </w:rPr>
+        <w:t>score</w:t>
+      </w:r>
+      <w:r>
+        <w:rPr>
+          <w:b w:val="0"/>
+        </w:rPr>
+        <w:t xml:space="preserve"> by1.</w:t>
+      </w:r>
+    </w:p>
+    <w:p>
+      <w:pPr>
+        <w:spacing w:line="336" w:lineRule="auto" w:after="180"/>
+      </w:pPr>
+      <w:r>
+        <w:rPr>
+          <w:b w:val="0"/>
+        </w:rPr>
+        <w:t xml:space="preserve">Collect each learner’s explanation before discussion. Use the first missing connection between </w:t>
+      </w:r>
+      <w:r>
+        <w:rPr>
+          <w:b/>
+        </w:rPr>
+        <w:t>input</w:t>
+      </w:r>
+      <w:r>
+        <w:rPr>
+          <w:b w:val="0"/>
+        </w:rPr>
+        <w:t xml:space="preserve">, deciding step and result to choose support. This question is worked-case practice, not fresh mastery </w:t>
+      </w:r>
+      <w:r>
+        <w:rPr>
+          <w:b/>
+        </w:rPr>
+        <w:t>evidence</w:t>
+      </w:r>
+      <w:r>
+        <w:rPr>
+          <w:b w:val="0"/>
+        </w:rPr>
+        <w:t>.</w:t>
+      </w:r>
+    </w:p>
+    <w:p>
+      <w:pPr>
+        <w:pStyle w:val="Heading1"/>
+      </w:pPr>
+      <w:r>
+        <w:t>04. Run the investigation and diagnose misconceptions</w:t>
+      </w:r>
+    </w:p>
+    <w:p>
+      <w:r>
+        <w:t>Run the Dot products and weighted sums investigation and use the first unsupported step to choose a teaching response.</w:t>
+      </w:r>
+    </w:p>
+    <w:p>
+      <w:pPr>
+        <w:spacing w:line="336" w:lineRule="auto" w:after="180"/>
+      </w:pPr>
+      <w:r>
+        <w:rPr>
+          <w:b w:val="0"/>
+        </w:rPr>
+        <w:t xml:space="preserve">Multiply the sums instead: The operation is 2 times 4 plus -1 times 2, not (2 - 1) times (4 + 2). That shortcut happens to match for some </w:t>
+      </w:r>
+      <w:r>
+        <w:rPr>
+          <w:b/>
+        </w:rPr>
+        <w:t>input</w:t>
+      </w:r>
+      <w:r>
+        <w:rPr>
+          <w:b w:val="0"/>
+        </w:rPr>
+        <w:t>s but is not the rule.</w:t>
+      </w:r>
+    </w:p>
+    <w:p>
+      <w:pPr>
+        <w:spacing w:line="336" w:lineRule="auto" w:after="180"/>
+      </w:pPr>
+      <w:r>
+        <w:rPr>
+          <w:b w:val="0"/>
+        </w:rPr>
+        <w:t>Negative means unimportant: A negative coefficient changes direction. Units, data and the rest of the model affect interpretation.</w:t>
+      </w:r>
+    </w:p>
+    <w:p>
+      <w:pPr>
+        <w:spacing w:line="336" w:lineRule="auto" w:after="180"/>
+      </w:pPr>
+      <w:r>
+        <w:rPr>
+          <w:b w:val="0"/>
+        </w:rPr>
+        <w:t xml:space="preserve">The </w:t>
+      </w:r>
+      <w:r>
+        <w:rPr>
+          <w:b/>
+        </w:rPr>
+        <w:t>weight</w:t>
+      </w:r>
+      <w:r>
+        <w:rPr>
+          <w:b w:val="0"/>
+        </w:rPr>
+        <w:t xml:space="preserve">s have been learned: These values were supplied. </w:t>
+      </w:r>
+      <w:r>
+        <w:rPr>
+          <w:b/>
+        </w:rPr>
+        <w:t>Training</w:t>
+      </w:r>
+      <w:r>
+        <w:rPr>
+          <w:b w:val="0"/>
+        </w:rPr>
+        <w:t xml:space="preserve"> would require data, an objective and a </w:t>
+      </w:r>
+      <w:r>
+        <w:rPr>
+          <w:b/>
+        </w:rPr>
+        <w:t>fitting</w:t>
+      </w:r>
+      <w:r>
+        <w:rPr>
+          <w:b w:val="0"/>
+        </w:rPr>
+        <w:t xml:space="preserve"> procedure.</w:t>
+      </w:r>
+    </w:p>
+    <w:p>
+      <w:pPr>
+        <w:spacing w:line="336" w:lineRule="auto" w:after="180"/>
+      </w:pPr>
+      <w:r>
+        <w:rPr>
+          <w:b w:val="0"/>
+        </w:rPr>
+        <w:t xml:space="preserve">Use Section 9 for the </w:t>
+      </w:r>
+      <w:r>
+        <w:rPr>
+          <w:b/>
+        </w:rPr>
+        <w:t>evidence</w:t>
+      </w:r>
+      <w:r>
+        <w:rPr>
+          <w:b w:val="0"/>
+        </w:rPr>
+        <w:t xml:space="preserve"> ledger. Add a boundary or missing-</w:t>
+      </w:r>
+      <w:r>
+        <w:rPr>
+          <w:b/>
+        </w:rPr>
+        <w:t>input</w:t>
+      </w:r>
+      <w:r>
+        <w:rPr>
+          <w:b w:val="0"/>
+        </w:rPr>
+        <w:t xml:space="preserve"> case and record the expected response before checking. More successful repeats of one case do not establish wider coverage.</w:t>
       </w:r>
     </w:p>
     <w:p>
@@ -1699,29 +3427,38 @@
       </w:tr>
     </w:tbl>
     <w:p>
-      <w:r>
-        <w:t>Offer an oral explanation, drawing, enlarged visual or fewer examples when that removes a reading/writing barrier. Keep the same reasoning goal. Stretch secure learners by changing a boundary or assumption and asking them to defend the effect, not simply by assigning more of the same questions.</w:t>
+      <w:pPr>
+        <w:spacing w:line="336" w:lineRule="auto" w:after="180"/>
+      </w:pPr>
+      <w:r>
+        <w:rPr>
+          <w:b w:val="0"/>
+        </w:rPr>
+        <w:t>Offer an oral explanation, drawing, enlarged visual or fewer examples when that removes a reading/writing barrier. Keep the same reasoning goal.</w:t>
       </w:r>
     </w:p>
     <w:p>
       <w:pPr>
-        <w:pStyle w:val="Heading1"/>
-      </w:pPr>
-      <w:r>
-        <w:t>05. Assess and explain the answers</w:t>
+        <w:spacing w:line="336" w:lineRule="auto" w:after="180"/>
+      </w:pPr>
+      <w:r>
+        <w:rPr>
+          <w:b w:val="0"/>
+        </w:rPr>
+        <w:t>Stretch secure learners by changing a boundary or assumption and asking them to defend the effect, not simply by assigning more of the same questions.</w:t>
       </w:r>
     </w:p>
     <w:p>
       <w:pPr>
-        <w:pStyle w:val="Heading3"/>
-      </w:pPr>
-      <w:r>
-        <w:t>Guided and exit questions</w:t>
+        <w:pStyle w:val="Heading1"/>
+      </w:pPr>
+      <w:r>
+        <w:t>05. Assess and explain the answers</w:t>
       </w:r>
     </w:p>
     <w:p>
       <w:r>
-        <w:t>Guided: [4, 3] gives 8 and -3, total 5, down 1 from 6 because height rose by 1 with coefficient -1. Exit: the score has no supplied probability mapping, fitted probability model or calibration evidence. Multiplying it by ten does not create a supported probability.</w:t>
+        <w:t>Use the Dot products and weighted sums questions, teacher keys and criteria after the relevant attempts. Previously discussed cases are practice; protect the separately selected independent task.</w:t>
       </w:r>
     </w:p>
     <w:p>
@@ -1729,17 +3466,53 @@
         <w:pStyle w:val="Heading3"/>
       </w:pPr>
       <w:r>
-        <w:t>W1 Calculate contributions</w:t>
+        <w:t>Guided and exit questions</w:t>
       </w:r>
     </w:p>
     <w:p>
-      <w:r>
-        <w:t>For w = [2, -1] and x = [3, 5], write both contributions and their sum.</w:t>
+      <w:pPr>
+        <w:spacing w:line="336" w:lineRule="auto" w:after="180"/>
+      </w:pPr>
+      <w:r>
+        <w:rPr>
+          <w:b w:val="0"/>
+        </w:rPr>
+        <w:t xml:space="preserve">Guided: [4, 3] gives 8 and -3, total 5, down 1 from 6 because height rose by 1 with coefficient -1. Exit: the </w:t>
+      </w:r>
+      <w:r>
+        <w:rPr>
+          <w:b/>
+        </w:rPr>
+        <w:t>score</w:t>
+      </w:r>
+      <w:r>
+        <w:rPr>
+          <w:b w:val="0"/>
+        </w:rPr>
+        <w:t xml:space="preserve"> has no supplied probability mapping, fitted probability model or calibration </w:t>
+      </w:r>
+      <w:r>
+        <w:rPr>
+          <w:b/>
+        </w:rPr>
+        <w:t>evidence</w:t>
+      </w:r>
+      <w:r>
+        <w:rPr>
+          <w:b w:val="0"/>
+        </w:rPr>
+        <w:t>.</w:t>
       </w:r>
     </w:p>
     <w:p>
-      <w:r>
-        <w:t>Teacher explanation: Contributions are 6 and -5, so the score is 1.</w:t>
+      <w:pPr>
+        <w:spacing w:line="336" w:lineRule="auto" w:after="180"/>
+      </w:pPr>
+      <w:r>
+        <w:rPr>
+          <w:b w:val="0"/>
+        </w:rPr>
+        <w:t>Multiplying it by ten does not create a supported probability.</w:t>
       </w:r>
     </w:p>
     <w:p>
@@ -1747,17 +3520,39 @@
         <w:pStyle w:val="Heading3"/>
       </w:pPr>
       <w:r>
-        <w:t>W2 Explain cancellation</w:t>
+        <w:t>W1 Calculate contributions</w:t>
       </w:r>
     </w:p>
     <w:p>
-      <w:r>
-        <w:t>For w = [2, -1] and x = [2, 4], explain why score zero does not mean the input contains no information.</w:t>
+      <w:pPr>
+        <w:pStyle w:val="Heading3"/>
+      </w:pPr>
+      <w:r>
+        <w:t>Workbook question · W1</w:t>
       </w:r>
     </w:p>
     <w:p>
-      <w:r>
-        <w:t>Teacher explanation: Contributions 4 and -4 cancel. The input still contains width 2 and height 4; zero is the combined score.</w:t>
+      <w:pPr>
+        <w:spacing w:line="336" w:lineRule="auto" w:after="180"/>
+        <w:shd w:fill="F5F1FB"/>
+      </w:pPr>
+      <w:r>
+        <w:rPr>
+          <w:b w:val="0"/>
+        </w:rPr>
+        <w:t xml:space="preserve">For w = [2, -1] and x = [3, 5], write both </w:t>
+      </w:r>
+      <w:r>
+        <w:rPr>
+          <w:b/>
+        </w:rPr>
+        <w:t>contribution</w:t>
+      </w:r>
+      <w:r>
+        <w:rPr>
+          <w:b w:val="0"/>
+        </w:rPr>
+        <w:t>s and their sum.</w:t>
       </w:r>
     </w:p>
     <w:p>
@@ -1765,17 +3560,51 @@
         <w:pStyle w:val="Heading3"/>
       </w:pPr>
       <w:r>
-        <w:t>W3 Preserve a unit change</w:t>
+        <w:t>Teacher reasoning · W1</w:t>
       </w:r>
     </w:p>
     <w:p>
-      <w:r>
-        <w:t>Width stays in cm and height changes to mm. For the worked parcel [4 cm, 20 mm], give the revised weights and score.</w:t>
+      <w:pPr>
+        <w:spacing w:line="336" w:lineRule="auto" w:after="180"/>
+        <w:shd w:fill="F1F6FC"/>
+      </w:pPr>
+      <w:r>
+        <w:rPr>
+          <w:b w:val="0"/>
+        </w:rPr>
+        <w:t xml:space="preserve">Teacher explanation: </w:t>
+      </w:r>
+      <w:r>
+        <w:rPr>
+          <w:b/>
+        </w:rPr>
+        <w:t>Contribution</w:t>
+      </w:r>
+      <w:r>
+        <w:rPr>
+          <w:b w:val="0"/>
+        </w:rPr>
+        <w:t xml:space="preserve">s are 6 and -5, so the </w:t>
+      </w:r>
+      <w:r>
+        <w:rPr>
+          <w:b/>
+        </w:rPr>
+        <w:t>score</w:t>
+      </w:r>
+      <w:r>
+        <w:rPr>
+          <w:b w:val="0"/>
+        </w:rPr>
+        <w:t xml:space="preserve"> is 1.</w:t>
       </w:r>
     </w:p>
     <w:p>
-      <w:r>
-        <w:t>Teacher explanation: Use [2, -0.1]. Contributions 8 and -2 give score 6, preserving the original measurement meaning.</w:t>
+      <w:pPr>
+        <w:pStyle w:val="Heading3"/>
+      </w:pPr>
+      <w:r>
+        <w:t>W2 Explain cancellation</w:t>
       </w:r>
     </w:p>
     <w:p>
@@ -1783,61 +3612,203 @@
         <w:pStyle w:val="Heading3"/>
       </w:pPr>
       <w:r>
-        <w:t>W4 Compute a new dot product independently</w:t>
+        <w:t>Workbook question · W2</w:t>
       </w:r>
     </w:p>
     <w:p>
-      <w:r>
-        <w:t>Use x = [3, 1, 2] and w = [-2, 4, 0.5]. Give each contribution and the total. Increase only the second component from 1 to 2 and compute the new total. Explain why a two-weight list is invalid for this input.</w:t>
+      <w:pPr>
+        <w:spacing w:line="336" w:lineRule="auto" w:after="180"/>
+        <w:shd w:fill="F5F1FB"/>
+      </w:pPr>
+      <w:r>
+        <w:rPr>
+          <w:b w:val="0"/>
+        </w:rPr>
+        <w:t xml:space="preserve">For w = [2, -1] and x = [2, 4], explain why </w:t>
+      </w:r>
+      <w:r>
+        <w:rPr>
+          <w:b/>
+        </w:rPr>
+        <w:t>score</w:t>
+      </w:r>
+      <w:r>
+        <w:rPr>
+          <w:b w:val="0"/>
+        </w:rPr>
+        <w:t xml:space="preserve"> zero does not mean the </w:t>
+      </w:r>
+      <w:r>
+        <w:rPr>
+          <w:b/>
+        </w:rPr>
+        <w:t>input</w:t>
+      </w:r>
+      <w:r>
+        <w:rPr>
+          <w:b w:val="0"/>
+        </w:rPr>
+        <w:t xml:space="preserve"> contains no information.</w:t>
       </w:r>
     </w:p>
     <w:p>
-      <w:r>
-        <w:t>Teacher explanation: Contributions -6, 4, 1 give -1. With second component 2, contributions -6, 8, 1 give 3, a rise of 4. Three input components need three matching weights; silently dropping the final component changes the computation.</w:t>
+      <w:pPr>
+        <w:pStyle w:val="Heading3"/>
+      </w:pPr>
+      <w:r>
+        <w:t>Teacher reasoning · W2</w:t>
       </w:r>
     </w:p>
     <w:p>
       <w:pPr>
-        <w:pStyle w:val="Heading3"/>
-      </w:pPr>
-      <w:r>
-        <w:t>W5 Find lost information</w:t>
+        <w:spacing w:line="336" w:lineRule="auto" w:after="180"/>
+        <w:shd w:fill="F1F6FC"/>
+      </w:pPr>
+      <w:r>
+        <w:rPr>
+          <w:b w:val="0"/>
+        </w:rPr>
+        <w:t xml:space="preserve">Teacher explanation: </w:t>
+      </w:r>
+      <w:r>
+        <w:rPr>
+          <w:b/>
+        </w:rPr>
+        <w:t>Contribution</w:t>
+      </w:r>
+      <w:r>
+        <w:rPr>
+          <w:b w:val="0"/>
+        </w:rPr>
+        <w:t xml:space="preserve">s 4 and -4 cancel. The </w:t>
+      </w:r>
+      <w:r>
+        <w:rPr>
+          <w:b/>
+        </w:rPr>
+        <w:t>input</w:t>
+      </w:r>
+      <w:r>
+        <w:rPr>
+          <w:b w:val="0"/>
+        </w:rPr>
+        <w:t xml:space="preserve"> still contains width 2 and height 4; zero is the combined </w:t>
+      </w:r>
+      <w:r>
+        <w:rPr>
+          <w:b/>
+        </w:rPr>
+        <w:t>score</w:t>
+      </w:r>
+      <w:r>
+        <w:rPr>
+          <w:b w:val="0"/>
+        </w:rPr>
+        <w:t>.</w:t>
       </w:r>
     </w:p>
     <w:p>
-      <w:r>
-        <w:t>Verify that [4, 2] and [5, 4] both score 6 with w = [2, -1]. Can a later step receiving only this score distinguish those two records?</w:t>
+      <w:pPr>
+        <w:pStyle w:val="Heading3"/>
+      </w:pPr>
+      <w:r>
+        <w:t>W3 Preserve a unit change</w:t>
       </w:r>
     </w:p>
     <w:p>
-      <w:r>
-        <w:t>Teacher explanation: The scores are 8 - 2 = 6 and 10 - 4 = 6. A deterministic later step receiving only 6 receives identical information and cannot distinguish them.</w:t>
+      <w:pPr>
+        <w:pStyle w:val="Heading3"/>
+      </w:pPr>
+      <w:r>
+        <w:t>Workbook question · W3</w:t>
       </w:r>
     </w:p>
     <w:p>
       <w:pPr>
-        <w:pStyle w:val="Heading3"/>
-      </w:pPr>
-      <w:r>
-        <w:t>Independent assessment and fresh retry</w:t>
+        <w:spacing w:line="336" w:lineRule="auto" w:after="180"/>
+        <w:shd w:fill="F5F1FB"/>
+      </w:pPr>
+      <w:r>
+        <w:rPr>
+          <w:b w:val="0"/>
+        </w:rPr>
+        <w:t xml:space="preserve">Width stays in cm and height changes to mm. For the worked parcel [4 cm, 20 mm], give the revised </w:t>
+      </w:r>
+      <w:r>
+        <w:rPr>
+          <w:b/>
+        </w:rPr>
+        <w:t>weight</w:t>
+      </w:r>
+      <w:r>
+        <w:rPr>
+          <w:b w:val="0"/>
+        </w:rPr>
+        <w:t xml:space="preserve">s and </w:t>
+      </w:r>
+      <w:r>
+        <w:rPr>
+          <w:b/>
+        </w:rPr>
+        <w:t>score</w:t>
+      </w:r>
+      <w:r>
+        <w:rPr>
+          <w:b w:val="0"/>
+        </w:rPr>
+        <w:t>.</w:t>
       </w:r>
     </w:p>
     <w:p>
-      <w:r>
-        <w:t>W4 requires contributions -6, 4, 1 and total -1, changed total 3 and a dimension check. Fresh retry: w = [1, -3, 2], x = [2, 1, 4] gives 2 - 3 + 8 = 7. If only the third input falls to 3, the score is 5. Ask for the two-point decrease explanation.</w:t>
+      <w:pPr>
+        <w:pStyle w:val="Heading3"/>
+      </w:pPr>
+      <w:r>
+        <w:t>Teacher reasoning · W3</w:t>
       </w:r>
     </w:p>
     <w:p>
       <w:pPr>
-        <w:pStyle w:val="Heading3"/>
-      </w:pPr>
-      <w:r>
-        <w:t>Assess independent transfer</w:t>
+        <w:spacing w:line="336" w:lineRule="auto" w:after="180"/>
+        <w:shd w:fill="F1F6FC"/>
+      </w:pPr>
+      <w:r>
+        <w:rPr>
+          <w:b w:val="0"/>
+        </w:rPr>
+        <w:t xml:space="preserve">Teacher explanation: Use [2, -0.1]. </w:t>
+      </w:r>
+      <w:r>
+        <w:rPr>
+          <w:b/>
+        </w:rPr>
+        <w:t>Contribution</w:t>
+      </w:r>
+      <w:r>
+        <w:rPr>
+          <w:b w:val="0"/>
+        </w:rPr>
+        <w:t xml:space="preserve">s 8 and -2 give </w:t>
+      </w:r>
+      <w:r>
+        <w:rPr>
+          <w:b/>
+        </w:rPr>
+        <w:t>score</w:t>
+      </w:r>
+      <w:r>
+        <w:rPr>
+          <w:b w:val="0"/>
+        </w:rPr>
+        <w:t xml:space="preserve"> 6, preserving the original measurement meaning.</w:t>
       </w:r>
     </w:p>
     <w:p>
-      <w:r>
-        <w:t>Selected case: Use x = [3, 1, 2] and w = [-2, 4, 0.5]. Give each contribution and the total. Increase only the second component from 1 to 2 and compute the new total. Explain why a two-weight list is invalid for this input.</w:t>
+      <w:pPr>
+        <w:pStyle w:val="Heading3"/>
+      </w:pPr>
+      <w:r>
+        <w:t>W4 Compute a new dot product independently</w:t>
       </w:r>
     </w:p>
     <w:p>
@@ -1845,12 +3816,447 @@
         <w:pStyle w:val="Heading3"/>
       </w:pPr>
       <w:r>
-        <w:t>Selected case answer</w:t>
+        <w:t>Workbook question · W4</w:t>
       </w:r>
     </w:p>
     <w:p>
-      <w:r>
-        <w:t>Teacher explanation: Contributions -6, 4, 1 give -1. With second component 2, contributions -6, 8, 1 give 3, a rise of 4. Three input components need three matching weights; silently dropping the final component changes the computation.</w:t>
+      <w:pPr>
+        <w:spacing w:line="336" w:lineRule="auto" w:after="180"/>
+        <w:shd w:fill="F5F1FB"/>
+      </w:pPr>
+      <w:r>
+        <w:rPr>
+          <w:b w:val="0"/>
+        </w:rPr>
+        <w:t xml:space="preserve">Use x = [3, 1, 2] and w = [-2, 4, 0.5]. Give each </w:t>
+      </w:r>
+      <w:r>
+        <w:rPr>
+          <w:b/>
+        </w:rPr>
+        <w:t>contribution</w:t>
+      </w:r>
+      <w:r>
+        <w:rPr>
+          <w:b w:val="0"/>
+        </w:rPr>
+        <w:t xml:space="preserve"> and the total. Increase only the second component from 1 to 2 and compute the new total. Explain why a two-</w:t>
+      </w:r>
+      <w:r>
+        <w:rPr>
+          <w:b/>
+        </w:rPr>
+        <w:t>weight</w:t>
+      </w:r>
+      <w:r>
+        <w:rPr>
+          <w:b w:val="0"/>
+        </w:rPr>
+        <w:t xml:space="preserve"> list is invalid for this </w:t>
+      </w:r>
+      <w:r>
+        <w:rPr>
+          <w:b/>
+        </w:rPr>
+        <w:t>input</w:t>
+      </w:r>
+      <w:r>
+        <w:rPr>
+          <w:b w:val="0"/>
+        </w:rPr>
+        <w:t>.</w:t>
+      </w:r>
+    </w:p>
+    <w:p>
+      <w:pPr>
+        <w:pStyle w:val="Heading3"/>
+      </w:pPr>
+      <w:r>
+        <w:t>Teacher reasoning · W4</w:t>
+      </w:r>
+    </w:p>
+    <w:p>
+      <w:pPr>
+        <w:spacing w:line="336" w:lineRule="auto" w:after="180"/>
+        <w:shd w:fill="F1F6FC"/>
+      </w:pPr>
+      <w:r>
+        <w:rPr>
+          <w:b w:val="0"/>
+        </w:rPr>
+        <w:t xml:space="preserve">Teacher explanation: </w:t>
+      </w:r>
+      <w:r>
+        <w:rPr>
+          <w:b/>
+        </w:rPr>
+        <w:t>Contribution</w:t>
+      </w:r>
+      <w:r>
+        <w:rPr>
+          <w:b w:val="0"/>
+        </w:rPr>
+        <w:t xml:space="preserve">s -6, 4, 1 give -1. With second component 2, </w:t>
+      </w:r>
+      <w:r>
+        <w:rPr>
+          <w:b/>
+        </w:rPr>
+        <w:t>contribution</w:t>
+      </w:r>
+      <w:r>
+        <w:rPr>
+          <w:b w:val="0"/>
+        </w:rPr>
+        <w:t>s -6, 8, 1 give 3, a rise of 4.</w:t>
+      </w:r>
+    </w:p>
+    <w:p>
+      <w:pPr>
+        <w:spacing w:line="336" w:lineRule="auto" w:after="180"/>
+        <w:shd w:fill="F1F6FC"/>
+      </w:pPr>
+      <w:r>
+        <w:rPr>
+          <w:b w:val="0"/>
+        </w:rPr>
+        <w:t xml:space="preserve">Three </w:t>
+      </w:r>
+      <w:r>
+        <w:rPr>
+          <w:b/>
+        </w:rPr>
+        <w:t>input</w:t>
+      </w:r>
+      <w:r>
+        <w:rPr>
+          <w:b w:val="0"/>
+        </w:rPr>
+        <w:t xml:space="preserve"> components need three matching </w:t>
+      </w:r>
+      <w:r>
+        <w:rPr>
+          <w:b/>
+        </w:rPr>
+        <w:t>weight</w:t>
+      </w:r>
+      <w:r>
+        <w:rPr>
+          <w:b w:val="0"/>
+        </w:rPr>
+        <w:t>s; silently dropping the final component changes the computation.</w:t>
+      </w:r>
+    </w:p>
+    <w:p>
+      <w:pPr>
+        <w:pStyle w:val="Heading3"/>
+      </w:pPr>
+      <w:r>
+        <w:t>W5 Find lost information</w:t>
+      </w:r>
+    </w:p>
+    <w:p>
+      <w:pPr>
+        <w:pStyle w:val="Heading3"/>
+      </w:pPr>
+      <w:r>
+        <w:t>Workbook question · W5</w:t>
+      </w:r>
+    </w:p>
+    <w:p>
+      <w:pPr>
+        <w:spacing w:line="336" w:lineRule="auto" w:after="180"/>
+        <w:shd w:fill="F5F1FB"/>
+      </w:pPr>
+      <w:r>
+        <w:rPr>
+          <w:b w:val="0"/>
+        </w:rPr>
+        <w:t xml:space="preserve">Verify that [4, 2] and [5, 4] both </w:t>
+      </w:r>
+      <w:r>
+        <w:rPr>
+          <w:b/>
+        </w:rPr>
+        <w:t>score</w:t>
+      </w:r>
+      <w:r>
+        <w:rPr>
+          <w:b w:val="0"/>
+        </w:rPr>
+        <w:t xml:space="preserve"> 6 with w = [2, -1]. Can a later step receiving only this </w:t>
+      </w:r>
+      <w:r>
+        <w:rPr>
+          <w:b/>
+        </w:rPr>
+        <w:t>score</w:t>
+      </w:r>
+      <w:r>
+        <w:rPr>
+          <w:b w:val="0"/>
+        </w:rPr>
+        <w:t xml:space="preserve"> distinguish those two records?</w:t>
+      </w:r>
+    </w:p>
+    <w:p>
+      <w:pPr>
+        <w:pStyle w:val="Heading3"/>
+      </w:pPr>
+      <w:r>
+        <w:t>Teacher reasoning · W5</w:t>
+      </w:r>
+    </w:p>
+    <w:p>
+      <w:pPr>
+        <w:spacing w:line="336" w:lineRule="auto" w:after="180"/>
+        <w:shd w:fill="F1F6FC"/>
+      </w:pPr>
+      <w:r>
+        <w:rPr>
+          <w:b w:val="0"/>
+        </w:rPr>
+        <w:t xml:space="preserve">Teacher explanation: The </w:t>
+      </w:r>
+      <w:r>
+        <w:rPr>
+          <w:b/>
+        </w:rPr>
+        <w:t>score</w:t>
+      </w:r>
+      <w:r>
+        <w:rPr>
+          <w:b w:val="0"/>
+        </w:rPr>
+        <w:t>s are 8 - 2 = 6 and 10 - 4 = 6. A deterministic later step receiving only 6 receives identical information and cannot distinguish them.</w:t>
+      </w:r>
+    </w:p>
+    <w:p>
+      <w:pPr>
+        <w:pStyle w:val="Heading3"/>
+      </w:pPr>
+      <w:r>
+        <w:t>Independent assessment and fresh retry</w:t>
+      </w:r>
+    </w:p>
+    <w:p>
+      <w:pPr>
+        <w:pStyle w:val="Heading3"/>
+      </w:pPr>
+      <w:r>
+        <w:t>Teacher key · Independent assessment and fresh retry</w:t>
+      </w:r>
+    </w:p>
+    <w:p>
+      <w:pPr>
+        <w:spacing w:line="336" w:lineRule="auto" w:after="180"/>
+        <w:shd w:fill="F1F6FC"/>
+      </w:pPr>
+      <w:r>
+        <w:rPr>
+          <w:b w:val="0"/>
+        </w:rPr>
+        <w:t xml:space="preserve">W4 requires </w:t>
+      </w:r>
+      <w:r>
+        <w:rPr>
+          <w:b/>
+        </w:rPr>
+        <w:t>contribution</w:t>
+      </w:r>
+      <w:r>
+        <w:rPr>
+          <w:b w:val="0"/>
+        </w:rPr>
+        <w:t xml:space="preserve">s -6, 4, 1 and total -1, changed total 3 and a dimension check. Fresh retry: w = [1, -3, 2], x = [2, 1, 4] gives 2 - 3 + 8 = 7. If only the third </w:t>
+      </w:r>
+      <w:r>
+        <w:rPr>
+          <w:b/>
+        </w:rPr>
+        <w:t>input</w:t>
+      </w:r>
+      <w:r>
+        <w:rPr>
+          <w:b w:val="0"/>
+        </w:rPr>
+        <w:t xml:space="preserve"> falls to 3, the </w:t>
+      </w:r>
+      <w:r>
+        <w:rPr>
+          <w:b/>
+        </w:rPr>
+        <w:t>score</w:t>
+      </w:r>
+      <w:r>
+        <w:rPr>
+          <w:b w:val="0"/>
+        </w:rPr>
+        <w:t xml:space="preserve"> is 5.</w:t>
+      </w:r>
+    </w:p>
+    <w:p>
+      <w:pPr>
+        <w:spacing w:line="336" w:lineRule="auto" w:after="180"/>
+        <w:shd w:fill="F1F6FC"/>
+      </w:pPr>
+      <w:r>
+        <w:rPr>
+          <w:b w:val="0"/>
+        </w:rPr>
+        <w:t>Ask for the two-point decrease explanation.</w:t>
+      </w:r>
+    </w:p>
+    <w:p>
+      <w:pPr>
+        <w:pStyle w:val="Heading3"/>
+      </w:pPr>
+      <w:r>
+        <w:t>Assess independent transfer</w:t>
+      </w:r>
+    </w:p>
+    <w:p>
+      <w:pPr>
+        <w:pStyle w:val="Heading3"/>
+      </w:pPr>
+      <w:r>
+        <w:t>Independent question · withhold the key</w:t>
+      </w:r>
+    </w:p>
+    <w:p>
+      <w:pPr>
+        <w:spacing w:line="336" w:lineRule="auto" w:after="180"/>
+        <w:shd w:fill="F5F1FB"/>
+      </w:pPr>
+      <w:r>
+        <w:rPr>
+          <w:b w:val="0"/>
+        </w:rPr>
+        <w:t xml:space="preserve">Selected case: Use x = [3, 1, 2] and w = [-2, 4, 0.5]. Give each </w:t>
+      </w:r>
+      <w:r>
+        <w:rPr>
+          <w:b/>
+        </w:rPr>
+        <w:t>contribution</w:t>
+      </w:r>
+      <w:r>
+        <w:rPr>
+          <w:b w:val="0"/>
+        </w:rPr>
+        <w:t xml:space="preserve"> and the total. Increase only the second component from 1 to 2 and compute the new total. Explain why a two-</w:t>
+      </w:r>
+      <w:r>
+        <w:rPr>
+          <w:b/>
+        </w:rPr>
+        <w:t>weight</w:t>
+      </w:r>
+      <w:r>
+        <w:rPr>
+          <w:b w:val="0"/>
+        </w:rPr>
+        <w:t xml:space="preserve"> list is invalid for this </w:t>
+      </w:r>
+      <w:r>
+        <w:rPr>
+          <w:b/>
+        </w:rPr>
+        <w:t>input</w:t>
+      </w:r>
+      <w:r>
+        <w:rPr>
+          <w:b w:val="0"/>
+        </w:rPr>
+        <w:t>.</w:t>
+      </w:r>
+    </w:p>
+    <w:p>
+      <w:pPr>
+        <w:pStyle w:val="Heading3"/>
+      </w:pPr>
+      <w:r>
+        <w:t>Selected case answer</w:t>
+      </w:r>
+    </w:p>
+    <w:p>
+      <w:pPr>
+        <w:pStyle w:val="Heading3"/>
+      </w:pPr>
+      <w:r>
+        <w:t>Teacher key · Selected case answer</w:t>
+      </w:r>
+    </w:p>
+    <w:p>
+      <w:pPr>
+        <w:spacing w:line="336" w:lineRule="auto" w:after="180"/>
+        <w:shd w:fill="F1F6FC"/>
+      </w:pPr>
+      <w:r>
+        <w:rPr>
+          <w:b w:val="0"/>
+        </w:rPr>
+        <w:t xml:space="preserve">Teacher explanation: </w:t>
+      </w:r>
+      <w:r>
+        <w:rPr>
+          <w:b/>
+        </w:rPr>
+        <w:t>Contribution</w:t>
+      </w:r>
+      <w:r>
+        <w:rPr>
+          <w:b w:val="0"/>
+        </w:rPr>
+        <w:t xml:space="preserve">s -6, 4, 1 give -1. With second component 2, </w:t>
+      </w:r>
+      <w:r>
+        <w:rPr>
+          <w:b/>
+        </w:rPr>
+        <w:t>contribution</w:t>
+      </w:r>
+      <w:r>
+        <w:rPr>
+          <w:b w:val="0"/>
+        </w:rPr>
+        <w:t>s -6, 8, 1 give 3, a rise of 4.</w:t>
+      </w:r>
+    </w:p>
+    <w:p>
+      <w:pPr>
+        <w:spacing w:line="336" w:lineRule="auto" w:after="180"/>
+        <w:shd w:fill="F1F6FC"/>
+      </w:pPr>
+      <w:r>
+        <w:rPr>
+          <w:b w:val="0"/>
+        </w:rPr>
+        <w:t xml:space="preserve">Three </w:t>
+      </w:r>
+      <w:r>
+        <w:rPr>
+          <w:b/>
+        </w:rPr>
+        <w:t>input</w:t>
+      </w:r>
+      <w:r>
+        <w:rPr>
+          <w:b w:val="0"/>
+        </w:rPr>
+        <w:t xml:space="preserve"> components need three matching </w:t>
+      </w:r>
+      <w:r>
+        <w:rPr>
+          <w:b/>
+        </w:rPr>
+        <w:t>weight</w:t>
+      </w:r>
+      <w:r>
+        <w:rPr>
+          <w:b w:val="0"/>
+        </w:rPr>
+        <w:t>s; silently dropping the final component changes the computation.</w:t>
       </w:r>
     </w:p>
     <w:tbl>
@@ -1956,67 +4362,317 @@
       </w:tr>
     </w:tbl>
     <w:p>
-      <w:r>
-        <w:t>Record each dimension as not yet, with support, or independent. Accept a valid alternative procedure with a defensible trace. Do not penalise an honestly recorded model failure if the learner correctly explains its evidence and limits.</w:t>
+      <w:pPr>
+        <w:pStyle w:val="Heading3"/>
+      </w:pPr>
+      <w:r>
+        <w:t>Teacher key · Selected case answer</w:t>
       </w:r>
     </w:p>
     <w:p>
       <w:pPr>
-        <w:pStyle w:val="Heading3"/>
-      </w:pPr>
-      <w:r>
-        <w:t>Feedback that the learner uses</w:t>
+        <w:spacing w:line="336" w:lineRule="auto" w:after="180"/>
+        <w:shd w:fill="F1F6FC"/>
+      </w:pPr>
+      <w:r>
+        <w:rPr>
+          <w:b w:val="0"/>
+        </w:rPr>
+        <w:t>Record each dimension as not yet, with support, or independent. Accept a valid alternative procedure with a defensible trace.</w:t>
       </w:r>
     </w:p>
     <w:p>
-      <w:r>
-        <w:t>Name the earliest unsupported step and give one action to repair it. Have the learner make that repair now and explain why. Then assess the relevant skill on a fresh, fully specified case. Confirm it was not previously practised with feedback; solve and check the new case before assigning it. A follow-up design prompt is a starting brief, not automatically an equivalent test.</w:t>
+      <w:pPr>
+        <w:spacing w:line="336" w:lineRule="auto" w:after="180"/>
+        <w:shd w:fill="F1F6FC"/>
+      </w:pPr>
+      <w:r>
+        <w:rPr>
+          <w:b w:val="0"/>
+        </w:rPr>
+        <w:t xml:space="preserve">Do not penalise an honestly recorded model failure if the learner correctly explains its </w:t>
+      </w:r>
+      <w:r>
+        <w:rPr>
+          <w:b/>
+        </w:rPr>
+        <w:t>evidence</w:t>
+      </w:r>
+      <w:r>
+        <w:rPr>
+          <w:b w:val="0"/>
+        </w:rPr>
+        <w:t xml:space="preserve"> and limits.</w:t>
       </w:r>
     </w:p>
     <w:p>
       <w:pPr>
-        <w:pStyle w:val="Heading1"/>
-      </w:pPr>
-      <w:r>
-        <w:t>06. Connect the project, support and next lesson</w:t>
+        <w:pStyle w:val="Heading3"/>
+      </w:pPr>
+      <w:r>
+        <w:t>Feedback that the learner uses</w:t>
       </w:r>
     </w:p>
     <w:p>
-      <w:r>
-        <w:t>Add a labelled dot products and weighted sums evidence sheet to Image-pattern Network Investigation. Show how you can calculate a dot product by matching feature positions. Use the supplied fictional case and keep its inputs, intermediate steps, calculation or prediction, and limitation. Connect this record to last week’s record; a matching answer without a trace is insufficient.</w:t>
+      <w:pPr>
+        <w:spacing w:line="336" w:lineRule="auto" w:after="180"/>
+      </w:pPr>
+      <w:r>
+        <w:rPr>
+          <w:b w:val="0"/>
+        </w:rPr>
+        <w:t>Name the earliest unsupported step and give one action to repair it. Have the learner make that repair now and explain why. Then assess the relevant skill on a fresh, fully specified case.</w:t>
       </w:r>
     </w:p>
     <w:p>
-      <w:r>
-        <w:t>Provide three labelled contribution boxes and a number line for signed addition. Extension: permute both inputs and matching weights together and show that the sum is preserved; then permute only one to expose a schema mismatch.</w:t>
+      <w:pPr>
+        <w:spacing w:line="336" w:lineRule="auto" w:after="180"/>
+      </w:pPr>
+      <w:r>
+        <w:rPr>
+          <w:b w:val="0"/>
+        </w:rPr>
+        <w:t>Confirm it was not previously practised with feedback; solve and check the new case before assigning it. A follow-up design prompt is a starting brief, not automatically an equivalent test.</w:t>
       </w:r>
     </w:p>
     <w:p>
-      <w:r>
-        <w:t>Week 3 adds a bias after the dot product and uses an explicit decision boundary.</w:t>
+      <w:pPr>
+        <w:pStyle w:val="Heading1"/>
+      </w:pPr>
+      <w:r>
+        <w:t>06. Connect the project, support and next lesson</w:t>
       </w:r>
     </w:p>
     <w:p>
       <w:r>
-        <w:t>Retain the project ledger and assess a changed case after support. Check the relevant prerequisite before carrying this component forward.</w:t>
+        <w:t>Connect Dot products and weighted sums to Image-pattern Network Investigation, adapt support and plan a later changed-case check.</w:t>
       </w:r>
     </w:p>
     <w:p>
       <w:pPr>
-        <w:pStyle w:val="Heading3"/>
-      </w:pPr>
-      <w:r>
-        <w:t>Plan the delayed return</w:t>
+        <w:spacing w:line="336" w:lineRule="auto" w:after="180"/>
+      </w:pPr>
+      <w:r>
+        <w:rPr>
+          <w:b w:val="0"/>
+        </w:rPr>
+        <w:t xml:space="preserve">Add a labelled </w:t>
+      </w:r>
+      <w:r>
+        <w:rPr>
+          <w:b/>
+        </w:rPr>
+        <w:t>dot product</w:t>
+      </w:r>
+      <w:r>
+        <w:rPr>
+          <w:b w:val="0"/>
+        </w:rPr>
+        <w:t xml:space="preserve">s and </w:t>
+      </w:r>
+      <w:r>
+        <w:rPr>
+          <w:b/>
+        </w:rPr>
+        <w:t>weight</w:t>
+      </w:r>
+      <w:r>
+        <w:rPr>
+          <w:b w:val="0"/>
+        </w:rPr>
+        <w:t xml:space="preserve">ed sums </w:t>
+      </w:r>
+      <w:r>
+        <w:rPr>
+          <w:b/>
+        </w:rPr>
+        <w:t>evidence</w:t>
+      </w:r>
+      <w:r>
+        <w:rPr>
+          <w:b w:val="0"/>
+        </w:rPr>
+        <w:t xml:space="preserve"> sheet to Image-pattern Network Investigation. Show how you can calculate a </w:t>
+      </w:r>
+      <w:r>
+        <w:rPr>
+          <w:b/>
+        </w:rPr>
+        <w:t>dot product</w:t>
+      </w:r>
+      <w:r>
+        <w:rPr>
+          <w:b w:val="0"/>
+        </w:rPr>
+        <w:t xml:space="preserve"> by matching feature positions.</w:t>
       </w:r>
     </w:p>
     <w:p>
-      <w:r>
-        <w:t>Suggested return points in this level: ai-5/3, ai-5/5, ai-5/8. Use actual classroom dates, adjusting for holidays and gaps. One, three and six teaching weeks are scheduling choices, not a claimed optimal spacing.</w:t>
+      <w:pPr>
+        <w:spacing w:line="336" w:lineRule="auto" w:after="180"/>
+      </w:pPr>
+      <w:r>
+        <w:rPr>
+          <w:b w:val="0"/>
+        </w:rPr>
+        <w:t xml:space="preserve">Use the supplied fictional case and keep its </w:t>
+      </w:r>
+      <w:r>
+        <w:rPr>
+          <w:b/>
+        </w:rPr>
+        <w:t>input</w:t>
+      </w:r>
+      <w:r>
+        <w:rPr>
+          <w:b w:val="0"/>
+        </w:rPr>
+        <w:t xml:space="preserve">s, intermediate steps, calculation or </w:t>
+      </w:r>
+      <w:r>
+        <w:rPr>
+          <w:b/>
+        </w:rPr>
+        <w:t>prediction</w:t>
+      </w:r>
+      <w:r>
+        <w:rPr>
+          <w:b w:val="0"/>
+        </w:rPr>
+        <w:t>, and limitation. Connect this record to last week’s record; a matching answer without a trace is insufficient.</w:t>
       </w:r>
     </w:p>
     <w:p>
-      <w:r>
-        <w:t>At a delayed check, ask for the idea from memory and a changed application. Compare with the earlier independent response and record support used. For a new level, revisit the previous capstone before checking the new prerequisites.</w:t>
+      <w:pPr>
+        <w:spacing w:line="336" w:lineRule="auto" w:after="180"/>
+      </w:pPr>
+      <w:r>
+        <w:rPr>
+          <w:b w:val="0"/>
+        </w:rPr>
+        <w:t xml:space="preserve">Provide three labelled </w:t>
+      </w:r>
+      <w:r>
+        <w:rPr>
+          <w:b/>
+        </w:rPr>
+        <w:t>contribution</w:t>
+      </w:r>
+      <w:r>
+        <w:rPr>
+          <w:b w:val="0"/>
+        </w:rPr>
+        <w:t xml:space="preserve"> boxes and a number line for signed addition.</w:t>
+      </w:r>
+    </w:p>
+    <w:p>
+      <w:pPr>
+        <w:spacing w:line="336" w:lineRule="auto" w:after="180"/>
+      </w:pPr>
+      <w:r>
+        <w:rPr>
+          <w:b w:val="0"/>
+        </w:rPr>
+        <w:t xml:space="preserve">Extension: permute both </w:t>
+      </w:r>
+      <w:r>
+        <w:rPr>
+          <w:b/>
+        </w:rPr>
+        <w:t>input</w:t>
+      </w:r>
+      <w:r>
+        <w:rPr>
+          <w:b w:val="0"/>
+        </w:rPr>
+        <w:t xml:space="preserve">s and matching </w:t>
+      </w:r>
+      <w:r>
+        <w:rPr>
+          <w:b/>
+        </w:rPr>
+        <w:t>weight</w:t>
+      </w:r>
+      <w:r>
+        <w:rPr>
+          <w:b w:val="0"/>
+        </w:rPr>
+        <w:t>s together and show that the sum is preserved; then permute only one to expose a schema mismatch.</w:t>
+      </w:r>
+    </w:p>
+    <w:p>
+      <w:pPr>
+        <w:spacing w:line="336" w:lineRule="auto" w:after="180"/>
+      </w:pPr>
+      <w:r>
+        <w:rPr>
+          <w:b w:val="0"/>
+        </w:rPr>
+        <w:t xml:space="preserve">Week 3 adds a bias after the </w:t>
+      </w:r>
+      <w:r>
+        <w:rPr>
+          <w:b/>
+        </w:rPr>
+        <w:t>dot product</w:t>
+      </w:r>
+      <w:r>
+        <w:rPr>
+          <w:b w:val="0"/>
+        </w:rPr>
+        <w:t xml:space="preserve"> and uses an explicit decision boundary.</w:t>
+      </w:r>
+    </w:p>
+    <w:p>
+      <w:pPr>
+        <w:spacing w:line="336" w:lineRule="auto" w:after="180"/>
+      </w:pPr>
+      <w:r>
+        <w:rPr>
+          <w:b w:val="0"/>
+        </w:rPr>
+        <w:t>Retain the project ledger and assess a changed case after support. Check the relevant prerequisite before carrying this component forward.</w:t>
+      </w:r>
+    </w:p>
+    <w:p>
+      <w:pPr>
+        <w:pStyle w:val="Heading3"/>
+      </w:pPr>
+      <w:r>
+        <w:t>Plan the delayed return</w:t>
+      </w:r>
+    </w:p>
+    <w:p>
+      <w:pPr>
+        <w:spacing w:line="336" w:lineRule="auto" w:after="180"/>
+      </w:pPr>
+      <w:r>
+        <w:rPr>
+          <w:b w:val="0"/>
+        </w:rPr>
+        <w:t>Suggested return points in this level: ai-5/3, ai-5/5, ai-5/8. Use actual classroom dates, adjusting for holidays and gaps. One, three and six teaching weeks are scheduling choices, not a claimed optimal spacing.</w:t>
+      </w:r>
+    </w:p>
+    <w:p>
+      <w:pPr>
+        <w:spacing w:line="336" w:lineRule="auto" w:after="180"/>
+      </w:pPr>
+      <w:r>
+        <w:rPr>
+          <w:b w:val="0"/>
+        </w:rPr>
+        <w:t>At a delayed check, ask for the idea from memory and a changed application. Compare with the earlier independent response and record support used.</w:t>
+      </w:r>
+    </w:p>
+    <w:p>
+      <w:pPr>
+        <w:spacing w:line="336" w:lineRule="auto" w:after="180"/>
+      </w:pPr>
+      <w:r>
+        <w:rPr>
+          <w:b w:val="0"/>
+        </w:rPr>
+        <w:t>For a new level, revisit the previous capstone before checking the new prerequisites.</w:t>
       </w:r>
     </w:p>
     <w:tbl>
@@ -2176,8 +4832,26 @@
       </w:tr>
     </w:tbl>
     <w:p>
-      <w:r>
-        <w:t>Use the evidence to choose reteaching or the next step. A completed page, confidence rating or attractive project does not by itself demonstrate understanding.</w:t>
+      <w:pPr>
+        <w:spacing w:line="336" w:lineRule="auto" w:after="180"/>
+      </w:pPr>
+      <w:r>
+        <w:rPr>
+          <w:b w:val="0"/>
+        </w:rPr>
+        <w:t xml:space="preserve">Use the </w:t>
+      </w:r>
+      <w:r>
+        <w:rPr>
+          <w:b/>
+        </w:rPr>
+        <w:t>evidence</w:t>
+      </w:r>
+      <w:r>
+        <w:rPr>
+          <w:b w:val="0"/>
+        </w:rPr>
+        <w:t xml:space="preserve"> to choose reteaching or the next step. A completed page, confidence rating or attractive project does not by itself demonstrate understanding.</w:t>
       </w:r>
     </w:p>
     <w:p>
@@ -2189,26 +4863,105 @@
       </w:r>
     </w:p>
     <w:p>
-      <w:r>
-        <w:t>For your Image-pattern Network Investigation, save the input, procedure, observed result and limitation of this check. Label this worked example as practice; use a different, previously unreviewed case when checking independent understanding.</w:t>
+      <w:pPr>
+        <w:spacing w:line="336" w:lineRule="auto" w:after="180"/>
+      </w:pPr>
+      <w:r>
+        <w:rPr>
+          <w:b w:val="0"/>
+        </w:rPr>
+        <w:t xml:space="preserve">For your Image-pattern Network Investigation, save the </w:t>
+      </w:r>
+      <w:r>
+        <w:rPr>
+          <w:b/>
+        </w:rPr>
+        <w:t>input</w:t>
+      </w:r>
+      <w:r>
+        <w:rPr>
+          <w:b w:val="0"/>
+        </w:rPr>
+        <w:t>, procedure, observed result and limitation of this check.</w:t>
       </w:r>
     </w:p>
     <w:p>
       <w:pPr>
-        <w:pStyle w:val="Heading1"/>
-      </w:pPr>
-      <w:r>
-        <w:t>07. Prepare, teach and assess</w:t>
+        <w:spacing w:line="336" w:lineRule="auto" w:after="180"/>
+      </w:pPr>
+      <w:r>
+        <w:rPr>
+          <w:b w:val="0"/>
+        </w:rPr>
+        <w:t>Label this worked example as practice; use a different, previously unreviewed case when checking independent understanding.</w:t>
       </w:r>
     </w:p>
     <w:p>
-      <w:r>
-        <w:t>Teaching target: Calculate a dot product by matching feature positions</w:t>
+      <w:pPr>
+        <w:pStyle w:val="Heading1"/>
+      </w:pPr>
+      <w:r>
+        <w:t>07. Prepare, teach and assess</w:t>
       </w:r>
     </w:p>
     <w:p>
       <w:r>
-        <w:t>Prepare the labelled worked-case picture, the matching workbook, fictional input cards and a place for individual responses. Check a local Python 3 environment before class; have a paper-trace version ready.</w:t>
+        <w:t>Use this preparation summary alongside the detailed Dot products and weighted sums lesson; it is a checklist rather than a replacement for the full sequence.</w:t>
+      </w:r>
+    </w:p>
+    <w:p>
+      <w:pPr>
+        <w:pStyle w:val="Heading3"/>
+      </w:pPr>
+      <w:r>
+        <w:t>Teaching target</w:t>
+      </w:r>
+    </w:p>
+    <w:p>
+      <w:pPr>
+        <w:spacing w:line="336" w:lineRule="auto" w:after="180"/>
+        <w:shd w:fill="EDF7F3"/>
+      </w:pPr>
+      <w:r>
+        <w:rPr>
+          <w:b w:val="0"/>
+        </w:rPr>
+        <w:t xml:space="preserve">Teaching target: Calculate a </w:t>
+      </w:r>
+      <w:r>
+        <w:rPr>
+          <w:b/>
+        </w:rPr>
+        <w:t>dot product</w:t>
+      </w:r>
+      <w:r>
+        <w:rPr>
+          <w:b w:val="0"/>
+        </w:rPr>
+        <w:t xml:space="preserve"> by matching feature positions</w:t>
+      </w:r>
+    </w:p>
+    <w:p>
+      <w:pPr>
+        <w:spacing w:line="336" w:lineRule="auto" w:after="180"/>
+      </w:pPr>
+      <w:r>
+        <w:rPr>
+          <w:b w:val="0"/>
+        </w:rPr>
+        <w:t xml:space="preserve">Prepare the labelled worked-case picture, the matching workbook, fictional </w:t>
+      </w:r>
+      <w:r>
+        <w:rPr>
+          <w:b/>
+        </w:rPr>
+        <w:t>input</w:t>
+      </w:r>
+      <w:r>
+        <w:rPr>
+          <w:b w:val="0"/>
+        </w:rPr>
+        <w:t xml:space="preserve"> cards and a place for individual responses. Check a local Python 3 environment before class; have a paper-trace version ready.</w:t>
       </w:r>
     </w:p>
     <w:tbl>
@@ -2355,37 +5108,315 @@
       </w:tr>
     </w:tbl>
     <w:p>
-      <w:r>
-        <w:t>Before class, solve the supported practice: For w = [2, -1] and x = [2, 4], explain why score zero does not mean the input contains no information.</w:t>
+      <w:pPr>
+        <w:spacing w:line="336" w:lineRule="auto" w:after="180"/>
+      </w:pPr>
+      <w:r>
+        <w:rPr>
+          <w:b w:val="0"/>
+        </w:rPr>
+        <w:t xml:space="preserve">Before class, solve the supported practice: For w = [2, -1] and x = [2, 4], explain why </w:t>
+      </w:r>
+      <w:r>
+        <w:rPr>
+          <w:b/>
+        </w:rPr>
+        <w:t>score</w:t>
+      </w:r>
+      <w:r>
+        <w:rPr>
+          <w:b w:val="0"/>
+        </w:rPr>
+        <w:t xml:space="preserve"> zero does not mean the </w:t>
+      </w:r>
+      <w:r>
+        <w:rPr>
+          <w:b/>
+        </w:rPr>
+        <w:t>input</w:t>
+      </w:r>
+      <w:r>
+        <w:rPr>
+          <w:b w:val="0"/>
+        </w:rPr>
+        <w:t xml:space="preserve"> contains no information.</w:t>
       </w:r>
     </w:p>
     <w:p>
-      <w:r>
-        <w:t>Reasoned practice answer: Teacher explanation: Contributions 4 and -4 cancel. The input still contains width 2 and height 4; zero is the combined score.</w:t>
+      <w:pPr>
+        <w:pStyle w:val="Heading3"/>
+      </w:pPr>
+      <w:r>
+        <w:t>Supported practice answer</w:t>
       </w:r>
     </w:p>
     <w:p>
-      <w:r>
-        <w:t>Check every learner before discussion: Use the worked case for Dot products and weighted sums. Proposed explanation: “Multiply the sums instead”. Decide whether this explanation is supported. Point to the step or supplied fact that decides; explain your repair if needed.</w:t>
+      <w:pPr>
+        <w:spacing w:line="336" w:lineRule="auto" w:after="180"/>
+        <w:shd w:fill="F1F6FC"/>
+      </w:pPr>
+      <w:r>
+        <w:rPr>
+          <w:b w:val="0"/>
+        </w:rPr>
+        <w:t xml:space="preserve">Reasoned practice answer: Teacher explanation: </w:t>
+      </w:r>
+      <w:r>
+        <w:rPr>
+          <w:b/>
+        </w:rPr>
+        <w:t>Contribution</w:t>
+      </w:r>
+      <w:r>
+        <w:rPr>
+          <w:b w:val="0"/>
+        </w:rPr>
+        <w:t xml:space="preserve">s 4 and -4 cancel. The </w:t>
+      </w:r>
+      <w:r>
+        <w:rPr>
+          <w:b/>
+        </w:rPr>
+        <w:t>input</w:t>
+      </w:r>
+      <w:r>
+        <w:rPr>
+          <w:b w:val="0"/>
+        </w:rPr>
+        <w:t xml:space="preserve"> still contains width 2 and height 4; zero is the combined </w:t>
+      </w:r>
+      <w:r>
+        <w:rPr>
+          <w:b/>
+        </w:rPr>
+        <w:t>score</w:t>
+      </w:r>
+      <w:r>
+        <w:rPr>
+          <w:b w:val="0"/>
+        </w:rPr>
+        <w:t>.</w:t>
       </w:r>
     </w:p>
     <w:p>
-      <w:r>
-        <w:t>Misconception repair: The operation is 2 times 4 plus -1 times 2, not (2 - 1) times (4 + 2). That shortcut happens to match for some inputs but is not the rule.</w:t>
+      <w:pPr>
+        <w:spacing w:line="336" w:lineRule="auto" w:after="180"/>
+      </w:pPr>
+      <w:r>
+        <w:rPr>
+          <w:b w:val="0"/>
+        </w:rPr>
+        <w:t xml:space="preserve">Check every learner before discussion: Use the worked case for </w:t>
+      </w:r>
+      <w:r>
+        <w:rPr>
+          <w:b/>
+        </w:rPr>
+        <w:t>Dot product</w:t>
+      </w:r>
+      <w:r>
+        <w:rPr>
+          <w:b w:val="0"/>
+        </w:rPr>
+        <w:t xml:space="preserve">s and </w:t>
+      </w:r>
+      <w:r>
+        <w:rPr>
+          <w:b/>
+        </w:rPr>
+        <w:t>weight</w:t>
+      </w:r>
+      <w:r>
+        <w:rPr>
+          <w:b w:val="0"/>
+        </w:rPr>
+        <w:t>ed sums. Proposed explanation: “Multiply the sums instead”. Decide whether this explanation is supported.</w:t>
       </w:r>
     </w:p>
     <w:p>
-      <w:r>
-        <w:t>Support: read the exact case aloud, enlarge the labelled picture, supply input cards and model only the first deciding step. Accept a spoken explanation or drawing; retain the reasoning goal.</w:t>
+      <w:pPr>
+        <w:spacing w:line="336" w:lineRule="auto" w:after="180"/>
+      </w:pPr>
+      <w:r>
+        <w:rPr>
+          <w:b w:val="0"/>
+        </w:rPr>
+        <w:t>Point to the step or supplied fact that decides; explain your repair if needed.</w:t>
       </w:r>
     </w:p>
     <w:p>
-      <w:r>
-        <w:t>Extension: Increase only the right input from 5 to6. Require a prediction and a reason before comparing. Expected result: The score becomes6-6=0. Reason: The right weight is-1, so adding1 to that input lowers the score by1.</w:t>
+      <w:pPr>
+        <w:pStyle w:val="Heading3"/>
+      </w:pPr>
+      <w:r>
+        <w:t>Repair the misconception</w:t>
       </w:r>
     </w:p>
     <w:p>
-      <w:r>
+      <w:pPr>
+        <w:spacing w:line="336" w:lineRule="auto" w:after="180"/>
+        <w:shd w:fill="FFF5E6"/>
+      </w:pPr>
+      <w:r>
+        <w:rPr>
+          <w:b w:val="0"/>
+        </w:rPr>
+        <w:t xml:space="preserve">Misconception repair: The operation is 2 times 4 plus -1 times 2, not (2 - 1) times (4 + 2). That shortcut happens to match for some </w:t>
+      </w:r>
+      <w:r>
+        <w:rPr>
+          <w:b/>
+        </w:rPr>
+        <w:t>input</w:t>
+      </w:r>
+      <w:r>
+        <w:rPr>
+          <w:b w:val="0"/>
+        </w:rPr>
+        <w:t>s but is not the rule.</w:t>
+      </w:r>
+    </w:p>
+    <w:p>
+      <w:pPr>
+        <w:pStyle w:val="Heading3"/>
+      </w:pPr>
+      <w:r>
+        <w:t>Support without giving away the answer</w:t>
+      </w:r>
+    </w:p>
+    <w:p>
+      <w:pPr>
+        <w:spacing w:line="336" w:lineRule="auto" w:after="180"/>
+        <w:shd w:fill="F1F6F8"/>
+      </w:pPr>
+      <w:r>
+        <w:rPr>
+          <w:b w:val="0"/>
+        </w:rPr>
+        <w:t xml:space="preserve">Support: read the exact case aloud, enlarge the labelled picture, supply </w:t>
+      </w:r>
+      <w:r>
+        <w:rPr>
+          <w:b/>
+        </w:rPr>
+        <w:t>input</w:t>
+      </w:r>
+      <w:r>
+        <w:rPr>
+          <w:b w:val="0"/>
+        </w:rPr>
+        <w:t xml:space="preserve"> cards and model only the first deciding step. Accept a spoken explanation or drawing; retain the reasoning goal.</w:t>
+      </w:r>
+    </w:p>
+    <w:p>
+      <w:pPr>
+        <w:pStyle w:val="Heading3"/>
+      </w:pPr>
+      <w:r>
+        <w:t>Extend the reasoning</w:t>
+      </w:r>
+    </w:p>
+    <w:p>
+      <w:pPr>
+        <w:spacing w:line="336" w:lineRule="auto" w:after="180"/>
+        <w:shd w:fill="F5F1FB"/>
+      </w:pPr>
+      <w:r>
+        <w:rPr>
+          <w:b w:val="0"/>
+        </w:rPr>
+        <w:t xml:space="preserve">Extension: Increase only the right </w:t>
+      </w:r>
+      <w:r>
+        <w:rPr>
+          <w:b/>
+        </w:rPr>
+        <w:t>input</w:t>
+      </w:r>
+      <w:r>
+        <w:rPr>
+          <w:b w:val="0"/>
+        </w:rPr>
+        <w:t xml:space="preserve"> from 5 to6. Require a </w:t>
+      </w:r>
+      <w:r>
+        <w:rPr>
+          <w:b/>
+        </w:rPr>
+        <w:t>prediction</w:t>
+      </w:r>
+      <w:r>
+        <w:rPr>
+          <w:b w:val="0"/>
+        </w:rPr>
+        <w:t xml:space="preserve"> and a reason before comparing. Expected result: The </w:t>
+      </w:r>
+      <w:r>
+        <w:rPr>
+          <w:b/>
+        </w:rPr>
+        <w:t>score</w:t>
+      </w:r>
+      <w:r>
+        <w:rPr>
+          <w:b w:val="0"/>
+        </w:rPr>
+        <w:t xml:space="preserve"> becomes6-6=0. Reason: The right </w:t>
+      </w:r>
+      <w:r>
+        <w:rPr>
+          <w:b/>
+        </w:rPr>
+        <w:t>weight</w:t>
+      </w:r>
+      <w:r>
+        <w:rPr>
+          <w:b w:val="0"/>
+        </w:rPr>
+        <w:t xml:space="preserve"> is-1, so adding1 to that </w:t>
+      </w:r>
+      <w:r>
+        <w:rPr>
+          <w:b/>
+        </w:rPr>
+        <w:t>input</w:t>
+      </w:r>
+      <w:r>
+        <w:rPr>
+          <w:b w:val="0"/>
+        </w:rPr>
+        <w:t xml:space="preserve"> lowers the </w:t>
+      </w:r>
+      <w:r>
+        <w:rPr>
+          <w:b/>
+        </w:rPr>
+        <w:t>score</w:t>
+      </w:r>
+      <w:r>
+        <w:rPr>
+          <w:b w:val="0"/>
+        </w:rPr>
+        <w:t xml:space="preserve"> by1.</w:t>
+      </w:r>
+    </w:p>
+    <w:p>
+      <w:pPr>
+        <w:pStyle w:val="Heading3"/>
+      </w:pPr>
+      <w:r>
+        <w:t>Protect the independent attempt</w:t>
+      </w:r>
+    </w:p>
+    <w:p>
+      <w:pPr>
+        <w:spacing w:line="336" w:lineRule="auto" w:after="180"/>
+        <w:shd w:fill="FFF5E6"/>
+      </w:pPr>
+      <w:r>
+        <w:rPr>
+          <w:b w:val="0"/>
+        </w:rPr>
         <w:t>Independent assessment: withhold the reserved answer until the learner has attempted the new case. Record support separately from correctness.</w:t>
       </w:r>
     </w:p>
@@ -2574,46 +5605,1512 @@
       </w:tr>
     </w:tbl>
     <w:p>
-      <w:r>
-        <w:t>Project checkpoint: Frame the need. Name the user, the problem, allowed inputs and a safe simple starting method.</w:t>
+      <w:pPr>
+        <w:pStyle w:val="Heading3"/>
+      </w:pPr>
+      <w:r>
+        <w:t>Project checkpoint</w:t>
       </w:r>
     </w:p>
     <w:p>
-      <w:r>
-        <w:t>Use the weekly teacher answer for topic-specific reasoning. A saved progress tick is an activity record; judge mastery from the learner’s explanation and evidence.</w:t>
+      <w:pPr>
+        <w:spacing w:line="336" w:lineRule="auto" w:after="180"/>
+        <w:shd w:fill="EDF7F3"/>
+      </w:pPr>
+      <w:r>
+        <w:rPr>
+          <w:b w:val="0"/>
+        </w:rPr>
+        <w:t xml:space="preserve">Project checkpoint: Frame the need. Name the user, the problem, allowed </w:t>
+      </w:r>
+      <w:r>
+        <w:rPr>
+          <w:b/>
+        </w:rPr>
+        <w:t>input</w:t>
+      </w:r>
+      <w:r>
+        <w:rPr>
+          <w:b w:val="0"/>
+        </w:rPr>
+        <w:t>s and a safe simple starting method.</w:t>
       </w:r>
     </w:p>
     <w:p>
       <w:pPr>
-        <w:pStyle w:val="Heading1"/>
-      </w:pPr>
-      <w:r>
-        <w:t>08. Use feedback, labs and repair paths</w:t>
+        <w:spacing w:line="336" w:lineRule="auto" w:after="180"/>
+      </w:pPr>
+      <w:r>
+        <w:rPr>
+          <w:b w:val="0"/>
+        </w:rPr>
+        <w:t xml:space="preserve">Use the weekly teacher answer for topic-specific reasoning. A saved progress tick is an activity record; judge mastery from the learner’s explanation and </w:t>
+      </w:r>
+      <w:r>
+        <w:rPr>
+          <w:b/>
+        </w:rPr>
+        <w:t>evidence</w:t>
+      </w:r>
+      <w:r>
+        <w:rPr>
+          <w:b w:val="0"/>
+        </w:rPr>
+        <w:t>.</w:t>
       </w:r>
     </w:p>
     <w:p>
-      <w:r>
-        <w:t>Use the two formative questions as supported practice, not as independent mastery scores. Discuss the deciding evidence rather than accepting a guessed selection.</w:t>
+      <w:pPr>
+        <w:pStyle w:val="Heading1"/>
+      </w:pPr>
+      <w:r>
+        <w:t>08. Use feedback, labs and repair paths</w:t>
       </w:r>
     </w:p>
     <w:p>
       <w:r>
-        <w:t>The feedback comes from the reviewed public worked case. Do not reveal the separately reserved independent teacher answer until the learner has attempted that case.</w:t>
+        <w:t>Use feedback, earlier review and portfolios purposefully. Apply the coding routine only when this lesson has an executable lab.</w:t>
       </w:r>
     </w:p>
     <w:p>
-      <w:r>
-        <w:t>Ask students to predict before running code. Preserve errors and actual outputs; collect a changed test and an explanation. The branch-boundary and indexing lessons deliberately include failure cases.</w:t>
+      <w:pPr>
+        <w:spacing w:line="336" w:lineRule="auto" w:after="180"/>
+      </w:pPr>
+      <w:r>
+        <w:rPr>
+          <w:b w:val="0"/>
+        </w:rPr>
+        <w:t xml:space="preserve">Use the two formative questions as supported practice, not as independent mastery </w:t>
+      </w:r>
+      <w:r>
+        <w:rPr>
+          <w:b/>
+        </w:rPr>
+        <w:t>score</w:t>
+      </w:r>
+      <w:r>
+        <w:rPr>
+          <w:b w:val="0"/>
+        </w:rPr>
+        <w:t xml:space="preserve">s. Discuss the deciding </w:t>
+      </w:r>
+      <w:r>
+        <w:rPr>
+          <w:b/>
+        </w:rPr>
+        <w:t>evidence</w:t>
+      </w:r>
+      <w:r>
+        <w:rPr>
+          <w:b w:val="0"/>
+        </w:rPr>
+        <w:t xml:space="preserve"> rather than accepting a guessed selection.</w:t>
       </w:r>
     </w:p>
     <w:p>
-      <w:r>
-        <w:t>Use the earlier worked-explanation links to address a specific missing building block, then return to the current question. Adapt this suggestion after observing the learner; it is not an automatic diagnosis.</w:t>
+      <w:pPr>
+        <w:spacing w:line="336" w:lineRule="auto" w:after="180"/>
+      </w:pPr>
+      <w:r>
+        <w:rPr>
+          <w:b w:val="0"/>
+        </w:rPr>
+        <w:t>The feedback comes from the reviewed public worked case. Do not reveal the separately reserved independent teacher answer until the learner has attempted that case.</w:t>
       </w:r>
     </w:p>
     <w:p>
-      <w:r>
-        <w:t>Collect the completed-work portfolio as evidence. Record support separately from correctness, and assess explanation, trace/test and limitations. Progress ticks and quiz selections alone do not establish mastery.</w:t>
+      <w:pPr>
+        <w:spacing w:line="336" w:lineRule="auto" w:after="180"/>
+      </w:pPr>
+      <w:r>
+        <w:rPr>
+          <w:b w:val="0"/>
+        </w:rPr>
+        <w:t xml:space="preserve">Ask students to predict before running code. Preserve errors and actual </w:t>
+      </w:r>
+      <w:r>
+        <w:rPr>
+          <w:b/>
+        </w:rPr>
+        <w:t>output</w:t>
+      </w:r>
+      <w:r>
+        <w:rPr>
+          <w:b w:val="0"/>
+        </w:rPr>
+        <w:t>s; collect a changed test and an explanation. The branch-boundary and indexing lessons deliberately include failure cases.</w:t>
+      </w:r>
+    </w:p>
+    <w:p>
+      <w:pPr>
+        <w:spacing w:line="336" w:lineRule="auto" w:after="180"/>
+      </w:pPr>
+      <w:r>
+        <w:rPr>
+          <w:b w:val="0"/>
+        </w:rPr>
+        <w:t>Use the earlier worked-explanation links to address a specific missing building block, then return to the current question. Adapt this suggestion after observing the learner; it is not an automatic diagnosis.</w:t>
+      </w:r>
+    </w:p>
+    <w:p>
+      <w:pPr>
+        <w:spacing w:line="336" w:lineRule="auto" w:after="180"/>
+      </w:pPr>
+      <w:r>
+        <w:rPr>
+          <w:b w:val="0"/>
+        </w:rPr>
+        <w:t xml:space="preserve">Collect the completed-work portfolio as </w:t>
+      </w:r>
+      <w:r>
+        <w:rPr>
+          <w:b/>
+        </w:rPr>
+        <w:t>evidence</w:t>
+      </w:r>
+      <w:r>
+        <w:rPr>
+          <w:b w:val="0"/>
+        </w:rPr>
+        <w:t>. Record support separately from correctness, and assess explanation, trace/test and limitations. Progress ticks and quiz selections alone do not establish mastery.</w:t>
+      </w:r>
+    </w:p>
+    <w:p>
+      <w:pPr>
+        <w:pStyle w:val="Heading1"/>
+      </w:pPr>
+      <w:r>
+        <w:t>09. Visual concept journey</w:t>
+      </w:r>
+    </w:p>
+    <w:p>
+      <w:r>
+        <w:t>Show one Dot products and weighted sums graphic at a time, request a prediction and discuss its trace before the independent assessment.</w:t>
+      </w:r>
+    </w:p>
+    <w:p>
+      <w:pPr>
+        <w:spacing w:line="336" w:lineRule="auto" w:after="180"/>
+      </w:pPr>
+      <w:r>
+        <w:rPr>
+          <w:b w:val="0"/>
+        </w:rPr>
+        <w:t xml:space="preserve">Use one picture at a time. Hide a worked result before asking for a </w:t>
+      </w:r>
+      <w:r>
+        <w:rPr>
+          <w:b/>
+        </w:rPr>
+        <w:t>prediction</w:t>
+      </w:r>
+      <w:r>
+        <w:rPr>
+          <w:b w:val="0"/>
+        </w:rPr>
+        <w:t>, then reveal it for feedback. These are supported teaching cases; retain the separate independent assessment for a fresh first attempt.</w:t>
+      </w:r>
+    </w:p>
+    <w:p>
+      <w:pPr>
+        <w:pStyle w:val="Heading3"/>
+      </w:pPr>
+      <w:r>
+        <w:t>01. Dot products and weighted sums: the case</w:t>
+      </w:r>
+    </w:p>
+    <w:p>
+      <w:r>
+        <w:drawing>
+          <wp:inline xmlns:a="http://schemas.openxmlformats.org/drawingml/2006/main" xmlns:pic="http://schemas.openxmlformats.org/drawingml/2006/picture">
+            <wp:extent cx="5486400" cy="2990088"/>
+            <wp:docPr id="3" name="Picture 3" descr="Draw each input’s contribution to a toy weighted brightness score. Supplied facts: Inputs [2, 5]; weights [3,-1]; no bias. Score is 2×3+5×(-1). All inputs and outcomes in this worked example are invented classroom data; no real model run is claimed."/>
+            <wp:cNvGraphicFramePr>
+              <a:graphicFrameLocks noChangeAspect="1"/>
+            </wp:cNvGraphicFramePr>
+            <a:graphic>
+              <a:graphicData uri="http://schemas.openxmlformats.org/drawingml/2006/picture">
+                <pic:pic>
+                  <pic:nvPicPr>
+                    <pic:cNvPr id="0" name="academy-story-ai-5-2-01.png"/>
+                    <pic:cNvPicPr/>
+                  </pic:nvPicPr>
+                  <pic:blipFill>
+                    <a:blip r:embed="rId11"/>
+                    <a:stretch>
+                      <a:fillRect/>
+                    </a:stretch>
+                  </pic:blipFill>
+                  <pic:spPr>
+                    <a:xfrm>
+                      <a:off x="0" y="0"/>
+                      <a:ext cx="5486400" cy="2990088"/>
+                    </a:xfrm>
+                    <a:prstGeom prst="rect"/>
+                  </pic:spPr>
+                </pic:pic>
+              </a:graphicData>
+            </a:graphic>
+          </wp:inline>
+        </w:drawing>
+      </w:r>
+    </w:p>
+    <w:p>
+      <w:pPr>
+        <w:spacing w:line="336" w:lineRule="auto" w:after="180"/>
+      </w:pPr>
+      <w:r>
+        <w:rPr>
+          <w:b w:val="0"/>
+        </w:rPr>
+        <w:t xml:space="preserve">Draw each </w:t>
+      </w:r>
+      <w:r>
+        <w:rPr>
+          <w:b/>
+        </w:rPr>
+        <w:t>input</w:t>
+      </w:r>
+      <w:r>
+        <w:rPr>
+          <w:b w:val="0"/>
+        </w:rPr>
+        <w:t xml:space="preserve">’s </w:t>
+      </w:r>
+      <w:r>
+        <w:rPr>
+          <w:b/>
+        </w:rPr>
+        <w:t>contribution</w:t>
+      </w:r>
+      <w:r>
+        <w:rPr>
+          <w:b w:val="0"/>
+        </w:rPr>
+        <w:t xml:space="preserve"> to a toy </w:t>
+      </w:r>
+      <w:r>
+        <w:rPr>
+          <w:b/>
+        </w:rPr>
+        <w:t>weight</w:t>
+      </w:r>
+      <w:r>
+        <w:rPr>
+          <w:b w:val="0"/>
+        </w:rPr>
+        <w:t xml:space="preserve">ed brightness </w:t>
+      </w:r>
+      <w:r>
+        <w:rPr>
+          <w:b/>
+        </w:rPr>
+        <w:t>score</w:t>
+      </w:r>
+      <w:r>
+        <w:rPr>
+          <w:b w:val="0"/>
+        </w:rPr>
+        <w:t xml:space="preserve">. Supplied facts: </w:t>
+      </w:r>
+      <w:r>
+        <w:rPr>
+          <w:b/>
+        </w:rPr>
+        <w:t>Input</w:t>
+      </w:r>
+      <w:r>
+        <w:rPr>
+          <w:b w:val="0"/>
+        </w:rPr>
+        <w:t xml:space="preserve">s [2, 5]; </w:t>
+      </w:r>
+      <w:r>
+        <w:rPr>
+          <w:b/>
+        </w:rPr>
+        <w:t>weight</w:t>
+      </w:r>
+      <w:r>
+        <w:rPr>
+          <w:b w:val="0"/>
+        </w:rPr>
+        <w:t xml:space="preserve">s [3,-1]; no bias. </w:t>
+      </w:r>
+      <w:r>
+        <w:rPr>
+          <w:b/>
+        </w:rPr>
+        <w:t>Score</w:t>
+      </w:r>
+      <w:r>
+        <w:rPr>
+          <w:b w:val="0"/>
+        </w:rPr>
+        <w:t xml:space="preserve"> is 2×3+5×(-1).</w:t>
+      </w:r>
+    </w:p>
+    <w:p>
+      <w:pPr>
+        <w:spacing w:line="336" w:lineRule="auto" w:after="180"/>
+      </w:pPr>
+      <w:r>
+        <w:rPr>
+          <w:b w:val="0"/>
+        </w:rPr>
+        <w:t xml:space="preserve">All </w:t>
+      </w:r>
+      <w:r>
+        <w:rPr>
+          <w:b/>
+        </w:rPr>
+        <w:t>input</w:t>
+      </w:r>
+      <w:r>
+        <w:rPr>
+          <w:b w:val="0"/>
+        </w:rPr>
+        <w:t>s and outcomes in this worked example are invented classroom data; no real model run is claimed.</w:t>
+      </w:r>
+    </w:p>
+    <w:p>
+      <w:pPr>
+        <w:spacing w:line="336" w:lineRule="auto" w:after="180"/>
+        <w:shd w:fill="F5F1FB"/>
+      </w:pPr>
+      <w:r>
+        <w:rPr>
+          <w:b w:val="0"/>
+        </w:rPr>
+        <w:t>Point to the given fact that matters most. Explain why it matters.</w:t>
+      </w:r>
+    </w:p>
+    <w:p>
+      <w:pPr>
+        <w:pStyle w:val="Heading3"/>
+      </w:pPr>
+      <w:r>
+        <w:t>Discuss while showing the picture</w:t>
+      </w:r>
+    </w:p>
+    <w:p>
+      <w:pPr>
+        <w:spacing w:line="336" w:lineRule="auto" w:after="180"/>
+        <w:shd w:fill="F1F6F8"/>
+      </w:pPr>
+      <w:r>
+        <w:rPr>
+          <w:b w:val="0"/>
+        </w:rPr>
+        <w:t>Teacher prompt: Point to the given fact that matters most. Explain why it matters. Ask learners to describe one label or arrow in ordinary words. Use the adjacent transcript if the image is difficult to see.</w:t>
+      </w:r>
+    </w:p>
+    <w:p>
+      <w:pPr>
+        <w:pStyle w:val="Heading3"/>
+      </w:pPr>
+      <w:r>
+        <w:t>02. Follow the deciding steps</w:t>
+      </w:r>
+    </w:p>
+    <w:p>
+      <w:r>
+        <w:drawing>
+          <wp:inline xmlns:a="http://schemas.openxmlformats.org/drawingml/2006/main" xmlns:pic="http://schemas.openxmlformats.org/drawingml/2006/picture">
+            <wp:extent cx="5486400" cy="3182112"/>
+            <wp:docPr id="4" name="Picture 4" descr="Multiply first input: Left contribution=2×3=6. → Multiply second input: Right contribution=5×(-1)=-5. → Add contributions: Weighted sum=6-5=1; this is a score, not a probability."/>
+            <wp:cNvGraphicFramePr>
+              <a:graphicFrameLocks noChangeAspect="1"/>
+            </wp:cNvGraphicFramePr>
+            <a:graphic>
+              <a:graphicData uri="http://schemas.openxmlformats.org/drawingml/2006/picture">
+                <pic:pic>
+                  <pic:nvPicPr>
+                    <pic:cNvPr id="0" name="academy-story-ai-5-2-02.png"/>
+                    <pic:cNvPicPr/>
+                  </pic:nvPicPr>
+                  <pic:blipFill>
+                    <a:blip r:embed="rId12"/>
+                    <a:stretch>
+                      <a:fillRect/>
+                    </a:stretch>
+                  </pic:blipFill>
+                  <pic:spPr>
+                    <a:xfrm>
+                      <a:off x="0" y="0"/>
+                      <a:ext cx="5486400" cy="3182112"/>
+                    </a:xfrm>
+                    <a:prstGeom prst="rect"/>
+                  </pic:spPr>
+                </pic:pic>
+              </a:graphicData>
+            </a:graphic>
+          </wp:inline>
+        </w:drawing>
+      </w:r>
+    </w:p>
+    <w:p>
+      <w:pPr>
+        <w:spacing w:line="336" w:lineRule="auto" w:after="180"/>
+      </w:pPr>
+      <w:r>
+        <w:rPr>
+          <w:b w:val="0"/>
+        </w:rPr>
+        <w:t xml:space="preserve">Multiply first </w:t>
+      </w:r>
+      <w:r>
+        <w:rPr>
+          <w:b/>
+        </w:rPr>
+        <w:t>input</w:t>
+      </w:r>
+      <w:r>
+        <w:rPr>
+          <w:b w:val="0"/>
+        </w:rPr>
+        <w:t xml:space="preserve">: Left </w:t>
+      </w:r>
+      <w:r>
+        <w:rPr>
+          <w:b/>
+        </w:rPr>
+        <w:t>contribution</w:t>
+      </w:r>
+      <w:r>
+        <w:rPr>
+          <w:b w:val="0"/>
+        </w:rPr>
+        <w:t xml:space="preserve">=2×3=6. → Multiply second </w:t>
+      </w:r>
+      <w:r>
+        <w:rPr>
+          <w:b/>
+        </w:rPr>
+        <w:t>input</w:t>
+      </w:r>
+      <w:r>
+        <w:rPr>
+          <w:b w:val="0"/>
+        </w:rPr>
+        <w:t xml:space="preserve">: Right </w:t>
+      </w:r>
+      <w:r>
+        <w:rPr>
+          <w:b/>
+        </w:rPr>
+        <w:t>contribution</w:t>
+      </w:r>
+      <w:r>
+        <w:rPr>
+          <w:b w:val="0"/>
+        </w:rPr>
+        <w:t xml:space="preserve">=5×(-1)=-5. → Add </w:t>
+      </w:r>
+      <w:r>
+        <w:rPr>
+          <w:b/>
+        </w:rPr>
+        <w:t>contribution</w:t>
+      </w:r>
+      <w:r>
+        <w:rPr>
+          <w:b w:val="0"/>
+        </w:rPr>
+        <w:t xml:space="preserve">s: </w:t>
+      </w:r>
+      <w:r>
+        <w:rPr>
+          <w:b/>
+        </w:rPr>
+        <w:t>Weight</w:t>
+      </w:r>
+      <w:r>
+        <w:rPr>
+          <w:b w:val="0"/>
+        </w:rPr>
+        <w:t xml:space="preserve">ed sum=6-5=1; this is a </w:t>
+      </w:r>
+      <w:r>
+        <w:rPr>
+          <w:b/>
+        </w:rPr>
+        <w:t>score</w:t>
+      </w:r>
+      <w:r>
+        <w:rPr>
+          <w:b w:val="0"/>
+        </w:rPr>
+        <w:t>, not a probability.</w:t>
+      </w:r>
+    </w:p>
+    <w:p>
+      <w:pPr>
+        <w:spacing w:line="336" w:lineRule="auto" w:after="180"/>
+        <w:shd w:fill="F5F1FB"/>
+      </w:pPr>
+      <w:r>
+        <w:rPr>
+          <w:b w:val="0"/>
+        </w:rPr>
+        <w:t xml:space="preserve">Point to each numbered stage and explain which recorded </w:t>
+      </w:r>
+      <w:r>
+        <w:rPr>
+          <w:b/>
+        </w:rPr>
+        <w:t>input</w:t>
+      </w:r>
+      <w:r>
+        <w:rPr>
+          <w:b w:val="0"/>
+        </w:rPr>
+        <w:t xml:space="preserve"> it uses.</w:t>
+      </w:r>
+    </w:p>
+    <w:p>
+      <w:pPr>
+        <w:pStyle w:val="Heading3"/>
+      </w:pPr>
+      <w:r>
+        <w:t>Discuss while showing the picture</w:t>
+      </w:r>
+    </w:p>
+    <w:p>
+      <w:pPr>
+        <w:spacing w:line="336" w:lineRule="auto" w:after="180"/>
+        <w:shd w:fill="F1F6F8"/>
+      </w:pPr>
+      <w:r>
+        <w:rPr>
+          <w:b w:val="0"/>
+        </w:rPr>
+        <w:t xml:space="preserve">Teacher prompt: Point to each numbered stage and explain which recorded </w:t>
+      </w:r>
+      <w:r>
+        <w:rPr>
+          <w:b/>
+        </w:rPr>
+        <w:t>input</w:t>
+      </w:r>
+      <w:r>
+        <w:rPr>
+          <w:b w:val="0"/>
+        </w:rPr>
+        <w:t xml:space="preserve"> it uses. Ask learners to describe one label or arrow in ordinary words. Use the adjacent transcript if the image is difficult to see.</w:t>
+      </w:r>
+    </w:p>
+    <w:p>
+      <w:pPr>
+        <w:pStyle w:val="Heading3"/>
+      </w:pPr>
+      <w:r>
+        <w:t>03. Weighted brightness score</w:t>
+      </w:r>
+    </w:p>
+    <w:p>
+      <w:r>
+        <w:drawing>
+          <wp:inline xmlns:a="http://schemas.openxmlformats.org/drawingml/2006/main" xmlns:pic="http://schemas.openxmlformats.org/drawingml/2006/picture">
+            <wp:extent cx="5486400" cy="3224784"/>
+            <wp:docPr id="5" name="Picture 5" descr="Weighted brightness score. Inputs: [2, 5]; weights: [3, -1]; bias: 0; activation: identity; output: 1."/>
+            <wp:cNvGraphicFramePr>
+              <a:graphicFrameLocks noChangeAspect="1"/>
+            </wp:cNvGraphicFramePr>
+            <a:graphic>
+              <a:graphicData uri="http://schemas.openxmlformats.org/drawingml/2006/picture">
+                <pic:pic>
+                  <pic:nvPicPr>
+                    <pic:cNvPr id="0" name="academy-story-ai-5-2-03.png"/>
+                    <pic:cNvPicPr/>
+                  </pic:nvPicPr>
+                  <pic:blipFill>
+                    <a:blip r:embed="rId13"/>
+                    <a:stretch>
+                      <a:fillRect/>
+                    </a:stretch>
+                  </pic:blipFill>
+                  <pic:spPr>
+                    <a:xfrm>
+                      <a:off x="0" y="0"/>
+                      <a:ext cx="5486400" cy="3224784"/>
+                    </a:xfrm>
+                    <a:prstGeom prst="rect"/>
+                  </pic:spPr>
+                </pic:pic>
+              </a:graphicData>
+            </a:graphic>
+          </wp:inline>
+        </w:drawing>
+      </w:r>
+    </w:p>
+    <w:p>
+      <w:pPr>
+        <w:spacing w:line="336" w:lineRule="auto" w:after="180"/>
+      </w:pPr>
+      <w:r>
+        <w:rPr>
+          <w:b/>
+        </w:rPr>
+        <w:t>Weight</w:t>
+      </w:r>
+      <w:r>
+        <w:rPr>
+          <w:b w:val="0"/>
+        </w:rPr>
+        <w:t xml:space="preserve">ed brightness </w:t>
+      </w:r>
+      <w:r>
+        <w:rPr>
+          <w:b/>
+        </w:rPr>
+        <w:t>score</w:t>
+      </w:r>
+      <w:r>
+        <w:rPr>
+          <w:b w:val="0"/>
+        </w:rPr>
+        <w:t xml:space="preserve">. </w:t>
+      </w:r>
+      <w:r>
+        <w:rPr>
+          <w:b/>
+        </w:rPr>
+        <w:t>Input</w:t>
+      </w:r>
+      <w:r>
+        <w:rPr>
+          <w:b w:val="0"/>
+        </w:rPr>
+        <w:t xml:space="preserve">s: [2, 5]; </w:t>
+      </w:r>
+      <w:r>
+        <w:rPr>
+          <w:b/>
+        </w:rPr>
+        <w:t>weight</w:t>
+      </w:r>
+      <w:r>
+        <w:rPr>
+          <w:b w:val="0"/>
+        </w:rPr>
+        <w:t xml:space="preserve">s: [3, -1]; bias: 0; activation: identity; </w:t>
+      </w:r>
+      <w:r>
+        <w:rPr>
+          <w:b/>
+        </w:rPr>
+        <w:t>output</w:t>
+      </w:r>
+      <w:r>
+        <w:rPr>
+          <w:b w:val="0"/>
+        </w:rPr>
+        <w:t>: 1.</w:t>
+      </w:r>
+    </w:p>
+    <w:p>
+      <w:pPr>
+        <w:spacing w:line="336" w:lineRule="auto" w:after="180"/>
+        <w:shd w:fill="F5F1FB"/>
+      </w:pPr>
+      <w:r>
+        <w:rPr>
+          <w:b w:val="0"/>
+        </w:rPr>
+        <w:t>Read the labels and values. Explain the relationship the model shows.</w:t>
+      </w:r>
+    </w:p>
+    <w:p>
+      <w:pPr>
+        <w:pStyle w:val="Heading3"/>
+      </w:pPr>
+      <w:r>
+        <w:t>Discuss while showing the picture</w:t>
+      </w:r>
+    </w:p>
+    <w:p>
+      <w:pPr>
+        <w:spacing w:line="336" w:lineRule="auto" w:after="180"/>
+        <w:shd w:fill="F1F6F8"/>
+      </w:pPr>
+      <w:r>
+        <w:rPr>
+          <w:b w:val="0"/>
+        </w:rPr>
+        <w:t>Teacher prompt: Read the labels and values. Explain the relationship the model shows. Ask learners to describe one label or arrow in ordinary words. Use the adjacent transcript if the image is difficult to see.</w:t>
+      </w:r>
+    </w:p>
+    <w:p>
+      <w:pPr>
+        <w:spacing w:line="336" w:lineRule="auto" w:after="180"/>
+        <w:shd w:fill="F1F6F8"/>
+      </w:pPr>
+      <w:r>
+        <w:rPr>
+          <w:b w:val="0"/>
+        </w:rPr>
+        <w:t>Check row/column meanings, units and denominators before discussing a difference. Supplied toy values are not real class or model results.</w:t>
+      </w:r>
+    </w:p>
+    <w:p>
+      <w:pPr>
+        <w:pStyle w:val="Heading3"/>
+      </w:pPr>
+      <w:r>
+        <w:t>04. Change one thing. Trace what follows.</w:t>
+      </w:r>
+    </w:p>
+    <w:p>
+      <w:r>
+        <w:drawing>
+          <wp:inline xmlns:a="http://schemas.openxmlformats.org/drawingml/2006/main" xmlns:pic="http://schemas.openxmlformats.org/drawingml/2006/picture">
+            <wp:extent cx="5486400" cy="3026664"/>
+            <wp:docPr id="6" name="Picture 6" descr="Original case: Weighted sum=6-5=1; this is a score, not a probability. Changed condition: Increase only the right input from 5 to6. Expected result: The score becomes6-6=0. Reason: The right weight is-1, so adding1 to that input lowers the score by1."/>
+            <wp:cNvGraphicFramePr>
+              <a:graphicFrameLocks noChangeAspect="1"/>
+            </wp:cNvGraphicFramePr>
+            <a:graphic>
+              <a:graphicData uri="http://schemas.openxmlformats.org/drawingml/2006/picture">
+                <pic:pic>
+                  <pic:nvPicPr>
+                    <pic:cNvPr id="0" name="academy-story-ai-5-2-04.png"/>
+                    <pic:cNvPicPr/>
+                  </pic:nvPicPr>
+                  <pic:blipFill>
+                    <a:blip r:embed="rId14"/>
+                    <a:stretch>
+                      <a:fillRect/>
+                    </a:stretch>
+                  </pic:blipFill>
+                  <pic:spPr>
+                    <a:xfrm>
+                      <a:off x="0" y="0"/>
+                      <a:ext cx="5486400" cy="3026664"/>
+                    </a:xfrm>
+                    <a:prstGeom prst="rect"/>
+                  </pic:spPr>
+                </pic:pic>
+              </a:graphicData>
+            </a:graphic>
+          </wp:inline>
+        </w:drawing>
+      </w:r>
+    </w:p>
+    <w:p>
+      <w:pPr>
+        <w:spacing w:line="336" w:lineRule="auto" w:after="180"/>
+      </w:pPr>
+      <w:r>
+        <w:rPr>
+          <w:b w:val="0"/>
+        </w:rPr>
+        <w:t xml:space="preserve">Original case: </w:t>
+      </w:r>
+      <w:r>
+        <w:rPr>
+          <w:b/>
+        </w:rPr>
+        <w:t>Weight</w:t>
+      </w:r>
+      <w:r>
+        <w:rPr>
+          <w:b w:val="0"/>
+        </w:rPr>
+        <w:t xml:space="preserve">ed sum=6-5=1; this is a </w:t>
+      </w:r>
+      <w:r>
+        <w:rPr>
+          <w:b/>
+        </w:rPr>
+        <w:t>score</w:t>
+      </w:r>
+      <w:r>
+        <w:rPr>
+          <w:b w:val="0"/>
+        </w:rPr>
+        <w:t xml:space="preserve">, not a probability. Changed condition: Increase only the right </w:t>
+      </w:r>
+      <w:r>
+        <w:rPr>
+          <w:b/>
+        </w:rPr>
+        <w:t>input</w:t>
+      </w:r>
+      <w:r>
+        <w:rPr>
+          <w:b w:val="0"/>
+        </w:rPr>
+        <w:t xml:space="preserve"> from 5 to6. Expected result: The </w:t>
+      </w:r>
+      <w:r>
+        <w:rPr>
+          <w:b/>
+        </w:rPr>
+        <w:t>score</w:t>
+      </w:r>
+      <w:r>
+        <w:rPr>
+          <w:b w:val="0"/>
+        </w:rPr>
+        <w:t xml:space="preserve"> becomes6-6=0.</w:t>
+      </w:r>
+    </w:p>
+    <w:p>
+      <w:pPr>
+        <w:spacing w:line="336" w:lineRule="auto" w:after="180"/>
+      </w:pPr>
+      <w:r>
+        <w:rPr>
+          <w:b w:val="0"/>
+        </w:rPr>
+        <w:t xml:space="preserve">Reason: The right </w:t>
+      </w:r>
+      <w:r>
+        <w:rPr>
+          <w:b/>
+        </w:rPr>
+        <w:t>weight</w:t>
+      </w:r>
+      <w:r>
+        <w:rPr>
+          <w:b w:val="0"/>
+        </w:rPr>
+        <w:t xml:space="preserve"> is-1, so adding1 to that </w:t>
+      </w:r>
+      <w:r>
+        <w:rPr>
+          <w:b/>
+        </w:rPr>
+        <w:t>input</w:t>
+      </w:r>
+      <w:r>
+        <w:rPr>
+          <w:b w:val="0"/>
+        </w:rPr>
+        <w:t xml:space="preserve"> lowers the </w:t>
+      </w:r>
+      <w:r>
+        <w:rPr>
+          <w:b/>
+        </w:rPr>
+        <w:t>score</w:t>
+      </w:r>
+      <w:r>
+        <w:rPr>
+          <w:b w:val="0"/>
+        </w:rPr>
+        <w:t xml:space="preserve"> by1.</w:t>
+      </w:r>
+    </w:p>
+    <w:p>
+      <w:pPr>
+        <w:spacing w:line="336" w:lineRule="auto" w:after="180"/>
+        <w:shd w:fill="F5F1FB"/>
+      </w:pPr>
+      <w:r>
+        <w:rPr>
+          <w:b w:val="0"/>
+        </w:rPr>
+        <w:t>Predict before checking the worked changed-case result. Name what changed and what the supplied facts allow you to conclude.</w:t>
+      </w:r>
+    </w:p>
+    <w:p>
+      <w:pPr>
+        <w:pStyle w:val="Heading3"/>
+      </w:pPr>
+      <w:r>
+        <w:t>Discuss while showing the picture</w:t>
+      </w:r>
+    </w:p>
+    <w:p>
+      <w:pPr>
+        <w:spacing w:line="336" w:lineRule="auto" w:after="180"/>
+        <w:shd w:fill="F1F6F8"/>
+      </w:pPr>
+      <w:r>
+        <w:rPr>
+          <w:b w:val="0"/>
+        </w:rPr>
+        <w:t>Teacher prompt: Predict before checking the worked changed-case result. Name what changed and what the supplied facts allow you to conclude. Ask learners to describe one label or arrow in ordinary words.</w:t>
+      </w:r>
+    </w:p>
+    <w:p>
+      <w:pPr>
+        <w:spacing w:line="336" w:lineRule="auto" w:after="180"/>
+        <w:shd w:fill="F1F6F8"/>
+      </w:pPr>
+      <w:r>
+        <w:rPr>
+          <w:b w:val="0"/>
+        </w:rPr>
+        <w:t xml:space="preserve">Use the adjacent transcript if the image is difficult to see. Changed-case reasoning: The right </w:t>
+      </w:r>
+      <w:r>
+        <w:rPr>
+          <w:b/>
+        </w:rPr>
+        <w:t>weight</w:t>
+      </w:r>
+      <w:r>
+        <w:rPr>
+          <w:b w:val="0"/>
+        </w:rPr>
+        <w:t xml:space="preserve"> is-1, so adding1 to that </w:t>
+      </w:r>
+      <w:r>
+        <w:rPr>
+          <w:b/>
+        </w:rPr>
+        <w:t>input</w:t>
+      </w:r>
+      <w:r>
+        <w:rPr>
+          <w:b w:val="0"/>
+        </w:rPr>
+        <w:t xml:space="preserve"> lowers the </w:t>
+      </w:r>
+      <w:r>
+        <w:rPr>
+          <w:b/>
+        </w:rPr>
+        <w:t>score</w:t>
+      </w:r>
+      <w:r>
+        <w:rPr>
+          <w:b w:val="0"/>
+        </w:rPr>
+        <w:t xml:space="preserve"> by1.</w:t>
+      </w:r>
+    </w:p>
+    <w:p>
+      <w:pPr>
+        <w:pStyle w:val="Heading3"/>
+      </w:pPr>
+      <w:r>
+        <w:t>05. Connect the explanation to its limit</w:t>
+      </w:r>
+    </w:p>
+    <w:p>
+      <w:r>
+        <w:drawing>
+          <wp:inline xmlns:a="http://schemas.openxmlformats.org/drawingml/2006/main" xmlns:pic="http://schemas.openxmlformats.org/drawingml/2006/picture">
+            <wp:extent cx="5486400" cy="2834640"/>
+            <wp:docPr id="7" name="Picture 7" descr="A weight controls how strongly an input contributes to the score. The left connection adds three times its measurement; the negative right connection subtracts its measurement. Calculate each contribution before adding them. This dot product is a signed score; it becomes a probability only if a separate, justified transformation and interpretation are supplied. Limit: These declared weights are hand-chosen toy parameters; no network training or calibrated probability is claimed."/>
+            <wp:cNvGraphicFramePr>
+              <a:graphicFrameLocks noChangeAspect="1"/>
+            </wp:cNvGraphicFramePr>
+            <a:graphic>
+              <a:graphicData uri="http://schemas.openxmlformats.org/drawingml/2006/picture">
+                <pic:pic>
+                  <pic:nvPicPr>
+                    <pic:cNvPr id="0" name="academy-story-ai-5-2-05.png"/>
+                    <pic:cNvPicPr/>
+                  </pic:nvPicPr>
+                  <pic:blipFill>
+                    <a:blip r:embed="rId15"/>
+                    <a:stretch>
+                      <a:fillRect/>
+                    </a:stretch>
+                  </pic:blipFill>
+                  <pic:spPr>
+                    <a:xfrm>
+                      <a:off x="0" y="0"/>
+                      <a:ext cx="5486400" cy="2834640"/>
+                    </a:xfrm>
+                    <a:prstGeom prst="rect"/>
+                  </pic:spPr>
+                </pic:pic>
+              </a:graphicData>
+            </a:graphic>
+          </wp:inline>
+        </w:drawing>
+      </w:r>
+    </w:p>
+    <w:p>
+      <w:pPr>
+        <w:spacing w:line="336" w:lineRule="auto" w:after="180"/>
+      </w:pPr>
+      <w:r>
+        <w:rPr>
+          <w:b w:val="0"/>
+        </w:rPr>
+        <w:t xml:space="preserve">A </w:t>
+      </w:r>
+      <w:r>
+        <w:rPr>
+          <w:b/>
+        </w:rPr>
+        <w:t>weight</w:t>
+      </w:r>
+      <w:r>
+        <w:rPr>
+          <w:b w:val="0"/>
+        </w:rPr>
+        <w:t xml:space="preserve"> controls how strongly an </w:t>
+      </w:r>
+      <w:r>
+        <w:rPr>
+          <w:b/>
+        </w:rPr>
+        <w:t>input</w:t>
+      </w:r>
+      <w:r>
+        <w:rPr>
+          <w:b w:val="0"/>
+        </w:rPr>
+        <w:t xml:space="preserve"> contributes to the </w:t>
+      </w:r>
+      <w:r>
+        <w:rPr>
+          <w:b/>
+        </w:rPr>
+        <w:t>score</w:t>
+      </w:r>
+      <w:r>
+        <w:rPr>
+          <w:b w:val="0"/>
+        </w:rPr>
+        <w:t xml:space="preserve">. The left connection adds three times its measurement; the negative right connection subtracts its measurement. Calculate each </w:t>
+      </w:r>
+      <w:r>
+        <w:rPr>
+          <w:b/>
+        </w:rPr>
+        <w:t>contribution</w:t>
+      </w:r>
+      <w:r>
+        <w:rPr>
+          <w:b w:val="0"/>
+        </w:rPr>
+        <w:t xml:space="preserve"> before adding them.</w:t>
+      </w:r>
+    </w:p>
+    <w:p>
+      <w:pPr>
+        <w:spacing w:line="336" w:lineRule="auto" w:after="180"/>
+      </w:pPr>
+      <w:r>
+        <w:rPr>
+          <w:b w:val="0"/>
+        </w:rPr>
+        <w:t xml:space="preserve">This </w:t>
+      </w:r>
+      <w:r>
+        <w:rPr>
+          <w:b/>
+        </w:rPr>
+        <w:t>dot product</w:t>
+      </w:r>
+      <w:r>
+        <w:rPr>
+          <w:b w:val="0"/>
+        </w:rPr>
+        <w:t xml:space="preserve"> is a signed </w:t>
+      </w:r>
+      <w:r>
+        <w:rPr>
+          <w:b/>
+        </w:rPr>
+        <w:t>score</w:t>
+      </w:r>
+      <w:r>
+        <w:rPr>
+          <w:b w:val="0"/>
+        </w:rPr>
+        <w:t>; it becomes a probability only if a separate, justified transformation and interpretation are supplied.</w:t>
+      </w:r>
+    </w:p>
+    <w:p>
+      <w:pPr>
+        <w:spacing w:line="336" w:lineRule="auto" w:after="180"/>
+      </w:pPr>
+      <w:r>
+        <w:rPr>
+          <w:b w:val="0"/>
+        </w:rPr>
+        <w:t xml:space="preserve">Limit: These declared </w:t>
+      </w:r>
+      <w:r>
+        <w:rPr>
+          <w:b/>
+        </w:rPr>
+        <w:t>weight</w:t>
+      </w:r>
+      <w:r>
+        <w:rPr>
+          <w:b w:val="0"/>
+        </w:rPr>
+        <w:t xml:space="preserve">s are hand-chosen toy parameters; no network </w:t>
+      </w:r>
+      <w:r>
+        <w:rPr>
+          <w:b/>
+        </w:rPr>
+        <w:t>training</w:t>
+      </w:r>
+      <w:r>
+        <w:rPr>
+          <w:b w:val="0"/>
+        </w:rPr>
+        <w:t xml:space="preserve"> or calibrated probability is claimed.</w:t>
+      </w:r>
+    </w:p>
+    <w:p>
+      <w:pPr>
+        <w:spacing w:line="336" w:lineRule="auto" w:after="180"/>
+        <w:shd w:fill="F5F1FB"/>
+      </w:pPr>
+      <w:r>
+        <w:rPr>
+          <w:b w:val="0"/>
+        </w:rPr>
+        <w:t>Explain the case, then point to a limit on the claim.</w:t>
+      </w:r>
+    </w:p>
+    <w:p>
+      <w:pPr>
+        <w:pStyle w:val="Heading3"/>
+      </w:pPr>
+      <w:r>
+        <w:t>Discuss while showing the picture</w:t>
+      </w:r>
+    </w:p>
+    <w:p>
+      <w:pPr>
+        <w:spacing w:line="336" w:lineRule="auto" w:after="180"/>
+        <w:shd w:fill="F1F6F8"/>
+      </w:pPr>
+      <w:r>
+        <w:rPr>
+          <w:b w:val="0"/>
+        </w:rPr>
+        <w:t>Teacher prompt: Explain the case, then point to a limit on the claim. Ask learners to describe one label or arrow in ordinary words. Use the adjacent transcript if the image is difficult to see.</w:t>
+      </w:r>
+    </w:p>
+    <w:p>
+      <w:pPr>
+        <w:spacing w:line="336" w:lineRule="auto" w:after="180"/>
+        <w:shd w:fill="F1F6F8"/>
+      </w:pPr>
+      <w:r>
+        <w:rPr>
+          <w:b w:val="0"/>
+        </w:rPr>
+        <w:t xml:space="preserve">Keep the stated scope: These declared </w:t>
+      </w:r>
+      <w:r>
+        <w:rPr>
+          <w:b/>
+        </w:rPr>
+        <w:t>weight</w:t>
+      </w:r>
+      <w:r>
+        <w:rPr>
+          <w:b w:val="0"/>
+        </w:rPr>
+        <w:t xml:space="preserve">s are hand-chosen toy parameters; no network </w:t>
+      </w:r>
+      <w:r>
+        <w:rPr>
+          <w:b/>
+        </w:rPr>
+        <w:t>training</w:t>
+      </w:r>
+      <w:r>
+        <w:rPr>
+          <w:b w:val="0"/>
+        </w:rPr>
+        <w:t xml:space="preserve"> or calibrated probability is claimed.</w:t>
+      </w:r>
+    </w:p>
+    <w:p>
+      <w:pPr>
+        <w:pStyle w:val="Heading3"/>
+      </w:pPr>
+      <w:r>
+        <w:t>06. Make the idea visible in your project</w:t>
+      </w:r>
+    </w:p>
+    <w:p>
+      <w:r>
+        <w:drawing>
+          <wp:inline xmlns:a="http://schemas.openxmlformats.org/drawingml/2006/main" xmlns:pic="http://schemas.openxmlformats.org/drawingml/2006/picture">
+            <wp:extent cx="5486400" cy="3681984"/>
+            <wp:docPr id="8" name="Picture 8" descr="For your Image-pattern Network Investigation, save the input, procedure, observed result and limitation of this check. Label this worked example as practice; use a different, previously unreviewed case when checking independent understanding. Draw your input, deciding step, result and limit. Supported question: Which connection explains why more right brightness lowers this score? Point to the relevant step in the picture, then write the changed result and the rule or evidence that supports it."/>
+            <wp:cNvGraphicFramePr>
+              <a:graphicFrameLocks noChangeAspect="1"/>
+            </wp:cNvGraphicFramePr>
+            <a:graphic>
+              <a:graphicData uri="http://schemas.openxmlformats.org/drawingml/2006/picture">
+                <pic:pic>
+                  <pic:nvPicPr>
+                    <pic:cNvPr id="0" name="academy-story-ai-5-2-06.png"/>
+                    <pic:cNvPicPr/>
+                  </pic:nvPicPr>
+                  <pic:blipFill>
+                    <a:blip r:embed="rId16"/>
+                    <a:stretch>
+                      <a:fillRect/>
+                    </a:stretch>
+                  </pic:blipFill>
+                  <pic:spPr>
+                    <a:xfrm>
+                      <a:off x="0" y="0"/>
+                      <a:ext cx="5486400" cy="3681984"/>
+                    </a:xfrm>
+                    <a:prstGeom prst="rect"/>
+                  </pic:spPr>
+                </pic:pic>
+              </a:graphicData>
+            </a:graphic>
+          </wp:inline>
+        </w:drawing>
+      </w:r>
+    </w:p>
+    <w:p>
+      <w:pPr>
+        <w:spacing w:line="336" w:lineRule="auto" w:after="180"/>
+      </w:pPr>
+      <w:r>
+        <w:rPr>
+          <w:b w:val="0"/>
+        </w:rPr>
+        <w:t xml:space="preserve">For your Image-pattern Network Investigation, save the </w:t>
+      </w:r>
+      <w:r>
+        <w:rPr>
+          <w:b/>
+        </w:rPr>
+        <w:t>input</w:t>
+      </w:r>
+      <w:r>
+        <w:rPr>
+          <w:b w:val="0"/>
+        </w:rPr>
+        <w:t>, procedure, observed result and limitation of this check.</w:t>
+      </w:r>
+    </w:p>
+    <w:p>
+      <w:pPr>
+        <w:spacing w:line="336" w:lineRule="auto" w:after="180"/>
+      </w:pPr>
+      <w:r>
+        <w:rPr>
+          <w:b w:val="0"/>
+        </w:rPr>
+        <w:t xml:space="preserve">Label this worked example as practice; use a different, previously unreviewed case when checking independent understanding. Draw your </w:t>
+      </w:r>
+      <w:r>
+        <w:rPr>
+          <w:b/>
+        </w:rPr>
+        <w:t>input</w:t>
+      </w:r>
+      <w:r>
+        <w:rPr>
+          <w:b w:val="0"/>
+        </w:rPr>
+        <w:t>, deciding step, result and limit.</w:t>
+      </w:r>
+    </w:p>
+    <w:p>
+      <w:pPr>
+        <w:spacing w:line="336" w:lineRule="auto" w:after="180"/>
+      </w:pPr>
+      <w:r>
+        <w:rPr>
+          <w:b w:val="0"/>
+        </w:rPr>
+        <w:t xml:space="preserve">Supported question: Which connection explains why more right brightness lowers this </w:t>
+      </w:r>
+      <w:r>
+        <w:rPr>
+          <w:b/>
+        </w:rPr>
+        <w:t>score</w:t>
+      </w:r>
+      <w:r>
+        <w:rPr>
+          <w:b w:val="0"/>
+        </w:rPr>
+        <w:t xml:space="preserve">? Point to the relevant step in the picture, then write the changed result and the rule or </w:t>
+      </w:r>
+      <w:r>
+        <w:rPr>
+          <w:b/>
+        </w:rPr>
+        <w:t>evidence</w:t>
+      </w:r>
+      <w:r>
+        <w:rPr>
+          <w:b w:val="0"/>
+        </w:rPr>
+        <w:t xml:space="preserve"> that supports it.</w:t>
+      </w:r>
+    </w:p>
+    <w:p>
+      <w:pPr>
+        <w:spacing w:line="336" w:lineRule="auto" w:after="180"/>
+        <w:shd w:fill="F5F1FB"/>
+      </w:pPr>
+      <w:r>
+        <w:rPr>
+          <w:b w:val="0"/>
+        </w:rPr>
+        <w:t xml:space="preserve">Draw your project trace and justify the deciding step using </w:t>
+      </w:r>
+      <w:r>
+        <w:rPr>
+          <w:b/>
+        </w:rPr>
+        <w:t>evidence</w:t>
+      </w:r>
+      <w:r>
+        <w:rPr>
+          <w:b w:val="0"/>
+        </w:rPr>
+        <w:t>.</w:t>
+      </w:r>
+    </w:p>
+    <w:p>
+      <w:pPr>
+        <w:pStyle w:val="Heading3"/>
+      </w:pPr>
+      <w:r>
+        <w:t>Discuss while showing the picture</w:t>
+      </w:r>
+    </w:p>
+    <w:p>
+      <w:pPr>
+        <w:spacing w:line="336" w:lineRule="auto" w:after="180"/>
+        <w:shd w:fill="F1F6F8"/>
+      </w:pPr>
+      <w:r>
+        <w:rPr>
+          <w:b w:val="0"/>
+        </w:rPr>
+        <w:t xml:space="preserve">Teacher prompt: Draw your project trace and justify the deciding step using </w:t>
+      </w:r>
+      <w:r>
+        <w:rPr>
+          <w:b/>
+        </w:rPr>
+        <w:t>evidence</w:t>
+      </w:r>
+      <w:r>
+        <w:rPr>
+          <w:b w:val="0"/>
+        </w:rPr>
+        <w:t>. Ask learners to describe one label or arrow in ordinary words. Use the adjacent transcript if the image is difficult to see.</w:t>
+      </w:r>
+    </w:p>
+    <w:p>
+      <w:pPr>
+        <w:spacing w:line="336" w:lineRule="auto" w:after="180"/>
+        <w:shd w:fill="F1F6F8"/>
+      </w:pPr>
+      <w:r>
+        <w:rPr>
+          <w:b w:val="0"/>
+        </w:rPr>
+        <w:t xml:space="preserve">Supported practice key: The right connection has negative </w:t>
+      </w:r>
+      <w:r>
+        <w:rPr>
+          <w:b/>
+        </w:rPr>
+        <w:t>weight</w:t>
+      </w:r>
+      <w:r>
+        <w:rPr>
+          <w:b w:val="0"/>
+        </w:rPr>
+        <w:t xml:space="preserve">-1. Its </w:t>
+      </w:r>
+      <w:r>
+        <w:rPr>
+          <w:b/>
+        </w:rPr>
+        <w:t>contribution</w:t>
+      </w:r>
+      <w:r>
+        <w:rPr>
+          <w:b w:val="0"/>
+        </w:rPr>
+        <w:t xml:space="preserve"> changes from-5 to-6 while the left </w:t>
+      </w:r>
+      <w:r>
+        <w:rPr>
+          <w:b/>
+        </w:rPr>
+        <w:t>contribution</w:t>
+      </w:r>
+      <w:r>
+        <w:rPr>
+          <w:b w:val="0"/>
+        </w:rPr>
+        <w:t xml:space="preserve"> stays6. Changed-case check: The </w:t>
+      </w:r>
+      <w:r>
+        <w:rPr>
+          <w:b/>
+        </w:rPr>
+        <w:t>score</w:t>
+      </w:r>
+      <w:r>
+        <w:rPr>
+          <w:b w:val="0"/>
+        </w:rPr>
+        <w:t xml:space="preserve"> becomes6-6=0.</w:t>
+      </w:r>
+    </w:p>
+    <w:p>
+      <w:pPr>
+        <w:spacing w:line="336" w:lineRule="auto" w:after="180"/>
+        <w:shd w:fill="F1F6F8"/>
+      </w:pPr>
+      <w:r>
+        <w:rPr>
+          <w:b w:val="0"/>
+        </w:rPr>
+        <w:t xml:space="preserve">The right </w:t>
+      </w:r>
+      <w:r>
+        <w:rPr>
+          <w:b/>
+        </w:rPr>
+        <w:t>weight</w:t>
+      </w:r>
+      <w:r>
+        <w:rPr>
+          <w:b w:val="0"/>
+        </w:rPr>
+        <w:t xml:space="preserve"> is-1, so adding1 to that </w:t>
+      </w:r>
+      <w:r>
+        <w:rPr>
+          <w:b/>
+        </w:rPr>
+        <w:t>input</w:t>
+      </w:r>
+      <w:r>
+        <w:rPr>
+          <w:b w:val="0"/>
+        </w:rPr>
+        <w:t xml:space="preserve"> lowers the </w:t>
+      </w:r>
+      <w:r>
+        <w:rPr>
+          <w:b/>
+        </w:rPr>
+        <w:t>score</w:t>
+      </w:r>
+      <w:r>
+        <w:rPr>
+          <w:b w:val="0"/>
+        </w:rPr>
+        <w:t xml:space="preserve"> by1.</w:t>
       </w:r>
     </w:p>
     <w:sectPr>

--- a/downloads/teacher/ai-5-week-02.docx
+++ b/downloads/teacher/ai-5-week-02.docx
@@ -137,7 +137,7 @@
           </w:tcPr>
           <w:p>
             <w:r>
-              <w:t>Sections 1–6; record the brief recall in the workbook.</w:t>
+              <w:t>Use Your mission, Notice the evidence, See how it works, Words that unlock the idea and Follow a worked example; record recall in the workbook.</w:t>
             </w:r>
           </w:p>
         </w:tc>
@@ -169,7 +169,7 @@
           </w:tcPr>
           <w:p>
             <w:r>
-              <w:t>Sections 7–10; use the matching workbook W2 and misconception check.</w:t>
+              <w:t>Use Find and repair a mistake, Practise together and Build your understanding; use the matching workbook W2 and Individual reasoning check.</w:t>
             </w:r>
           </w:p>
         </w:tc>
@@ -201,7 +201,7 @@
           </w:tcPr>
           <w:p>
             <w:r>
-              <w:t>Sections 9 and 11–14. Give extra time to finish the full task set; use Section 15 when the week includes a coding lab.</w:t>
+              <w:t>Use Run the investigation, Connect your project and Try a new case independently. Allow extra time for the full task set. When code is supplied, use the examples in See how it works or Follow a worked example and the browser lab in Supported practice, repair and portfolio.</w:t>
             </w:r>
           </w:p>
         </w:tc>
@@ -2215,7 +2215,7 @@
         <w:rPr>
           <w:b w:val="0"/>
         </w:rPr>
-        <w:t xml:space="preserve"> becomes6-6=0.</w:t>
+        <w:t xml:space="preserve"> becomes 6-6=0.</w:t>
       </w:r>
     </w:p>
     <w:p>
@@ -2247,7 +2247,7 @@
         <w:rPr>
           <w:b w:val="0"/>
         </w:rPr>
-        <w:t xml:space="preserve"> is-1, so adding1 to that </w:t>
+        <w:t xml:space="preserve"> is-1, so adding 1 to that </w:t>
       </w:r>
       <w:r>
         <w:rPr>
@@ -2569,7 +2569,7 @@
         <w:rPr>
           <w:b w:val="0"/>
         </w:rPr>
-        <w:t xml:space="preserve">Use the worked example in Sections 3 and 6. Collect a </w:t>
+        <w:t xml:space="preserve">Use See how it works and Follow a worked example. Collect a </w:t>
       </w:r>
       <w:r>
         <w:rPr>
@@ -2963,7 +2963,7 @@
         <w:rPr>
           <w:b w:val="0"/>
         </w:rPr>
-        <w:t xml:space="preserve">-1. Its </w:t>
+        <w:t xml:space="preserve"> -1. Its </w:t>
       </w:r>
       <w:r>
         <w:rPr>
@@ -2975,7 +2975,7 @@
         <w:rPr>
           <w:b w:val="0"/>
         </w:rPr>
-        <w:t xml:space="preserve"> changes from-5 to-6 while the left </w:t>
+        <w:t xml:space="preserve"> changes from -5 to-6 while the left </w:t>
       </w:r>
       <w:r>
         <w:rPr>
@@ -2987,7 +2987,7 @@
         <w:rPr>
           <w:b w:val="0"/>
         </w:rPr>
-        <w:t xml:space="preserve"> stays6. Changed-case check: The </w:t>
+        <w:t xml:space="preserve"> stays 6. Changed-case check: The </w:t>
       </w:r>
       <w:r>
         <w:rPr>
@@ -2999,7 +2999,7 @@
         <w:rPr>
           <w:b w:val="0"/>
         </w:rPr>
-        <w:t xml:space="preserve"> becomes6-6=0.</w:t>
+        <w:t xml:space="preserve"> becomes 6-6=0.</w:t>
       </w:r>
     </w:p>
     <w:p>
@@ -3022,7 +3022,7 @@
         <w:rPr>
           <w:b w:val="0"/>
         </w:rPr>
-        <w:t xml:space="preserve"> is-1, so adding1 to that </w:t>
+        <w:t xml:space="preserve"> is-1, so adding 1 to that </w:t>
       </w:r>
       <w:r>
         <w:rPr>
@@ -3069,7 +3069,7 @@
         <w:rPr>
           <w:b w:val="0"/>
         </w:rPr>
-        <w:t xml:space="preserve"> becomes6-6=0. The right </w:t>
+        <w:t xml:space="preserve"> becomes 6-6=0. The right </w:t>
       </w:r>
       <w:r>
         <w:rPr>
@@ -3081,7 +3081,7 @@
         <w:rPr>
           <w:b w:val="0"/>
         </w:rPr>
-        <w:t xml:space="preserve"> is-1, so adding1 to that </w:t>
+        <w:t xml:space="preserve"> is-1, so adding 1 to that </w:t>
       </w:r>
       <w:r>
         <w:rPr>
@@ -3245,7 +3245,7 @@
         <w:rPr>
           <w:b w:val="0"/>
         </w:rPr>
-        <w:t xml:space="preserve">Use Section 9 for the </w:t>
+        <w:t xml:space="preserve">Use Run the investigation for the </w:t>
       </w:r>
       <w:r>
         <w:rPr>
@@ -5037,7 +5037,7 @@
           </w:tcPr>
           <w:p>
             <w:r>
-              <w:t>Sections 1–6; record the brief recall in the workbook.</w:t>
+              <w:t>Use Your mission, Notice the evidence, See how it works, Words that unlock the idea and Follow a worked example; record recall in the workbook.</w:t>
             </w:r>
           </w:p>
         </w:tc>
@@ -5069,7 +5069,7 @@
           </w:tcPr>
           <w:p>
             <w:r>
-              <w:t>Sections 7–10; use the matching workbook W2 and misconception check.</w:t>
+              <w:t>Use Find and repair a mistake, Practise together and Build your understanding; use the matching workbook W2 and Individual reasoning check.</w:t>
             </w:r>
           </w:p>
         </w:tc>
@@ -5101,7 +5101,7 @@
           </w:tcPr>
           <w:p>
             <w:r>
-              <w:t>Sections 9 and 11–14. Give extra time to finish the full task set; use Section 15 when the week includes a coding lab.</w:t>
+              <w:t>Use Run the investigation, Connect your project and Try a new case independently. Allow extra time for the full task set. When code is supplied, use the examples in See how it works or Follow a worked example and the browser lab in Supported practice, repair and portfolio.</w:t>
             </w:r>
           </w:p>
         </w:tc>
@@ -5361,7 +5361,7 @@
         <w:rPr>
           <w:b w:val="0"/>
         </w:rPr>
-        <w:t xml:space="preserve"> becomes6-6=0. Reason: The right </w:t>
+        <w:t xml:space="preserve"> becomes 6-6=0. Reason: The right </w:t>
       </w:r>
       <w:r>
         <w:rPr>
@@ -5373,7 +5373,7 @@
         <w:rPr>
           <w:b w:val="0"/>
         </w:rPr>
-        <w:t xml:space="preserve"> is-1, so adding1 to that </w:t>
+        <w:t xml:space="preserve"> is-1, so adding 1 to that </w:t>
       </w:r>
       <w:r>
         <w:rPr>
@@ -6366,7 +6366,7 @@
         <w:drawing>
           <wp:inline xmlns:a="http://schemas.openxmlformats.org/drawingml/2006/main" xmlns:pic="http://schemas.openxmlformats.org/drawingml/2006/picture">
             <wp:extent cx="5486400" cy="3026664"/>
-            <wp:docPr id="6" name="Picture 6" descr="Original case: Weighted sum=6-5=1; this is a score, not a probability. Changed condition: Increase only the right input from 5 to6. Expected result: The score becomes6-6=0. Reason: The right weight is-1, so adding1 to that input lowers the score by1."/>
+            <wp:docPr id="6" name="Picture 6" descr="Original case: Weighted sum=6-5=1; this is a score, not a probability. Changed condition: Increase only the right input from 5 to6. Expected result: The score becomes 6-6=0. Reason: The right weight is-1, so adding 1 to that input lowers the score by1."/>
             <wp:cNvGraphicFramePr>
               <a:graphicFrameLocks noChangeAspect="1"/>
             </wp:cNvGraphicFramePr>
@@ -6453,7 +6453,7 @@
         <w:rPr>
           <w:b w:val="0"/>
         </w:rPr>
-        <w:t xml:space="preserve"> becomes6-6=0.</w:t>
+        <w:t xml:space="preserve"> becomes 6-6=0.</w:t>
       </w:r>
     </w:p>
     <w:p>
@@ -6476,7 +6476,7 @@
         <w:rPr>
           <w:b w:val="0"/>
         </w:rPr>
-        <w:t xml:space="preserve"> is-1, so adding1 to that </w:t>
+        <w:t xml:space="preserve"> is-1, so adding 1 to that </w:t>
       </w:r>
       <w:r>
         <w:rPr>
@@ -6556,7 +6556,7 @@
         <w:rPr>
           <w:b w:val="0"/>
         </w:rPr>
-        <w:t xml:space="preserve"> is-1, so adding1 to that </w:t>
+        <w:t xml:space="preserve"> is-1, so adding 1 to that </w:t>
       </w:r>
       <w:r>
         <w:rPr>
@@ -7026,7 +7026,7 @@
         <w:rPr>
           <w:b w:val="0"/>
         </w:rPr>
-        <w:t xml:space="preserve">-1. Its </w:t>
+        <w:t xml:space="preserve"> -1. Its </w:t>
       </w:r>
       <w:r>
         <w:rPr>
@@ -7038,7 +7038,7 @@
         <w:rPr>
           <w:b w:val="0"/>
         </w:rPr>
-        <w:t xml:space="preserve"> changes from-5 to-6 while the left </w:t>
+        <w:t xml:space="preserve"> changes from -5 to-6 while the left </w:t>
       </w:r>
       <w:r>
         <w:rPr>
@@ -7050,7 +7050,7 @@
         <w:rPr>
           <w:b w:val="0"/>
         </w:rPr>
-        <w:t xml:space="preserve"> stays6. Changed-case check: The </w:t>
+        <w:t xml:space="preserve"> stays 6. Changed-case check: The </w:t>
       </w:r>
       <w:r>
         <w:rPr>
@@ -7062,7 +7062,7 @@
         <w:rPr>
           <w:b w:val="0"/>
         </w:rPr>
-        <w:t xml:space="preserve"> becomes6-6=0.</w:t>
+        <w:t xml:space="preserve"> becomes 6-6=0.</w:t>
       </w:r>
     </w:p>
     <w:p>
@@ -7086,7 +7086,7 @@
         <w:rPr>
           <w:b w:val="0"/>
         </w:rPr>
-        <w:t xml:space="preserve"> is-1, so adding1 to that </w:t>
+        <w:t xml:space="preserve"> is-1, so adding 1 to that </w:t>
       </w:r>
       <w:r>
         <w:rPr>

--- a/downloads/teacher/ai-5-week-02.docx
+++ b/downloads/teacher/ai-5-week-02.docx
@@ -25,20 +25,38 @@
         <w:pStyle w:val="Heading1"/>
       </w:pPr>
       <w:r>
-        <w:t>01. Prepare the purpose, prerequisites and materials</w:t>
+        <w:t>Make every contribution visible.</w:t>
       </w:r>
     </w:p>
     <w:p>
       <w:r>
-        <w:t>Prepare Dot products and weighted sums: check the target, prerequisites, resources and adaptable teaching schedule.</w:t>
+        <w:t>Use complete matched-product traces and validated-input contracts;distinguish score arithmetic from learned or probabilistic claims.</w:t>
       </w:r>
     </w:p>
     <w:p>
-      <w:pPr>
-        <w:pStyle w:val="Heading3"/>
-      </w:pPr>
-      <w:r>
-        <w:t>Teach the learning cycle</w:t>
+      <w:r>
+        <w:t>Assess signed products,total,controlled change and dimension guard with the checked independent key.</w:t>
+      </w:r>
+    </w:p>
+    <w:p>
+      <w:pPr>
+        <w:pStyle w:val="Heading1"/>
+      </w:pPr>
+      <w:r>
+        <w:t>01. Prepare the connected mathematical investigation</w:t>
+      </w:r>
+    </w:p>
+    <w:p>
+      <w:r>
+        <w:t>Keep explanation,shared practice and independent evidence distinct.</w:t>
+      </w:r>
+    </w:p>
+    <w:p>
+      <w:pPr>
+        <w:pStyle w:val="Heading2"/>
+      </w:pPr>
+      <w:r>
+        <w:t>Target and main teaching plan</w:t>
       </w:r>
     </w:p>
     <w:p>
@@ -243,18 +261,21 @@
     </w:p>
     <w:p>
       <w:pPr>
-        <w:pStyle w:val="Heading3"/>
-      </w:pPr>
-      <w:r>
-        <w:t>Retrieval answer guidance</w:t>
+        <w:pStyle w:val="Heading2"/>
+      </w:pPr>
+      <w:r>
+        <w:t>Preparation and prerequisite</w:t>
       </w:r>
     </w:p>
     <w:p>
       <w:pPr>
-        <w:pStyle w:val="Heading3"/>
-      </w:pPr>
-      <w:r>
-        <w:t>Representing inputs as vectors</w:t>
+        <w:spacing w:line="336" w:lineRule="auto" w:after="180"/>
+      </w:pPr>
+      <w:r>
+        <w:rPr>
+          <w:b w:val="0"/>
+        </w:rPr>
+        <w:t>Printed lesson and workbook; paper and pencil</w:t>
       </w:r>
     </w:p>
     <w:p>
@@ -265,19 +286,7 @@
         <w:rPr>
           <w:b w:val="0"/>
         </w:rPr>
-        <w:t xml:space="preserve">Without opening the old lesson, explain one key idea from Representing </w:t>
-      </w:r>
-      <w:r>
-        <w:rPr>
-          <w:b/>
-        </w:rPr>
-        <w:t>input</w:t>
-      </w:r>
-      <w:r>
-        <w:rPr>
-          <w:b w:val="0"/>
-        </w:rPr>
-        <w:t>s as vectors. Give an example and a mistake that the idea helps you avoid.</w:t>
+        <w:t>Calculator and optional local Python 3 editor; no packages or AI accounts needed</w:t>
       </w:r>
     </w:p>
     <w:p>
@@ -288,7 +297,7 @@
         <w:rPr>
           <w:b w:val="0"/>
         </w:rPr>
-        <w:t>Look for: Encode a record using a fixed feature order and units</w:t>
+        <w:t>Use the fictional examples supplied; prepare the fresh retry before class</w:t>
       </w:r>
     </w:p>
     <w:p>
@@ -299,66 +308,27 @@
         <w:rPr>
           <w:b w:val="0"/>
         </w:rPr>
-        <w:t>Reference example, not the only acceptable wording: Teacher explanation: A [4, 2], B [2, 4], C [3, 3]. Each has dimension 2. The table has 3 rows and 2 columns.</w:t>
+        <w:t xml:space="preserve">Their components assign different values to width and height. A calculation using different </w:t>
+      </w:r>
+      <w:r>
+        <w:rPr>
+          <w:b/>
+        </w:rPr>
+        <w:t>weight</w:t>
+      </w:r>
+      <w:r>
+        <w:rPr>
+          <w:b w:val="0"/>
+        </w:rPr>
+        <w:t>s for those features can produce different results.</w:t>
       </w:r>
     </w:p>
     <w:p>
       <w:pPr>
-        <w:spacing w:line="336" w:lineRule="auto" w:after="180"/>
-      </w:pPr>
-      <w:r>
-        <w:rPr>
-          <w:b w:val="0"/>
-        </w:rPr>
-        <w:t xml:space="preserve">Teach the </w:t>
-      </w:r>
-      <w:r>
-        <w:rPr>
-          <w:b/>
-        </w:rPr>
-        <w:t>dot product</w:t>
-      </w:r>
-      <w:r>
-        <w:rPr>
-          <w:b w:val="0"/>
-        </w:rPr>
-        <w:t xml:space="preserve"> as a traceable sum of signed </w:t>
-      </w:r>
-      <w:r>
-        <w:rPr>
-          <w:b/>
-        </w:rPr>
-        <w:t>contribution</w:t>
-      </w:r>
-      <w:r>
-        <w:rPr>
-          <w:b w:val="0"/>
-        </w:rPr>
-        <w:t xml:space="preserve">s in two 45-minute sessions. Keep </w:t>
-      </w:r>
-      <w:r>
-        <w:rPr>
-          <w:b/>
-        </w:rPr>
-        <w:t>weight</w:t>
-      </w:r>
-      <w:r>
-        <w:rPr>
-          <w:b w:val="0"/>
-        </w:rPr>
-        <w:t xml:space="preserve">s fixed throughout each comparison and separate hand-chosen parameters from </w:t>
-      </w:r>
-      <w:r>
-        <w:rPr>
-          <w:b/>
-        </w:rPr>
-        <w:t>training</w:t>
-      </w:r>
-      <w:r>
-        <w:rPr>
-          <w:b w:val="0"/>
-        </w:rPr>
-        <w:t>.</w:t>
+        <w:pStyle w:val="Heading2"/>
+      </w:pPr>
+      <w:r>
+        <w:t>Opening retrieval</w:t>
       </w:r>
     </w:p>
     <w:p>
@@ -369,27 +339,30 @@
         <w:rPr>
           <w:b w:val="0"/>
         </w:rPr>
-        <w:t xml:space="preserve">Students should explain a </w:t>
+        <w:t xml:space="preserve">Without opening the old lesson, explain one key idea from Representing </w:t>
       </w:r>
       <w:r>
         <w:rPr>
           <w:b/>
         </w:rPr>
-        <w:t>score</w:t>
-      </w:r>
-      <w:r>
-        <w:rPr>
-          <w:b w:val="0"/>
-        </w:rPr>
-        <w:t xml:space="preserve"> change using the corresponding coefficient, while retaining the limits of that interpretation.</w:t>
+        <w:t>input</w:t>
+      </w:r>
+      <w:r>
+        <w:rPr>
+          <w:b w:val="0"/>
+        </w:rPr>
+        <w:t>s as vectors. Give an example and a mistake that the idea helps you avoid.</w:t>
       </w:r>
     </w:p>
     <w:p>
       <w:pPr>
-        <w:pStyle w:val="Heading3"/>
-      </w:pPr>
-      <w:r>
-        <w:t>Outcomes</w:t>
+        <w:spacing w:line="336" w:lineRule="auto" w:after="180"/>
+      </w:pPr>
+      <w:r>
+        <w:rPr>
+          <w:b w:val="0"/>
+        </w:rPr>
+        <w:t>Look for: Encode a record using a fixed feature order and units</w:t>
       </w:r>
     </w:p>
     <w:p>
@@ -400,66 +373,15 @@
         <w:rPr>
           <w:b w:val="0"/>
         </w:rPr>
-        <w:t xml:space="preserve">Calculate a </w:t>
-      </w:r>
-      <w:r>
-        <w:rPr>
-          <w:b/>
-        </w:rPr>
-        <w:t>dot product</w:t>
-      </w:r>
-      <w:r>
-        <w:rPr>
-          <w:b w:val="0"/>
-        </w:rPr>
-        <w:t xml:space="preserve"> by matching feature positions</w:t>
+        <w:t>Reference example, not the only acceptable wording: Teacher explanation: A [4, 2], B [2, 4], C [3, 3]. Each has dimension 2. The table has 3 rows and 2 columns.</w:t>
       </w:r>
     </w:p>
     <w:p>
       <w:pPr>
-        <w:spacing w:line="336" w:lineRule="auto" w:after="180"/>
-      </w:pPr>
-      <w:r>
-        <w:rPr>
-          <w:b w:val="0"/>
-        </w:rPr>
-        <w:t xml:space="preserve">Explain how a </w:t>
-      </w:r>
-      <w:r>
-        <w:rPr>
-          <w:b/>
-        </w:rPr>
-        <w:t>weight</w:t>
-      </w:r>
-      <w:r>
-        <w:rPr>
-          <w:b w:val="0"/>
-        </w:rPr>
-        <w:t xml:space="preserve"> changes a </w:t>
-      </w:r>
-      <w:r>
-        <w:rPr>
-          <w:b/>
-        </w:rPr>
-        <w:t>score</w:t>
-      </w:r>
-      <w:r>
-        <w:rPr>
-          <w:b w:val="0"/>
-        </w:rPr>
-        <w:t xml:space="preserve"> with other </w:t>
-      </w:r>
-      <w:r>
-        <w:rPr>
-          <w:b/>
-        </w:rPr>
-        <w:t>input</w:t>
-      </w:r>
-      <w:r>
-        <w:rPr>
-          <w:b w:val="0"/>
-        </w:rPr>
-        <w:t>s fixed</w:t>
+        <w:pStyle w:val="Heading2"/>
+      </w:pPr>
+      <w:r>
+        <w:t>Pictured end goal</w:t>
       </w:r>
     </w:p>
     <w:p>
@@ -470,80 +392,122 @@
         <w:rPr>
           <w:b w:val="0"/>
         </w:rPr>
-        <w:t xml:space="preserve">Distinguish a </w:t>
+        <w:t xml:space="preserve">By the end, I can explain </w:t>
       </w:r>
       <w:r>
         <w:rPr>
           <w:b/>
         </w:rPr>
+        <w:t>dot product</w:t>
+      </w:r>
+      <w:r>
+        <w:rPr>
+          <w:b w:val="0"/>
+        </w:rPr>
+        <w:t xml:space="preserve">s and </w:t>
+      </w:r>
+      <w:r>
+        <w:rPr>
+          <w:b/>
+        </w:rPr>
         <w:t>weight</w:t>
       </w:r>
       <w:r>
         <w:rPr>
           <w:b w:val="0"/>
         </w:rPr>
-        <w:t xml:space="preserve">ed </w:t>
-      </w:r>
-      <w:r>
-        <w:rPr>
-          <w:b/>
-        </w:rPr>
-        <w:t>score</w:t>
-      </w:r>
-      <w:r>
-        <w:rPr>
-          <w:b w:val="0"/>
-        </w:rPr>
-        <w:t xml:space="preserve"> from a probability or trained model</w:t>
+        <w:t>ed sums using a traced example and a stated limitation.</w:t>
       </w:r>
     </w:p>
     <w:p>
       <w:pPr>
-        <w:pStyle w:val="Heading3"/>
-      </w:pPr>
-      <w:r>
-        <w:t>Preparation</w:t>
+        <w:pStyle w:val="Heading2"/>
+      </w:pPr>
+      <w:r>
+        <w:t>Earlier wording, alternatives and picture transcripts · reference / check after trying</w:t>
       </w:r>
     </w:p>
     <w:p>
       <w:pPr>
-        <w:spacing w:line="336" w:lineRule="auto" w:after="180"/>
-      </w:pPr>
-      <w:r>
-        <w:rPr>
-          <w:b w:val="0"/>
-        </w:rPr>
-        <w:t>Printed lesson and workbook; paper and pencil</w:t>
+        <w:pStyle w:val="Heading3"/>
+      </w:pPr>
+      <w:r>
+        <w:t>Teach the learning cycle</w:t>
       </w:r>
     </w:p>
     <w:p>
       <w:pPr>
-        <w:spacing w:line="336" w:lineRule="auto" w:after="180"/>
-      </w:pPr>
-      <w:r>
-        <w:rPr>
-          <w:b w:val="0"/>
-        </w:rPr>
-        <w:t>Calculator and optional local Python 3 editor; no packages or AI accounts needed</w:t>
+        <w:pStyle w:val="Heading3"/>
+      </w:pPr>
+      <w:r>
+        <w:t>Retrieval answer guidance</w:t>
       </w:r>
     </w:p>
     <w:p>
       <w:pPr>
-        <w:spacing w:line="336" w:lineRule="auto" w:after="180"/>
-      </w:pPr>
-      <w:r>
-        <w:rPr>
-          <w:b w:val="0"/>
-        </w:rPr>
-        <w:t>Use the fictional examples supplied; prepare the fresh retry before class</w:t>
+        <w:pStyle w:val="Heading3"/>
+      </w:pPr>
+      <w:r>
+        <w:t>Representing inputs as vectors</w:t>
       </w:r>
     </w:p>
     <w:p>
       <w:pPr>
-        <w:pStyle w:val="Heading3"/>
-      </w:pPr>
-      <w:r>
-        <w:t>Prerequisite answer</w:t>
+        <w:spacing w:line="336" w:lineRule="auto" w:after="180"/>
+      </w:pPr>
+      <w:r>
+        <w:rPr>
+          <w:b w:val="0"/>
+        </w:rPr>
+        <w:t xml:space="preserve">Teach the </w:t>
+      </w:r>
+      <w:r>
+        <w:rPr>
+          <w:b/>
+        </w:rPr>
+        <w:t>dot product</w:t>
+      </w:r>
+      <w:r>
+        <w:rPr>
+          <w:b w:val="0"/>
+        </w:rPr>
+        <w:t xml:space="preserve"> as a traceable sum of signed </w:t>
+      </w:r>
+      <w:r>
+        <w:rPr>
+          <w:b/>
+        </w:rPr>
+        <w:t>contribution</w:t>
+      </w:r>
+      <w:r>
+        <w:rPr>
+          <w:b w:val="0"/>
+        </w:rPr>
+        <w:t xml:space="preserve">s in two 45-minute sessions. Keep </w:t>
+      </w:r>
+      <w:r>
+        <w:rPr>
+          <w:b/>
+        </w:rPr>
+        <w:t>weight</w:t>
+      </w:r>
+      <w:r>
+        <w:rPr>
+          <w:b w:val="0"/>
+        </w:rPr>
+        <w:t xml:space="preserve">s fixed throughout each comparison and separate hand-chosen parameters from </w:t>
+      </w:r>
+      <w:r>
+        <w:rPr>
+          <w:b/>
+        </w:rPr>
+        <w:t>training</w:t>
+      </w:r>
+      <w:r>
+        <w:rPr>
+          <w:b w:val="0"/>
+        </w:rPr>
+        <w:t>.</w:t>
       </w:r>
     </w:p>
     <w:p>
@@ -554,19 +518,19 @@
         <w:rPr>
           <w:b w:val="0"/>
         </w:rPr>
-        <w:t xml:space="preserve">Their components assign different values to width and height. A calculation using different </w:t>
+        <w:t xml:space="preserve">Students should explain a </w:t>
       </w:r>
       <w:r>
         <w:rPr>
           <w:b/>
         </w:rPr>
-        <w:t>weight</w:t>
-      </w:r>
-      <w:r>
-        <w:rPr>
-          <w:b w:val="0"/>
-        </w:rPr>
-        <w:t>s for those features can produce different results.</w:t>
+        <w:t>score</w:t>
+      </w:r>
+      <w:r>
+        <w:rPr>
+          <w:b w:val="0"/>
+        </w:rPr>
+        <w:t xml:space="preserve"> change using the corresponding coefficient, while retaining the limits of that interpretation.</w:t>
       </w:r>
     </w:p>
     <w:p>
@@ -574,7 +538,7 @@
         <w:pStyle w:val="Heading3"/>
       </w:pPr>
       <w:r>
-        <w:t>End goal for the pictorial case</w:t>
+        <w:t>Outcomes</w:t>
       </w:r>
     </w:p>
     <w:p>
@@ -585,7 +549,7 @@
         <w:rPr>
           <w:b w:val="0"/>
         </w:rPr>
-        <w:t xml:space="preserve">By the end, I can explain </w:t>
+        <w:t xml:space="preserve">Calculate a </w:t>
       </w:r>
       <w:r>
         <w:rPr>
@@ -597,19 +561,7 @@
         <w:rPr>
           <w:b w:val="0"/>
         </w:rPr>
-        <w:t xml:space="preserve">s and </w:t>
-      </w:r>
-      <w:r>
-        <w:rPr>
-          <w:b/>
-        </w:rPr>
-        <w:t>weight</w:t>
-      </w:r>
-      <w:r>
-        <w:rPr>
-          <w:b w:val="0"/>
-        </w:rPr>
-        <w:t>ed sums using a traced example and a stated limitation.</w:t>
+        <w:t xml:space="preserve"> by matching feature positions</w:t>
       </w:r>
     </w:p>
     <w:p>
@@ -620,235 +572,333 @@
         <w:rPr>
           <w:b w:val="0"/>
         </w:rPr>
-        <w:t>This added worked case illustrates the week’s main idea. Retain all original and connected topics; schedule its practice within the teaching cycle.</w:t>
+        <w:t xml:space="preserve">Explain how a </w:t>
+      </w:r>
+      <w:r>
+        <w:rPr>
+          <w:b/>
+        </w:rPr>
+        <w:t>weight</w:t>
+      </w:r>
+      <w:r>
+        <w:rPr>
+          <w:b w:val="0"/>
+        </w:rPr>
+        <w:t xml:space="preserve"> changes a </w:t>
+      </w:r>
+      <w:r>
+        <w:rPr>
+          <w:b/>
+        </w:rPr>
+        <w:t>score</w:t>
+      </w:r>
+      <w:r>
+        <w:rPr>
+          <w:b w:val="0"/>
+        </w:rPr>
+        <w:t xml:space="preserve"> with other </w:t>
+      </w:r>
+      <w:r>
+        <w:rPr>
+          <w:b/>
+        </w:rPr>
+        <w:t>input</w:t>
+      </w:r>
+      <w:r>
+        <w:rPr>
+          <w:b w:val="0"/>
+        </w:rPr>
+        <w:t>s fixed</w:t>
       </w:r>
     </w:p>
     <w:p>
       <w:pPr>
-        <w:pStyle w:val="Heading1"/>
-      </w:pPr>
-      <w:r>
-        <w:t>02. Explain and model the mechanism</w:t>
+        <w:spacing w:line="336" w:lineRule="auto" w:after="180"/>
+      </w:pPr>
+      <w:r>
+        <w:rPr>
+          <w:b w:val="0"/>
+        </w:rPr>
+        <w:t xml:space="preserve">Distinguish a </w:t>
+      </w:r>
+      <w:r>
+        <w:rPr>
+          <w:b/>
+        </w:rPr>
+        <w:t>weight</w:t>
+      </w:r>
+      <w:r>
+        <w:rPr>
+          <w:b w:val="0"/>
+        </w:rPr>
+        <w:t xml:space="preserve">ed </w:t>
+      </w:r>
+      <w:r>
+        <w:rPr>
+          <w:b/>
+        </w:rPr>
+        <w:t>score</w:t>
+      </w:r>
+      <w:r>
+        <w:rPr>
+          <w:b w:val="0"/>
+        </w:rPr>
+        <w:t xml:space="preserve"> from a probability or trained model</w:t>
       </w:r>
     </w:p>
     <w:p>
-      <w:r>
-        <w:t>Model Dot products and weighted sums using the supplied case, labelled mechanism and reasoning. Make the scope of each conclusion explicit.</w:t>
+      <w:pPr>
+        <w:pStyle w:val="Heading3"/>
+      </w:pPr>
+      <w:r>
+        <w:t>Preparation</w:t>
       </w:r>
     </w:p>
     <w:p>
       <w:pPr>
-        <w:spacing w:line="336" w:lineRule="auto" w:after="180"/>
-      </w:pPr>
-      <w:r>
-        <w:rPr>
-          <w:b w:val="0"/>
-        </w:rPr>
-        <w:t xml:space="preserve">A small model can combine several measurements into one </w:t>
-      </w:r>
-      <w:r>
-        <w:rPr>
-          <w:b/>
-        </w:rPr>
-        <w:t>score</w:t>
-      </w:r>
-      <w:r>
-        <w:rPr>
-          <w:b w:val="0"/>
-        </w:rPr>
-        <w:t xml:space="preserve">. Let x = [4, 2] contain fictional width and height measurements in cm. Set </w:t>
-      </w:r>
-      <w:r>
-        <w:rPr>
-          <w:b/>
-        </w:rPr>
-        <w:t>weight</w:t>
-      </w:r>
-      <w:r>
-        <w:rPr>
-          <w:b w:val="0"/>
-        </w:rPr>
-        <w:t>s w = [2, -1].</w:t>
+        <w:pStyle w:val="Heading3"/>
+      </w:pPr>
+      <w:r>
+        <w:t>Prerequisite answer</w:t>
       </w:r>
     </w:p>
     <w:p>
       <w:pPr>
-        <w:spacing w:line="336" w:lineRule="auto" w:after="180"/>
-      </w:pPr>
-      <w:r>
-        <w:rPr>
-          <w:b w:val="0"/>
-        </w:rPr>
-        <w:t xml:space="preserve">Multiply matching positions, then add: s = (2 times 4) + (-1 times 2) = 6. The letter x names the </w:t>
-      </w:r>
-      <w:r>
-        <w:rPr>
-          <w:b/>
-        </w:rPr>
-        <w:t>input</w:t>
-      </w:r>
-      <w:r>
-        <w:rPr>
-          <w:b w:val="0"/>
-        </w:rPr>
-        <w:t xml:space="preserve"> vector.</w:t>
+        <w:pStyle w:val="Heading3"/>
+      </w:pPr>
+      <w:r>
+        <w:t>End goal for the pictorial case</w:t>
       </w:r>
     </w:p>
     <w:p>
       <w:pPr>
-        <w:pStyle w:val="Heading3"/>
-      </w:pPr>
-      <w:r>
-        <w:t>Explain Dot products and weighted sums · 1</w:t>
+        <w:spacing w:line="336" w:lineRule="auto" w:after="180"/>
+      </w:pPr>
+      <w:r>
+        <w:rPr>
+          <w:b w:val="0"/>
+        </w:rPr>
+        <w:t>This added worked case illustrates the week’s main idea. Retain all original and connected topics; schedule its practice within the teaching cycle.</w:t>
       </w:r>
     </w:p>
     <w:p>
       <w:pPr>
-        <w:spacing w:line="336" w:lineRule="auto" w:after="180"/>
-      </w:pPr>
-      <w:r>
-        <w:rPr>
-          <w:b w:val="0"/>
-        </w:rPr>
-        <w:t xml:space="preserve">We call this calculation a </w:t>
-      </w:r>
-      <w:r>
-        <w:rPr>
-          <w:b/>
-        </w:rPr>
-        <w:t>dot product</w:t>
-      </w:r>
-      <w:r>
-        <w:rPr>
-          <w:b w:val="0"/>
-        </w:rPr>
-        <w:t xml:space="preserve">, written w dot x. The vectors must have the same number of components. Each </w:t>
-      </w:r>
-      <w:r>
-        <w:rPr>
-          <w:b/>
-        </w:rPr>
-        <w:t>weight</w:t>
-      </w:r>
-      <w:r>
-        <w:rPr>
-          <w:b w:val="0"/>
-        </w:rPr>
-        <w:t xml:space="preserve"> belongs to one named feature.</w:t>
+        <w:pStyle w:val="Heading1"/>
+      </w:pPr>
+      <w:r>
+        <w:t>02. Teach matched products,compatible units and a bounded score</w:t>
       </w:r>
     </w:p>
     <w:p>
-      <w:pPr>
-        <w:spacing w:line="336" w:lineRule="auto" w:after="180"/>
-      </w:pPr>
-      <w:r>
-        <w:rPr>
-          <w:b w:val="0"/>
-        </w:rPr>
-        <w:t xml:space="preserve">These hand-selected </w:t>
-      </w:r>
-      <w:r>
-        <w:rPr>
-          <w:b/>
-        </w:rPr>
-        <w:t>weight</w:t>
-      </w:r>
-      <w:r>
-        <w:rPr>
-          <w:b w:val="0"/>
-        </w:rPr>
-        <w:t xml:space="preserve">s demonstrate a computation; no </w:t>
-      </w:r>
-      <w:r>
-        <w:rPr>
-          <w:b/>
-        </w:rPr>
-        <w:t>training</w:t>
-      </w:r>
-      <w:r>
-        <w:rPr>
-          <w:b w:val="0"/>
-        </w:rPr>
-        <w:t xml:space="preserve"> has happened. The result 6 is a </w:t>
-      </w:r>
-      <w:r>
-        <w:rPr>
-          <w:b/>
-        </w:rPr>
-        <w:t>score</w:t>
-      </w:r>
-      <w:r>
-        <w:rPr>
-          <w:b w:val="0"/>
-        </w:rPr>
-        <w:t>, not a probability or a claim that this parcel is safe.</w:t>
+      <w:r>
+        <w:t>Keep the parcel and brightness coefficient sets explicit.</w:t>
       </w:r>
     </w:p>
     <w:p>
       <w:pPr>
-        <w:spacing w:line="336" w:lineRule="auto" w:after="180"/>
-      </w:pPr>
-      <w:r>
-        <w:rPr>
-          <w:b w:val="0"/>
-        </w:rPr>
-        <w:t xml:space="preserve">The coefficients carry </w:t>
-      </w:r>
-      <w:r>
-        <w:rPr>
-          <w:b/>
-        </w:rPr>
-        <w:t>score</w:t>
-      </w:r>
-      <w:r>
-        <w:rPr>
-          <w:b w:val="0"/>
-        </w:rPr>
-        <w:t xml:space="preserve">-per-cm units in this example, making both </w:t>
-      </w:r>
-      <w:r>
-        <w:rPr>
-          <w:b/>
-        </w:rPr>
-        <w:t>contribution</w:t>
-      </w:r>
-      <w:r>
-        <w:rPr>
-          <w:b w:val="0"/>
-        </w:rPr>
-        <w:t xml:space="preserve">s compatible </w:t>
-      </w:r>
-      <w:r>
-        <w:rPr>
-          <w:b/>
-        </w:rPr>
-        <w:t>score</w:t>
-      </w:r>
-      <w:r>
-        <w:rPr>
-          <w:b w:val="0"/>
-        </w:rPr>
-        <w:t xml:space="preserve"> units. A </w:t>
-      </w:r>
-      <w:r>
-        <w:rPr>
-          <w:b/>
-        </w:rPr>
-        <w:t>weight</w:t>
-      </w:r>
-      <w:r>
-        <w:rPr>
-          <w:b w:val="0"/>
-        </w:rPr>
-        <w:t>ed sum needs a consistent definition of units.</w:t>
+        <w:pStyle w:val="Heading2"/>
+      </w:pPr>
+      <w:r>
+        <w:t>Main explanation,full trace and guided check</w:t>
       </w:r>
     </w:p>
     <w:p>
       <w:pPr>
-        <w:pStyle w:val="Heading3"/>
-      </w:pPr>
-      <w:r>
-        <w:t>Explain Dot products and weighted sums · 2</w:t>
+        <w:spacing w:line="336" w:lineRule="auto" w:after="180"/>
+      </w:pPr>
+      <w:r>
+        <w:rPr>
+          <w:b w:val="0"/>
+        </w:rPr>
+        <w:t xml:space="preserve">A small model can combine several measurements into one </w:t>
+      </w:r>
+      <w:r>
+        <w:rPr>
+          <w:b/>
+        </w:rPr>
+        <w:t>score</w:t>
+      </w:r>
+      <w:r>
+        <w:rPr>
+          <w:b w:val="0"/>
+        </w:rPr>
+        <w:t xml:space="preserve">. Let x = [4, 2] contain fictional width and height measurements in cm. Set </w:t>
+      </w:r>
+      <w:r>
+        <w:rPr>
+          <w:b/>
+        </w:rPr>
+        <w:t>weight</w:t>
+      </w:r>
+      <w:r>
+        <w:rPr>
+          <w:b w:val="0"/>
+        </w:rPr>
+        <w:t>s w = [2, -1].</w:t>
+      </w:r>
+    </w:p>
+    <w:p>
+      <w:pPr>
+        <w:spacing w:line="336" w:lineRule="auto" w:after="180"/>
+      </w:pPr>
+      <w:r>
+        <w:rPr>
+          <w:b w:val="0"/>
+        </w:rPr>
+        <w:t xml:space="preserve">Multiply matching positions, then add: s = (2 times 4) + (-1 times 2) = 6. The letter x names the </w:t>
+      </w:r>
+      <w:r>
+        <w:rPr>
+          <w:b/>
+        </w:rPr>
+        <w:t>input</w:t>
+      </w:r>
+      <w:r>
+        <w:rPr>
+          <w:b w:val="0"/>
+        </w:rPr>
+        <w:t xml:space="preserve"> vector.</w:t>
+      </w:r>
+    </w:p>
+    <w:p>
+      <w:pPr>
+        <w:spacing w:line="336" w:lineRule="auto" w:after="180"/>
+      </w:pPr>
+      <w:r>
+        <w:rPr>
+          <w:b w:val="0"/>
+        </w:rPr>
+        <w:t xml:space="preserve">We call this calculation a </w:t>
+      </w:r>
+      <w:r>
+        <w:rPr>
+          <w:b/>
+        </w:rPr>
+        <w:t>dot product</w:t>
+      </w:r>
+      <w:r>
+        <w:rPr>
+          <w:b w:val="0"/>
+        </w:rPr>
+        <w:t xml:space="preserve">, written w dot x. The vectors must have the same number of components. Each </w:t>
+      </w:r>
+      <w:r>
+        <w:rPr>
+          <w:b/>
+        </w:rPr>
+        <w:t>weight</w:t>
+      </w:r>
+      <w:r>
+        <w:rPr>
+          <w:b w:val="0"/>
+        </w:rPr>
+        <w:t xml:space="preserve"> belongs to one named feature.</w:t>
+      </w:r>
+    </w:p>
+    <w:p>
+      <w:pPr>
+        <w:spacing w:line="336" w:lineRule="auto" w:after="180"/>
+      </w:pPr>
+      <w:r>
+        <w:rPr>
+          <w:b w:val="0"/>
+        </w:rPr>
+        <w:t xml:space="preserve">These hand-selected </w:t>
+      </w:r>
+      <w:r>
+        <w:rPr>
+          <w:b/>
+        </w:rPr>
+        <w:t>weight</w:t>
+      </w:r>
+      <w:r>
+        <w:rPr>
+          <w:b w:val="0"/>
+        </w:rPr>
+        <w:t xml:space="preserve">s demonstrate a computation; no </w:t>
+      </w:r>
+      <w:r>
+        <w:rPr>
+          <w:b/>
+        </w:rPr>
+        <w:t>training</w:t>
+      </w:r>
+      <w:r>
+        <w:rPr>
+          <w:b w:val="0"/>
+        </w:rPr>
+        <w:t xml:space="preserve"> has happened. The result 6 is a </w:t>
+      </w:r>
+      <w:r>
+        <w:rPr>
+          <w:b/>
+        </w:rPr>
+        <w:t>score</w:t>
+      </w:r>
+      <w:r>
+        <w:rPr>
+          <w:b w:val="0"/>
+        </w:rPr>
+        <w:t>, not a probability or a claim that this parcel is safe.</w:t>
+      </w:r>
+    </w:p>
+    <w:p>
+      <w:pPr>
+        <w:spacing w:line="336" w:lineRule="auto" w:after="180"/>
+      </w:pPr>
+      <w:r>
+        <w:rPr>
+          <w:b w:val="0"/>
+        </w:rPr>
+        <w:t xml:space="preserve">The coefficients carry </w:t>
+      </w:r>
+      <w:r>
+        <w:rPr>
+          <w:b/>
+        </w:rPr>
+        <w:t>score</w:t>
+      </w:r>
+      <w:r>
+        <w:rPr>
+          <w:b w:val="0"/>
+        </w:rPr>
+        <w:t xml:space="preserve">-per-cm units in this example, making both </w:t>
+      </w:r>
+      <w:r>
+        <w:rPr>
+          <w:b/>
+        </w:rPr>
+        <w:t>contribution</w:t>
+      </w:r>
+      <w:r>
+        <w:rPr>
+          <w:b w:val="0"/>
+        </w:rPr>
+        <w:t xml:space="preserve">s compatible </w:t>
+      </w:r>
+      <w:r>
+        <w:rPr>
+          <w:b/>
+        </w:rPr>
+        <w:t>score</w:t>
+      </w:r>
+      <w:r>
+        <w:rPr>
+          <w:b w:val="0"/>
+        </w:rPr>
+        <w:t xml:space="preserve"> units. A </w:t>
+      </w:r>
+      <w:r>
+        <w:rPr>
+          <w:b/>
+        </w:rPr>
+        <w:t>weight</w:t>
+      </w:r>
+      <w:r>
+        <w:rPr>
+          <w:b w:val="0"/>
+        </w:rPr>
+        <w:t>ed sum needs a consistent definition of units.</w:t>
       </w:r>
     </w:p>
     <w:p>
@@ -974,8 +1024,10 @@
         <w:tblLook w:firstColumn="1" w:firstRow="1" w:lastColumn="0" w:lastRow="0" w:noHBand="0" w:noVBand="1" w:val="04A0"/>
       </w:tblPr>
       <w:tblGrid>
-        <w:gridCol w:w="5112"/>
-        <w:gridCol w:w="5112"/>
+        <w:gridCol w:w="2556"/>
+        <w:gridCol w:w="2556"/>
+        <w:gridCol w:w="2556"/>
+        <w:gridCol w:w="2556"/>
       </w:tblGrid>
       <w:tr>
         <w:trPr>
@@ -983,21 +1035,41 @@
         </w:trPr>
         <w:tc>
           <w:tcPr>
-            <w:tcW w:type="dxa" w:w="5112"/>
+            <w:tcW w:type="dxa" w:w="2556"/>
           </w:tcPr>
           <w:p>
             <w:r>
-              <w:t>Term</w:t>
+              <w:t>Parcel input [width_cm, height_cm]</w:t>
             </w:r>
           </w:p>
         </w:tc>
         <w:tc>
           <w:tcPr>
-            <w:tcW w:type="dxa" w:w="5112"/>
+            <w:tcW w:type="dxa" w:w="2556"/>
           </w:tcPr>
           <w:p>
             <w:r>
-              <w:t>Meaning</w:t>
+              <w:t>Width contribution 2×width</w:t>
+            </w:r>
+          </w:p>
+        </w:tc>
+        <w:tc>
+          <w:tcPr>
+            <w:tcW w:type="dxa" w:w="2556"/>
+          </w:tcPr>
+          <w:p>
+            <w:r>
+              <w:t>Height contribution−1×height</w:t>
+            </w:r>
+          </w:p>
+        </w:tc>
+        <w:tc>
+          <w:tcPr>
+            <w:tcW w:type="dxa" w:w="2556"/>
+          </w:tcPr>
+          <w:p>
+            <w:r>
+              <w:t>Total score</w:t>
             </w:r>
           </w:p>
         </w:tc>
@@ -1005,21 +1077,41 @@
       <w:tr>
         <w:tc>
           <w:tcPr>
-            <w:tcW w:type="dxa" w:w="5112"/>
+            <w:tcW w:type="dxa" w:w="2556"/>
           </w:tcPr>
           <w:p>
             <w:r>
-              <w:t>Weight</w:t>
+              <w:t>A[4, 2]</w:t>
             </w:r>
           </w:p>
         </w:tc>
         <w:tc>
           <w:tcPr>
-            <w:tcW w:type="dxa" w:w="5112"/>
+            <w:tcW w:type="dxa" w:w="2556"/>
           </w:tcPr>
           <w:p>
             <w:r>
-              <w:t>A numerical coefficient multiplying one input component</w:t>
+              <w:t>8</w:t>
+            </w:r>
+          </w:p>
+        </w:tc>
+        <w:tc>
+          <w:tcPr>
+            <w:tcW w:type="dxa" w:w="2556"/>
+          </w:tcPr>
+          <w:p>
+            <w:r>
+              <w:t>-2</w:t>
+            </w:r>
+          </w:p>
+        </w:tc>
+        <w:tc>
+          <w:tcPr>
+            <w:tcW w:type="dxa" w:w="2556"/>
+          </w:tcPr>
+          <w:p>
+            <w:r>
+              <w:t>6</w:t>
             </w:r>
           </w:p>
         </w:tc>
@@ -1027,21 +1119,41 @@
       <w:tr>
         <w:tc>
           <w:tcPr>
-            <w:tcW w:type="dxa" w:w="5112"/>
+            <w:tcW w:type="dxa" w:w="2556"/>
           </w:tcPr>
           <w:p>
             <w:r>
-              <w:t>Dot product</w:t>
+              <w:t>B[2, 4]</w:t>
             </w:r>
           </w:p>
         </w:tc>
         <w:tc>
           <w:tcPr>
-            <w:tcW w:type="dxa" w:w="5112"/>
+            <w:tcW w:type="dxa" w:w="2556"/>
           </w:tcPr>
           <w:p>
             <w:r>
-              <w:t>The sum of products of corresponding vector components</w:t>
+              <w:t>4</w:t>
+            </w:r>
+          </w:p>
+        </w:tc>
+        <w:tc>
+          <w:tcPr>
+            <w:tcW w:type="dxa" w:w="2556"/>
+          </w:tcPr>
+          <w:p>
+            <w:r>
+              <w:t>-4</w:t>
+            </w:r>
+          </w:p>
+        </w:tc>
+        <w:tc>
+          <w:tcPr>
+            <w:tcW w:type="dxa" w:w="2556"/>
+          </w:tcPr>
+          <w:p>
+            <w:r>
+              <w:t>0</w:t>
             </w:r>
           </w:p>
         </w:tc>
@@ -1049,21 +1161,41 @@
       <w:tr>
         <w:tc>
           <w:tcPr>
-            <w:tcW w:type="dxa" w:w="5112"/>
+            <w:tcW w:type="dxa" w:w="2556"/>
           </w:tcPr>
           <w:p>
             <w:r>
-              <w:t>Contribution</w:t>
+              <w:t>C[3, 3]</w:t>
             </w:r>
           </w:p>
         </w:tc>
         <w:tc>
           <w:tcPr>
-            <w:tcW w:type="dxa" w:w="5112"/>
+            <w:tcW w:type="dxa" w:w="2556"/>
           </w:tcPr>
           <w:p>
             <w:r>
-              <w:t>The product of one input component and its matching weight</w:t>
+              <w:t>6</w:t>
+            </w:r>
+          </w:p>
+        </w:tc>
+        <w:tc>
+          <w:tcPr>
+            <w:tcW w:type="dxa" w:w="2556"/>
+          </w:tcPr>
+          <w:p>
+            <w:r>
+              <w:t>-3</w:t>
+            </w:r>
+          </w:p>
+        </w:tc>
+        <w:tc>
+          <w:tcPr>
+            <w:tcW w:type="dxa" w:w="2556"/>
+          </w:tcPr>
+          <w:p>
+            <w:r>
+              <w:t>3</w:t>
             </w:r>
           </w:p>
         </w:tc>
@@ -1071,21 +1203,41 @@
       <w:tr>
         <w:tc>
           <w:tcPr>
-            <w:tcW w:type="dxa" w:w="5112"/>
+            <w:tcW w:type="dxa" w:w="2556"/>
           </w:tcPr>
           <w:p>
             <w:r>
-              <w:t>Score</w:t>
+              <w:t>Same-width changed height[4, 3]</w:t>
             </w:r>
           </w:p>
         </w:tc>
         <w:tc>
           <w:tcPr>
-            <w:tcW w:type="dxa" w:w="5112"/>
+            <w:tcW w:type="dxa" w:w="2556"/>
           </w:tcPr>
           <w:p>
             <w:r>
-              <w:t>A numerical output whose interpretation must be specified</w:t>
+              <w:t>8</w:t>
+            </w:r>
+          </w:p>
+        </w:tc>
+        <w:tc>
+          <w:tcPr>
+            <w:tcW w:type="dxa" w:w="2556"/>
+          </w:tcPr>
+          <w:p>
+            <w:r>
+              <w:t>-3</w:t>
+            </w:r>
+          </w:p>
+        </w:tc>
+        <w:tc>
+          <w:tcPr>
+            <w:tcW w:type="dxa" w:w="2556"/>
+          </w:tcPr>
+          <w:p>
+            <w:r>
+              <w:t>5</w:t>
             </w:r>
           </w:p>
         </w:tc>
@@ -1295,6 +1447,667 @@
     </w:p>
     <w:p>
       <w:pPr>
+        <w:pStyle w:val="Heading2"/>
+      </w:pPr>
+      <w:r>
+        <w:t>Separate pictured brightness facts</w:t>
+      </w:r>
+    </w:p>
+    <w:p>
+      <w:pPr>
+        <w:spacing w:line="336" w:lineRule="auto" w:after="180"/>
+      </w:pPr>
+      <w:r>
+        <w:rPr>
+          <w:b w:val="0"/>
+        </w:rPr>
+        <w:t xml:space="preserve">Draw each </w:t>
+      </w:r>
+      <w:r>
+        <w:rPr>
+          <w:b/>
+        </w:rPr>
+        <w:t>input</w:t>
+      </w:r>
+      <w:r>
+        <w:rPr>
+          <w:b w:val="0"/>
+        </w:rPr>
+        <w:t xml:space="preserve">’s </w:t>
+      </w:r>
+      <w:r>
+        <w:rPr>
+          <w:b/>
+        </w:rPr>
+        <w:t>contribution</w:t>
+      </w:r>
+      <w:r>
+        <w:rPr>
+          <w:b w:val="0"/>
+        </w:rPr>
+        <w:t xml:space="preserve"> to a toy </w:t>
+      </w:r>
+      <w:r>
+        <w:rPr>
+          <w:b/>
+        </w:rPr>
+        <w:t>weight</w:t>
+      </w:r>
+      <w:r>
+        <w:rPr>
+          <w:b w:val="0"/>
+        </w:rPr>
+        <w:t xml:space="preserve">ed brightness </w:t>
+      </w:r>
+      <w:r>
+        <w:rPr>
+          <w:b/>
+        </w:rPr>
+        <w:t>score</w:t>
+      </w:r>
+      <w:r>
+        <w:rPr>
+          <w:b w:val="0"/>
+        </w:rPr>
+        <w:t>.</w:t>
+      </w:r>
+    </w:p>
+    <w:p>
+      <w:pPr>
+        <w:spacing w:line="336" w:lineRule="auto" w:after="180"/>
+      </w:pPr>
+      <w:r>
+        <w:rPr>
+          <w:b/>
+        </w:rPr>
+        <w:t>Input</w:t>
+      </w:r>
+      <w:r>
+        <w:rPr>
+          <w:b w:val="0"/>
+        </w:rPr>
+        <w:t xml:space="preserve">s [2, 5]; </w:t>
+      </w:r>
+      <w:r>
+        <w:rPr>
+          <w:b/>
+        </w:rPr>
+        <w:t>weight</w:t>
+      </w:r>
+      <w:r>
+        <w:rPr>
+          <w:b w:val="0"/>
+        </w:rPr>
+        <w:t xml:space="preserve">s [3,-1]; no bias. </w:t>
+      </w:r>
+      <w:r>
+        <w:rPr>
+          <w:b/>
+        </w:rPr>
+        <w:t>Score</w:t>
+      </w:r>
+      <w:r>
+        <w:rPr>
+          <w:b w:val="0"/>
+        </w:rPr>
+        <w:t xml:space="preserve"> is 2×3+5×(-1).</w:t>
+      </w:r>
+    </w:p>
+    <w:p>
+      <w:pPr>
+        <w:spacing w:line="336" w:lineRule="auto" w:after="180"/>
+      </w:pPr>
+      <w:r>
+        <w:rPr>
+          <w:b w:val="0"/>
+        </w:rPr>
+        <w:t xml:space="preserve">All </w:t>
+      </w:r>
+      <w:r>
+        <w:rPr>
+          <w:b/>
+        </w:rPr>
+        <w:t>input</w:t>
+      </w:r>
+      <w:r>
+        <w:rPr>
+          <w:b w:val="0"/>
+        </w:rPr>
+        <w:t>s and outcomes in this worked example are invented classroom data; no real model run is claimed.</w:t>
+      </w:r>
+    </w:p>
+    <w:p>
+      <w:pPr>
+        <w:spacing w:line="336" w:lineRule="auto" w:after="180"/>
+      </w:pPr>
+      <w:r>
+        <w:rPr>
+          <w:b w:val="0"/>
+        </w:rPr>
+        <w:t>This brightness picture uses x=[2, 5], w=[3, −1], no bias:contributions 6 and−5, total 1. Increasing only the right input to6 changes that contribution to−6, total 0. The input still has nonzero measurements; the contributions cancel. Main parcel examples instead use w=[2, −1], so do not swap the two weight lists. A score can be negative, zero or positive; no probability interpretation or training is supplied.</w:t>
+      </w:r>
+    </w:p>
+    <w:p>
+      <w:pPr>
+        <w:pStyle w:val="Heading2"/>
+      </w:pPr>
+      <w:r>
+        <w:t>Trace negative contribution and changed score</w:t>
+      </w:r>
+    </w:p>
+    <w:p>
+      <w:r>
+        <w:drawing>
+          <wp:inline xmlns:a="http://schemas.openxmlformats.org/drawingml/2006/main" xmlns:pic="http://schemas.openxmlformats.org/drawingml/2006/picture">
+            <wp:extent cx="5486400" cy="3182112"/>
+            <wp:docPr id="1" name="Picture 1" descr="Multiply first input: Left contribution=2×3=6. → Multiply second input: Right contribution=5×(-1)=-5. → Add contributions: Weighted sum=6-5=1; this is a score, not a probability."/>
+            <wp:cNvGraphicFramePr>
+              <a:graphicFrameLocks noChangeAspect="1"/>
+            </wp:cNvGraphicFramePr>
+            <a:graphic>
+              <a:graphicData uri="http://schemas.openxmlformats.org/drawingml/2006/picture">
+                <pic:pic>
+                  <pic:nvPicPr>
+                    <pic:cNvPr id="0" name="academy-story-ai-5-2-02.png"/>
+                    <pic:cNvPicPr/>
+                  </pic:nvPicPr>
+                  <pic:blipFill>
+                    <a:blip r:embed="rId9"/>
+                    <a:stretch>
+                      <a:fillRect/>
+                    </a:stretch>
+                  </pic:blipFill>
+                  <pic:spPr>
+                    <a:xfrm>
+                      <a:off x="0" y="0"/>
+                      <a:ext cx="5486400" cy="3182112"/>
+                    </a:xfrm>
+                    <a:prstGeom prst="rect"/>
+                  </pic:spPr>
+                </pic:pic>
+              </a:graphicData>
+            </a:graphic>
+          </wp:inline>
+        </w:drawing>
+      </w:r>
+    </w:p>
+    <w:p>
+      <w:pPr>
+        <w:pStyle w:val="Heading3"/>
+      </w:pPr>
+      <w:r>
+        <w:t>Read the picture one step at a time</w:t>
+      </w:r>
+    </w:p>
+    <w:tbl>
+      <w:tblPr>
+        <w:tblStyle w:val="LightShading-Accent1"/>
+        <w:tblW w:type="auto" w:w="0"/>
+        <w:tblLook w:firstColumn="1" w:firstRow="1" w:lastColumn="0" w:lastRow="0" w:noHBand="0" w:noVBand="1" w:val="04A0"/>
+      </w:tblPr>
+      <w:tblGrid>
+        <w:gridCol w:w="5112"/>
+        <w:gridCol w:w="5112"/>
+      </w:tblGrid>
+      <w:tr>
+        <w:trPr>
+          <w:tblHeader/>
+        </w:trPr>
+        <w:tc>
+          <w:tcPr>
+            <w:tcW w:type="dxa" w:w="5112"/>
+          </w:tcPr>
+          <w:p>
+            <w:r>
+              <w:t>Step</w:t>
+            </w:r>
+          </w:p>
+        </w:tc>
+        <w:tc>
+          <w:tcPr>
+            <w:tcW w:type="dxa" w:w="5112"/>
+          </w:tcPr>
+          <w:p>
+            <w:r>
+              <w:t>What happens and why</w:t>
+            </w:r>
+          </w:p>
+        </w:tc>
+      </w:tr>
+      <w:tr>
+        <w:tc>
+          <w:tcPr>
+            <w:tcW w:type="dxa" w:w="5112"/>
+          </w:tcPr>
+          <w:p>
+            <w:r>
+              <w:t>1. Multiply first input</w:t>
+            </w:r>
+          </w:p>
+        </w:tc>
+        <w:tc>
+          <w:tcPr>
+            <w:tcW w:type="dxa" w:w="5112"/>
+          </w:tcPr>
+          <w:p>
+            <w:r>
+              <w:t>Left contribution=2×3=6.</w:t>
+            </w:r>
+          </w:p>
+        </w:tc>
+      </w:tr>
+      <w:tr>
+        <w:tc>
+          <w:tcPr>
+            <w:tcW w:type="dxa" w:w="5112"/>
+          </w:tcPr>
+          <w:p>
+            <w:r>
+              <w:t>2. Multiply second input</w:t>
+            </w:r>
+          </w:p>
+        </w:tc>
+        <w:tc>
+          <w:tcPr>
+            <w:tcW w:type="dxa" w:w="5112"/>
+          </w:tcPr>
+          <w:p>
+            <w:r>
+              <w:t>Right contribution=5×(-1)=-5.</w:t>
+            </w:r>
+          </w:p>
+        </w:tc>
+      </w:tr>
+      <w:tr>
+        <w:tc>
+          <w:tcPr>
+            <w:tcW w:type="dxa" w:w="5112"/>
+          </w:tcPr>
+          <w:p>
+            <w:r>
+              <w:t>3. Add contributions</w:t>
+            </w:r>
+          </w:p>
+        </w:tc>
+        <w:tc>
+          <w:tcPr>
+            <w:tcW w:type="dxa" w:w="5112"/>
+          </w:tcPr>
+          <w:p>
+            <w:r>
+              <w:t>Weighted sum=6-5=1; this is a score, not a probability.</w:t>
+            </w:r>
+          </w:p>
+        </w:tc>
+      </w:tr>
+    </w:tbl>
+    <w:p>
+      <w:r>
+        <w:t>Match each pictured step to the supplied facts. This is a worked teaching case, not an independent assessment.</w:t>
+      </w:r>
+    </w:p>
+    <w:p>
+      <w:pPr>
+        <w:spacing w:line="336" w:lineRule="auto" w:after="180"/>
+      </w:pPr>
+      <w:r>
+        <w:rPr>
+          <w:b w:val="0"/>
+        </w:rPr>
+        <w:t xml:space="preserve">A </w:t>
+      </w:r>
+      <w:r>
+        <w:rPr>
+          <w:b/>
+        </w:rPr>
+        <w:t>weight</w:t>
+      </w:r>
+      <w:r>
+        <w:rPr>
+          <w:b w:val="0"/>
+        </w:rPr>
+        <w:t xml:space="preserve"> controls how strongly an </w:t>
+      </w:r>
+      <w:r>
+        <w:rPr>
+          <w:b/>
+        </w:rPr>
+        <w:t>input</w:t>
+      </w:r>
+      <w:r>
+        <w:rPr>
+          <w:b w:val="0"/>
+        </w:rPr>
+        <w:t xml:space="preserve"> contributes to the </w:t>
+      </w:r>
+      <w:r>
+        <w:rPr>
+          <w:b/>
+        </w:rPr>
+        <w:t>score</w:t>
+      </w:r>
+      <w:r>
+        <w:rPr>
+          <w:b w:val="0"/>
+        </w:rPr>
+        <w:t xml:space="preserve">. The left connection adds three times its measurement; the negative right connection subtracts its measurement. Calculate each </w:t>
+      </w:r>
+      <w:r>
+        <w:rPr>
+          <w:b/>
+        </w:rPr>
+        <w:t>contribution</w:t>
+      </w:r>
+      <w:r>
+        <w:rPr>
+          <w:b w:val="0"/>
+        </w:rPr>
+        <w:t xml:space="preserve"> before adding them.</w:t>
+      </w:r>
+    </w:p>
+    <w:p>
+      <w:pPr>
+        <w:spacing w:line="336" w:lineRule="auto" w:after="180"/>
+      </w:pPr>
+      <w:r>
+        <w:rPr>
+          <w:b w:val="0"/>
+        </w:rPr>
+        <w:t xml:space="preserve">This </w:t>
+      </w:r>
+      <w:r>
+        <w:rPr>
+          <w:b/>
+        </w:rPr>
+        <w:t>dot product</w:t>
+      </w:r>
+      <w:r>
+        <w:rPr>
+          <w:b w:val="0"/>
+        </w:rPr>
+        <w:t xml:space="preserve"> is a signed </w:t>
+      </w:r>
+      <w:r>
+        <w:rPr>
+          <w:b/>
+        </w:rPr>
+        <w:t>score</w:t>
+      </w:r>
+      <w:r>
+        <w:rPr>
+          <w:b w:val="0"/>
+        </w:rPr>
+        <w:t>; it becomes a probability only if a separate, justified transformation and interpretation are supplied.</w:t>
+      </w:r>
+    </w:p>
+    <w:p>
+      <w:pPr>
+        <w:spacing w:line="336" w:lineRule="auto" w:after="180"/>
+      </w:pPr>
+      <w:r>
+        <w:rPr>
+          <w:b w:val="0"/>
+        </w:rPr>
+        <w:t xml:space="preserve">These declared </w:t>
+      </w:r>
+      <w:r>
+        <w:rPr>
+          <w:b/>
+        </w:rPr>
+        <w:t>weight</w:t>
+      </w:r>
+      <w:r>
+        <w:rPr>
+          <w:b w:val="0"/>
+        </w:rPr>
+        <w:t xml:space="preserve">s are hand-chosen toy parameters; no network </w:t>
+      </w:r>
+      <w:r>
+        <w:rPr>
+          <w:b/>
+        </w:rPr>
+        <w:t>training</w:t>
+      </w:r>
+      <w:r>
+        <w:rPr>
+          <w:b w:val="0"/>
+        </w:rPr>
+        <w:t xml:space="preserve"> or calibrated probability is claimed.</w:t>
+      </w:r>
+    </w:p>
+    <w:p>
+      <w:pPr>
+        <w:spacing w:line="336" w:lineRule="auto" w:after="180"/>
+      </w:pPr>
+      <w:r>
+        <w:rPr>
+          <w:b w:val="0"/>
+        </w:rPr>
+        <w:t xml:space="preserve">Change: Increase only the right </w:t>
+      </w:r>
+      <w:r>
+        <w:rPr>
+          <w:b/>
+        </w:rPr>
+        <w:t>input</w:t>
+      </w:r>
+      <w:r>
+        <w:rPr>
+          <w:b w:val="0"/>
+        </w:rPr>
+        <w:t xml:space="preserve"> from 5 to6.</w:t>
+      </w:r>
+    </w:p>
+    <w:p>
+      <w:pPr>
+        <w:spacing w:line="336" w:lineRule="auto" w:after="180"/>
+      </w:pPr>
+      <w:r>
+        <w:rPr>
+          <w:b/>
+        </w:rPr>
+        <w:t>Prediction</w:t>
+      </w:r>
+      <w:r>
+        <w:rPr>
+          <w:b w:val="0"/>
+        </w:rPr>
+        <w:t xml:space="preserve">: The </w:t>
+      </w:r>
+      <w:r>
+        <w:rPr>
+          <w:b/>
+        </w:rPr>
+        <w:t>score</w:t>
+      </w:r>
+      <w:r>
+        <w:rPr>
+          <w:b w:val="0"/>
+        </w:rPr>
+        <w:t xml:space="preserve"> becomes 6-6=0.</w:t>
+      </w:r>
+    </w:p>
+    <w:p>
+      <w:pPr>
+        <w:spacing w:line="336" w:lineRule="auto" w:after="180"/>
+      </w:pPr>
+      <w:r>
+        <w:rPr>
+          <w:b w:val="0"/>
+        </w:rPr>
+        <w:t xml:space="preserve">Reason: The right </w:t>
+      </w:r>
+      <w:r>
+        <w:rPr>
+          <w:b/>
+        </w:rPr>
+        <w:t>weight</w:t>
+      </w:r>
+      <w:r>
+        <w:rPr>
+          <w:b w:val="0"/>
+        </w:rPr>
+        <w:t xml:space="preserve"> is-1, so adding 1 to that </w:t>
+      </w:r>
+      <w:r>
+        <w:rPr>
+          <w:b/>
+        </w:rPr>
+        <w:t>input</w:t>
+      </w:r>
+      <w:r>
+        <w:rPr>
+          <w:b w:val="0"/>
+        </w:rPr>
+        <w:t xml:space="preserve"> lowers the </w:t>
+      </w:r>
+      <w:r>
+        <w:rPr>
+          <w:b/>
+        </w:rPr>
+        <w:t>score</w:t>
+      </w:r>
+      <w:r>
+        <w:rPr>
+          <w:b w:val="0"/>
+        </w:rPr>
+        <w:t xml:space="preserve"> by1.</w:t>
+      </w:r>
+    </w:p>
+    <w:p>
+      <w:pPr>
+        <w:pStyle w:val="Heading2"/>
+      </w:pPr>
+      <w:r>
+        <w:t>Earlier wording, alternatives and picture transcripts · reference / check after trying</w:t>
+      </w:r>
+    </w:p>
+    <w:tbl>
+      <w:tblPr>
+        <w:tblStyle w:val="LightShading-Accent1"/>
+        <w:tblW w:type="auto" w:w="0"/>
+        <w:tblLook w:firstColumn="1" w:firstRow="1" w:lastColumn="0" w:lastRow="0" w:noHBand="0" w:noVBand="1" w:val="04A0"/>
+      </w:tblPr>
+      <w:tblGrid>
+        <w:gridCol w:w="5112"/>
+        <w:gridCol w:w="5112"/>
+      </w:tblGrid>
+      <w:tr>
+        <w:trPr>
+          <w:tblHeader/>
+        </w:trPr>
+        <w:tc>
+          <w:tcPr>
+            <w:tcW w:type="dxa" w:w="5112"/>
+          </w:tcPr>
+          <w:p>
+            <w:r>
+              <w:t>Term</w:t>
+            </w:r>
+          </w:p>
+        </w:tc>
+        <w:tc>
+          <w:tcPr>
+            <w:tcW w:type="dxa" w:w="5112"/>
+          </w:tcPr>
+          <w:p>
+            <w:r>
+              <w:t>Meaning</w:t>
+            </w:r>
+          </w:p>
+        </w:tc>
+      </w:tr>
+      <w:tr>
+        <w:tc>
+          <w:tcPr>
+            <w:tcW w:type="dxa" w:w="5112"/>
+          </w:tcPr>
+          <w:p>
+            <w:r>
+              <w:t>Weight</w:t>
+            </w:r>
+          </w:p>
+        </w:tc>
+        <w:tc>
+          <w:tcPr>
+            <w:tcW w:type="dxa" w:w="5112"/>
+          </w:tcPr>
+          <w:p>
+            <w:r>
+              <w:t>A numerical coefficient multiplying one input component</w:t>
+            </w:r>
+          </w:p>
+        </w:tc>
+      </w:tr>
+      <w:tr>
+        <w:tc>
+          <w:tcPr>
+            <w:tcW w:type="dxa" w:w="5112"/>
+          </w:tcPr>
+          <w:p>
+            <w:r>
+              <w:t>Dot product</w:t>
+            </w:r>
+          </w:p>
+        </w:tc>
+        <w:tc>
+          <w:tcPr>
+            <w:tcW w:type="dxa" w:w="5112"/>
+          </w:tcPr>
+          <w:p>
+            <w:r>
+              <w:t>The sum of products of corresponding vector components</w:t>
+            </w:r>
+          </w:p>
+        </w:tc>
+      </w:tr>
+      <w:tr>
+        <w:tc>
+          <w:tcPr>
+            <w:tcW w:type="dxa" w:w="5112"/>
+          </w:tcPr>
+          <w:p>
+            <w:r>
+              <w:t>Contribution</w:t>
+            </w:r>
+          </w:p>
+        </w:tc>
+        <w:tc>
+          <w:tcPr>
+            <w:tcW w:type="dxa" w:w="5112"/>
+          </w:tcPr>
+          <w:p>
+            <w:r>
+              <w:t>The product of one input component and its matching weight</w:t>
+            </w:r>
+          </w:p>
+        </w:tc>
+      </w:tr>
+      <w:tr>
+        <w:tc>
+          <w:tcPr>
+            <w:tcW w:type="dxa" w:w="5112"/>
+          </w:tcPr>
+          <w:p>
+            <w:r>
+              <w:t>Score</w:t>
+            </w:r>
+          </w:p>
+        </w:tc>
+        <w:tc>
+          <w:tcPr>
+            <w:tcW w:type="dxa" w:w="5112"/>
+          </w:tcPr>
+          <w:p>
+            <w:r>
+              <w:t>A numerical output whose interpretation must be specified</w:t>
+            </w:r>
+          </w:p>
+        </w:tc>
+      </w:tr>
+    </w:tbl>
+    <w:p>
+      <w:pPr>
         <w:pStyle w:val="Heading3"/>
       </w:pPr>
       <w:r>
@@ -1642,151 +2455,10 @@
     </w:p>
     <w:p>
       <w:pPr>
-        <w:spacing w:line="336" w:lineRule="auto" w:after="180"/>
-      </w:pPr>
-      <w:r>
-        <w:rPr>
-          <w:b w:val="0"/>
-        </w:rPr>
-        <w:t xml:space="preserve">Draw each </w:t>
-      </w:r>
-      <w:r>
-        <w:rPr>
-          <w:b/>
-        </w:rPr>
-        <w:t>input</w:t>
-      </w:r>
-      <w:r>
-        <w:rPr>
-          <w:b w:val="0"/>
-        </w:rPr>
-        <w:t xml:space="preserve">’s </w:t>
-      </w:r>
-      <w:r>
-        <w:rPr>
-          <w:b/>
-        </w:rPr>
-        <w:t>contribution</w:t>
-      </w:r>
-      <w:r>
-        <w:rPr>
-          <w:b w:val="0"/>
-        </w:rPr>
-        <w:t xml:space="preserve"> to a toy </w:t>
-      </w:r>
-      <w:r>
-        <w:rPr>
-          <w:b/>
-        </w:rPr>
-        <w:t>weight</w:t>
-      </w:r>
-      <w:r>
-        <w:rPr>
-          <w:b w:val="0"/>
-        </w:rPr>
-        <w:t xml:space="preserve">ed brightness </w:t>
-      </w:r>
-      <w:r>
-        <w:rPr>
-          <w:b/>
-        </w:rPr>
-        <w:t>score</w:t>
-      </w:r>
-      <w:r>
-        <w:rPr>
-          <w:b w:val="0"/>
-        </w:rPr>
-        <w:t>.</w:t>
-      </w:r>
-    </w:p>
-    <w:p>
-      <w:pPr>
         <w:pStyle w:val="Heading3"/>
       </w:pPr>
       <w:r>
         <w:t>The facts we will use</w:t>
-      </w:r>
-    </w:p>
-    <w:p>
-      <w:pPr>
-        <w:pStyle w:val="Heading3"/>
-      </w:pPr>
-      <w:r>
-        <w:t>Supplied facts</w:t>
-      </w:r>
-    </w:p>
-    <w:p>
-      <w:pPr>
-        <w:spacing w:line="336" w:lineRule="auto" w:after="180"/>
-        <w:shd w:fill="F1F6FC"/>
-      </w:pPr>
-      <w:r>
-        <w:rPr>
-          <w:b/>
-        </w:rPr>
-        <w:t>Input</w:t>
-      </w:r>
-      <w:r>
-        <w:rPr>
-          <w:b w:val="0"/>
-        </w:rPr>
-        <w:t xml:space="preserve">s [2, 5]; </w:t>
-      </w:r>
-      <w:r>
-        <w:rPr>
-          <w:b/>
-        </w:rPr>
-        <w:t>weight</w:t>
-      </w:r>
-      <w:r>
-        <w:rPr>
-          <w:b w:val="0"/>
-        </w:rPr>
-        <w:t xml:space="preserve">s [3,-1]; no bias. </w:t>
-      </w:r>
-      <w:r>
-        <w:rPr>
-          <w:b/>
-        </w:rPr>
-        <w:t>Score</w:t>
-      </w:r>
-      <w:r>
-        <w:rPr>
-          <w:b w:val="0"/>
-        </w:rPr>
-        <w:t xml:space="preserve"> is 2×3+5×(-1).</w:t>
-      </w:r>
-    </w:p>
-    <w:p>
-      <w:pPr>
-        <w:pStyle w:val="Heading3"/>
-      </w:pPr>
-      <w:r>
-        <w:t>Supplied facts</w:t>
-      </w:r>
-    </w:p>
-    <w:p>
-      <w:pPr>
-        <w:spacing w:line="336" w:lineRule="auto" w:after="180"/>
-        <w:shd w:fill="F1F6FC"/>
-      </w:pPr>
-      <w:r>
-        <w:rPr>
-          <w:b w:val="0"/>
-        </w:rPr>
-        <w:t xml:space="preserve">All </w:t>
-      </w:r>
-      <w:r>
-        <w:rPr>
-          <w:b/>
-        </w:rPr>
-        <w:t>input</w:t>
-      </w:r>
-      <w:r>
-        <w:rPr>
-          <w:b w:val="0"/>
-        </w:rPr>
-        <w:t>s and outcomes in this worked example are invented classroom data; no real model run is claimed.</w:t>
       </w:r>
     </w:p>
     <w:p>
@@ -1794,7 +2466,7 @@
         <w:drawing>
           <wp:inline xmlns:a="http://schemas.openxmlformats.org/drawingml/2006/main" xmlns:pic="http://schemas.openxmlformats.org/drawingml/2006/picture">
             <wp:extent cx="5486400" cy="3218543"/>
-            <wp:docPr id="1" name="Picture 1" descr="Weighted brightness score"/>
+            <wp:docPr id="2" name="Picture 2" descr="Weighted brightness score"/>
             <wp:cNvGraphicFramePr>
               <a:graphicFrameLocks noChangeAspect="1"/>
             </wp:cNvGraphicFramePr>
@@ -1806,7 +2478,7 @@
                     <pic:cNvPicPr/>
                   </pic:nvPicPr>
                   <pic:blipFill>
-                    <a:blip r:embed="rId9"/>
+                    <a:blip r:embed="rId10"/>
                     <a:stretch>
                       <a:fillRect/>
                     </a:stretch>
@@ -1830,7 +2502,7 @@
         <w:drawing>
           <wp:inline xmlns:a="http://schemas.openxmlformats.org/drawingml/2006/main" xmlns:pic="http://schemas.openxmlformats.org/drawingml/2006/picture">
             <wp:extent cx="5486400" cy="5145314"/>
-            <wp:docPr id="2" name="Picture 2" descr="Dot products and weighted sums. Multiply first input: Left contribution=2×3=6.. Multiply second input: Right contribution=5×(-1)=-5.. Add contributions: Weighted sum=6-5=1; this is a score, not a probability."/>
+            <wp:docPr id="3" name="Picture 3" descr="Dot products and weighted sums. Multiply first input: Left contribution=2×3=6.. Multiply second input: Right contribution=5×(-1)=-5.. Add contributions: Weighted sum=6-5=1; this is a score, not a probability."/>
             <wp:cNvGraphicFramePr>
               <a:graphicFrameLocks noChangeAspect="1"/>
             </wp:cNvGraphicFramePr>
@@ -1842,7 +2514,7 @@
                     <pic:cNvPicPr/>
                   </pic:nvPicPr>
                   <pic:blipFill>
-                    <a:blip r:embed="rId10"/>
+                    <a:blip r:embed="rId11"/>
                     <a:stretch>
                       <a:fillRect/>
                     </a:stretch>
@@ -1866,114 +2538,7 @@
         <w:pStyle w:val="Heading3"/>
       </w:pPr>
       <w:r>
-        <w:t>Read the picture one step at a time</w:t>
-      </w:r>
-    </w:p>
-    <w:tbl>
-      <w:tblPr>
-        <w:tblStyle w:val="LightShading-Accent1"/>
-        <w:tblW w:type="auto" w:w="0"/>
-        <w:tblLook w:firstColumn="1" w:firstRow="1" w:lastColumn="0" w:lastRow="0" w:noHBand="0" w:noVBand="1" w:val="04A0"/>
-      </w:tblPr>
-      <w:tblGrid>
-        <w:gridCol w:w="5112"/>
-        <w:gridCol w:w="5112"/>
-      </w:tblGrid>
-      <w:tr>
-        <w:trPr>
-          <w:tblHeader/>
-        </w:trPr>
-        <w:tc>
-          <w:tcPr>
-            <w:tcW w:type="dxa" w:w="5112"/>
-          </w:tcPr>
-          <w:p>
-            <w:r>
-              <w:t>Step</w:t>
-            </w:r>
-          </w:p>
-        </w:tc>
-        <w:tc>
-          <w:tcPr>
-            <w:tcW w:type="dxa" w:w="5112"/>
-          </w:tcPr>
-          <w:p>
-            <w:r>
-              <w:t>What happens and why</w:t>
-            </w:r>
-          </w:p>
-        </w:tc>
-      </w:tr>
-      <w:tr>
-        <w:tc>
-          <w:tcPr>
-            <w:tcW w:type="dxa" w:w="5112"/>
-          </w:tcPr>
-          <w:p>
-            <w:r>
-              <w:t>1. Multiply first input</w:t>
-            </w:r>
-          </w:p>
-        </w:tc>
-        <w:tc>
-          <w:tcPr>
-            <w:tcW w:type="dxa" w:w="5112"/>
-          </w:tcPr>
-          <w:p>
-            <w:r>
-              <w:t>Left contribution=2×3=6.</w:t>
-            </w:r>
-          </w:p>
-        </w:tc>
-      </w:tr>
-      <w:tr>
-        <w:tc>
-          <w:tcPr>
-            <w:tcW w:type="dxa" w:w="5112"/>
-          </w:tcPr>
-          <w:p>
-            <w:r>
-              <w:t>2. Multiply second input</w:t>
-            </w:r>
-          </w:p>
-        </w:tc>
-        <w:tc>
-          <w:tcPr>
-            <w:tcW w:type="dxa" w:w="5112"/>
-          </w:tcPr>
-          <w:p>
-            <w:r>
-              <w:t>Right contribution=5×(-1)=-5.</w:t>
-            </w:r>
-          </w:p>
-        </w:tc>
-      </w:tr>
-      <w:tr>
-        <w:tc>
-          <w:tcPr>
-            <w:tcW w:type="dxa" w:w="5112"/>
-          </w:tcPr>
-          <w:p>
-            <w:r>
-              <w:t>3. Add contributions</w:t>
-            </w:r>
-          </w:p>
-        </w:tc>
-        <w:tc>
-          <w:tcPr>
-            <w:tcW w:type="dxa" w:w="5112"/>
-          </w:tcPr>
-          <w:p>
-            <w:r>
-              <w:t>Weighted sum=6-5=1; this is a score, not a probability.</w:t>
-            </w:r>
-          </w:p>
-        </w:tc>
-      </w:tr>
-    </w:tbl>
-    <w:p>
-      <w:r>
-        <w:t>Match each pictured step to the supplied facts. This is a worked teaching case, not an independent assessment.</w:t>
+        <w:t>Why this result follows</w:t>
       </w:r>
     </w:p>
     <w:p>
@@ -1981,7 +2546,7 @@
         <w:pStyle w:val="Heading3"/>
       </w:pPr>
       <w:r>
-        <w:t>Why this result follows</w:t>
+        <w:t>What this example does not establish</w:t>
       </w:r>
     </w:p>
     <w:p>
@@ -1989,305 +2554,275 @@
         <w:pStyle w:val="Heading3"/>
       </w:pPr>
       <w:r>
-        <w:t>Why the result follows</w:t>
+        <w:t>Change one thing in the pictured case</w:t>
       </w:r>
     </w:p>
     <w:p>
       <w:pPr>
-        <w:spacing w:line="336" w:lineRule="auto" w:after="180"/>
-        <w:shd w:fill="F1F6FC"/>
-      </w:pPr>
-      <w:r>
-        <w:rPr>
-          <w:b w:val="0"/>
-        </w:rPr>
-        <w:t xml:space="preserve">A </w:t>
-      </w:r>
-      <w:r>
-        <w:rPr>
-          <w:b/>
-        </w:rPr>
-        <w:t>weight</w:t>
-      </w:r>
-      <w:r>
-        <w:rPr>
-          <w:b w:val="0"/>
-        </w:rPr>
-        <w:t xml:space="preserve"> controls how strongly an </w:t>
-      </w:r>
-      <w:r>
-        <w:rPr>
-          <w:b/>
-        </w:rPr>
-        <w:t>input</w:t>
-      </w:r>
-      <w:r>
-        <w:rPr>
-          <w:b w:val="0"/>
-        </w:rPr>
-        <w:t xml:space="preserve"> contributes to the </w:t>
-      </w:r>
-      <w:r>
-        <w:rPr>
-          <w:b/>
-        </w:rPr>
-        <w:t>score</w:t>
-      </w:r>
-      <w:r>
-        <w:rPr>
-          <w:b w:val="0"/>
-        </w:rPr>
-        <w:t xml:space="preserve">. The left connection adds three times its measurement; the negative right connection subtracts its measurement. Calculate each </w:t>
-      </w:r>
-      <w:r>
-        <w:rPr>
-          <w:b/>
-        </w:rPr>
-        <w:t>contribution</w:t>
-      </w:r>
-      <w:r>
-        <w:rPr>
-          <w:b w:val="0"/>
-        </w:rPr>
-        <w:t xml:space="preserve"> before adding them.</w:t>
+        <w:pStyle w:val="Heading3"/>
+      </w:pPr>
+      <w:r>
+        <w:t>Ask while showing the picture</w:t>
       </w:r>
     </w:p>
     <w:p>
       <w:pPr>
         <w:spacing w:line="336" w:lineRule="auto" w:after="180"/>
-        <w:shd w:fill="F1F6FC"/>
-      </w:pPr>
-      <w:r>
-        <w:rPr>
-          <w:b w:val="0"/>
-        </w:rPr>
-        <w:t xml:space="preserve">This </w:t>
+      </w:pPr>
+      <w:r>
+        <w:rPr>
+          <w:b w:val="0"/>
+        </w:rPr>
+        <w:t xml:space="preserve">Cover the result. Ask learners to name the </w:t>
       </w:r>
       <w:r>
         <w:rPr>
           <w:b/>
         </w:rPr>
-        <w:t>dot product</w:t>
-      </w:r>
-      <w:r>
-        <w:rPr>
-          <w:b w:val="0"/>
-        </w:rPr>
-        <w:t xml:space="preserve"> is a signed </w:t>
+        <w:t>input</w:t>
+      </w:r>
+      <w:r>
+        <w:rPr>
+          <w:b w:val="0"/>
+        </w:rPr>
+        <w:t xml:space="preserve">s and predict the next step. Uncover one step, connect the icon to the actual procedure, and explain its </w:t>
       </w:r>
       <w:r>
         <w:rPr>
           <w:b/>
         </w:rPr>
-        <w:t>score</w:t>
-      </w:r>
-      <w:r>
-        <w:rPr>
-          <w:b w:val="0"/>
-        </w:rPr>
-        <w:t>; it becomes a probability only if a separate, justified transformation and interpretation are supplied.</w:t>
+        <w:t>evidence</w:t>
+      </w:r>
+      <w:r>
+        <w:rPr>
+          <w:b w:val="0"/>
+        </w:rPr>
+        <w:t>. Then change the supplied condition and compare.</w:t>
       </w:r>
     </w:p>
     <w:p>
       <w:pPr>
-        <w:pStyle w:val="Heading3"/>
-      </w:pPr>
-      <w:r>
-        <w:t>What this example does not establish</w:t>
+        <w:spacing w:line="336" w:lineRule="auto" w:after="180"/>
+      </w:pPr>
+      <w:r>
+        <w:rPr>
+          <w:b w:val="0"/>
+        </w:rPr>
+        <w:t>The picture is a representation; it does not document execution of a real AI model.</w:t>
       </w:r>
     </w:p>
     <w:p>
       <w:pPr>
-        <w:pStyle w:val="Heading3"/>
-      </w:pPr>
-      <w:r>
-        <w:t>Keep the stated limit</w:t>
+        <w:pStyle w:val="Heading1"/>
+      </w:pPr>
+      <w:r>
+        <w:t>03. Model a step,then remove help</w:t>
       </w:r>
     </w:p>
     <w:p>
-      <w:pPr>
-        <w:spacing w:line="336" w:lineRule="auto" w:after="180"/>
-        <w:shd w:fill="FFF5E6"/>
-      </w:pPr>
-      <w:r>
-        <w:rPr>
-          <w:b w:val="0"/>
-        </w:rPr>
-        <w:t xml:space="preserve">These declared </w:t>
-      </w:r>
-      <w:r>
-        <w:rPr>
-          <w:b/>
-        </w:rPr>
-        <w:t>weight</w:t>
-      </w:r>
-      <w:r>
-        <w:rPr>
-          <w:b w:val="0"/>
-        </w:rPr>
-        <w:t xml:space="preserve">s are hand-chosen toy parameters; no network </w:t>
-      </w:r>
-      <w:r>
-        <w:rPr>
-          <w:b/>
-        </w:rPr>
-        <w:t>training</w:t>
-      </w:r>
-      <w:r>
-        <w:rPr>
-          <w:b w:val="0"/>
-        </w:rPr>
-        <w:t xml:space="preserve"> or calibrated probability is claimed.</w:t>
+      <w:r>
+        <w:t>Collect each learner’s reasoning before showing a key.</w:t>
       </w:r>
     </w:p>
     <w:p>
       <w:pPr>
-        <w:pStyle w:val="Heading3"/>
-      </w:pPr>
-      <w:r>
-        <w:t>Change one thing in the pictured case</w:t>
+        <w:pStyle w:val="Heading2"/>
+      </w:pPr>
+      <w:r>
+        <w:t>Current completion task and checked reasoning</w:t>
       </w:r>
     </w:p>
     <w:p>
       <w:pPr>
-        <w:pStyle w:val="Heading3"/>
-      </w:pPr>
-      <w:r>
-        <w:t>Change one thing</w:t>
+        <w:spacing w:line="336" w:lineRule="auto" w:after="180"/>
+      </w:pPr>
+      <w:r>
+        <w:rPr>
+          <w:b w:val="0"/>
+        </w:rPr>
+        <w:t xml:space="preserve">Completion task: For w = [2, -1] and x = [2, 4], explain why </w:t>
+      </w:r>
+      <w:r>
+        <w:rPr>
+          <w:b/>
+        </w:rPr>
+        <w:t>score</w:t>
+      </w:r>
+      <w:r>
+        <w:rPr>
+          <w:b w:val="0"/>
+        </w:rPr>
+        <w:t xml:space="preserve"> zero does not mean the </w:t>
+      </w:r>
+      <w:r>
+        <w:rPr>
+          <w:b/>
+        </w:rPr>
+        <w:t>input</w:t>
+      </w:r>
+      <w:r>
+        <w:rPr>
+          <w:b w:val="0"/>
+        </w:rPr>
+        <w:t xml:space="preserve"> contains no information.</w:t>
       </w:r>
     </w:p>
     <w:p>
       <w:pPr>
         <w:spacing w:line="336" w:lineRule="auto" w:after="180"/>
-        <w:shd w:fill="F5F1FB"/>
-      </w:pPr>
-      <w:r>
-        <w:rPr>
-          <w:b w:val="0"/>
-        </w:rPr>
-        <w:t xml:space="preserve">Change: Increase only the right </w:t>
+      </w:pPr>
+      <w:r>
+        <w:rPr>
+          <w:b w:val="0"/>
+        </w:rPr>
+        <w:t xml:space="preserve">Teacher check: Teacher explanation: </w:t>
       </w:r>
       <w:r>
         <w:rPr>
           <w:b/>
         </w:rPr>
+        <w:t>Contribution</w:t>
+      </w:r>
+      <w:r>
+        <w:rPr>
+          <w:b w:val="0"/>
+        </w:rPr>
+        <w:t xml:space="preserve">s 4 and -4 cancel. The </w:t>
+      </w:r>
+      <w:r>
+        <w:rPr>
+          <w:b/>
+        </w:rPr>
         <w:t>input</w:t>
       </w:r>
       <w:r>
         <w:rPr>
           <w:b w:val="0"/>
         </w:rPr>
-        <w:t xml:space="preserve"> from 5 to6.</w:t>
+        <w:t xml:space="preserve"> still contains width 2 and height 4; zero is the combined </w:t>
+      </w:r>
+      <w:r>
+        <w:rPr>
+          <w:b/>
+        </w:rPr>
+        <w:t>score</w:t>
+      </w:r>
+      <w:r>
+        <w:rPr>
+          <w:b w:val="0"/>
+        </w:rPr>
+        <w:t>.</w:t>
       </w:r>
     </w:p>
     <w:p>
       <w:pPr>
-        <w:pStyle w:val="Heading3"/>
-      </w:pPr>
-      <w:r>
-        <w:t>Predicted result</w:t>
+        <w:spacing w:line="336" w:lineRule="auto" w:after="180"/>
+      </w:pPr>
+      <w:r>
+        <w:rPr>
+          <w:b w:val="0"/>
+        </w:rPr>
+        <w:t xml:space="preserve">Start by identifying the given </w:t>
+      </w:r>
+      <w:r>
+        <w:rPr>
+          <w:b/>
+        </w:rPr>
+        <w:t>input</w:t>
+      </w:r>
+      <w:r>
+        <w:rPr>
+          <w:b w:val="0"/>
+        </w:rPr>
+        <w:t>s together. Leave the intermediate steps blank. If needed, model one step, then withdraw that help on the next step. Move to a full trace only when the partial trace is understood.</w:t>
       </w:r>
     </w:p>
     <w:p>
       <w:pPr>
         <w:spacing w:line="336" w:lineRule="auto" w:after="180"/>
-        <w:shd w:fill="F1F6FC"/>
-      </w:pPr>
-      <w:r>
-        <w:rPr>
-          <w:b/>
-        </w:rPr>
-        <w:t>Prediction</w:t>
-      </w:r>
-      <w:r>
-        <w:rPr>
-          <w:b w:val="0"/>
-        </w:rPr>
-        <w:t xml:space="preserve">: The </w:t>
-      </w:r>
-      <w:r>
-        <w:rPr>
-          <w:b/>
-        </w:rPr>
-        <w:t>score</w:t>
-      </w:r>
-      <w:r>
-        <w:rPr>
-          <w:b w:val="0"/>
-        </w:rPr>
-        <w:t xml:space="preserve"> becomes 6-6=0.</w:t>
+      </w:pPr>
+      <w:r>
+        <w:rPr>
+          <w:b w:val="0"/>
+        </w:rPr>
+        <w:t>For partners, alternate explainer and checker; collect a response from every learner before discussion.</w:t>
       </w:r>
     </w:p>
     <w:p>
       <w:pPr>
-        <w:pStyle w:val="Heading3"/>
-      </w:pPr>
-      <w:r>
-        <w:t>Why the result follows</w:t>
+        <w:pStyle w:val="Heading2"/>
+      </w:pPr>
+      <w:r>
+        <w:t>Individual misconception check</w:t>
       </w:r>
     </w:p>
     <w:p>
       <w:pPr>
         <w:spacing w:line="336" w:lineRule="auto" w:after="180"/>
-        <w:shd w:fill="F1F6FC"/>
-      </w:pPr>
-      <w:r>
-        <w:rPr>
-          <w:b w:val="0"/>
-        </w:rPr>
-        <w:t xml:space="preserve">Reason: The right </w:t>
+      </w:pPr>
+      <w:r>
+        <w:rPr>
+          <w:b w:val="0"/>
+        </w:rPr>
+        <w:t xml:space="preserve">Use the worked case for </w:t>
       </w:r>
       <w:r>
         <w:rPr>
           <w:b/>
         </w:rPr>
+        <w:t>Dot product</w:t>
+      </w:r>
+      <w:r>
+        <w:rPr>
+          <w:b w:val="0"/>
+        </w:rPr>
+        <w:t xml:space="preserve">s and </w:t>
+      </w:r>
+      <w:r>
+        <w:rPr>
+          <w:b/>
+        </w:rPr>
         <w:t>weight</w:t>
       </w:r>
       <w:r>
         <w:rPr>
           <w:b w:val="0"/>
         </w:rPr>
-        <w:t xml:space="preserve"> is-1, so adding 1 to that </w:t>
-      </w:r>
-      <w:r>
-        <w:rPr>
-          <w:b/>
-        </w:rPr>
-        <w:t>input</w:t>
-      </w:r>
-      <w:r>
-        <w:rPr>
-          <w:b w:val="0"/>
-        </w:rPr>
-        <w:t xml:space="preserve"> lowers the </w:t>
-      </w:r>
-      <w:r>
-        <w:rPr>
-          <w:b/>
-        </w:rPr>
-        <w:t>score</w:t>
-      </w:r>
-      <w:r>
-        <w:rPr>
-          <w:b w:val="0"/>
-        </w:rPr>
-        <w:t xml:space="preserve"> by1.</w:t>
+        <w:t>ed sums. Proposed explanation: “Multiply the sums instead”. Decide whether this explanation is supported.</w:t>
       </w:r>
     </w:p>
     <w:p>
       <w:pPr>
-        <w:pStyle w:val="Heading3"/>
-      </w:pPr>
-      <w:r>
-        <w:t>Ask while showing the picture</w:t>
+        <w:spacing w:line="336" w:lineRule="auto" w:after="180"/>
+      </w:pPr>
+      <w:r>
+        <w:rPr>
+          <w:b w:val="0"/>
+        </w:rPr>
+        <w:t>Point to the step or supplied fact that decides; explain your repair if needed.</w:t>
       </w:r>
     </w:p>
     <w:p>
       <w:pPr>
-        <w:pStyle w:val="Heading3"/>
-      </w:pPr>
-      <w:r>
-        <w:t>Ask while showing the picture · 3</w:t>
+        <w:spacing w:line="336" w:lineRule="auto" w:after="180"/>
+      </w:pPr>
+      <w:r>
+        <w:rPr>
+          <w:b w:val="0"/>
+        </w:rPr>
+        <w:t xml:space="preserve">Expected correction: The operation is 2 times 4 plus -1 times 2, not (2 - 1) times (4 + 2). That shortcut happens to match for some </w:t>
+      </w:r>
+      <w:r>
+        <w:rPr>
+          <w:b/>
+        </w:rPr>
+        <w:t>input</w:t>
+      </w:r>
+      <w:r>
+        <w:rPr>
+          <w:b w:val="0"/>
+        </w:rPr>
+        <w:t>s but is not the rule.</w:t>
       </w:r>
     </w:p>
     <w:p>
@@ -2298,31 +2833,7 @@
         <w:rPr>
           <w:b w:val="0"/>
         </w:rPr>
-        <w:t xml:space="preserve">Cover the result. Ask learners to name the </w:t>
-      </w:r>
-      <w:r>
-        <w:rPr>
-          <w:b/>
-        </w:rPr>
-        <w:t>input</w:t>
-      </w:r>
-      <w:r>
-        <w:rPr>
-          <w:b w:val="0"/>
-        </w:rPr>
-        <w:t xml:space="preserve">s and predict the next step. Uncover one step, connect the icon to the actual procedure, and explain its </w:t>
-      </w:r>
-      <w:r>
-        <w:rPr>
-          <w:b/>
-        </w:rPr>
-        <w:t>evidence</w:t>
-      </w:r>
-      <w:r>
-        <w:rPr>
-          <w:b w:val="0"/>
-        </w:rPr>
-        <w:t>. Then change the supplied condition and compare.</w:t>
+        <w:t>Collect explanations, not only yes/no votes. If a misunderstanding is common, re-model the relevant step for the class.</w:t>
       </w:r>
     </w:p>
     <w:p>
@@ -2333,20 +2844,347 @@
         <w:rPr>
           <w:b w:val="0"/>
         </w:rPr>
-        <w:t>The picture is a representation; it does not document execution of a real AI model.</w:t>
+        <w:t>If it affects a few learners, give a short targeted group explanation while others solve a more demanding variation.</w:t>
       </w:r>
     </w:p>
     <w:p>
       <w:pPr>
-        <w:pStyle w:val="Heading1"/>
-      </w:pPr>
-      <w:r>
-        <w:t>03. Demonstrate and guide practice</w:t>
+        <w:pStyle w:val="Heading2"/>
+      </w:pPr>
+      <w:r>
+        <w:t>Pictured reasoning and changed case</w:t>
       </w:r>
     </w:p>
     <w:p>
-      <w:r>
-        <w:t>Demonstrate Dot products and weighted sums, reduce support deliberately and check individual reasoning before discussing answers.</w:t>
+      <w:pPr>
+        <w:spacing w:line="336" w:lineRule="auto" w:after="180"/>
+      </w:pPr>
+      <w:r>
+        <w:rPr>
+          <w:b w:val="0"/>
+        </w:rPr>
+        <w:t xml:space="preserve">Which connection explains why more right brightness lowers this </w:t>
+      </w:r>
+      <w:r>
+        <w:rPr>
+          <w:b/>
+        </w:rPr>
+        <w:t>score</w:t>
+      </w:r>
+      <w:r>
+        <w:rPr>
+          <w:b w:val="0"/>
+        </w:rPr>
+        <w:t xml:space="preserve">? Point to the relevant step in the picture, then write the changed result and the rule or </w:t>
+      </w:r>
+      <w:r>
+        <w:rPr>
+          <w:b/>
+        </w:rPr>
+        <w:t>evidence</w:t>
+      </w:r>
+      <w:r>
+        <w:rPr>
+          <w:b w:val="0"/>
+        </w:rPr>
+        <w:t xml:space="preserve"> that supports it.</w:t>
+      </w:r>
+    </w:p>
+    <w:p>
+      <w:pPr>
+        <w:spacing w:line="336" w:lineRule="auto" w:after="180"/>
+      </w:pPr>
+      <w:r>
+        <w:rPr>
+          <w:b w:val="0"/>
+        </w:rPr>
+        <w:t xml:space="preserve">The right connection has negative </w:t>
+      </w:r>
+      <w:r>
+        <w:rPr>
+          <w:b/>
+        </w:rPr>
+        <w:t>weight</w:t>
+      </w:r>
+      <w:r>
+        <w:rPr>
+          <w:b w:val="0"/>
+        </w:rPr>
+        <w:t xml:space="preserve"> -1. Its </w:t>
+      </w:r>
+      <w:r>
+        <w:rPr>
+          <w:b/>
+        </w:rPr>
+        <w:t>contribution</w:t>
+      </w:r>
+      <w:r>
+        <w:rPr>
+          <w:b w:val="0"/>
+        </w:rPr>
+        <w:t xml:space="preserve"> changes from -5 to-6 while the left </w:t>
+      </w:r>
+      <w:r>
+        <w:rPr>
+          <w:b/>
+        </w:rPr>
+        <w:t>contribution</w:t>
+      </w:r>
+      <w:r>
+        <w:rPr>
+          <w:b w:val="0"/>
+        </w:rPr>
+        <w:t xml:space="preserve"> stays 6. Changed-case check: The </w:t>
+      </w:r>
+      <w:r>
+        <w:rPr>
+          <w:b/>
+        </w:rPr>
+        <w:t>score</w:t>
+      </w:r>
+      <w:r>
+        <w:rPr>
+          <w:b w:val="0"/>
+        </w:rPr>
+        <w:t xml:space="preserve"> becomes 6-6=0.</w:t>
+      </w:r>
+    </w:p>
+    <w:p>
+      <w:pPr>
+        <w:spacing w:line="336" w:lineRule="auto" w:after="180"/>
+      </w:pPr>
+      <w:r>
+        <w:rPr>
+          <w:b w:val="0"/>
+        </w:rPr>
+        <w:t xml:space="preserve">The right </w:t>
+      </w:r>
+      <w:r>
+        <w:rPr>
+          <w:b/>
+        </w:rPr>
+        <w:t>weight</w:t>
+      </w:r>
+      <w:r>
+        <w:rPr>
+          <w:b w:val="0"/>
+        </w:rPr>
+        <w:t xml:space="preserve"> is-1, so adding 1 to that </w:t>
+      </w:r>
+      <w:r>
+        <w:rPr>
+          <w:b/>
+        </w:rPr>
+        <w:t>input</w:t>
+      </w:r>
+      <w:r>
+        <w:rPr>
+          <w:b w:val="0"/>
+        </w:rPr>
+        <w:t xml:space="preserve"> lowers the </w:t>
+      </w:r>
+      <w:r>
+        <w:rPr>
+          <w:b/>
+        </w:rPr>
+        <w:t>score</w:t>
+      </w:r>
+      <w:r>
+        <w:rPr>
+          <w:b w:val="0"/>
+        </w:rPr>
+        <w:t xml:space="preserve"> by1.</w:t>
+      </w:r>
+    </w:p>
+    <w:p>
+      <w:pPr>
+        <w:spacing w:line="336" w:lineRule="auto" w:after="180"/>
+      </w:pPr>
+      <w:r>
+        <w:rPr>
+          <w:b w:val="0"/>
+        </w:rPr>
+        <w:t xml:space="preserve">Changed-case reasoning: The </w:t>
+      </w:r>
+      <w:r>
+        <w:rPr>
+          <w:b/>
+        </w:rPr>
+        <w:t>score</w:t>
+      </w:r>
+      <w:r>
+        <w:rPr>
+          <w:b w:val="0"/>
+        </w:rPr>
+        <w:t xml:space="preserve"> becomes 6-6=0. The right </w:t>
+      </w:r>
+      <w:r>
+        <w:rPr>
+          <w:b/>
+        </w:rPr>
+        <w:t>weight</w:t>
+      </w:r>
+      <w:r>
+        <w:rPr>
+          <w:b w:val="0"/>
+        </w:rPr>
+        <w:t xml:space="preserve"> is-1, so adding 1 to that </w:t>
+      </w:r>
+      <w:r>
+        <w:rPr>
+          <w:b/>
+        </w:rPr>
+        <w:t>input</w:t>
+      </w:r>
+      <w:r>
+        <w:rPr>
+          <w:b w:val="0"/>
+        </w:rPr>
+        <w:t xml:space="preserve"> lowers the </w:t>
+      </w:r>
+      <w:r>
+        <w:rPr>
+          <w:b/>
+        </w:rPr>
+        <w:t>score</w:t>
+      </w:r>
+      <w:r>
+        <w:rPr>
+          <w:b w:val="0"/>
+        </w:rPr>
+        <w:t xml:space="preserve"> by1.</w:t>
+      </w:r>
+    </w:p>
+    <w:p>
+      <w:pPr>
+        <w:spacing w:line="336" w:lineRule="auto" w:after="180"/>
+      </w:pPr>
+      <w:r>
+        <w:rPr>
+          <w:b w:val="0"/>
+        </w:rPr>
+        <w:t xml:space="preserve">Collect each learner’s explanation before discussion. Use the first missing connection between </w:t>
+      </w:r>
+      <w:r>
+        <w:rPr>
+          <w:b/>
+        </w:rPr>
+        <w:t>input</w:t>
+      </w:r>
+      <w:r>
+        <w:rPr>
+          <w:b w:val="0"/>
+        </w:rPr>
+        <w:t xml:space="preserve">, deciding step and result to choose support. This question is worked-case practice, not fresh mastery </w:t>
+      </w:r>
+      <w:r>
+        <w:rPr>
+          <w:b/>
+        </w:rPr>
+        <w:t>evidence</w:t>
+      </w:r>
+      <w:r>
+        <w:rPr>
+          <w:b w:val="0"/>
+        </w:rPr>
+        <w:t>.</w:t>
+      </w:r>
+    </w:p>
+    <w:p>
+      <w:pPr>
+        <w:pStyle w:val="Heading2"/>
+      </w:pPr>
+      <w:r>
+        <w:t>Accessible support and extension</w:t>
+      </w:r>
+    </w:p>
+    <w:p>
+      <w:pPr>
+        <w:spacing w:line="336" w:lineRule="auto" w:after="180"/>
+      </w:pPr>
+      <w:r>
+        <w:rPr>
+          <w:b w:val="0"/>
+        </w:rPr>
+        <w:t xml:space="preserve">Use See how it works and Follow a worked example. Collect a </w:t>
+      </w:r>
+      <w:r>
+        <w:rPr>
+          <w:b/>
+        </w:rPr>
+        <w:t>prediction</w:t>
+      </w:r>
+      <w:r>
+        <w:rPr>
+          <w:b w:val="0"/>
+        </w:rPr>
+        <w:t xml:space="preserve"> before revealing its result; ask the learner to point to each intermediate fact.</w:t>
+      </w:r>
+    </w:p>
+    <w:p>
+      <w:pPr>
+        <w:spacing w:line="336" w:lineRule="auto" w:after="180"/>
+      </w:pPr>
+      <w:r>
+        <w:rPr>
+          <w:b w:val="0"/>
+        </w:rPr>
+        <w:t xml:space="preserve">Provide three labelled </w:t>
+      </w:r>
+      <w:r>
+        <w:rPr>
+          <w:b/>
+        </w:rPr>
+        <w:t>contribution</w:t>
+      </w:r>
+      <w:r>
+        <w:rPr>
+          <w:b w:val="0"/>
+        </w:rPr>
+        <w:t xml:space="preserve"> boxes and a number line for signed addition.</w:t>
+      </w:r>
+    </w:p>
+    <w:p>
+      <w:pPr>
+        <w:spacing w:line="336" w:lineRule="auto" w:after="180"/>
+      </w:pPr>
+      <w:r>
+        <w:rPr>
+          <w:b w:val="0"/>
+        </w:rPr>
+        <w:t xml:space="preserve">Extension: permute both </w:t>
+      </w:r>
+      <w:r>
+        <w:rPr>
+          <w:b/>
+        </w:rPr>
+        <w:t>input</w:t>
+      </w:r>
+      <w:r>
+        <w:rPr>
+          <w:b w:val="0"/>
+        </w:rPr>
+        <w:t xml:space="preserve">s and matching </w:t>
+      </w:r>
+      <w:r>
+        <w:rPr>
+          <w:b/>
+        </w:rPr>
+        <w:t>weight</w:t>
+      </w:r>
+      <w:r>
+        <w:rPr>
+          <w:b w:val="0"/>
+        </w:rPr>
+        <w:t>s together and show that the sum is preserved; then permute only one to expose a schema mismatch.</w:t>
+      </w:r>
+    </w:p>
+    <w:p>
+      <w:pPr>
+        <w:pStyle w:val="Heading2"/>
+      </w:pPr>
+      <w:r>
+        <w:t>Earlier wording, alternatives and picture transcripts · reference / check after trying</w:t>
       </w:r>
     </w:p>
     <w:tbl>
@@ -2563,83 +3401,26 @@
     </w:tbl>
     <w:p>
       <w:pPr>
-        <w:spacing w:line="336" w:lineRule="auto" w:after="180"/>
-      </w:pPr>
-      <w:r>
-        <w:rPr>
-          <w:b w:val="0"/>
-        </w:rPr>
-        <w:t xml:space="preserve">Use See how it works and Follow a worked example. Collect a </w:t>
-      </w:r>
-      <w:r>
-        <w:rPr>
-          <w:b/>
-        </w:rPr>
-        <w:t>prediction</w:t>
-      </w:r>
-      <w:r>
-        <w:rPr>
-          <w:b w:val="0"/>
-        </w:rPr>
-        <w:t xml:space="preserve"> before revealing its result; ask the learner to point to each intermediate fact.</w:t>
+        <w:pStyle w:val="Heading3"/>
+      </w:pPr>
+      <w:r>
+        <w:t>Reduce help deliberately</w:t>
       </w:r>
     </w:p>
     <w:p>
       <w:pPr>
-        <w:spacing w:line="336" w:lineRule="auto" w:after="180"/>
-      </w:pPr>
-      <w:r>
-        <w:rPr>
-          <w:b w:val="0"/>
-        </w:rPr>
-        <w:t xml:space="preserve">Provide three labelled </w:t>
-      </w:r>
-      <w:r>
-        <w:rPr>
-          <w:b/>
-        </w:rPr>
-        <w:t>contribution</w:t>
-      </w:r>
-      <w:r>
-        <w:rPr>
-          <w:b w:val="0"/>
-        </w:rPr>
-        <w:t xml:space="preserve"> boxes and a number line for signed addition.</w:t>
+        <w:pStyle w:val="Heading3"/>
+      </w:pPr>
+      <w:r>
+        <w:t>Individual reasoning check</w:t>
       </w:r>
     </w:p>
     <w:p>
       <w:pPr>
-        <w:spacing w:line="336" w:lineRule="auto" w:after="180"/>
-      </w:pPr>
-      <w:r>
-        <w:rPr>
-          <w:b w:val="0"/>
-        </w:rPr>
-        <w:t xml:space="preserve">Extension: permute both </w:t>
-      </w:r>
-      <w:r>
-        <w:rPr>
-          <w:b/>
-        </w:rPr>
-        <w:t>input</w:t>
-      </w:r>
-      <w:r>
-        <w:rPr>
-          <w:b w:val="0"/>
-        </w:rPr>
-        <w:t xml:space="preserve">s and matching </w:t>
-      </w:r>
-      <w:r>
-        <w:rPr>
-          <w:b/>
-        </w:rPr>
-        <w:t>weight</w:t>
-      </w:r>
-      <w:r>
-        <w:rPr>
-          <w:b w:val="0"/>
-        </w:rPr>
-        <w:t>s together and show that the sum is preserved; then permute only one to expose a schema mismatch.</w:t>
+        <w:pStyle w:val="Heading3"/>
+      </w:pPr>
+      <w:r>
+        <w:t>Pictorial practice question</w:t>
       </w:r>
     </w:p>
     <w:p>
@@ -2647,130 +3428,47 @@
         <w:pStyle w:val="Heading3"/>
       </w:pPr>
       <w:r>
-        <w:t>Reduce help deliberately</w:t>
+        <w:t>Reasoned teacher answer</w:t>
       </w:r>
     </w:p>
     <w:p>
       <w:pPr>
-        <w:pStyle w:val="Heading3"/>
-      </w:pPr>
-      <w:r>
-        <w:t>Completion practice</w:t>
+        <w:pStyle w:val="Heading1"/>
+      </w:pPr>
+      <w:r>
+        <w:t>04. Run the complete supplied investigation</w:t>
       </w:r>
     </w:p>
     <w:p>
-      <w:pPr>
-        <w:spacing w:line="336" w:lineRule="auto" w:after="180"/>
-        <w:shd w:fill="F5F1FB"/>
-      </w:pPr>
-      <w:r>
-        <w:rPr>
-          <w:b w:val="0"/>
-        </w:rPr>
-        <w:t xml:space="preserve">Completion task: For w = [2, -1] and x = [2, 4], explain why </w:t>
-      </w:r>
-      <w:r>
-        <w:rPr>
-          <w:b/>
-        </w:rPr>
-        <w:t>score</w:t>
-      </w:r>
-      <w:r>
-        <w:rPr>
-          <w:b w:val="0"/>
-        </w:rPr>
-        <w:t xml:space="preserve"> zero does not mean the </w:t>
-      </w:r>
-      <w:r>
-        <w:rPr>
-          <w:b/>
-        </w:rPr>
-        <w:t>input</w:t>
-      </w:r>
-      <w:r>
-        <w:rPr>
-          <w:b w:val="0"/>
-        </w:rPr>
-        <w:t xml:space="preserve"> contains no information.</w:t>
+      <w:r>
+        <w:t>Separate predictions,actual runs and paper traces.</w:t>
       </w:r>
     </w:p>
     <w:p>
       <w:pPr>
-        <w:pStyle w:val="Heading3"/>
-      </w:pPr>
-      <w:r>
-        <w:t>Reasoning to listen for</w:t>
+        <w:pStyle w:val="Heading2"/>
+      </w:pPr>
+      <w:r>
+        <w:t>Complete inputs,expected results and limits</w:t>
       </w:r>
     </w:p>
     <w:p>
       <w:pPr>
         <w:spacing w:line="336" w:lineRule="auto" w:after="180"/>
-        <w:shd w:fill="F1F6FC"/>
-      </w:pPr>
-      <w:r>
-        <w:rPr>
-          <w:b w:val="0"/>
-        </w:rPr>
-        <w:t xml:space="preserve">Teacher check: Teacher explanation: </w:t>
-      </w:r>
-      <w:r>
-        <w:rPr>
-          <w:b/>
-        </w:rPr>
-        <w:t>Contribution</w:t>
-      </w:r>
-      <w:r>
-        <w:rPr>
-          <w:b w:val="0"/>
-        </w:rPr>
-        <w:t xml:space="preserve">s 4 and -4 cancel. The </w:t>
-      </w:r>
-      <w:r>
-        <w:rPr>
-          <w:b/>
-        </w:rPr>
-        <w:t>input</w:t>
-      </w:r>
-      <w:r>
-        <w:rPr>
-          <w:b w:val="0"/>
-        </w:rPr>
-        <w:t xml:space="preserve"> still contains width 2 and height 4; zero is the combined </w:t>
-      </w:r>
-      <w:r>
-        <w:rPr>
-          <w:b/>
-        </w:rPr>
-        <w:t>score</w:t>
-      </w:r>
-      <w:r>
-        <w:rPr>
-          <w:b w:val="0"/>
-        </w:rPr>
-        <w:t>.</w:t>
+      </w:pPr>
+      <w:r>
+        <w:rPr>
+          <w:b w:val="0"/>
+        </w:rPr>
+        <w:t>Normal1, cancellation 0, zero coefficient 6, mismatched dimensionsValueError; missing input violates the numeric contract. Empty lists yield 0 arithmetically but are not the two-feature task. Unit-preserving repair weights[2, −.1], input[4, 20]score 6. Independent products−6, +4, +1 total−1; second input 1→2 total 3, change+4; three features require three weights. Do not equate score 6 with60%probability.</w:t>
       </w:r>
     </w:p>
     <w:p>
       <w:pPr>
-        <w:spacing w:line="336" w:lineRule="auto" w:after="180"/>
-      </w:pPr>
-      <w:r>
-        <w:rPr>
-          <w:b w:val="0"/>
-        </w:rPr>
-        <w:t xml:space="preserve">Start by identifying the given </w:t>
-      </w:r>
-      <w:r>
-        <w:rPr>
-          <w:b/>
-        </w:rPr>
-        <w:t>input</w:t>
-      </w:r>
-      <w:r>
-        <w:rPr>
-          <w:b w:val="0"/>
-        </w:rPr>
-        <w:t>s together. Leave the intermediate steps blank. If needed, model one step, then withdraw that help on the next step. Move to a full trace only when the partial trace is understood.</w:t>
+        <w:pStyle w:val="Heading2"/>
+      </w:pPr>
+      <w:r>
+        <w:t>Diagnose the current misconceptions</w:t>
       </w:r>
     </w:p>
     <w:p>
@@ -2781,15 +3479,30 @@
         <w:rPr>
           <w:b w:val="0"/>
         </w:rPr>
-        <w:t>For partners, alternate explainer and checker; collect a response from every learner before discussion.</w:t>
+        <w:t xml:space="preserve">Multiply the sums instead: The operation is 2 times 4 plus -1 times 2, not (2 - 1) times (4 + 2). That shortcut happens to match for some </w:t>
+      </w:r>
+      <w:r>
+        <w:rPr>
+          <w:b/>
+        </w:rPr>
+        <w:t>input</w:t>
+      </w:r>
+      <w:r>
+        <w:rPr>
+          <w:b w:val="0"/>
+        </w:rPr>
+        <w:t>s but is not the rule.</w:t>
       </w:r>
     </w:p>
     <w:p>
       <w:pPr>
-        <w:pStyle w:val="Heading3"/>
-      </w:pPr>
-      <w:r>
-        <w:t>Individual reasoning check</w:t>
+        <w:spacing w:line="336" w:lineRule="auto" w:after="180"/>
+      </w:pPr>
+      <w:r>
+        <w:rPr>
+          <w:b w:val="0"/>
+        </w:rPr>
+        <w:t>Negative means unimportant: A negative coefficient changes direction. Units, data and the rest of the model affect interpretation.</w:t>
       </w:r>
     </w:p>
     <w:p>
@@ -2800,31 +3513,43 @@
         <w:rPr>
           <w:b w:val="0"/>
         </w:rPr>
-        <w:t xml:space="preserve">Use the worked case for </w:t>
+        <w:t xml:space="preserve">The </w:t>
       </w:r>
       <w:r>
         <w:rPr>
           <w:b/>
         </w:rPr>
-        <w:t>Dot product</w:t>
-      </w:r>
-      <w:r>
-        <w:rPr>
-          <w:b w:val="0"/>
-        </w:rPr>
-        <w:t xml:space="preserve">s and </w:t>
+        <w:t>weight</w:t>
+      </w:r>
+      <w:r>
+        <w:rPr>
+          <w:b w:val="0"/>
+        </w:rPr>
+        <w:t xml:space="preserve">s have been learned: These values were supplied. </w:t>
       </w:r>
       <w:r>
         <w:rPr>
           <w:b/>
         </w:rPr>
-        <w:t>weight</w:t>
-      </w:r>
-      <w:r>
-        <w:rPr>
-          <w:b w:val="0"/>
-        </w:rPr>
-        <w:t>ed sums. Proposed explanation: “Multiply the sums instead”. Decide whether this explanation is supported.</w:t>
+        <w:t>Training</w:t>
+      </w:r>
+      <w:r>
+        <w:rPr>
+          <w:b w:val="0"/>
+        </w:rPr>
+        <w:t xml:space="preserve"> would require data, an objective and a </w:t>
+      </w:r>
+      <w:r>
+        <w:rPr>
+          <w:b/>
+        </w:rPr>
+        <w:t>fitting</w:t>
+      </w:r>
+      <w:r>
+        <w:rPr>
+          <w:b w:val="0"/>
+        </w:rPr>
+        <w:t xml:space="preserve"> procedure.</w:t>
       </w:r>
     </w:p>
     <w:p>
@@ -2835,449 +3560,39 @@
         <w:rPr>
           <w:b w:val="0"/>
         </w:rPr>
-        <w:t>Point to the step or supplied fact that decides; explain your repair if needed.</w:t>
+        <w:t xml:space="preserve">Use Run the investigation for the </w:t>
+      </w:r>
+      <w:r>
+        <w:rPr>
+          <w:b/>
+        </w:rPr>
+        <w:t>evidence</w:t>
+      </w:r>
+      <w:r>
+        <w:rPr>
+          <w:b w:val="0"/>
+        </w:rPr>
+        <w:t xml:space="preserve"> ledger. Add a boundary or missing-</w:t>
+      </w:r>
+      <w:r>
+        <w:rPr>
+          <w:b/>
+        </w:rPr>
+        <w:t>input</w:t>
+      </w:r>
+      <w:r>
+        <w:rPr>
+          <w:b w:val="0"/>
+        </w:rPr>
+        <w:t xml:space="preserve"> case and record the expected response before checking. More successful repeats of one case do not establish wider coverage.</w:t>
       </w:r>
     </w:p>
     <w:p>
       <w:pPr>
-        <w:pStyle w:val="Heading3"/>
-      </w:pPr>
-      <w:r>
-        <w:t>Expected repair</w:t>
-      </w:r>
-    </w:p>
-    <w:p>
-      <w:pPr>
-        <w:spacing w:line="336" w:lineRule="auto" w:after="180"/>
-        <w:shd w:fill="F1F6FC"/>
-      </w:pPr>
-      <w:r>
-        <w:rPr>
-          <w:b w:val="0"/>
-        </w:rPr>
-        <w:t xml:space="preserve">Expected correction: The operation is 2 times 4 plus -1 times 2, not (2 - 1) times (4 + 2). That shortcut happens to match for some </w:t>
-      </w:r>
-      <w:r>
-        <w:rPr>
-          <w:b/>
-        </w:rPr>
-        <w:t>input</w:t>
-      </w:r>
-      <w:r>
-        <w:rPr>
-          <w:b w:val="0"/>
-        </w:rPr>
-        <w:t>s but is not the rule.</w:t>
-      </w:r>
-    </w:p>
-    <w:p>
-      <w:pPr>
-        <w:spacing w:line="336" w:lineRule="auto" w:after="180"/>
-      </w:pPr>
-      <w:r>
-        <w:rPr>
-          <w:b w:val="0"/>
-        </w:rPr>
-        <w:t>Collect explanations, not only yes/no votes. If a misunderstanding is common, re-model the relevant step for the class.</w:t>
-      </w:r>
-    </w:p>
-    <w:p>
-      <w:pPr>
-        <w:spacing w:line="336" w:lineRule="auto" w:after="180"/>
-      </w:pPr>
-      <w:r>
-        <w:rPr>
-          <w:b w:val="0"/>
-        </w:rPr>
-        <w:t>If it affects a few learners, give a short targeted group explanation while others solve a more demanding variation.</w:t>
-      </w:r>
-    </w:p>
-    <w:p>
-      <w:pPr>
-        <w:pStyle w:val="Heading3"/>
-      </w:pPr>
-      <w:r>
-        <w:t>Pictorial practice question</w:t>
-      </w:r>
-    </w:p>
-    <w:p>
-      <w:pPr>
-        <w:spacing w:line="336" w:lineRule="auto" w:after="180"/>
-      </w:pPr>
-      <w:r>
-        <w:rPr>
-          <w:b w:val="0"/>
-        </w:rPr>
-        <w:t xml:space="preserve">Which connection explains why more right brightness lowers this </w:t>
-      </w:r>
-      <w:r>
-        <w:rPr>
-          <w:b/>
-        </w:rPr>
-        <w:t>score</w:t>
-      </w:r>
-      <w:r>
-        <w:rPr>
-          <w:b w:val="0"/>
-        </w:rPr>
-        <w:t xml:space="preserve">? Point to the relevant step in the picture, then write the changed result and the rule or </w:t>
-      </w:r>
-      <w:r>
-        <w:rPr>
-          <w:b/>
-        </w:rPr>
-        <w:t>evidence</w:t>
-      </w:r>
-      <w:r>
-        <w:rPr>
-          <w:b w:val="0"/>
-        </w:rPr>
-        <w:t xml:space="preserve"> that supports it.</w:t>
-      </w:r>
-    </w:p>
-    <w:p>
-      <w:pPr>
-        <w:pStyle w:val="Heading3"/>
-      </w:pPr>
-      <w:r>
-        <w:t>Reasoned teacher answer</w:t>
-      </w:r>
-    </w:p>
-    <w:p>
-      <w:pPr>
-        <w:spacing w:line="336" w:lineRule="auto" w:after="180"/>
-      </w:pPr>
-      <w:r>
-        <w:rPr>
-          <w:b w:val="0"/>
-        </w:rPr>
-        <w:t xml:space="preserve">The right connection has negative </w:t>
-      </w:r>
-      <w:r>
-        <w:rPr>
-          <w:b/>
-        </w:rPr>
-        <w:t>weight</w:t>
-      </w:r>
-      <w:r>
-        <w:rPr>
-          <w:b w:val="0"/>
-        </w:rPr>
-        <w:t xml:space="preserve"> -1. Its </w:t>
-      </w:r>
-      <w:r>
-        <w:rPr>
-          <w:b/>
-        </w:rPr>
-        <w:t>contribution</w:t>
-      </w:r>
-      <w:r>
-        <w:rPr>
-          <w:b w:val="0"/>
-        </w:rPr>
-        <w:t xml:space="preserve"> changes from -5 to-6 while the left </w:t>
-      </w:r>
-      <w:r>
-        <w:rPr>
-          <w:b/>
-        </w:rPr>
-        <w:t>contribution</w:t>
-      </w:r>
-      <w:r>
-        <w:rPr>
-          <w:b w:val="0"/>
-        </w:rPr>
-        <w:t xml:space="preserve"> stays 6. Changed-case check: The </w:t>
-      </w:r>
-      <w:r>
-        <w:rPr>
-          <w:b/>
-        </w:rPr>
-        <w:t>score</w:t>
-      </w:r>
-      <w:r>
-        <w:rPr>
-          <w:b w:val="0"/>
-        </w:rPr>
-        <w:t xml:space="preserve"> becomes 6-6=0.</w:t>
-      </w:r>
-    </w:p>
-    <w:p>
-      <w:pPr>
-        <w:spacing w:line="336" w:lineRule="auto" w:after="180"/>
-      </w:pPr>
-      <w:r>
-        <w:rPr>
-          <w:b w:val="0"/>
-        </w:rPr>
-        <w:t xml:space="preserve">The right </w:t>
-      </w:r>
-      <w:r>
-        <w:rPr>
-          <w:b/>
-        </w:rPr>
-        <w:t>weight</w:t>
-      </w:r>
-      <w:r>
-        <w:rPr>
-          <w:b w:val="0"/>
-        </w:rPr>
-        <w:t xml:space="preserve"> is-1, so adding 1 to that </w:t>
-      </w:r>
-      <w:r>
-        <w:rPr>
-          <w:b/>
-        </w:rPr>
-        <w:t>input</w:t>
-      </w:r>
-      <w:r>
-        <w:rPr>
-          <w:b w:val="0"/>
-        </w:rPr>
-        <w:t xml:space="preserve"> lowers the </w:t>
-      </w:r>
-      <w:r>
-        <w:rPr>
-          <w:b/>
-        </w:rPr>
-        <w:t>score</w:t>
-      </w:r>
-      <w:r>
-        <w:rPr>
-          <w:b w:val="0"/>
-        </w:rPr>
-        <w:t xml:space="preserve"> by1.</w:t>
-      </w:r>
-    </w:p>
-    <w:p>
-      <w:pPr>
-        <w:spacing w:line="336" w:lineRule="auto" w:after="180"/>
-      </w:pPr>
-      <w:r>
-        <w:rPr>
-          <w:b w:val="0"/>
-        </w:rPr>
-        <w:t xml:space="preserve">Changed-case reasoning: The </w:t>
-      </w:r>
-      <w:r>
-        <w:rPr>
-          <w:b/>
-        </w:rPr>
-        <w:t>score</w:t>
-      </w:r>
-      <w:r>
-        <w:rPr>
-          <w:b w:val="0"/>
-        </w:rPr>
-        <w:t xml:space="preserve"> becomes 6-6=0. The right </w:t>
-      </w:r>
-      <w:r>
-        <w:rPr>
-          <w:b/>
-        </w:rPr>
-        <w:t>weight</w:t>
-      </w:r>
-      <w:r>
-        <w:rPr>
-          <w:b w:val="0"/>
-        </w:rPr>
-        <w:t xml:space="preserve"> is-1, so adding 1 to that </w:t>
-      </w:r>
-      <w:r>
-        <w:rPr>
-          <w:b/>
-        </w:rPr>
-        <w:t>input</w:t>
-      </w:r>
-      <w:r>
-        <w:rPr>
-          <w:b w:val="0"/>
-        </w:rPr>
-        <w:t xml:space="preserve"> lowers the </w:t>
-      </w:r>
-      <w:r>
-        <w:rPr>
-          <w:b/>
-        </w:rPr>
-        <w:t>score</w:t>
-      </w:r>
-      <w:r>
-        <w:rPr>
-          <w:b w:val="0"/>
-        </w:rPr>
-        <w:t xml:space="preserve"> by1.</w:t>
-      </w:r>
-    </w:p>
-    <w:p>
-      <w:pPr>
-        <w:spacing w:line="336" w:lineRule="auto" w:after="180"/>
-      </w:pPr>
-      <w:r>
-        <w:rPr>
-          <w:b w:val="0"/>
-        </w:rPr>
-        <w:t xml:space="preserve">Collect each learner’s explanation before discussion. Use the first missing connection between </w:t>
-      </w:r>
-      <w:r>
-        <w:rPr>
-          <w:b/>
-        </w:rPr>
-        <w:t>input</w:t>
-      </w:r>
-      <w:r>
-        <w:rPr>
-          <w:b w:val="0"/>
-        </w:rPr>
-        <w:t xml:space="preserve">, deciding step and result to choose support. This question is worked-case practice, not fresh mastery </w:t>
-      </w:r>
-      <w:r>
-        <w:rPr>
-          <w:b/>
-        </w:rPr>
-        <w:t>evidence</w:t>
-      </w:r>
-      <w:r>
-        <w:rPr>
-          <w:b w:val="0"/>
-        </w:rPr>
-        <w:t>.</w:t>
-      </w:r>
-    </w:p>
-    <w:p>
-      <w:pPr>
-        <w:pStyle w:val="Heading1"/>
-      </w:pPr>
-      <w:r>
-        <w:t>04. Run the investigation and diagnose misconceptions</w:t>
-      </w:r>
-    </w:p>
-    <w:p>
-      <w:r>
-        <w:t>Run the Dot products and weighted sums investigation and use the first unsupported step to choose a teaching response.</w:t>
-      </w:r>
-    </w:p>
-    <w:p>
-      <w:pPr>
-        <w:spacing w:line="336" w:lineRule="auto" w:after="180"/>
-      </w:pPr>
-      <w:r>
-        <w:rPr>
-          <w:b w:val="0"/>
-        </w:rPr>
-        <w:t xml:space="preserve">Multiply the sums instead: The operation is 2 times 4 plus -1 times 2, not (2 - 1) times (4 + 2). That shortcut happens to match for some </w:t>
-      </w:r>
-      <w:r>
-        <w:rPr>
-          <w:b/>
-        </w:rPr>
-        <w:t>input</w:t>
-      </w:r>
-      <w:r>
-        <w:rPr>
-          <w:b w:val="0"/>
-        </w:rPr>
-        <w:t>s but is not the rule.</w:t>
-      </w:r>
-    </w:p>
-    <w:p>
-      <w:pPr>
-        <w:spacing w:line="336" w:lineRule="auto" w:after="180"/>
-      </w:pPr>
-      <w:r>
-        <w:rPr>
-          <w:b w:val="0"/>
-        </w:rPr>
-        <w:t>Negative means unimportant: A negative coefficient changes direction. Units, data and the rest of the model affect interpretation.</w:t>
-      </w:r>
-    </w:p>
-    <w:p>
-      <w:pPr>
-        <w:spacing w:line="336" w:lineRule="auto" w:after="180"/>
-      </w:pPr>
-      <w:r>
-        <w:rPr>
-          <w:b w:val="0"/>
-        </w:rPr>
-        <w:t xml:space="preserve">The </w:t>
-      </w:r>
-      <w:r>
-        <w:rPr>
-          <w:b/>
-        </w:rPr>
-        <w:t>weight</w:t>
-      </w:r>
-      <w:r>
-        <w:rPr>
-          <w:b w:val="0"/>
-        </w:rPr>
-        <w:t xml:space="preserve">s have been learned: These values were supplied. </w:t>
-      </w:r>
-      <w:r>
-        <w:rPr>
-          <w:b/>
-        </w:rPr>
-        <w:t>Training</w:t>
-      </w:r>
-      <w:r>
-        <w:rPr>
-          <w:b w:val="0"/>
-        </w:rPr>
-        <w:t xml:space="preserve"> would require data, an objective and a </w:t>
-      </w:r>
-      <w:r>
-        <w:rPr>
-          <w:b/>
-        </w:rPr>
-        <w:t>fitting</w:t>
-      </w:r>
-      <w:r>
-        <w:rPr>
-          <w:b w:val="0"/>
-        </w:rPr>
-        <w:t xml:space="preserve"> procedure.</w:t>
-      </w:r>
-    </w:p>
-    <w:p>
-      <w:pPr>
-        <w:spacing w:line="336" w:lineRule="auto" w:after="180"/>
-      </w:pPr>
-      <w:r>
-        <w:rPr>
-          <w:b w:val="0"/>
-        </w:rPr>
-        <w:t xml:space="preserve">Use Run the investigation for the </w:t>
-      </w:r>
-      <w:r>
-        <w:rPr>
-          <w:b/>
-        </w:rPr>
-        <w:t>evidence</w:t>
-      </w:r>
-      <w:r>
-        <w:rPr>
-          <w:b w:val="0"/>
-        </w:rPr>
-        <w:t xml:space="preserve"> ledger. Add a boundary or missing-</w:t>
-      </w:r>
-      <w:r>
-        <w:rPr>
-          <w:b/>
-        </w:rPr>
-        <w:t>input</w:t>
-      </w:r>
-      <w:r>
-        <w:rPr>
-          <w:b w:val="0"/>
-        </w:rPr>
-        <w:t xml:space="preserve"> case and record the expected response before checking. More successful repeats of one case do not establish wider coverage.</w:t>
-      </w:r>
-    </w:p>
-    <w:p>
-      <w:pPr>
-        <w:pStyle w:val="Heading3"/>
-      </w:pPr>
-      <w:r>
-        <w:t>Match the support to the first error</w:t>
+        <w:pStyle w:val="Heading2"/>
+      </w:pPr>
+      <w:r>
+        <w:t>Choose accessible support</w:t>
       </w:r>
     </w:p>
     <w:tbl>
@@ -3450,813 +3765,164 @@
     </w:p>
     <w:p>
       <w:pPr>
-        <w:pStyle w:val="Heading1"/>
-      </w:pPr>
-      <w:r>
-        <w:t>05. Assess and explain the answers</w:t>
+        <w:pStyle w:val="Heading2"/>
+      </w:pPr>
+      <w:r>
+        <w:t>Earlier wording, alternatives and picture transcripts · reference / check after trying</w:t>
       </w:r>
     </w:p>
     <w:p>
-      <w:r>
-        <w:t>Use the Dot products and weighted sums questions, teacher keys and criteria after the relevant attempts. Previously discussed cases are practice; protect the separately selected independent task.</w:t>
+      <w:pPr>
+        <w:pStyle w:val="Heading3"/>
+      </w:pPr>
+      <w:r>
+        <w:t>Match the support to the first error</w:t>
       </w:r>
     </w:p>
     <w:p>
       <w:pPr>
-        <w:pStyle w:val="Heading3"/>
-      </w:pPr>
-      <w:r>
-        <w:t>Guided and exit questions</w:t>
+        <w:pStyle w:val="Heading1"/>
+      </w:pPr>
+      <w:r>
+        <w:t>05. Assess the new schema or calculation transfer</w:t>
       </w:r>
     </w:p>
     <w:p>
-      <w:pPr>
-        <w:spacing w:line="336" w:lineRule="auto" w:after="180"/>
-      </w:pPr>
-      <w:r>
-        <w:rPr>
-          <w:b w:val="0"/>
-        </w:rPr>
-        <w:t xml:space="preserve">Guided: [4, 3] gives 8 and -3, total 5, down 1 from 6 because height rose by 1 with coefficient -1. Exit: the </w:t>
-      </w:r>
-      <w:r>
-        <w:rPr>
-          <w:b/>
-        </w:rPr>
-        <w:t>score</w:t>
-      </w:r>
-      <w:r>
-        <w:rPr>
-          <w:b w:val="0"/>
-        </w:rPr>
-        <w:t xml:space="preserve"> has no supplied probability mapping, fitted probability model or calibration </w:t>
-      </w:r>
-      <w:r>
-        <w:rPr>
-          <w:b/>
-        </w:rPr>
-        <w:t>evidence</w:t>
-      </w:r>
-      <w:r>
-        <w:rPr>
-          <w:b w:val="0"/>
-        </w:rPr>
-        <w:t>.</w:t>
+      <w:r>
+        <w:t>Keep the selected answer private until after a first attempt.</w:t>
       </w:r>
     </w:p>
     <w:p>
       <w:pPr>
-        <w:spacing w:line="336" w:lineRule="auto" w:after="180"/>
-      </w:pPr>
-      <w:r>
-        <w:rPr>
-          <w:b w:val="0"/>
-        </w:rPr>
-        <w:t>Multiplying it by ten does not create a supported probability.</w:t>
+        <w:pStyle w:val="Heading2"/>
+      </w:pPr>
+      <w:r>
+        <w:t>Selected independent task and checked answer</w:t>
       </w:r>
     </w:p>
     <w:p>
       <w:pPr>
-        <w:pStyle w:val="Heading3"/>
-      </w:pPr>
-      <w:r>
-        <w:t>W1 Calculate contributions</w:t>
+        <w:spacing w:line="336" w:lineRule="auto" w:after="180"/>
+      </w:pPr>
+      <w:r>
+        <w:rPr>
+          <w:b w:val="0"/>
+        </w:rPr>
+        <w:t xml:space="preserve">Selected case: Use x = [3, 1, 2] and w = [-2, 4, 0.5]. Give each </w:t>
+      </w:r>
+      <w:r>
+        <w:rPr>
+          <w:b/>
+        </w:rPr>
+        <w:t>contribution</w:t>
+      </w:r>
+      <w:r>
+        <w:rPr>
+          <w:b w:val="0"/>
+        </w:rPr>
+        <w:t xml:space="preserve"> and the total. Increase only the second component from 1 to 2 and compute the new total. Explain why a two-</w:t>
+      </w:r>
+      <w:r>
+        <w:rPr>
+          <w:b/>
+        </w:rPr>
+        <w:t>weight</w:t>
+      </w:r>
+      <w:r>
+        <w:rPr>
+          <w:b w:val="0"/>
+        </w:rPr>
+        <w:t xml:space="preserve"> list is invalid for this </w:t>
+      </w:r>
+      <w:r>
+        <w:rPr>
+          <w:b/>
+        </w:rPr>
+        <w:t>input</w:t>
+      </w:r>
+      <w:r>
+        <w:rPr>
+          <w:b w:val="0"/>
+        </w:rPr>
+        <w:t>.</w:t>
       </w:r>
     </w:p>
     <w:p>
       <w:pPr>
-        <w:pStyle w:val="Heading3"/>
-      </w:pPr>
-      <w:r>
-        <w:t>Workbook question · W1</w:t>
+        <w:spacing w:line="336" w:lineRule="auto" w:after="180"/>
+      </w:pPr>
+      <w:r>
+        <w:rPr>
+          <w:b w:val="0"/>
+        </w:rPr>
+        <w:t xml:space="preserve">Teacher explanation: </w:t>
+      </w:r>
+      <w:r>
+        <w:rPr>
+          <w:b/>
+        </w:rPr>
+        <w:t>Contribution</w:t>
+      </w:r>
+      <w:r>
+        <w:rPr>
+          <w:b w:val="0"/>
+        </w:rPr>
+        <w:t xml:space="preserve">s -6, 4, 1 give -1. With second component 2, </w:t>
+      </w:r>
+      <w:r>
+        <w:rPr>
+          <w:b/>
+        </w:rPr>
+        <w:t>contribution</w:t>
+      </w:r>
+      <w:r>
+        <w:rPr>
+          <w:b w:val="0"/>
+        </w:rPr>
+        <w:t>s -6, 8, 1 give 3, a rise of 4.</w:t>
       </w:r>
     </w:p>
     <w:p>
       <w:pPr>
         <w:spacing w:line="336" w:lineRule="auto" w:after="180"/>
-        <w:shd w:fill="F5F1FB"/>
-      </w:pPr>
-      <w:r>
-        <w:rPr>
-          <w:b w:val="0"/>
-        </w:rPr>
-        <w:t xml:space="preserve">For w = [2, -1] and x = [3, 5], write both </w:t>
+      </w:pPr>
+      <w:r>
+        <w:rPr>
+          <w:b w:val="0"/>
+        </w:rPr>
+        <w:t xml:space="preserve">Three </w:t>
       </w:r>
       <w:r>
         <w:rPr>
           <w:b/>
         </w:rPr>
-        <w:t>contribution</w:t>
-      </w:r>
-      <w:r>
-        <w:rPr>
-          <w:b w:val="0"/>
-        </w:rPr>
-        <w:t>s and their sum.</w:t>
+        <w:t>input</w:t>
+      </w:r>
+      <w:r>
+        <w:rPr>
+          <w:b w:val="0"/>
+        </w:rPr>
+        <w:t xml:space="preserve"> components need three matching </w:t>
+      </w:r>
+      <w:r>
+        <w:rPr>
+          <w:b/>
+        </w:rPr>
+        <w:t>weight</w:t>
+      </w:r>
+      <w:r>
+        <w:rPr>
+          <w:b w:val="0"/>
+        </w:rPr>
+        <w:t>s; silently dropping the final component changes the computation.</w:t>
       </w:r>
     </w:p>
     <w:p>
       <w:pPr>
-        <w:pStyle w:val="Heading3"/>
-      </w:pPr>
-      <w:r>
-        <w:t>Teacher reasoning · W1</w:t>
-      </w:r>
-    </w:p>
-    <w:p>
-      <w:pPr>
-        <w:spacing w:line="336" w:lineRule="auto" w:after="180"/>
-        <w:shd w:fill="F1F6FC"/>
-      </w:pPr>
-      <w:r>
-        <w:rPr>
-          <w:b w:val="0"/>
-        </w:rPr>
-        <w:t xml:space="preserve">Teacher explanation: </w:t>
-      </w:r>
-      <w:r>
-        <w:rPr>
-          <w:b/>
-        </w:rPr>
-        <w:t>Contribution</w:t>
-      </w:r>
-      <w:r>
-        <w:rPr>
-          <w:b w:val="0"/>
-        </w:rPr>
-        <w:t xml:space="preserve">s are 6 and -5, so the </w:t>
-      </w:r>
-      <w:r>
-        <w:rPr>
-          <w:b/>
-        </w:rPr>
-        <w:t>score</w:t>
-      </w:r>
-      <w:r>
-        <w:rPr>
-          <w:b w:val="0"/>
-        </w:rPr>
-        <w:t xml:space="preserve"> is 1.</w:t>
-      </w:r>
-    </w:p>
-    <w:p>
-      <w:pPr>
-        <w:pStyle w:val="Heading3"/>
-      </w:pPr>
-      <w:r>
-        <w:t>W2 Explain cancellation</w:t>
-      </w:r>
-    </w:p>
-    <w:p>
-      <w:pPr>
-        <w:pStyle w:val="Heading3"/>
-      </w:pPr>
-      <w:r>
-        <w:t>Workbook question · W2</w:t>
-      </w:r>
-    </w:p>
-    <w:p>
-      <w:pPr>
-        <w:spacing w:line="336" w:lineRule="auto" w:after="180"/>
-        <w:shd w:fill="F5F1FB"/>
-      </w:pPr>
-      <w:r>
-        <w:rPr>
-          <w:b w:val="0"/>
-        </w:rPr>
-        <w:t xml:space="preserve">For w = [2, -1] and x = [2, 4], explain why </w:t>
-      </w:r>
-      <w:r>
-        <w:rPr>
-          <w:b/>
-        </w:rPr>
-        <w:t>score</w:t>
-      </w:r>
-      <w:r>
-        <w:rPr>
-          <w:b w:val="0"/>
-        </w:rPr>
-        <w:t xml:space="preserve"> zero does not mean the </w:t>
-      </w:r>
-      <w:r>
-        <w:rPr>
-          <w:b/>
-        </w:rPr>
-        <w:t>input</w:t>
-      </w:r>
-      <w:r>
-        <w:rPr>
-          <w:b w:val="0"/>
-        </w:rPr>
-        <w:t xml:space="preserve"> contains no information.</w:t>
-      </w:r>
-    </w:p>
-    <w:p>
-      <w:pPr>
-        <w:pStyle w:val="Heading3"/>
-      </w:pPr>
-      <w:r>
-        <w:t>Teacher reasoning · W2</w:t>
-      </w:r>
-    </w:p>
-    <w:p>
-      <w:pPr>
-        <w:spacing w:line="336" w:lineRule="auto" w:after="180"/>
-        <w:shd w:fill="F1F6FC"/>
-      </w:pPr>
-      <w:r>
-        <w:rPr>
-          <w:b w:val="0"/>
-        </w:rPr>
-        <w:t xml:space="preserve">Teacher explanation: </w:t>
-      </w:r>
-      <w:r>
-        <w:rPr>
-          <w:b/>
-        </w:rPr>
-        <w:t>Contribution</w:t>
-      </w:r>
-      <w:r>
-        <w:rPr>
-          <w:b w:val="0"/>
-        </w:rPr>
-        <w:t xml:space="preserve">s 4 and -4 cancel. The </w:t>
-      </w:r>
-      <w:r>
-        <w:rPr>
-          <w:b/>
-        </w:rPr>
-        <w:t>input</w:t>
-      </w:r>
-      <w:r>
-        <w:rPr>
-          <w:b w:val="0"/>
-        </w:rPr>
-        <w:t xml:space="preserve"> still contains width 2 and height 4; zero is the combined </w:t>
-      </w:r>
-      <w:r>
-        <w:rPr>
-          <w:b/>
-        </w:rPr>
-        <w:t>score</w:t>
-      </w:r>
-      <w:r>
-        <w:rPr>
-          <w:b w:val="0"/>
-        </w:rPr>
-        <w:t>.</w:t>
-      </w:r>
-    </w:p>
-    <w:p>
-      <w:pPr>
-        <w:pStyle w:val="Heading3"/>
-      </w:pPr>
-      <w:r>
-        <w:t>W3 Preserve a unit change</w:t>
-      </w:r>
-    </w:p>
-    <w:p>
-      <w:pPr>
-        <w:pStyle w:val="Heading3"/>
-      </w:pPr>
-      <w:r>
-        <w:t>Workbook question · W3</w:t>
-      </w:r>
-    </w:p>
-    <w:p>
-      <w:pPr>
-        <w:spacing w:line="336" w:lineRule="auto" w:after="180"/>
-        <w:shd w:fill="F5F1FB"/>
-      </w:pPr>
-      <w:r>
-        <w:rPr>
-          <w:b w:val="0"/>
-        </w:rPr>
-        <w:t xml:space="preserve">Width stays in cm and height changes to mm. For the worked parcel [4 cm, 20 mm], give the revised </w:t>
-      </w:r>
-      <w:r>
-        <w:rPr>
-          <w:b/>
-        </w:rPr>
-        <w:t>weight</w:t>
-      </w:r>
-      <w:r>
-        <w:rPr>
-          <w:b w:val="0"/>
-        </w:rPr>
-        <w:t xml:space="preserve">s and </w:t>
-      </w:r>
-      <w:r>
-        <w:rPr>
-          <w:b/>
-        </w:rPr>
-        <w:t>score</w:t>
-      </w:r>
-      <w:r>
-        <w:rPr>
-          <w:b w:val="0"/>
-        </w:rPr>
-        <w:t>.</w:t>
-      </w:r>
-    </w:p>
-    <w:p>
-      <w:pPr>
-        <w:pStyle w:val="Heading3"/>
-      </w:pPr>
-      <w:r>
-        <w:t>Teacher reasoning · W3</w:t>
-      </w:r>
-    </w:p>
-    <w:p>
-      <w:pPr>
-        <w:spacing w:line="336" w:lineRule="auto" w:after="180"/>
-        <w:shd w:fill="F1F6FC"/>
-      </w:pPr>
-      <w:r>
-        <w:rPr>
-          <w:b w:val="0"/>
-        </w:rPr>
-        <w:t xml:space="preserve">Teacher explanation: Use [2, -0.1]. </w:t>
-      </w:r>
-      <w:r>
-        <w:rPr>
-          <w:b/>
-        </w:rPr>
-        <w:t>Contribution</w:t>
-      </w:r>
-      <w:r>
-        <w:rPr>
-          <w:b w:val="0"/>
-        </w:rPr>
-        <w:t xml:space="preserve">s 8 and -2 give </w:t>
-      </w:r>
-      <w:r>
-        <w:rPr>
-          <w:b/>
-        </w:rPr>
-        <w:t>score</w:t>
-      </w:r>
-      <w:r>
-        <w:rPr>
-          <w:b w:val="0"/>
-        </w:rPr>
-        <w:t xml:space="preserve"> 6, preserving the original measurement meaning.</w:t>
-      </w:r>
-    </w:p>
-    <w:p>
-      <w:pPr>
-        <w:pStyle w:val="Heading3"/>
-      </w:pPr>
-      <w:r>
-        <w:t>W4 Compute a new dot product independently</w:t>
-      </w:r>
-    </w:p>
-    <w:p>
-      <w:pPr>
-        <w:pStyle w:val="Heading3"/>
-      </w:pPr>
-      <w:r>
-        <w:t>Workbook question · W4</w:t>
-      </w:r>
-    </w:p>
-    <w:p>
-      <w:pPr>
-        <w:spacing w:line="336" w:lineRule="auto" w:after="180"/>
-        <w:shd w:fill="F5F1FB"/>
-      </w:pPr>
-      <w:r>
-        <w:rPr>
-          <w:b w:val="0"/>
-        </w:rPr>
-        <w:t xml:space="preserve">Use x = [3, 1, 2] and w = [-2, 4, 0.5]. Give each </w:t>
-      </w:r>
-      <w:r>
-        <w:rPr>
-          <w:b/>
-        </w:rPr>
-        <w:t>contribution</w:t>
-      </w:r>
-      <w:r>
-        <w:rPr>
-          <w:b w:val="0"/>
-        </w:rPr>
-        <w:t xml:space="preserve"> and the total. Increase only the second component from 1 to 2 and compute the new total. Explain why a two-</w:t>
-      </w:r>
-      <w:r>
-        <w:rPr>
-          <w:b/>
-        </w:rPr>
-        <w:t>weight</w:t>
-      </w:r>
-      <w:r>
-        <w:rPr>
-          <w:b w:val="0"/>
-        </w:rPr>
-        <w:t xml:space="preserve"> list is invalid for this </w:t>
-      </w:r>
-      <w:r>
-        <w:rPr>
-          <w:b/>
-        </w:rPr>
-        <w:t>input</w:t>
-      </w:r>
-      <w:r>
-        <w:rPr>
-          <w:b w:val="0"/>
-        </w:rPr>
-        <w:t>.</w:t>
-      </w:r>
-    </w:p>
-    <w:p>
-      <w:pPr>
-        <w:pStyle w:val="Heading3"/>
-      </w:pPr>
-      <w:r>
-        <w:t>Teacher reasoning · W4</w:t>
-      </w:r>
-    </w:p>
-    <w:p>
-      <w:pPr>
-        <w:spacing w:line="336" w:lineRule="auto" w:after="180"/>
-        <w:shd w:fill="F1F6FC"/>
-      </w:pPr>
-      <w:r>
-        <w:rPr>
-          <w:b w:val="0"/>
-        </w:rPr>
-        <w:t xml:space="preserve">Teacher explanation: </w:t>
-      </w:r>
-      <w:r>
-        <w:rPr>
-          <w:b/>
-        </w:rPr>
-        <w:t>Contribution</w:t>
-      </w:r>
-      <w:r>
-        <w:rPr>
-          <w:b w:val="0"/>
-        </w:rPr>
-        <w:t xml:space="preserve">s -6, 4, 1 give -1. With second component 2, </w:t>
-      </w:r>
-      <w:r>
-        <w:rPr>
-          <w:b/>
-        </w:rPr>
-        <w:t>contribution</w:t>
-      </w:r>
-      <w:r>
-        <w:rPr>
-          <w:b w:val="0"/>
-        </w:rPr>
-        <w:t>s -6, 8, 1 give 3, a rise of 4.</w:t>
-      </w:r>
-    </w:p>
-    <w:p>
-      <w:pPr>
-        <w:spacing w:line="336" w:lineRule="auto" w:after="180"/>
-        <w:shd w:fill="F1F6FC"/>
-      </w:pPr>
-      <w:r>
-        <w:rPr>
-          <w:b w:val="0"/>
-        </w:rPr>
-        <w:t xml:space="preserve">Three </w:t>
-      </w:r>
-      <w:r>
-        <w:rPr>
-          <w:b/>
-        </w:rPr>
-        <w:t>input</w:t>
-      </w:r>
-      <w:r>
-        <w:rPr>
-          <w:b w:val="0"/>
-        </w:rPr>
-        <w:t xml:space="preserve"> components need three matching </w:t>
-      </w:r>
-      <w:r>
-        <w:rPr>
-          <w:b/>
-        </w:rPr>
-        <w:t>weight</w:t>
-      </w:r>
-      <w:r>
-        <w:rPr>
-          <w:b w:val="0"/>
-        </w:rPr>
-        <w:t>s; silently dropping the final component changes the computation.</w:t>
-      </w:r>
-    </w:p>
-    <w:p>
-      <w:pPr>
-        <w:pStyle w:val="Heading3"/>
-      </w:pPr>
-      <w:r>
-        <w:t>W5 Find lost information</w:t>
-      </w:r>
-    </w:p>
-    <w:p>
-      <w:pPr>
-        <w:pStyle w:val="Heading3"/>
-      </w:pPr>
-      <w:r>
-        <w:t>Workbook question · W5</w:t>
-      </w:r>
-    </w:p>
-    <w:p>
-      <w:pPr>
-        <w:spacing w:line="336" w:lineRule="auto" w:after="180"/>
-        <w:shd w:fill="F5F1FB"/>
-      </w:pPr>
-      <w:r>
-        <w:rPr>
-          <w:b w:val="0"/>
-        </w:rPr>
-        <w:t xml:space="preserve">Verify that [4, 2] and [5, 4] both </w:t>
-      </w:r>
-      <w:r>
-        <w:rPr>
-          <w:b/>
-        </w:rPr>
-        <w:t>score</w:t>
-      </w:r>
-      <w:r>
-        <w:rPr>
-          <w:b w:val="0"/>
-        </w:rPr>
-        <w:t xml:space="preserve"> 6 with w = [2, -1]. Can a later step receiving only this </w:t>
-      </w:r>
-      <w:r>
-        <w:rPr>
-          <w:b/>
-        </w:rPr>
-        <w:t>score</w:t>
-      </w:r>
-      <w:r>
-        <w:rPr>
-          <w:b w:val="0"/>
-        </w:rPr>
-        <w:t xml:space="preserve"> distinguish those two records?</w:t>
-      </w:r>
-    </w:p>
-    <w:p>
-      <w:pPr>
-        <w:pStyle w:val="Heading3"/>
-      </w:pPr>
-      <w:r>
-        <w:t>Teacher reasoning · W5</w:t>
-      </w:r>
-    </w:p>
-    <w:p>
-      <w:pPr>
-        <w:spacing w:line="336" w:lineRule="auto" w:after="180"/>
-        <w:shd w:fill="F1F6FC"/>
-      </w:pPr>
-      <w:r>
-        <w:rPr>
-          <w:b w:val="0"/>
-        </w:rPr>
-        <w:t xml:space="preserve">Teacher explanation: The </w:t>
-      </w:r>
-      <w:r>
-        <w:rPr>
-          <w:b/>
-        </w:rPr>
-        <w:t>score</w:t>
-      </w:r>
-      <w:r>
-        <w:rPr>
-          <w:b w:val="0"/>
-        </w:rPr>
-        <w:t>s are 8 - 2 = 6 and 10 - 4 = 6. A deterministic later step receiving only 6 receives identical information and cannot distinguish them.</w:t>
-      </w:r>
-    </w:p>
-    <w:p>
-      <w:pPr>
-        <w:pStyle w:val="Heading3"/>
-      </w:pPr>
-      <w:r>
-        <w:t>Independent assessment and fresh retry</w:t>
-      </w:r>
-    </w:p>
-    <w:p>
-      <w:pPr>
-        <w:pStyle w:val="Heading3"/>
-      </w:pPr>
-      <w:r>
-        <w:t>Teacher key · Independent assessment and fresh retry</w:t>
-      </w:r>
-    </w:p>
-    <w:p>
-      <w:pPr>
-        <w:spacing w:line="336" w:lineRule="auto" w:after="180"/>
-        <w:shd w:fill="F1F6FC"/>
-      </w:pPr>
-      <w:r>
-        <w:rPr>
-          <w:b w:val="0"/>
-        </w:rPr>
-        <w:t xml:space="preserve">W4 requires </w:t>
-      </w:r>
-      <w:r>
-        <w:rPr>
-          <w:b/>
-        </w:rPr>
-        <w:t>contribution</w:t>
-      </w:r>
-      <w:r>
-        <w:rPr>
-          <w:b w:val="0"/>
-        </w:rPr>
-        <w:t xml:space="preserve">s -6, 4, 1 and total -1, changed total 3 and a dimension check. Fresh retry: w = [1, -3, 2], x = [2, 1, 4] gives 2 - 3 + 8 = 7. If only the third </w:t>
-      </w:r>
-      <w:r>
-        <w:rPr>
-          <w:b/>
-        </w:rPr>
-        <w:t>input</w:t>
-      </w:r>
-      <w:r>
-        <w:rPr>
-          <w:b w:val="0"/>
-        </w:rPr>
-        <w:t xml:space="preserve"> falls to 3, the </w:t>
-      </w:r>
-      <w:r>
-        <w:rPr>
-          <w:b/>
-        </w:rPr>
-        <w:t>score</w:t>
-      </w:r>
-      <w:r>
-        <w:rPr>
-          <w:b w:val="0"/>
-        </w:rPr>
-        <w:t xml:space="preserve"> is 5.</w:t>
-      </w:r>
-    </w:p>
-    <w:p>
-      <w:pPr>
-        <w:spacing w:line="336" w:lineRule="auto" w:after="180"/>
-        <w:shd w:fill="F1F6FC"/>
-      </w:pPr>
-      <w:r>
-        <w:rPr>
-          <w:b w:val="0"/>
-        </w:rPr>
-        <w:t>Ask for the two-point decrease explanation.</w:t>
-      </w:r>
-    </w:p>
-    <w:p>
-      <w:pPr>
-        <w:pStyle w:val="Heading3"/>
-      </w:pPr>
-      <w:r>
-        <w:t>Assess independent transfer</w:t>
-      </w:r>
-    </w:p>
-    <w:p>
-      <w:pPr>
-        <w:pStyle w:val="Heading3"/>
-      </w:pPr>
-      <w:r>
-        <w:t>Independent question · withhold the key</w:t>
-      </w:r>
-    </w:p>
-    <w:p>
-      <w:pPr>
-        <w:spacing w:line="336" w:lineRule="auto" w:after="180"/>
-        <w:shd w:fill="F5F1FB"/>
-      </w:pPr>
-      <w:r>
-        <w:rPr>
-          <w:b w:val="0"/>
-        </w:rPr>
-        <w:t xml:space="preserve">Selected case: Use x = [3, 1, 2] and w = [-2, 4, 0.5]. Give each </w:t>
-      </w:r>
-      <w:r>
-        <w:rPr>
-          <w:b/>
-        </w:rPr>
-        <w:t>contribution</w:t>
-      </w:r>
-      <w:r>
-        <w:rPr>
-          <w:b w:val="0"/>
-        </w:rPr>
-        <w:t xml:space="preserve"> and the total. Increase only the second component from 1 to 2 and compute the new total. Explain why a two-</w:t>
-      </w:r>
-      <w:r>
-        <w:rPr>
-          <w:b/>
-        </w:rPr>
-        <w:t>weight</w:t>
-      </w:r>
-      <w:r>
-        <w:rPr>
-          <w:b w:val="0"/>
-        </w:rPr>
-        <w:t xml:space="preserve"> list is invalid for this </w:t>
-      </w:r>
-      <w:r>
-        <w:rPr>
-          <w:b/>
-        </w:rPr>
-        <w:t>input</w:t>
-      </w:r>
-      <w:r>
-        <w:rPr>
-          <w:b w:val="0"/>
-        </w:rPr>
-        <w:t>.</w:t>
-      </w:r>
-    </w:p>
-    <w:p>
-      <w:pPr>
-        <w:pStyle w:val="Heading3"/>
-      </w:pPr>
-      <w:r>
-        <w:t>Selected case answer</w:t>
-      </w:r>
-    </w:p>
-    <w:p>
-      <w:pPr>
-        <w:pStyle w:val="Heading3"/>
-      </w:pPr>
-      <w:r>
-        <w:t>Teacher key · Selected case answer</w:t>
-      </w:r>
-    </w:p>
-    <w:p>
-      <w:pPr>
-        <w:spacing w:line="336" w:lineRule="auto" w:after="180"/>
-        <w:shd w:fill="F1F6FC"/>
-      </w:pPr>
-      <w:r>
-        <w:rPr>
-          <w:b w:val="0"/>
-        </w:rPr>
-        <w:t xml:space="preserve">Teacher explanation: </w:t>
-      </w:r>
-      <w:r>
-        <w:rPr>
-          <w:b/>
-        </w:rPr>
-        <w:t>Contribution</w:t>
-      </w:r>
-      <w:r>
-        <w:rPr>
-          <w:b w:val="0"/>
-        </w:rPr>
-        <w:t xml:space="preserve">s -6, 4, 1 give -1. With second component 2, </w:t>
-      </w:r>
-      <w:r>
-        <w:rPr>
-          <w:b/>
-        </w:rPr>
-        <w:t>contribution</w:t>
-      </w:r>
-      <w:r>
-        <w:rPr>
-          <w:b w:val="0"/>
-        </w:rPr>
-        <w:t>s -6, 8, 1 give 3, a rise of 4.</w:t>
-      </w:r>
-    </w:p>
-    <w:p>
-      <w:pPr>
-        <w:spacing w:line="336" w:lineRule="auto" w:after="180"/>
-        <w:shd w:fill="F1F6FC"/>
-      </w:pPr>
-      <w:r>
-        <w:rPr>
-          <w:b w:val="0"/>
-        </w:rPr>
-        <w:t xml:space="preserve">Three </w:t>
-      </w:r>
-      <w:r>
-        <w:rPr>
-          <w:b/>
-        </w:rPr>
-        <w:t>input</w:t>
-      </w:r>
-      <w:r>
-        <w:rPr>
-          <w:b w:val="0"/>
-        </w:rPr>
-        <w:t xml:space="preserve"> components need three matching </w:t>
-      </w:r>
-      <w:r>
-        <w:rPr>
-          <w:b/>
-        </w:rPr>
-        <w:t>weight</w:t>
-      </w:r>
-      <w:r>
-        <w:rPr>
-          <w:b w:val="0"/>
-        </w:rPr>
-        <w:t>s; silently dropping the final component changes the computation.</w:t>
+        <w:pStyle w:val="Heading2"/>
+      </w:pPr>
+      <w:r>
+        <w:t>Judge explanation,trace and limits</w:t>
       </w:r>
     </w:p>
     <w:tbl>
@@ -4363,54 +4029,55 @@
     </w:tbl>
     <w:p>
       <w:pPr>
-        <w:pStyle w:val="Heading3"/>
-      </w:pPr>
-      <w:r>
-        <w:t>Teacher key · Selected case answer</w:t>
+        <w:spacing w:line="336" w:lineRule="auto" w:after="180"/>
+      </w:pPr>
+      <w:r>
+        <w:rPr>
+          <w:b w:val="0"/>
+        </w:rPr>
+        <w:t>Record each dimension as not yet, with support, or independent. Accept a valid alternative procedure with a defensible trace.</w:t>
       </w:r>
     </w:p>
     <w:p>
       <w:pPr>
         <w:spacing w:line="336" w:lineRule="auto" w:after="180"/>
-        <w:shd w:fill="F1F6FC"/>
-      </w:pPr>
-      <w:r>
-        <w:rPr>
-          <w:b w:val="0"/>
-        </w:rPr>
-        <w:t>Record each dimension as not yet, with support, or independent. Accept a valid alternative procedure with a defensible trace.</w:t>
+      </w:pPr>
+      <w:r>
+        <w:rPr>
+          <w:b w:val="0"/>
+        </w:rPr>
+        <w:t xml:space="preserve">Do not penalise an honestly recorded model failure if the learner correctly explains its </w:t>
+      </w:r>
+      <w:r>
+        <w:rPr>
+          <w:b/>
+        </w:rPr>
+        <w:t>evidence</w:t>
+      </w:r>
+      <w:r>
+        <w:rPr>
+          <w:b w:val="0"/>
+        </w:rPr>
+        <w:t xml:space="preserve"> and limits.</w:t>
       </w:r>
     </w:p>
     <w:p>
       <w:pPr>
-        <w:spacing w:line="336" w:lineRule="auto" w:after="180"/>
-        <w:shd w:fill="F1F6FC"/>
-      </w:pPr>
-      <w:r>
-        <w:rPr>
-          <w:b w:val="0"/>
-        </w:rPr>
-        <w:t xml:space="preserve">Do not penalise an honestly recorded model failure if the learner correctly explains its </w:t>
-      </w:r>
-      <w:r>
-        <w:rPr>
-          <w:b/>
-        </w:rPr>
-        <w:t>evidence</w:t>
-      </w:r>
-      <w:r>
-        <w:rPr>
-          <w:b w:val="0"/>
-        </w:rPr>
-        <w:t xml:space="preserve"> and limits.</w:t>
+        <w:pStyle w:val="Heading2"/>
+      </w:pPr>
+      <w:r>
+        <w:t>Give one usable repair</w:t>
       </w:r>
     </w:p>
     <w:p>
       <w:pPr>
-        <w:pStyle w:val="Heading3"/>
-      </w:pPr>
-      <w:r>
-        <w:t>Feedback that the learner uses</w:t>
+        <w:spacing w:line="336" w:lineRule="auto" w:after="180"/>
+      </w:pPr>
+      <w:r>
+        <w:rPr>
+          <w:b w:val="0"/>
+        </w:rPr>
+        <w:t>Name the earliest unsupported step and give one action to repair it. Have the learner make that repair now and explain why. Then assess the relevant skill on a fresh, fully specified case.</w:t>
       </w:r>
     </w:p>
     <w:p>
@@ -4421,90 +4088,81 @@
         <w:rPr>
           <w:b w:val="0"/>
         </w:rPr>
-        <w:t>Name the earliest unsupported step and give one action to repair it. Have the learner make that repair now and explain why. Then assess the relevant skill on a fresh, fully specified case.</w:t>
+        <w:t>Confirm it was not previously practised with feedback; solve and check the new case before assigning it. A follow-up design prompt is a starting brief, not automatically an equivalent test.</w:t>
       </w:r>
     </w:p>
     <w:p>
       <w:pPr>
-        <w:spacing w:line="336" w:lineRule="auto" w:after="180"/>
-      </w:pPr>
-      <w:r>
-        <w:rPr>
-          <w:b w:val="0"/>
-        </w:rPr>
-        <w:t>Confirm it was not previously practised with feedback; solve and check the new case before assigning it. A follow-up design prompt is a starting brief, not automatically an equivalent test.</w:t>
+        <w:pStyle w:val="Heading2"/>
+      </w:pPr>
+      <w:r>
+        <w:t>W1 Calculate contributions</w:t>
       </w:r>
     </w:p>
     <w:p>
       <w:pPr>
-        <w:pStyle w:val="Heading1"/>
-      </w:pPr>
-      <w:r>
-        <w:t>06. Connect the project, support and next lesson</w:t>
+        <w:spacing w:line="336" w:lineRule="auto" w:after="180"/>
+      </w:pPr>
+      <w:r>
+        <w:rPr>
+          <w:b w:val="0"/>
+        </w:rPr>
+        <w:t xml:space="preserve">For w = [2, -1] and x = [3, 5], write both </w:t>
+      </w:r>
+      <w:r>
+        <w:rPr>
+          <w:b/>
+        </w:rPr>
+        <w:t>contribution</w:t>
+      </w:r>
+      <w:r>
+        <w:rPr>
+          <w:b w:val="0"/>
+        </w:rPr>
+        <w:t>s and their sum.</w:t>
       </w:r>
     </w:p>
     <w:p>
-      <w:r>
-        <w:t>Connect Dot products and weighted sums to Image-pattern Network Investigation, adapt support and plan a later changed-case check.</w:t>
+      <w:pPr>
+        <w:spacing w:line="336" w:lineRule="auto" w:after="180"/>
+      </w:pPr>
+      <w:r>
+        <w:rPr>
+          <w:b w:val="0"/>
+        </w:rPr>
+        <w:t xml:space="preserve">Teacher explanation: </w:t>
+      </w:r>
+      <w:r>
+        <w:rPr>
+          <w:b/>
+        </w:rPr>
+        <w:t>Contribution</w:t>
+      </w:r>
+      <w:r>
+        <w:rPr>
+          <w:b w:val="0"/>
+        </w:rPr>
+        <w:t xml:space="preserve">s are 6 and -5, so the </w:t>
+      </w:r>
+      <w:r>
+        <w:rPr>
+          <w:b/>
+        </w:rPr>
+        <w:t>score</w:t>
+      </w:r>
+      <w:r>
+        <w:rPr>
+          <w:b w:val="0"/>
+        </w:rPr>
+        <w:t xml:space="preserve"> is 1.</w:t>
       </w:r>
     </w:p>
     <w:p>
       <w:pPr>
-        <w:spacing w:line="336" w:lineRule="auto" w:after="180"/>
-      </w:pPr>
-      <w:r>
-        <w:rPr>
-          <w:b w:val="0"/>
-        </w:rPr>
-        <w:t xml:space="preserve">Add a labelled </w:t>
-      </w:r>
-      <w:r>
-        <w:rPr>
-          <w:b/>
-        </w:rPr>
-        <w:t>dot product</w:t>
-      </w:r>
-      <w:r>
-        <w:rPr>
-          <w:b w:val="0"/>
-        </w:rPr>
-        <w:t xml:space="preserve">s and </w:t>
-      </w:r>
-      <w:r>
-        <w:rPr>
-          <w:b/>
-        </w:rPr>
-        <w:t>weight</w:t>
-      </w:r>
-      <w:r>
-        <w:rPr>
-          <w:b w:val="0"/>
-        </w:rPr>
-        <w:t xml:space="preserve">ed sums </w:t>
-      </w:r>
-      <w:r>
-        <w:rPr>
-          <w:b/>
-        </w:rPr>
-        <w:t>evidence</w:t>
-      </w:r>
-      <w:r>
-        <w:rPr>
-          <w:b w:val="0"/>
-        </w:rPr>
-        <w:t xml:space="preserve"> sheet to Image-pattern Network Investigation. Show how you can calculate a </w:t>
-      </w:r>
-      <w:r>
-        <w:rPr>
-          <w:b/>
-        </w:rPr>
-        <w:t>dot product</w:t>
-      </w:r>
-      <w:r>
-        <w:rPr>
-          <w:b w:val="0"/>
-        </w:rPr>
-        <w:t xml:space="preserve"> by matching feature positions.</w:t>
+        <w:pStyle w:val="Heading2"/>
+      </w:pPr>
+      <w:r>
+        <w:t>W2 Explain cancellation</w:t>
       </w:r>
     </w:p>
     <w:p>
@@ -4515,31 +4173,31 @@
         <w:rPr>
           <w:b w:val="0"/>
         </w:rPr>
-        <w:t xml:space="preserve">Use the supplied fictional case and keep its </w:t>
+        <w:t xml:space="preserve">For w = [2, -1] and x = [2, 4], explain why </w:t>
       </w:r>
       <w:r>
         <w:rPr>
           <w:b/>
         </w:rPr>
+        <w:t>score</w:t>
+      </w:r>
+      <w:r>
+        <w:rPr>
+          <w:b w:val="0"/>
+        </w:rPr>
+        <w:t xml:space="preserve"> zero does not mean the </w:t>
+      </w:r>
+      <w:r>
+        <w:rPr>
+          <w:b/>
+        </w:rPr>
         <w:t>input</w:t>
       </w:r>
       <w:r>
         <w:rPr>
           <w:b w:val="0"/>
         </w:rPr>
-        <w:t xml:space="preserve">s, intermediate steps, calculation or </w:t>
-      </w:r>
-      <w:r>
-        <w:rPr>
-          <w:b/>
-        </w:rPr>
-        <w:t>prediction</w:t>
-      </w:r>
-      <w:r>
-        <w:rPr>
-          <w:b w:val="0"/>
-        </w:rPr>
-        <w:t>, and limitation. Connect this record to last week’s record; a matching answer without a trace is insufficient.</w:t>
+        <w:t xml:space="preserve"> contains no information.</w:t>
       </w:r>
     </w:p>
     <w:p>
@@ -4550,54 +4208,51 @@
         <w:rPr>
           <w:b w:val="0"/>
         </w:rPr>
-        <w:t xml:space="preserve">Provide three labelled </w:t>
+        <w:t xml:space="preserve">Teacher explanation: </w:t>
       </w:r>
       <w:r>
         <w:rPr>
           <w:b/>
         </w:rPr>
-        <w:t>contribution</w:t>
-      </w:r>
-      <w:r>
-        <w:rPr>
-          <w:b w:val="0"/>
-        </w:rPr>
-        <w:t xml:space="preserve"> boxes and a number line for signed addition.</w:t>
+        <w:t>Contribution</w:t>
+      </w:r>
+      <w:r>
+        <w:rPr>
+          <w:b w:val="0"/>
+        </w:rPr>
+        <w:t xml:space="preserve">s 4 and -4 cancel. The </w:t>
+      </w:r>
+      <w:r>
+        <w:rPr>
+          <w:b/>
+        </w:rPr>
+        <w:t>input</w:t>
+      </w:r>
+      <w:r>
+        <w:rPr>
+          <w:b w:val="0"/>
+        </w:rPr>
+        <w:t xml:space="preserve"> still contains width 2 and height 4; zero is the combined </w:t>
+      </w:r>
+      <w:r>
+        <w:rPr>
+          <w:b/>
+        </w:rPr>
+        <w:t>score</w:t>
+      </w:r>
+      <w:r>
+        <w:rPr>
+          <w:b w:val="0"/>
+        </w:rPr>
+        <w:t>.</w:t>
       </w:r>
     </w:p>
     <w:p>
       <w:pPr>
-        <w:spacing w:line="336" w:lineRule="auto" w:after="180"/>
-      </w:pPr>
-      <w:r>
-        <w:rPr>
-          <w:b w:val="0"/>
-        </w:rPr>
-        <w:t xml:space="preserve">Extension: permute both </w:t>
-      </w:r>
-      <w:r>
-        <w:rPr>
-          <w:b/>
-        </w:rPr>
-        <w:t>input</w:t>
-      </w:r>
-      <w:r>
-        <w:rPr>
-          <w:b w:val="0"/>
-        </w:rPr>
-        <w:t xml:space="preserve">s and matching </w:t>
-      </w:r>
-      <w:r>
-        <w:rPr>
-          <w:b/>
-        </w:rPr>
-        <w:t>weight</w:t>
-      </w:r>
-      <w:r>
-        <w:rPr>
-          <w:b w:val="0"/>
-        </w:rPr>
-        <w:t>s together and show that the sum is preserved; then permute only one to expose a schema mismatch.</w:t>
+        <w:pStyle w:val="Heading2"/>
+      </w:pPr>
+      <w:r>
+        <w:t>W3 Preserve a unit change</w:t>
       </w:r>
     </w:p>
     <w:p>
@@ -4608,19 +4263,31 @@
         <w:rPr>
           <w:b w:val="0"/>
         </w:rPr>
-        <w:t xml:space="preserve">Week 3 adds a bias after the </w:t>
+        <w:t xml:space="preserve">Width stays in cm and height changes to mm. For the worked parcel [4 cm, 20 mm], give the revised </w:t>
       </w:r>
       <w:r>
         <w:rPr>
           <w:b/>
         </w:rPr>
-        <w:t>dot product</w:t>
-      </w:r>
-      <w:r>
-        <w:rPr>
-          <w:b w:val="0"/>
-        </w:rPr>
-        <w:t xml:space="preserve"> and uses an explicit decision boundary.</w:t>
+        <w:t>weight</w:t>
+      </w:r>
+      <w:r>
+        <w:rPr>
+          <w:b w:val="0"/>
+        </w:rPr>
+        <w:t xml:space="preserve">s and </w:t>
+      </w:r>
+      <w:r>
+        <w:rPr>
+          <w:b/>
+        </w:rPr>
+        <w:t>score</w:t>
+      </w:r>
+      <w:r>
+        <w:rPr>
+          <w:b w:val="0"/>
+        </w:rPr>
+        <w:t>.</w:t>
       </w:r>
     </w:p>
     <w:p>
@@ -4631,15 +4298,655 @@
         <w:rPr>
           <w:b w:val="0"/>
         </w:rPr>
-        <w:t>Retain the project ledger and assess a changed case after support. Check the relevant prerequisite before carrying this component forward.</w:t>
+        <w:t xml:space="preserve">Teacher explanation: Use [2, -0.1]. </w:t>
+      </w:r>
+      <w:r>
+        <w:rPr>
+          <w:b/>
+        </w:rPr>
+        <w:t>Contribution</w:t>
+      </w:r>
+      <w:r>
+        <w:rPr>
+          <w:b w:val="0"/>
+        </w:rPr>
+        <w:t xml:space="preserve">s 8 and -2 give </w:t>
+      </w:r>
+      <w:r>
+        <w:rPr>
+          <w:b/>
+        </w:rPr>
+        <w:t>score</w:t>
+      </w:r>
+      <w:r>
+        <w:rPr>
+          <w:b w:val="0"/>
+        </w:rPr>
+        <w:t xml:space="preserve"> 6, preserving the original measurement meaning.</w:t>
       </w:r>
     </w:p>
     <w:p>
       <w:pPr>
+        <w:pStyle w:val="Heading2"/>
+      </w:pPr>
+      <w:r>
+        <w:t>W5 Find lost information</w:t>
+      </w:r>
+    </w:p>
+    <w:p>
+      <w:pPr>
+        <w:spacing w:line="336" w:lineRule="auto" w:after="180"/>
+      </w:pPr>
+      <w:r>
+        <w:rPr>
+          <w:b w:val="0"/>
+        </w:rPr>
+        <w:t xml:space="preserve">Verify that [4, 2] and [5, 4] both </w:t>
+      </w:r>
+      <w:r>
+        <w:rPr>
+          <w:b/>
+        </w:rPr>
+        <w:t>score</w:t>
+      </w:r>
+      <w:r>
+        <w:rPr>
+          <w:b w:val="0"/>
+        </w:rPr>
+        <w:t xml:space="preserve"> 6 with w = [2, -1]. Can a later step receiving only this </w:t>
+      </w:r>
+      <w:r>
+        <w:rPr>
+          <w:b/>
+        </w:rPr>
+        <w:t>score</w:t>
+      </w:r>
+      <w:r>
+        <w:rPr>
+          <w:b w:val="0"/>
+        </w:rPr>
+        <w:t xml:space="preserve"> distinguish those two records?</w:t>
+      </w:r>
+    </w:p>
+    <w:p>
+      <w:pPr>
+        <w:spacing w:line="336" w:lineRule="auto" w:after="180"/>
+      </w:pPr>
+      <w:r>
+        <w:rPr>
+          <w:b w:val="0"/>
+        </w:rPr>
+        <w:t xml:space="preserve">Teacher explanation: The </w:t>
+      </w:r>
+      <w:r>
+        <w:rPr>
+          <w:b/>
+        </w:rPr>
+        <w:t>score</w:t>
+      </w:r>
+      <w:r>
+        <w:rPr>
+          <w:b w:val="0"/>
+        </w:rPr>
+        <w:t>s are 8 - 2 = 6 and 10 - 4 = 6. A deterministic later step receiving only 6 receives identical information and cannot distinguish them.</w:t>
+      </w:r>
+    </w:p>
+    <w:p>
+      <w:pPr>
+        <w:pStyle w:val="Heading2"/>
+      </w:pPr>
+      <w:r>
+        <w:t>Earlier wording, alternatives and picture transcripts · reference / check after trying</w:t>
+      </w:r>
+    </w:p>
+    <w:p>
+      <w:pPr>
         <w:pStyle w:val="Heading3"/>
       </w:pPr>
       <w:r>
-        <w:t>Plan the delayed return</w:t>
+        <w:t>Guided and exit questions</w:t>
+      </w:r>
+    </w:p>
+    <w:p>
+      <w:pPr>
+        <w:spacing w:line="336" w:lineRule="auto" w:after="180"/>
+      </w:pPr>
+      <w:r>
+        <w:rPr>
+          <w:b w:val="0"/>
+        </w:rPr>
+        <w:t xml:space="preserve">Guided: [4, 3] gives 8 and -3, total 5, down 1 from 6 because height rose by 1 with coefficient -1. Exit: the </w:t>
+      </w:r>
+      <w:r>
+        <w:rPr>
+          <w:b/>
+        </w:rPr>
+        <w:t>score</w:t>
+      </w:r>
+      <w:r>
+        <w:rPr>
+          <w:b w:val="0"/>
+        </w:rPr>
+        <w:t xml:space="preserve"> has no supplied probability mapping, fitted probability model or calibration </w:t>
+      </w:r>
+      <w:r>
+        <w:rPr>
+          <w:b/>
+        </w:rPr>
+        <w:t>evidence</w:t>
+      </w:r>
+      <w:r>
+        <w:rPr>
+          <w:b w:val="0"/>
+        </w:rPr>
+        <w:t>.</w:t>
+      </w:r>
+    </w:p>
+    <w:p>
+      <w:pPr>
+        <w:spacing w:line="336" w:lineRule="auto" w:after="180"/>
+      </w:pPr>
+      <w:r>
+        <w:rPr>
+          <w:b w:val="0"/>
+        </w:rPr>
+        <w:t>Multiplying it by ten does not create a supported probability.</w:t>
+      </w:r>
+    </w:p>
+    <w:p>
+      <w:pPr>
+        <w:pStyle w:val="Heading3"/>
+      </w:pPr>
+      <w:r>
+        <w:t>W1 Calculate contributions</w:t>
+      </w:r>
+    </w:p>
+    <w:p>
+      <w:pPr>
+        <w:pStyle w:val="Heading3"/>
+      </w:pPr>
+      <w:r>
+        <w:t>W2 Explain cancellation</w:t>
+      </w:r>
+    </w:p>
+    <w:p>
+      <w:pPr>
+        <w:pStyle w:val="Heading3"/>
+      </w:pPr>
+      <w:r>
+        <w:t>W3 Preserve a unit change</w:t>
+      </w:r>
+    </w:p>
+    <w:p>
+      <w:pPr>
+        <w:pStyle w:val="Heading3"/>
+      </w:pPr>
+      <w:r>
+        <w:t>W4 Compute a new dot product independently</w:t>
+      </w:r>
+    </w:p>
+    <w:p>
+      <w:pPr>
+        <w:spacing w:line="336" w:lineRule="auto" w:after="180"/>
+      </w:pPr>
+      <w:r>
+        <w:rPr>
+          <w:b w:val="0"/>
+        </w:rPr>
+        <w:t xml:space="preserve">Use x = [3, 1, 2] and w = [-2, 4, 0.5]. Give each </w:t>
+      </w:r>
+      <w:r>
+        <w:rPr>
+          <w:b/>
+        </w:rPr>
+        <w:t>contribution</w:t>
+      </w:r>
+      <w:r>
+        <w:rPr>
+          <w:b w:val="0"/>
+        </w:rPr>
+        <w:t xml:space="preserve"> and the total. Increase only the second component from 1 to 2 and compute the new total. Explain why a two-</w:t>
+      </w:r>
+      <w:r>
+        <w:rPr>
+          <w:b/>
+        </w:rPr>
+        <w:t>weight</w:t>
+      </w:r>
+      <w:r>
+        <w:rPr>
+          <w:b w:val="0"/>
+        </w:rPr>
+        <w:t xml:space="preserve"> list is invalid for this </w:t>
+      </w:r>
+      <w:r>
+        <w:rPr>
+          <w:b/>
+        </w:rPr>
+        <w:t>input</w:t>
+      </w:r>
+      <w:r>
+        <w:rPr>
+          <w:b w:val="0"/>
+        </w:rPr>
+        <w:t>.</w:t>
+      </w:r>
+    </w:p>
+    <w:p>
+      <w:pPr>
+        <w:spacing w:line="336" w:lineRule="auto" w:after="180"/>
+      </w:pPr>
+      <w:r>
+        <w:rPr>
+          <w:b w:val="0"/>
+        </w:rPr>
+        <w:t xml:space="preserve">Teacher explanation: </w:t>
+      </w:r>
+      <w:r>
+        <w:rPr>
+          <w:b/>
+        </w:rPr>
+        <w:t>Contribution</w:t>
+      </w:r>
+      <w:r>
+        <w:rPr>
+          <w:b w:val="0"/>
+        </w:rPr>
+        <w:t xml:space="preserve">s -6, 4, 1 give -1. With second component 2, </w:t>
+      </w:r>
+      <w:r>
+        <w:rPr>
+          <w:b/>
+        </w:rPr>
+        <w:t>contribution</w:t>
+      </w:r>
+      <w:r>
+        <w:rPr>
+          <w:b w:val="0"/>
+        </w:rPr>
+        <w:t>s -6, 8, 1 give 3, a rise of 4.</w:t>
+      </w:r>
+    </w:p>
+    <w:p>
+      <w:pPr>
+        <w:spacing w:line="336" w:lineRule="auto" w:after="180"/>
+      </w:pPr>
+      <w:r>
+        <w:rPr>
+          <w:b w:val="0"/>
+        </w:rPr>
+        <w:t xml:space="preserve">Three </w:t>
+      </w:r>
+      <w:r>
+        <w:rPr>
+          <w:b/>
+        </w:rPr>
+        <w:t>input</w:t>
+      </w:r>
+      <w:r>
+        <w:rPr>
+          <w:b w:val="0"/>
+        </w:rPr>
+        <w:t xml:space="preserve"> components need three matching </w:t>
+      </w:r>
+      <w:r>
+        <w:rPr>
+          <w:b/>
+        </w:rPr>
+        <w:t>weight</w:t>
+      </w:r>
+      <w:r>
+        <w:rPr>
+          <w:b w:val="0"/>
+        </w:rPr>
+        <w:t>s; silently dropping the final component changes the computation.</w:t>
+      </w:r>
+    </w:p>
+    <w:p>
+      <w:pPr>
+        <w:pStyle w:val="Heading3"/>
+      </w:pPr>
+      <w:r>
+        <w:t>W5 Find lost information</w:t>
+      </w:r>
+    </w:p>
+    <w:p>
+      <w:pPr>
+        <w:pStyle w:val="Heading3"/>
+      </w:pPr>
+      <w:r>
+        <w:t>Independent assessment and fresh retry</w:t>
+      </w:r>
+    </w:p>
+    <w:p>
+      <w:pPr>
+        <w:spacing w:line="336" w:lineRule="auto" w:after="180"/>
+      </w:pPr>
+      <w:r>
+        <w:rPr>
+          <w:b w:val="0"/>
+        </w:rPr>
+        <w:t xml:space="preserve">W4 requires </w:t>
+      </w:r>
+      <w:r>
+        <w:rPr>
+          <w:b/>
+        </w:rPr>
+        <w:t>contribution</w:t>
+      </w:r>
+      <w:r>
+        <w:rPr>
+          <w:b w:val="0"/>
+        </w:rPr>
+        <w:t xml:space="preserve">s -6, 4, 1 and total -1, changed total 3 and a dimension check. Fresh retry: w = [1, -3, 2], x = [2, 1, 4] gives 2 - 3 + 8 = 7. If only the third </w:t>
+      </w:r>
+      <w:r>
+        <w:rPr>
+          <w:b/>
+        </w:rPr>
+        <w:t>input</w:t>
+      </w:r>
+      <w:r>
+        <w:rPr>
+          <w:b w:val="0"/>
+        </w:rPr>
+        <w:t xml:space="preserve"> falls to 3, the </w:t>
+      </w:r>
+      <w:r>
+        <w:rPr>
+          <w:b/>
+        </w:rPr>
+        <w:t>score</w:t>
+      </w:r>
+      <w:r>
+        <w:rPr>
+          <w:b w:val="0"/>
+        </w:rPr>
+        <w:t xml:space="preserve"> is 5.</w:t>
+      </w:r>
+    </w:p>
+    <w:p>
+      <w:pPr>
+        <w:spacing w:line="336" w:lineRule="auto" w:after="180"/>
+      </w:pPr>
+      <w:r>
+        <w:rPr>
+          <w:b w:val="0"/>
+        </w:rPr>
+        <w:t>Ask for the two-point decrease explanation.</w:t>
+      </w:r>
+    </w:p>
+    <w:p>
+      <w:pPr>
+        <w:pStyle w:val="Heading3"/>
+      </w:pPr>
+      <w:r>
+        <w:t>Assess independent transfer</w:t>
+      </w:r>
+    </w:p>
+    <w:p>
+      <w:pPr>
+        <w:pStyle w:val="Heading3"/>
+      </w:pPr>
+      <w:r>
+        <w:t>Selected case answer</w:t>
+      </w:r>
+    </w:p>
+    <w:p>
+      <w:pPr>
+        <w:pStyle w:val="Heading3"/>
+      </w:pPr>
+      <w:r>
+        <w:t>Feedback that the learner uses</w:t>
+      </w:r>
+    </w:p>
+    <w:p>
+      <w:pPr>
+        <w:pStyle w:val="Heading1"/>
+      </w:pPr>
+      <w:r>
+        <w:t>06. Connect,support and revisit the mathematics</w:t>
+      </w:r>
+    </w:p>
+    <w:p>
+      <w:r>
+        <w:t>Use the saved evidence to choose the next step.</w:t>
+      </w:r>
+    </w:p>
+    <w:p>
+      <w:pPr>
+        <w:pStyle w:val="Heading2"/>
+      </w:pPr>
+      <w:r>
+        <w:t>Project and next-week bridge</w:t>
+      </w:r>
+    </w:p>
+    <w:p>
+      <w:pPr>
+        <w:spacing w:line="336" w:lineRule="auto" w:after="180"/>
+      </w:pPr>
+      <w:r>
+        <w:rPr>
+          <w:b w:val="0"/>
+        </w:rPr>
+        <w:t xml:space="preserve">Add a labelled </w:t>
+      </w:r>
+      <w:r>
+        <w:rPr>
+          <w:b/>
+        </w:rPr>
+        <w:t>dot product</w:t>
+      </w:r>
+      <w:r>
+        <w:rPr>
+          <w:b w:val="0"/>
+        </w:rPr>
+        <w:t xml:space="preserve">s and </w:t>
+      </w:r>
+      <w:r>
+        <w:rPr>
+          <w:b/>
+        </w:rPr>
+        <w:t>weight</w:t>
+      </w:r>
+      <w:r>
+        <w:rPr>
+          <w:b w:val="0"/>
+        </w:rPr>
+        <w:t xml:space="preserve">ed sums </w:t>
+      </w:r>
+      <w:r>
+        <w:rPr>
+          <w:b/>
+        </w:rPr>
+        <w:t>evidence</w:t>
+      </w:r>
+      <w:r>
+        <w:rPr>
+          <w:b w:val="0"/>
+        </w:rPr>
+        <w:t xml:space="preserve"> sheet to Image-pattern Network Investigation. Show how you can calculate a </w:t>
+      </w:r>
+      <w:r>
+        <w:rPr>
+          <w:b/>
+        </w:rPr>
+        <w:t>dot product</w:t>
+      </w:r>
+      <w:r>
+        <w:rPr>
+          <w:b w:val="0"/>
+        </w:rPr>
+        <w:t xml:space="preserve"> by matching feature positions.</w:t>
+      </w:r>
+    </w:p>
+    <w:p>
+      <w:pPr>
+        <w:spacing w:line="336" w:lineRule="auto" w:after="180"/>
+      </w:pPr>
+      <w:r>
+        <w:rPr>
+          <w:b w:val="0"/>
+        </w:rPr>
+        <w:t xml:space="preserve">Use the supplied fictional case and keep its </w:t>
+      </w:r>
+      <w:r>
+        <w:rPr>
+          <w:b/>
+        </w:rPr>
+        <w:t>input</w:t>
+      </w:r>
+      <w:r>
+        <w:rPr>
+          <w:b w:val="0"/>
+        </w:rPr>
+        <w:t xml:space="preserve">s, intermediate steps, calculation or </w:t>
+      </w:r>
+      <w:r>
+        <w:rPr>
+          <w:b/>
+        </w:rPr>
+        <w:t>prediction</w:t>
+      </w:r>
+      <w:r>
+        <w:rPr>
+          <w:b w:val="0"/>
+        </w:rPr>
+        <w:t>, and limitation. Connect this record to last week’s record; a matching answer without a trace is insufficient.</w:t>
+      </w:r>
+    </w:p>
+    <w:p>
+      <w:pPr>
+        <w:spacing w:line="336" w:lineRule="auto" w:after="180"/>
+      </w:pPr>
+      <w:r>
+        <w:rPr>
+          <w:b w:val="0"/>
+        </w:rPr>
+        <w:t xml:space="preserve">Provide three labelled </w:t>
+      </w:r>
+      <w:r>
+        <w:rPr>
+          <w:b/>
+        </w:rPr>
+        <w:t>contribution</w:t>
+      </w:r>
+      <w:r>
+        <w:rPr>
+          <w:b w:val="0"/>
+        </w:rPr>
+        <w:t xml:space="preserve"> boxes and a number line for signed addition.</w:t>
+      </w:r>
+    </w:p>
+    <w:p>
+      <w:pPr>
+        <w:spacing w:line="336" w:lineRule="auto" w:after="180"/>
+      </w:pPr>
+      <w:r>
+        <w:rPr>
+          <w:b w:val="0"/>
+        </w:rPr>
+        <w:t xml:space="preserve">Extension: permute both </w:t>
+      </w:r>
+      <w:r>
+        <w:rPr>
+          <w:b/>
+        </w:rPr>
+        <w:t>input</w:t>
+      </w:r>
+      <w:r>
+        <w:rPr>
+          <w:b w:val="0"/>
+        </w:rPr>
+        <w:t xml:space="preserve">s and matching </w:t>
+      </w:r>
+      <w:r>
+        <w:rPr>
+          <w:b/>
+        </w:rPr>
+        <w:t>weight</w:t>
+      </w:r>
+      <w:r>
+        <w:rPr>
+          <w:b w:val="0"/>
+        </w:rPr>
+        <w:t>s together and show that the sum is preserved; then permute only one to expose a schema mismatch.</w:t>
+      </w:r>
+    </w:p>
+    <w:p>
+      <w:pPr>
+        <w:spacing w:line="336" w:lineRule="auto" w:after="180"/>
+      </w:pPr>
+      <w:r>
+        <w:rPr>
+          <w:b w:val="0"/>
+        </w:rPr>
+        <w:t xml:space="preserve">Week 3 adds a bias after the </w:t>
+      </w:r>
+      <w:r>
+        <w:rPr>
+          <w:b/>
+        </w:rPr>
+        <w:t>dot product</w:t>
+      </w:r>
+      <w:r>
+        <w:rPr>
+          <w:b w:val="0"/>
+        </w:rPr>
+        <w:t xml:space="preserve"> and uses an explicit decision boundary.</w:t>
+      </w:r>
+    </w:p>
+    <w:p>
+      <w:pPr>
+        <w:spacing w:line="336" w:lineRule="auto" w:after="180"/>
+      </w:pPr>
+      <w:r>
+        <w:rPr>
+          <w:b w:val="0"/>
+        </w:rPr>
+        <w:t>Retain the project ledger and assess a changed case after support. Check the relevant prerequisite before carrying this component forward.</w:t>
+      </w:r>
+    </w:p>
+    <w:p>
+      <w:pPr>
+        <w:spacing w:line="336" w:lineRule="auto" w:after="180"/>
+      </w:pPr>
+      <w:r>
+        <w:rPr>
+          <w:b w:val="0"/>
+        </w:rPr>
+        <w:t xml:space="preserve">For your Image-pattern Network Investigation, save the </w:t>
+      </w:r>
+      <w:r>
+        <w:rPr>
+          <w:b/>
+        </w:rPr>
+        <w:t>input</w:t>
+      </w:r>
+      <w:r>
+        <w:rPr>
+          <w:b w:val="0"/>
+        </w:rPr>
+        <w:t>, procedure, observed result and limitation of this check.</w:t>
+      </w:r>
+    </w:p>
+    <w:p>
+      <w:pPr>
+        <w:spacing w:line="336" w:lineRule="auto" w:after="180"/>
+      </w:pPr>
+      <w:r>
+        <w:rPr>
+          <w:b w:val="0"/>
+        </w:rPr>
+        <w:t>Label this worked example as practice; use a different, previously unreviewed case when checking independent understanding.</w:t>
+      </w:r>
+    </w:p>
+    <w:p>
+      <w:pPr>
+        <w:pStyle w:val="Heading2"/>
+      </w:pPr>
+      <w:r>
+        <w:t>Delayed return and support record</w:t>
       </w:r>
     </w:p>
     <w:p>
@@ -4856,44 +5163,26 @@
     </w:p>
     <w:p>
       <w:pPr>
-        <w:pStyle w:val="Heading3"/>
-      </w:pPr>
-      <w:r>
-        <w:t>Project evidence from this case</w:t>
+        <w:pStyle w:val="Heading2"/>
+      </w:pPr>
+      <w:r>
+        <w:t>Earlier wording, alternatives and picture transcripts · reference / check after trying</w:t>
       </w:r>
     </w:p>
     <w:p>
       <w:pPr>
-        <w:spacing w:line="336" w:lineRule="auto" w:after="180"/>
-      </w:pPr>
-      <w:r>
-        <w:rPr>
-          <w:b w:val="0"/>
-        </w:rPr>
-        <w:t xml:space="preserve">For your Image-pattern Network Investigation, save the </w:t>
-      </w:r>
-      <w:r>
-        <w:rPr>
-          <w:b/>
-        </w:rPr>
-        <w:t>input</w:t>
-      </w:r>
-      <w:r>
-        <w:rPr>
-          <w:b w:val="0"/>
-        </w:rPr>
-        <w:t>, procedure, observed result and limitation of this check.</w:t>
+        <w:pStyle w:val="Heading3"/>
+      </w:pPr>
+      <w:r>
+        <w:t>Plan the delayed return</w:t>
       </w:r>
     </w:p>
     <w:p>
       <w:pPr>
-        <w:spacing w:line="336" w:lineRule="auto" w:after="180"/>
-      </w:pPr>
-      <w:r>
-        <w:rPr>
-          <w:b w:val="0"/>
-        </w:rPr>
-        <w:t>Label this worked example as practice; use a different, previously unreviewed case when checking independent understanding.</w:t>
+        <w:pStyle w:val="Heading3"/>
+      </w:pPr>
+      <w:r>
+        <w:t>Project evidence from this case</w:t>
       </w:r>
     </w:p>
     <w:p>
@@ -4901,26 +5190,33 @@
         <w:pStyle w:val="Heading1"/>
       </w:pPr>
       <w:r>
-        <w:t>07. Prepare, teach and assess</w:t>
+        <w:t>Reference bank and extra practice</w:t>
       </w:r>
     </w:p>
     <w:p>
-      <w:r>
-        <w:t>Use this preparation summary alongside the detailed Dot products and weighted sums lesson; it is a checklist rather than a replacement for the full sequence.</w:t>
+      <w:pPr>
+        <w:pStyle w:val="Heading1"/>
+      </w:pPr>
+      <w:r>
+        <w:t>07. Reference · Alternative planning checklist</w:t>
       </w:r>
     </w:p>
     <w:p>
-      <w:pPr>
-        <w:pStyle w:val="Heading3"/>
-      </w:pPr>
-      <w:r>
-        <w:t>Teaching target</w:t>
+      <w:r>
+        <w:t>Use alongside the main route when helpful.</w:t>
       </w:r>
     </w:p>
     <w:p>
       <w:pPr>
+        <w:pStyle w:val="Heading2"/>
+      </w:pPr>
+      <w:r>
+        <w:t>Planning,assessment and project reminders</w:t>
+      </w:r>
+    </w:p>
+    <w:p>
+      <w:pPr>
         <w:spacing w:line="336" w:lineRule="auto" w:after="180"/>
-        <w:shd w:fill="EDF7F3"/>
       </w:pPr>
       <w:r>
         <w:rPr>
@@ -5144,58 +5440,84 @@
     </w:p>
     <w:p>
       <w:pPr>
-        <w:pStyle w:val="Heading3"/>
-      </w:pPr>
-      <w:r>
-        <w:t>Supported practice answer</w:t>
+        <w:spacing w:line="336" w:lineRule="auto" w:after="180"/>
+      </w:pPr>
+      <w:r>
+        <w:rPr>
+          <w:b w:val="0"/>
+        </w:rPr>
+        <w:t xml:space="preserve">Reasoned practice answer: Teacher explanation: </w:t>
+      </w:r>
+      <w:r>
+        <w:rPr>
+          <w:b/>
+        </w:rPr>
+        <w:t>Contribution</w:t>
+      </w:r>
+      <w:r>
+        <w:rPr>
+          <w:b w:val="0"/>
+        </w:rPr>
+        <w:t xml:space="preserve">s 4 and -4 cancel. The </w:t>
+      </w:r>
+      <w:r>
+        <w:rPr>
+          <w:b/>
+        </w:rPr>
+        <w:t>input</w:t>
+      </w:r>
+      <w:r>
+        <w:rPr>
+          <w:b w:val="0"/>
+        </w:rPr>
+        <w:t xml:space="preserve"> still contains width 2 and height 4; zero is the combined </w:t>
+      </w:r>
+      <w:r>
+        <w:rPr>
+          <w:b/>
+        </w:rPr>
+        <w:t>score</w:t>
+      </w:r>
+      <w:r>
+        <w:rPr>
+          <w:b w:val="0"/>
+        </w:rPr>
+        <w:t>.</w:t>
       </w:r>
     </w:p>
     <w:p>
       <w:pPr>
         <w:spacing w:line="336" w:lineRule="auto" w:after="180"/>
-        <w:shd w:fill="F1F6FC"/>
-      </w:pPr>
-      <w:r>
-        <w:rPr>
-          <w:b w:val="0"/>
-        </w:rPr>
-        <w:t xml:space="preserve">Reasoned practice answer: Teacher explanation: </w:t>
+      </w:pPr>
+      <w:r>
+        <w:rPr>
+          <w:b w:val="0"/>
+        </w:rPr>
+        <w:t xml:space="preserve">Check every learner before discussion: Use the worked case for </w:t>
       </w:r>
       <w:r>
         <w:rPr>
           <w:b/>
         </w:rPr>
-        <w:t>Contribution</w:t>
-      </w:r>
-      <w:r>
-        <w:rPr>
-          <w:b w:val="0"/>
-        </w:rPr>
-        <w:t xml:space="preserve">s 4 and -4 cancel. The </w:t>
+        <w:t>Dot product</w:t>
+      </w:r>
+      <w:r>
+        <w:rPr>
+          <w:b w:val="0"/>
+        </w:rPr>
+        <w:t xml:space="preserve">s and </w:t>
       </w:r>
       <w:r>
         <w:rPr>
           <w:b/>
         </w:rPr>
-        <w:t>input</w:t>
-      </w:r>
-      <w:r>
-        <w:rPr>
-          <w:b w:val="0"/>
-        </w:rPr>
-        <w:t xml:space="preserve"> still contains width 2 and height 4; zero is the combined </w:t>
-      </w:r>
-      <w:r>
-        <w:rPr>
-          <w:b/>
-        </w:rPr>
-        <w:t>score</w:t>
-      </w:r>
-      <w:r>
-        <w:rPr>
-          <w:b w:val="0"/>
-        </w:rPr>
-        <w:t>.</w:t>
+        <w:t>weight</w:t>
+      </w:r>
+      <w:r>
+        <w:rPr>
+          <w:b w:val="0"/>
+        </w:rPr>
+        <w:t>ed sums. Proposed explanation: “Multiply the sums instead”. Decide whether this explanation is supported.</w:t>
       </w:r>
     </w:p>
     <w:p>
@@ -5206,31 +5528,7 @@
         <w:rPr>
           <w:b w:val="0"/>
         </w:rPr>
-        <w:t xml:space="preserve">Check every learner before discussion: Use the worked case for </w:t>
-      </w:r>
-      <w:r>
-        <w:rPr>
-          <w:b/>
-        </w:rPr>
-        <w:t>Dot product</w:t>
-      </w:r>
-      <w:r>
-        <w:rPr>
-          <w:b w:val="0"/>
-        </w:rPr>
-        <w:t xml:space="preserve">s and </w:t>
-      </w:r>
-      <w:r>
-        <w:rPr>
-          <w:b/>
-        </w:rPr>
-        <w:t>weight</w:t>
-      </w:r>
-      <w:r>
-        <w:rPr>
-          <w:b w:val="0"/>
-        </w:rPr>
-        <w:t>ed sums. Proposed explanation: “Multiply the sums instead”. Decide whether this explanation is supported.</w:t>
+        <w:t>Point to the step or supplied fact that decides; explain your repair if needed.</w:t>
       </w:r>
     </w:p>
     <w:p>
@@ -5241,27 +5539,53 @@
         <w:rPr>
           <w:b w:val="0"/>
         </w:rPr>
-        <w:t>Point to the step or supplied fact that decides; explain your repair if needed.</w:t>
+        <w:t xml:space="preserve">Misconception repair: The operation is 2 times 4 plus -1 times 2, not (2 - 1) times (4 + 2). That shortcut happens to match for some </w:t>
+      </w:r>
+      <w:r>
+        <w:rPr>
+          <w:b/>
+        </w:rPr>
+        <w:t>input</w:t>
+      </w:r>
+      <w:r>
+        <w:rPr>
+          <w:b w:val="0"/>
+        </w:rPr>
+        <w:t>s but is not the rule.</w:t>
       </w:r>
     </w:p>
     <w:p>
       <w:pPr>
-        <w:pStyle w:val="Heading3"/>
-      </w:pPr>
-      <w:r>
-        <w:t>Repair the misconception</w:t>
+        <w:spacing w:line="336" w:lineRule="auto" w:after="180"/>
+      </w:pPr>
+      <w:r>
+        <w:rPr>
+          <w:b w:val="0"/>
+        </w:rPr>
+        <w:t xml:space="preserve">Support: read the exact case aloud, enlarge the labelled picture, supply </w:t>
+      </w:r>
+      <w:r>
+        <w:rPr>
+          <w:b/>
+        </w:rPr>
+        <w:t>input</w:t>
+      </w:r>
+      <w:r>
+        <w:rPr>
+          <w:b w:val="0"/>
+        </w:rPr>
+        <w:t xml:space="preserve"> cards and model only the first deciding step. Accept a spoken explanation or drawing; retain the reasoning goal.</w:t>
       </w:r>
     </w:p>
     <w:p>
       <w:pPr>
         <w:spacing w:line="336" w:lineRule="auto" w:after="180"/>
-        <w:shd w:fill="FFF5E6"/>
-      </w:pPr>
-      <w:r>
-        <w:rPr>
-          <w:b w:val="0"/>
-        </w:rPr>
-        <w:t xml:space="preserve">Misconception repair: The operation is 2 times 4 plus -1 times 2, not (2 - 1) times (4 + 2). That shortcut happens to match for some </w:t>
+      </w:pPr>
+      <w:r>
+        <w:rPr>
+          <w:b w:val="0"/>
+        </w:rPr>
+        <w:t xml:space="preserve">Extension: Increase only the right </w:t>
       </w:r>
       <w:r>
         <w:rPr>
@@ -5273,145 +5597,72 @@
         <w:rPr>
           <w:b w:val="0"/>
         </w:rPr>
-        <w:t>s but is not the rule.</w:t>
+        <w:t xml:space="preserve"> from 5 to6. Require a </w:t>
+      </w:r>
+      <w:r>
+        <w:rPr>
+          <w:b/>
+        </w:rPr>
+        <w:t>prediction</w:t>
+      </w:r>
+      <w:r>
+        <w:rPr>
+          <w:b w:val="0"/>
+        </w:rPr>
+        <w:t xml:space="preserve"> and a reason before comparing. Expected result: The </w:t>
+      </w:r>
+      <w:r>
+        <w:rPr>
+          <w:b/>
+        </w:rPr>
+        <w:t>score</w:t>
+      </w:r>
+      <w:r>
+        <w:rPr>
+          <w:b w:val="0"/>
+        </w:rPr>
+        <w:t xml:space="preserve"> becomes 6-6=0. Reason: The right </w:t>
+      </w:r>
+      <w:r>
+        <w:rPr>
+          <w:b/>
+        </w:rPr>
+        <w:t>weight</w:t>
+      </w:r>
+      <w:r>
+        <w:rPr>
+          <w:b w:val="0"/>
+        </w:rPr>
+        <w:t xml:space="preserve"> is-1, so adding 1 to that </w:t>
+      </w:r>
+      <w:r>
+        <w:rPr>
+          <w:b/>
+        </w:rPr>
+        <w:t>input</w:t>
+      </w:r>
+      <w:r>
+        <w:rPr>
+          <w:b w:val="0"/>
+        </w:rPr>
+        <w:t xml:space="preserve"> lowers the </w:t>
+      </w:r>
+      <w:r>
+        <w:rPr>
+          <w:b/>
+        </w:rPr>
+        <w:t>score</w:t>
+      </w:r>
+      <w:r>
+        <w:rPr>
+          <w:b w:val="0"/>
+        </w:rPr>
+        <w:t xml:space="preserve"> by1.</w:t>
       </w:r>
     </w:p>
     <w:p>
       <w:pPr>
-        <w:pStyle w:val="Heading3"/>
-      </w:pPr>
-      <w:r>
-        <w:t>Support without giving away the answer</w:t>
-      </w:r>
-    </w:p>
-    <w:p>
-      <w:pPr>
         <w:spacing w:line="336" w:lineRule="auto" w:after="180"/>
-        <w:shd w:fill="F1F6F8"/>
-      </w:pPr>
-      <w:r>
-        <w:rPr>
-          <w:b w:val="0"/>
-        </w:rPr>
-        <w:t xml:space="preserve">Support: read the exact case aloud, enlarge the labelled picture, supply </w:t>
-      </w:r>
-      <w:r>
-        <w:rPr>
-          <w:b/>
-        </w:rPr>
-        <w:t>input</w:t>
-      </w:r>
-      <w:r>
-        <w:rPr>
-          <w:b w:val="0"/>
-        </w:rPr>
-        <w:t xml:space="preserve"> cards and model only the first deciding step. Accept a spoken explanation or drawing; retain the reasoning goal.</w:t>
-      </w:r>
-    </w:p>
-    <w:p>
-      <w:pPr>
-        <w:pStyle w:val="Heading3"/>
-      </w:pPr>
-      <w:r>
-        <w:t>Extend the reasoning</w:t>
-      </w:r>
-    </w:p>
-    <w:p>
-      <w:pPr>
-        <w:spacing w:line="336" w:lineRule="auto" w:after="180"/>
-        <w:shd w:fill="F5F1FB"/>
-      </w:pPr>
-      <w:r>
-        <w:rPr>
-          <w:b w:val="0"/>
-        </w:rPr>
-        <w:t xml:space="preserve">Extension: Increase only the right </w:t>
-      </w:r>
-      <w:r>
-        <w:rPr>
-          <w:b/>
-        </w:rPr>
-        <w:t>input</w:t>
-      </w:r>
-      <w:r>
-        <w:rPr>
-          <w:b w:val="0"/>
-        </w:rPr>
-        <w:t xml:space="preserve"> from 5 to6. Require a </w:t>
-      </w:r>
-      <w:r>
-        <w:rPr>
-          <w:b/>
-        </w:rPr>
-        <w:t>prediction</w:t>
-      </w:r>
-      <w:r>
-        <w:rPr>
-          <w:b w:val="0"/>
-        </w:rPr>
-        <w:t xml:space="preserve"> and a reason before comparing. Expected result: The </w:t>
-      </w:r>
-      <w:r>
-        <w:rPr>
-          <w:b/>
-        </w:rPr>
-        <w:t>score</w:t>
-      </w:r>
-      <w:r>
-        <w:rPr>
-          <w:b w:val="0"/>
-        </w:rPr>
-        <w:t xml:space="preserve"> becomes 6-6=0. Reason: The right </w:t>
-      </w:r>
-      <w:r>
-        <w:rPr>
-          <w:b/>
-        </w:rPr>
-        <w:t>weight</w:t>
-      </w:r>
-      <w:r>
-        <w:rPr>
-          <w:b w:val="0"/>
-        </w:rPr>
-        <w:t xml:space="preserve"> is-1, so adding 1 to that </w:t>
-      </w:r>
-      <w:r>
-        <w:rPr>
-          <w:b/>
-        </w:rPr>
-        <w:t>input</w:t>
-      </w:r>
-      <w:r>
-        <w:rPr>
-          <w:b w:val="0"/>
-        </w:rPr>
-        <w:t xml:space="preserve"> lowers the </w:t>
-      </w:r>
-      <w:r>
-        <w:rPr>
-          <w:b/>
-        </w:rPr>
-        <w:t>score</w:t>
-      </w:r>
-      <w:r>
-        <w:rPr>
-          <w:b w:val="0"/>
-        </w:rPr>
-        <w:t xml:space="preserve"> by1.</w:t>
-      </w:r>
-    </w:p>
-    <w:p>
-      <w:pPr>
-        <w:pStyle w:val="Heading3"/>
-      </w:pPr>
-      <w:r>
-        <w:t>Protect the independent attempt</w:t>
-      </w:r>
-    </w:p>
-    <w:p>
-      <w:pPr>
-        <w:spacing w:line="336" w:lineRule="auto" w:after="180"/>
-        <w:shd w:fill="FFF5E6"/>
       </w:pPr>
       <w:r>
         <w:rPr>
@@ -5606,70 +5857,69 @@
     </w:tbl>
     <w:p>
       <w:pPr>
-        <w:pStyle w:val="Heading3"/>
-      </w:pPr>
-      <w:r>
-        <w:t>Project checkpoint</w:t>
+        <w:spacing w:line="336" w:lineRule="auto" w:after="180"/>
+      </w:pPr>
+      <w:r>
+        <w:rPr>
+          <w:b w:val="0"/>
+        </w:rPr>
+        <w:t xml:space="preserve">Project checkpoint: Frame the need. Name the user, the problem, allowed </w:t>
+      </w:r>
+      <w:r>
+        <w:rPr>
+          <w:b/>
+        </w:rPr>
+        <w:t>input</w:t>
+      </w:r>
+      <w:r>
+        <w:rPr>
+          <w:b w:val="0"/>
+        </w:rPr>
+        <w:t>s and a safe simple starting method.</w:t>
       </w:r>
     </w:p>
     <w:p>
       <w:pPr>
         <w:spacing w:line="336" w:lineRule="auto" w:after="180"/>
-        <w:shd w:fill="EDF7F3"/>
-      </w:pPr>
-      <w:r>
-        <w:rPr>
-          <w:b w:val="0"/>
-        </w:rPr>
-        <w:t xml:space="preserve">Project checkpoint: Frame the need. Name the user, the problem, allowed </w:t>
+      </w:pPr>
+      <w:r>
+        <w:rPr>
+          <w:b w:val="0"/>
+        </w:rPr>
+        <w:t xml:space="preserve">Use the weekly teacher answer for topic-specific reasoning. A saved progress tick is an activity record; judge mastery from the learner’s explanation and </w:t>
       </w:r>
       <w:r>
         <w:rPr>
           <w:b/>
         </w:rPr>
-        <w:t>input</w:t>
-      </w:r>
-      <w:r>
-        <w:rPr>
-          <w:b w:val="0"/>
-        </w:rPr>
-        <w:t>s and a safe simple starting method.</w:t>
+        <w:t>evidence</w:t>
+      </w:r>
+      <w:r>
+        <w:rPr>
+          <w:b w:val="0"/>
+        </w:rPr>
+        <w:t>.</w:t>
       </w:r>
     </w:p>
     <w:p>
       <w:pPr>
-        <w:spacing w:line="336" w:lineRule="auto" w:after="180"/>
-      </w:pPr>
-      <w:r>
-        <w:rPr>
-          <w:b w:val="0"/>
-        </w:rPr>
-        <w:t xml:space="preserve">Use the weekly teacher answer for topic-specific reasoning. A saved progress tick is an activity record; judge mastery from the learner’s explanation and </w:t>
-      </w:r>
-      <w:r>
-        <w:rPr>
-          <w:b/>
-        </w:rPr>
-        <w:t>evidence</w:t>
-      </w:r>
-      <w:r>
-        <w:rPr>
-          <w:b w:val="0"/>
-        </w:rPr>
-        <w:t>.</w:t>
+        <w:pStyle w:val="Heading1"/>
+      </w:pPr>
+      <w:r>
+        <w:t>08. Reference · Feedback,labs and repair paths</w:t>
       </w:r>
     </w:p>
     <w:p>
-      <w:pPr>
-        <w:pStyle w:val="Heading1"/>
-      </w:pPr>
-      <w:r>
-        <w:t>08. Use feedback, labs and repair paths</w:t>
+      <w:r>
+        <w:t>Retain the first attempt and the evidence used for a repair.</w:t>
       </w:r>
     </w:p>
     <w:p>
-      <w:r>
-        <w:t>Use feedback, earlier review and portfolios purposefully. Apply the coding routine only when this lesson has an executable lab.</w:t>
+      <w:pPr>
+        <w:pStyle w:val="Heading2"/>
+      </w:pPr>
+      <w:r>
+        <w:t>Feedback and record guidance</w:t>
       </w:r>
     </w:p>
     <w:p>
@@ -5780,40 +6030,17 @@
         <w:pStyle w:val="Heading1"/>
       </w:pPr>
       <w:r>
-        <w:t>09. Visual concept journey</w:t>
+        <w:t>09. Reference · Teach with the six pictures</w:t>
       </w:r>
     </w:p>
     <w:p>
       <w:r>
-        <w:t>Show one Dot products and weighted sums graphic at a time, request a prediction and discuss its trace before the independent assessment.</w:t>
+        <w:t>Choose one picture for a particular reasoning move.</w:t>
       </w:r>
     </w:p>
     <w:p>
       <w:pPr>
-        <w:spacing w:line="336" w:lineRule="auto" w:after="180"/>
-      </w:pPr>
-      <w:r>
-        <w:rPr>
-          <w:b w:val="0"/>
-        </w:rPr>
-        <w:t xml:space="preserve">Use one picture at a time. Hide a worked result before asking for a </w:t>
-      </w:r>
-      <w:r>
-        <w:rPr>
-          <w:b/>
-        </w:rPr>
-        <w:t>prediction</w:t>
-      </w:r>
-      <w:r>
-        <w:rPr>
-          <w:b w:val="0"/>
-        </w:rPr>
-        <w:t>, then reveal it for feedback. These are supported teaching cases; retain the separate independent assessment for a fresh first attempt.</w:t>
-      </w:r>
-    </w:p>
-    <w:p>
-      <w:pPr>
-        <w:pStyle w:val="Heading3"/>
+        <w:pStyle w:val="Heading2"/>
       </w:pPr>
       <w:r>
         <w:t>01. Dot products and weighted sums: the case</w:t>
@@ -5824,7 +6051,7 @@
         <w:drawing>
           <wp:inline xmlns:a="http://schemas.openxmlformats.org/drawingml/2006/main" xmlns:pic="http://schemas.openxmlformats.org/drawingml/2006/picture">
             <wp:extent cx="5486400" cy="2990088"/>
-            <wp:docPr id="3" name="Picture 3" descr="Draw each input’s contribution to a toy weighted brightness score. Supplied facts: Inputs [2, 5]; weights [3,-1]; no bias. Score is 2×3+5×(-1). All inputs and outcomes in this worked example are invented classroom data; no real model run is claimed."/>
+            <wp:docPr id="4" name="Picture 4" descr="Draw each input’s contribution to a toy weighted brightness score. Supplied facts: Inputs [2, 5]; weights [3,-1]; no bias. Score is 2×3+5×(-1). All inputs and outcomes in this worked example are invented classroom data; no real model run is claimed."/>
             <wp:cNvGraphicFramePr>
               <a:graphicFrameLocks noChangeAspect="1"/>
             </wp:cNvGraphicFramePr>
@@ -5836,7 +6063,7 @@
                     <pic:cNvPicPr/>
                   </pic:nvPicPr>
                   <pic:blipFill>
-                    <a:blip r:embed="rId11"/>
+                    <a:blip r:embed="rId12"/>
                     <a:stretch>
                       <a:fillRect/>
                     </a:stretch>
@@ -5976,7 +6203,6 @@
     <w:p>
       <w:pPr>
         <w:spacing w:line="336" w:lineRule="auto" w:after="180"/>
-        <w:shd w:fill="F5F1FB"/>
       </w:pPr>
       <w:r>
         <w:rPr>
@@ -5987,27 +6213,18 @@
     </w:p>
     <w:p>
       <w:pPr>
-        <w:pStyle w:val="Heading3"/>
-      </w:pPr>
-      <w:r>
-        <w:t>Discuss while showing the picture</w:t>
+        <w:spacing w:line="336" w:lineRule="auto" w:after="180"/>
+      </w:pPr>
+      <w:r>
+        <w:rPr>
+          <w:b w:val="0"/>
+        </w:rPr>
+        <w:t>Teacher prompt: Point to the given fact that matters most. Explain why it matters. Ask learners to describe one label or arrow in ordinary words. Use the adjacent transcript if the image is difficult to see.</w:t>
       </w:r>
     </w:p>
     <w:p>
       <w:pPr>
-        <w:spacing w:line="336" w:lineRule="auto" w:after="180"/>
-        <w:shd w:fill="F1F6F8"/>
-      </w:pPr>
-      <w:r>
-        <w:rPr>
-          <w:b w:val="0"/>
-        </w:rPr>
-        <w:t>Teacher prompt: Point to the given fact that matters most. Explain why it matters. Ask learners to describe one label or arrow in ordinary words. Use the adjacent transcript if the image is difficult to see.</w:t>
-      </w:r>
-    </w:p>
-    <w:p>
-      <w:pPr>
-        <w:pStyle w:val="Heading3"/>
+        <w:pStyle w:val="Heading2"/>
       </w:pPr>
       <w:r>
         <w:t>02. Follow the deciding steps</w:t>
@@ -6018,7 +6235,7 @@
         <w:drawing>
           <wp:inline xmlns:a="http://schemas.openxmlformats.org/drawingml/2006/main" xmlns:pic="http://schemas.openxmlformats.org/drawingml/2006/picture">
             <wp:extent cx="5486400" cy="3182112"/>
-            <wp:docPr id="4" name="Picture 4" descr="Multiply first input: Left contribution=2×3=6. → Multiply second input: Right contribution=5×(-1)=-5. → Add contributions: Weighted sum=6-5=1; this is a score, not a probability."/>
+            <wp:docPr id="5" name="Picture 5" descr="Multiply first input: Left contribution=2×3=6. → Multiply second input: Right contribution=5×(-1)=-5. → Add contributions: Weighted sum=6-5=1; this is a score, not a probability."/>
             <wp:cNvGraphicFramePr>
               <a:graphicFrameLocks noChangeAspect="1"/>
             </wp:cNvGraphicFramePr>
@@ -6030,7 +6247,7 @@
                     <pic:cNvPicPr/>
                   </pic:nvPicPr>
                   <pic:blipFill>
-                    <a:blip r:embed="rId12"/>
+                    <a:blip r:embed="rId9"/>
                     <a:stretch>
                       <a:fillRect/>
                     </a:stretch>
@@ -6147,7 +6364,6 @@
     <w:p>
       <w:pPr>
         <w:spacing w:line="336" w:lineRule="auto" w:after="180"/>
-        <w:shd w:fill="F5F1FB"/>
       </w:pPr>
       <w:r>
         <w:rPr>
@@ -6170,39 +6386,30 @@
     </w:p>
     <w:p>
       <w:pPr>
-        <w:pStyle w:val="Heading3"/>
-      </w:pPr>
-      <w:r>
-        <w:t>Discuss while showing the picture</w:t>
+        <w:spacing w:line="336" w:lineRule="auto" w:after="180"/>
+      </w:pPr>
+      <w:r>
+        <w:rPr>
+          <w:b w:val="0"/>
+        </w:rPr>
+        <w:t xml:space="preserve">Teacher prompt: Point to each numbered stage and explain which recorded </w:t>
+      </w:r>
+      <w:r>
+        <w:rPr>
+          <w:b/>
+        </w:rPr>
+        <w:t>input</w:t>
+      </w:r>
+      <w:r>
+        <w:rPr>
+          <w:b w:val="0"/>
+        </w:rPr>
+        <w:t xml:space="preserve"> it uses. Ask learners to describe one label or arrow in ordinary words. Use the adjacent transcript if the image is difficult to see.</w:t>
       </w:r>
     </w:p>
     <w:p>
       <w:pPr>
-        <w:spacing w:line="336" w:lineRule="auto" w:after="180"/>
-        <w:shd w:fill="F1F6F8"/>
-      </w:pPr>
-      <w:r>
-        <w:rPr>
-          <w:b w:val="0"/>
-        </w:rPr>
-        <w:t xml:space="preserve">Teacher prompt: Point to each numbered stage and explain which recorded </w:t>
-      </w:r>
-      <w:r>
-        <w:rPr>
-          <w:b/>
-        </w:rPr>
-        <w:t>input</w:t>
-      </w:r>
-      <w:r>
-        <w:rPr>
-          <w:b w:val="0"/>
-        </w:rPr>
-        <w:t xml:space="preserve"> it uses. Ask learners to describe one label or arrow in ordinary words. Use the adjacent transcript if the image is difficult to see.</w:t>
-      </w:r>
-    </w:p>
-    <w:p>
-      <w:pPr>
-        <w:pStyle w:val="Heading3"/>
+        <w:pStyle w:val="Heading2"/>
       </w:pPr>
       <w:r>
         <w:t>03. Weighted brightness score</w:t>
@@ -6213,7 +6420,7 @@
         <w:drawing>
           <wp:inline xmlns:a="http://schemas.openxmlformats.org/drawingml/2006/main" xmlns:pic="http://schemas.openxmlformats.org/drawingml/2006/picture">
             <wp:extent cx="5486400" cy="3224784"/>
-            <wp:docPr id="5" name="Picture 5" descr="Weighted brightness score. Inputs: [2, 5]; weights: [3, -1]; bias: 0; activation: identity; output: 1."/>
+            <wp:docPr id="6" name="Picture 6" descr="Weighted brightness score. Inputs: [2, 5]; weights: [3, -1]; bias: 0; activation: identity; output: 1."/>
             <wp:cNvGraphicFramePr>
               <a:graphicFrameLocks noChangeAspect="1"/>
             </wp:cNvGraphicFramePr>
@@ -6312,7 +6519,6 @@
     <w:p>
       <w:pPr>
         <w:spacing w:line="336" w:lineRule="auto" w:after="180"/>
-        <w:shd w:fill="F5F1FB"/>
       </w:pPr>
       <w:r>
         <w:rPr>
@@ -6323,39 +6529,29 @@
     </w:p>
     <w:p>
       <w:pPr>
-        <w:pStyle w:val="Heading3"/>
-      </w:pPr>
-      <w:r>
-        <w:t>Discuss while showing the picture</w:t>
+        <w:spacing w:line="336" w:lineRule="auto" w:after="180"/>
+      </w:pPr>
+      <w:r>
+        <w:rPr>
+          <w:b w:val="0"/>
+        </w:rPr>
+        <w:t>Teacher prompt: Read the labels and values. Explain the relationship the model shows. Ask learners to describe one label or arrow in ordinary words. Use the adjacent transcript if the image is difficult to see.</w:t>
       </w:r>
     </w:p>
     <w:p>
       <w:pPr>
         <w:spacing w:line="336" w:lineRule="auto" w:after="180"/>
-        <w:shd w:fill="F1F6F8"/>
-      </w:pPr>
-      <w:r>
-        <w:rPr>
-          <w:b w:val="0"/>
-        </w:rPr>
-        <w:t>Teacher prompt: Read the labels and values. Explain the relationship the model shows. Ask learners to describe one label or arrow in ordinary words. Use the adjacent transcript if the image is difficult to see.</w:t>
+      </w:pPr>
+      <w:r>
+        <w:rPr>
+          <w:b w:val="0"/>
+        </w:rPr>
+        <w:t>Check row/column meanings, units and denominators before discussing a difference. Supplied toy values are not real class or model results.</w:t>
       </w:r>
     </w:p>
     <w:p>
       <w:pPr>
-        <w:spacing w:line="336" w:lineRule="auto" w:after="180"/>
-        <w:shd w:fill="F1F6F8"/>
-      </w:pPr>
-      <w:r>
-        <w:rPr>
-          <w:b w:val="0"/>
-        </w:rPr>
-        <w:t>Check row/column meanings, units and denominators before discussing a difference. Supplied toy values are not real class or model results.</w:t>
-      </w:r>
-    </w:p>
-    <w:p>
-      <w:pPr>
-        <w:pStyle w:val="Heading3"/>
+        <w:pStyle w:val="Heading2"/>
       </w:pPr>
       <w:r>
         <w:t>04. Change one thing. Trace what follows.</w:t>
@@ -6366,7 +6562,7 @@
         <w:drawing>
           <wp:inline xmlns:a="http://schemas.openxmlformats.org/drawingml/2006/main" xmlns:pic="http://schemas.openxmlformats.org/drawingml/2006/picture">
             <wp:extent cx="5486400" cy="3026664"/>
-            <wp:docPr id="6" name="Picture 6" descr="Original case: Weighted sum=6-5=1; this is a score, not a probability. Changed condition: Increase only the right input from 5 to6. Expected result: The score becomes 6-6=0. Reason: The right weight is-1, so adding 1 to that input lowers the score by1."/>
+            <wp:docPr id="7" name="Picture 7" descr="Original case: Weighted sum=6-5=1; this is a score, not a probability. Changed condition: Increase only the right input from 5 to6. Expected result: The score becomes 6-6=0. Reason: The right weight is-1, so adding 1 to that input lowers the score by1."/>
             <wp:cNvGraphicFramePr>
               <a:graphicFrameLocks noChangeAspect="1"/>
             </wp:cNvGraphicFramePr>
@@ -6506,7 +6702,6 @@
     <w:p>
       <w:pPr>
         <w:spacing w:line="336" w:lineRule="auto" w:after="180"/>
-        <w:shd w:fill="F5F1FB"/>
       </w:pPr>
       <w:r>
         <w:rPr>
@@ -6517,75 +6712,65 @@
     </w:p>
     <w:p>
       <w:pPr>
-        <w:pStyle w:val="Heading3"/>
-      </w:pPr>
-      <w:r>
-        <w:t>Discuss while showing the picture</w:t>
+        <w:spacing w:line="336" w:lineRule="auto" w:after="180"/>
+      </w:pPr>
+      <w:r>
+        <w:rPr>
+          <w:b w:val="0"/>
+        </w:rPr>
+        <w:t>Teacher prompt: Predict before checking the worked changed-case result. Name what changed and what the supplied facts allow you to conclude. Ask learners to describe one label or arrow in ordinary words.</w:t>
       </w:r>
     </w:p>
     <w:p>
       <w:pPr>
         <w:spacing w:line="336" w:lineRule="auto" w:after="180"/>
-        <w:shd w:fill="F1F6F8"/>
-      </w:pPr>
-      <w:r>
-        <w:rPr>
-          <w:b w:val="0"/>
-        </w:rPr>
-        <w:t>Teacher prompt: Predict before checking the worked changed-case result. Name what changed and what the supplied facts allow you to conclude. Ask learners to describe one label or arrow in ordinary words.</w:t>
+      </w:pPr>
+      <w:r>
+        <w:rPr>
+          <w:b w:val="0"/>
+        </w:rPr>
+        <w:t xml:space="preserve">Use the adjacent transcript if the image is difficult to see. Changed-case reasoning: The right </w:t>
+      </w:r>
+      <w:r>
+        <w:rPr>
+          <w:b/>
+        </w:rPr>
+        <w:t>weight</w:t>
+      </w:r>
+      <w:r>
+        <w:rPr>
+          <w:b w:val="0"/>
+        </w:rPr>
+        <w:t xml:space="preserve"> is-1, so adding 1 to that </w:t>
+      </w:r>
+      <w:r>
+        <w:rPr>
+          <w:b/>
+        </w:rPr>
+        <w:t>input</w:t>
+      </w:r>
+      <w:r>
+        <w:rPr>
+          <w:b w:val="0"/>
+        </w:rPr>
+        <w:t xml:space="preserve"> lowers the </w:t>
+      </w:r>
+      <w:r>
+        <w:rPr>
+          <w:b/>
+        </w:rPr>
+        <w:t>score</w:t>
+      </w:r>
+      <w:r>
+        <w:rPr>
+          <w:b w:val="0"/>
+        </w:rPr>
+        <w:t xml:space="preserve"> by1.</w:t>
       </w:r>
     </w:p>
     <w:p>
       <w:pPr>
-        <w:spacing w:line="336" w:lineRule="auto" w:after="180"/>
-        <w:shd w:fill="F1F6F8"/>
-      </w:pPr>
-      <w:r>
-        <w:rPr>
-          <w:b w:val="0"/>
-        </w:rPr>
-        <w:t xml:space="preserve">Use the adjacent transcript if the image is difficult to see. Changed-case reasoning: The right </w:t>
-      </w:r>
-      <w:r>
-        <w:rPr>
-          <w:b/>
-        </w:rPr>
-        <w:t>weight</w:t>
-      </w:r>
-      <w:r>
-        <w:rPr>
-          <w:b w:val="0"/>
-        </w:rPr>
-        <w:t xml:space="preserve"> is-1, so adding 1 to that </w:t>
-      </w:r>
-      <w:r>
-        <w:rPr>
-          <w:b/>
-        </w:rPr>
-        <w:t>input</w:t>
-      </w:r>
-      <w:r>
-        <w:rPr>
-          <w:b w:val="0"/>
-        </w:rPr>
-        <w:t xml:space="preserve"> lowers the </w:t>
-      </w:r>
-      <w:r>
-        <w:rPr>
-          <w:b/>
-        </w:rPr>
-        <w:t>score</w:t>
-      </w:r>
-      <w:r>
-        <w:rPr>
-          <w:b w:val="0"/>
-        </w:rPr>
-        <w:t xml:space="preserve"> by1.</w:t>
-      </w:r>
-    </w:p>
-    <w:p>
-      <w:pPr>
-        <w:pStyle w:val="Heading3"/>
+        <w:pStyle w:val="Heading2"/>
       </w:pPr>
       <w:r>
         <w:t>05. Connect the explanation to its limit</w:t>
@@ -6596,7 +6781,7 @@
         <w:drawing>
           <wp:inline xmlns:a="http://schemas.openxmlformats.org/drawingml/2006/main" xmlns:pic="http://schemas.openxmlformats.org/drawingml/2006/picture">
             <wp:extent cx="5486400" cy="2834640"/>
-            <wp:docPr id="7" name="Picture 7" descr="A weight controls how strongly an input contributes to the score. The left connection adds three times its measurement; the negative right connection subtracts its measurement. Calculate each contribution before adding them. This dot product is a signed score; it becomes a probability only if a separate, justified transformation and interpretation are supplied. Limit: These declared weights are hand-chosen toy parameters; no network training or calibrated probability is claimed."/>
+            <wp:docPr id="8" name="Picture 8" descr="A weight controls how strongly an input contributes to the score. The left connection adds three times its measurement; the negative right connection subtracts its measurement. Calculate each contribution before adding them. This dot product is a signed score; it becomes a probability only if a separate, justified transformation and interpretation are supplied. Limit: These declared weights are hand-chosen toy parameters; no network training or calibrated probability is claimed."/>
             <wp:cNvGraphicFramePr>
               <a:graphicFrameLocks noChangeAspect="1"/>
             </wp:cNvGraphicFramePr>
@@ -6759,7 +6944,6 @@
     <w:p>
       <w:pPr>
         <w:spacing w:line="336" w:lineRule="auto" w:after="180"/>
-        <w:shd w:fill="F5F1FB"/>
       </w:pPr>
       <w:r>
         <w:rPr>
@@ -6770,63 +6954,53 @@
     </w:p>
     <w:p>
       <w:pPr>
-        <w:pStyle w:val="Heading3"/>
-      </w:pPr>
-      <w:r>
-        <w:t>Discuss while showing the picture</w:t>
+        <w:spacing w:line="336" w:lineRule="auto" w:after="180"/>
+      </w:pPr>
+      <w:r>
+        <w:rPr>
+          <w:b w:val="0"/>
+        </w:rPr>
+        <w:t>Teacher prompt: Explain the case, then point to a limit on the claim. Ask learners to describe one label or arrow in ordinary words. Use the adjacent transcript if the image is difficult to see.</w:t>
       </w:r>
     </w:p>
     <w:p>
       <w:pPr>
         <w:spacing w:line="336" w:lineRule="auto" w:after="180"/>
-        <w:shd w:fill="F1F6F8"/>
-      </w:pPr>
-      <w:r>
-        <w:rPr>
-          <w:b w:val="0"/>
-        </w:rPr>
-        <w:t>Teacher prompt: Explain the case, then point to a limit on the claim. Ask learners to describe one label or arrow in ordinary words. Use the adjacent transcript if the image is difficult to see.</w:t>
+      </w:pPr>
+      <w:r>
+        <w:rPr>
+          <w:b w:val="0"/>
+        </w:rPr>
+        <w:t xml:space="preserve">Keep the stated scope: These declared </w:t>
+      </w:r>
+      <w:r>
+        <w:rPr>
+          <w:b/>
+        </w:rPr>
+        <w:t>weight</w:t>
+      </w:r>
+      <w:r>
+        <w:rPr>
+          <w:b w:val="0"/>
+        </w:rPr>
+        <w:t xml:space="preserve">s are hand-chosen toy parameters; no network </w:t>
+      </w:r>
+      <w:r>
+        <w:rPr>
+          <w:b/>
+        </w:rPr>
+        <w:t>training</w:t>
+      </w:r>
+      <w:r>
+        <w:rPr>
+          <w:b w:val="0"/>
+        </w:rPr>
+        <w:t xml:space="preserve"> or calibrated probability is claimed.</w:t>
       </w:r>
     </w:p>
     <w:p>
       <w:pPr>
-        <w:spacing w:line="336" w:lineRule="auto" w:after="180"/>
-        <w:shd w:fill="F1F6F8"/>
-      </w:pPr>
-      <w:r>
-        <w:rPr>
-          <w:b w:val="0"/>
-        </w:rPr>
-        <w:t xml:space="preserve">Keep the stated scope: These declared </w:t>
-      </w:r>
-      <w:r>
-        <w:rPr>
-          <w:b/>
-        </w:rPr>
-        <w:t>weight</w:t>
-      </w:r>
-      <w:r>
-        <w:rPr>
-          <w:b w:val="0"/>
-        </w:rPr>
-        <w:t xml:space="preserve">s are hand-chosen toy parameters; no network </w:t>
-      </w:r>
-      <w:r>
-        <w:rPr>
-          <w:b/>
-        </w:rPr>
-        <w:t>training</w:t>
-      </w:r>
-      <w:r>
-        <w:rPr>
-          <w:b w:val="0"/>
-        </w:rPr>
-        <w:t xml:space="preserve"> or calibrated probability is claimed.</w:t>
-      </w:r>
-    </w:p>
-    <w:p>
-      <w:pPr>
-        <w:pStyle w:val="Heading3"/>
+        <w:pStyle w:val="Heading2"/>
       </w:pPr>
       <w:r>
         <w:t>06. Make the idea visible in your project</w:t>
@@ -6837,7 +7011,7 @@
         <w:drawing>
           <wp:inline xmlns:a="http://schemas.openxmlformats.org/drawingml/2006/main" xmlns:pic="http://schemas.openxmlformats.org/drawingml/2006/picture">
             <wp:extent cx="5486400" cy="3681984"/>
-            <wp:docPr id="8" name="Picture 8" descr="For your Image-pattern Network Investigation, save the input, procedure, observed result and limitation of this check. Label this worked example as practice; use a different, previously unreviewed case when checking independent understanding. Draw your input, deciding step, result and limit. Supported question: Which connection explains why more right brightness lowers this score? Point to the relevant step in the picture, then write the changed result and the rule or evidence that supports it."/>
+            <wp:docPr id="9" name="Picture 9" descr="For your Image-pattern Network Investigation, save the input, procedure, observed result and limitation of this check. Label this worked example as practice; use a different, previously unreviewed case when checking independent understanding. Draw your input, deciding step, result and limit. Supported question: Which connection explains why more right brightness lowers this score? Point to the relevant step in the picture, then write the changed result and the rule or evidence that supports it."/>
             <wp:cNvGraphicFramePr>
               <a:graphicFrameLocks noChangeAspect="1"/>
             </wp:cNvGraphicFramePr>
@@ -6952,7 +7126,6 @@
     <w:p>
       <w:pPr>
         <w:spacing w:line="336" w:lineRule="auto" w:after="180"/>
-        <w:shd w:fill="F5F1FB"/>
       </w:pPr>
       <w:r>
         <w:rPr>
@@ -6975,46 +7148,95 @@
     </w:p>
     <w:p>
       <w:pPr>
-        <w:pStyle w:val="Heading3"/>
-      </w:pPr>
-      <w:r>
-        <w:t>Discuss while showing the picture</w:t>
+        <w:spacing w:line="336" w:lineRule="auto" w:after="180"/>
+      </w:pPr>
+      <w:r>
+        <w:rPr>
+          <w:b w:val="0"/>
+        </w:rPr>
+        <w:t xml:space="preserve">Teacher prompt: Draw your project trace and justify the deciding step using </w:t>
+      </w:r>
+      <w:r>
+        <w:rPr>
+          <w:b/>
+        </w:rPr>
+        <w:t>evidence</w:t>
+      </w:r>
+      <w:r>
+        <w:rPr>
+          <w:b w:val="0"/>
+        </w:rPr>
+        <w:t>. Ask learners to describe one label or arrow in ordinary words. Use the adjacent transcript if the image is difficult to see.</w:t>
       </w:r>
     </w:p>
     <w:p>
       <w:pPr>
         <w:spacing w:line="336" w:lineRule="auto" w:after="180"/>
-        <w:shd w:fill="F1F6F8"/>
-      </w:pPr>
-      <w:r>
-        <w:rPr>
-          <w:b w:val="0"/>
-        </w:rPr>
-        <w:t xml:space="preserve">Teacher prompt: Draw your project trace and justify the deciding step using </w:t>
+      </w:pPr>
+      <w:r>
+        <w:rPr>
+          <w:b w:val="0"/>
+        </w:rPr>
+        <w:t xml:space="preserve">Supported practice key: The right connection has negative </w:t>
       </w:r>
       <w:r>
         <w:rPr>
           <w:b/>
         </w:rPr>
-        <w:t>evidence</w:t>
-      </w:r>
-      <w:r>
-        <w:rPr>
-          <w:b w:val="0"/>
-        </w:rPr>
-        <w:t>. Ask learners to describe one label or arrow in ordinary words. Use the adjacent transcript if the image is difficult to see.</w:t>
+        <w:t>weight</w:t>
+      </w:r>
+      <w:r>
+        <w:rPr>
+          <w:b w:val="0"/>
+        </w:rPr>
+        <w:t xml:space="preserve"> -1. Its </w:t>
+      </w:r>
+      <w:r>
+        <w:rPr>
+          <w:b/>
+        </w:rPr>
+        <w:t>contribution</w:t>
+      </w:r>
+      <w:r>
+        <w:rPr>
+          <w:b w:val="0"/>
+        </w:rPr>
+        <w:t xml:space="preserve"> changes from -5 to-6 while the left </w:t>
+      </w:r>
+      <w:r>
+        <w:rPr>
+          <w:b/>
+        </w:rPr>
+        <w:t>contribution</w:t>
+      </w:r>
+      <w:r>
+        <w:rPr>
+          <w:b w:val="0"/>
+        </w:rPr>
+        <w:t xml:space="preserve"> stays 6. Changed-case check: The </w:t>
+      </w:r>
+      <w:r>
+        <w:rPr>
+          <w:b/>
+        </w:rPr>
+        <w:t>score</w:t>
+      </w:r>
+      <w:r>
+        <w:rPr>
+          <w:b w:val="0"/>
+        </w:rPr>
+        <w:t xml:space="preserve"> becomes 6-6=0.</w:t>
       </w:r>
     </w:p>
     <w:p>
       <w:pPr>
         <w:spacing w:line="336" w:lineRule="auto" w:after="180"/>
-        <w:shd w:fill="F1F6F8"/>
-      </w:pPr>
-      <w:r>
-        <w:rPr>
-          <w:b w:val="0"/>
-        </w:rPr>
-        <w:t xml:space="preserve">Supported practice key: The right connection has negative </w:t>
+      </w:pPr>
+      <w:r>
+        <w:rPr>
+          <w:b w:val="0"/>
+        </w:rPr>
+        <w:t xml:space="preserve">The right </w:t>
       </w:r>
       <w:r>
         <w:rPr>
@@ -7026,91 +7248,110 @@
         <w:rPr>
           <w:b w:val="0"/>
         </w:rPr>
-        <w:t xml:space="preserve"> -1. Its </w:t>
+        <w:t xml:space="preserve"> is-1, so adding 1 to that </w:t>
       </w:r>
       <w:r>
         <w:rPr>
           <w:b/>
         </w:rPr>
-        <w:t>contribution</w:t>
-      </w:r>
-      <w:r>
-        <w:rPr>
-          <w:b w:val="0"/>
-        </w:rPr>
-        <w:t xml:space="preserve"> changes from -5 to-6 while the left </w:t>
+        <w:t>input</w:t>
+      </w:r>
+      <w:r>
+        <w:rPr>
+          <w:b w:val="0"/>
+        </w:rPr>
+        <w:t xml:space="preserve"> lowers the </w:t>
       </w:r>
       <w:r>
         <w:rPr>
           <w:b/>
         </w:rPr>
-        <w:t>contribution</w:t>
-      </w:r>
-      <w:r>
-        <w:rPr>
-          <w:b w:val="0"/>
-        </w:rPr>
-        <w:t xml:space="preserve"> stays 6. Changed-case check: The </w:t>
-      </w:r>
-      <w:r>
-        <w:rPr>
-          <w:b/>
-        </w:rPr>
         <w:t>score</w:t>
       </w:r>
       <w:r>
         <w:rPr>
           <w:b w:val="0"/>
         </w:rPr>
-        <w:t xml:space="preserve"> becomes 6-6=0.</w:t>
+        <w:t xml:space="preserve"> by1.</w:t>
       </w:r>
     </w:p>
     <w:p>
       <w:pPr>
+        <w:pStyle w:val="Heading2"/>
+      </w:pPr>
+      <w:r>
+        <w:t>Earlier wording, alternatives and picture transcripts · reference / check after trying</w:t>
+      </w:r>
+    </w:p>
+    <w:p>
+      <w:pPr>
         <w:spacing w:line="336" w:lineRule="auto" w:after="180"/>
-        <w:shd w:fill="F1F6F8"/>
-      </w:pPr>
-      <w:r>
-        <w:rPr>
-          <w:b w:val="0"/>
-        </w:rPr>
-        <w:t xml:space="preserve">The right </w:t>
+      </w:pPr>
+      <w:r>
+        <w:rPr>
+          <w:b w:val="0"/>
+        </w:rPr>
+        <w:t xml:space="preserve">Use one picture at a time. Hide a worked result before asking for a </w:t>
       </w:r>
       <w:r>
         <w:rPr>
           <w:b/>
         </w:rPr>
-        <w:t>weight</w:t>
-      </w:r>
-      <w:r>
-        <w:rPr>
-          <w:b w:val="0"/>
-        </w:rPr>
-        <w:t xml:space="preserve"> is-1, so adding 1 to that </w:t>
-      </w:r>
-      <w:r>
-        <w:rPr>
-          <w:b/>
-        </w:rPr>
-        <w:t>input</w:t>
-      </w:r>
-      <w:r>
-        <w:rPr>
-          <w:b w:val="0"/>
-        </w:rPr>
-        <w:t xml:space="preserve"> lowers the </w:t>
-      </w:r>
-      <w:r>
-        <w:rPr>
-          <w:b/>
-        </w:rPr>
-        <w:t>score</w:t>
-      </w:r>
-      <w:r>
-        <w:rPr>
-          <w:b w:val="0"/>
-        </w:rPr>
-        <w:t xml:space="preserve"> by1.</w:t>
+        <w:t>prediction</w:t>
+      </w:r>
+      <w:r>
+        <w:rPr>
+          <w:b w:val="0"/>
+        </w:rPr>
+        <w:t>, then reveal it for feedback. These are supported teaching cases; retain the separate independent assessment for a fresh first attempt.</w:t>
+      </w:r>
+    </w:p>
+    <w:p>
+      <w:pPr>
+        <w:pStyle w:val="Heading3"/>
+      </w:pPr>
+      <w:r>
+        <w:t>01. Dot products and weighted sums: the case</w:t>
+      </w:r>
+    </w:p>
+    <w:p>
+      <w:pPr>
+        <w:pStyle w:val="Heading3"/>
+      </w:pPr>
+      <w:r>
+        <w:t>02. Follow the deciding steps</w:t>
+      </w:r>
+    </w:p>
+    <w:p>
+      <w:pPr>
+        <w:pStyle w:val="Heading3"/>
+      </w:pPr>
+      <w:r>
+        <w:t>03. Weighted brightness score</w:t>
+      </w:r>
+    </w:p>
+    <w:p>
+      <w:pPr>
+        <w:pStyle w:val="Heading3"/>
+      </w:pPr>
+      <w:r>
+        <w:t>04. Change one thing. Trace what follows.</w:t>
+      </w:r>
+    </w:p>
+    <w:p>
+      <w:pPr>
+        <w:pStyle w:val="Heading3"/>
+      </w:pPr>
+      <w:r>
+        <w:t>05. Connect the explanation to its limit</w:t>
+      </w:r>
+    </w:p>
+    <w:p>
+      <w:pPr>
+        <w:pStyle w:val="Heading3"/>
+      </w:pPr>
+      <w:r>
+        <w:t>06. Make the idea visible in your project</w:t>
       </w:r>
     </w:p>
     <w:sectPr>
